--- a/OV7251 Manual-bref.docx
+++ b/OV7251 Manual-bref.docx
@@ -4,8 +4,56 @@
   <w:body>
     <w:p>
       <w:pPr>
-        <w:pStyle w:val="3"/>
+        <w:pStyle w:val="2"/>
         <w:bidi w:val="0"/>
+        <w:jc w:val="center"/>
+        <w:rPr>
+          <w:rFonts w:hint="default"/>
+          <w:lang w:val="en-US"/>
+        </w:rPr>
+      </w:pPr>
+      <w:r>
+        <w:rPr>
+          <w:lang w:val="en-US" w:eastAsia="zh-CN"/>
+        </w:rPr>
+        <w:t>CAM-MIPI</w:t>
+      </w:r>
+      <w:r>
+        <w:rPr>
+          <w:rFonts w:hint="eastAsia"/>
+          <w:lang w:val="en-US" w:eastAsia="zh-CN"/>
+        </w:rPr>
+        <w:t>OV7251</w:t>
+      </w:r>
+      <w:r>
+        <w:rPr>
+          <w:lang w:val="en-US" w:eastAsia="zh-CN"/>
+        </w:rPr>
+        <w:t xml:space="preserve"> </w:t>
+      </w:r>
+      <w:r>
+        <w:rPr>
+          <w:rFonts w:hint="eastAsia"/>
+          <w:lang w:val="en-US" w:eastAsia="zh-CN"/>
+        </w:rPr>
+        <w:t>Quick Start</w:t>
+      </w:r>
+    </w:p>
+    <w:p>
+      <w:pPr>
+        <w:pStyle w:val="2"/>
+        <w:bidi w:val="0"/>
+        <w:rPr>
+          <w:rFonts w:hint="eastAsia"/>
+        </w:rPr>
+      </w:pPr>
+      <w:bookmarkStart w:id="0" w:name="_GoBack"/>
+      <w:bookmarkEnd w:id="0"/>
+    </w:p>
+    <w:p>
+      <w:pPr>
+        <w:pStyle w:val="2"/>
+        <w:bidi w:val="0"/>
       </w:pPr>
       <w:r>
         <w:rPr>
@@ -14,12 +62,23 @@
         <w:t>Key</w:t>
       </w:r>
       <w:r>
-        <w:t xml:space="preserve"> specifications:</w:t>
+        <w:t xml:space="preserve"> </w:t>
+      </w:r>
+      <w:r>
+        <w:rPr>
+          <w:rFonts w:hint="eastAsia"/>
+          <w:lang w:val="en-US" w:eastAsia="zh-CN"/>
+        </w:rPr>
+        <w:t>S</w:t>
+      </w:r>
+      <w:r>
+        <w:t>pecifications:</w:t>
       </w:r>
     </w:p>
     <w:p>
       <w:pPr>
         <w:numPr>
+          <w:ilvl w:val="0"/>
           <w:numId w:val="0"/>
         </w:numPr>
         <w:ind w:leftChars="0"/>
@@ -37,6 +96,7 @@
     <w:p>
       <w:pPr>
         <w:numPr>
+          <w:ilvl w:val="0"/>
           <w:numId w:val="0"/>
         </w:numPr>
         <w:ind w:leftChars="0"/>
@@ -54,6 +114,7 @@
     <w:p>
       <w:pPr>
         <w:numPr>
+          <w:ilvl w:val="0"/>
           <w:numId w:val="0"/>
         </w:numPr>
         <w:ind w:leftChars="0"/>
@@ -80,6 +141,7 @@
     <w:p>
       <w:pPr>
         <w:numPr>
+          <w:ilvl w:val="0"/>
           <w:numId w:val="0"/>
         </w:numPr>
         <w:ind w:leftChars="0"/>
@@ -97,6 +159,7 @@
     <w:p>
       <w:pPr>
         <w:numPr>
+          <w:ilvl w:val="0"/>
           <w:numId w:val="0"/>
         </w:numPr>
         <w:ind w:leftChars="0"/>
@@ -108,12 +171,23 @@
         <w:t>5</w:t>
       </w:r>
       <w:r>
-        <w:t>,support 4 work mode:</w:t>
+        <w:t>,</w:t>
+      </w:r>
+      <w:r>
+        <w:rPr>
+          <w:rFonts w:hint="eastAsia"/>
+          <w:lang w:val="en-US" w:eastAsia="zh-CN"/>
+        </w:rPr>
+        <w:t>S</w:t>
+      </w:r>
+      <w:r>
+        <w:t>upport 4 work mode:</w:t>
       </w:r>
     </w:p>
     <w:p>
       <w:pPr>
         <w:numPr>
+          <w:ilvl w:val="0"/>
           <w:numId w:val="0"/>
         </w:numPr>
         <w:ind w:leftChars="0"/>
@@ -125,12 +199,23 @@
         <w:t xml:space="preserve"> </w:t>
       </w:r>
       <w:r>
-        <w:t xml:space="preserve"> A, 8 bit stream mode</w:t>
+        <w:t xml:space="preserve"> A</w:t>
+      </w:r>
+      <w:r>
+        <w:rPr>
+          <w:rFonts w:hint="eastAsia"/>
+          <w:lang w:val="en-US" w:eastAsia="zh-CN"/>
+        </w:rPr>
+        <w:t>,</w:t>
+      </w:r>
+      <w:r>
+        <w:t>8 bit stream mode</w:t>
       </w:r>
     </w:p>
     <w:p>
       <w:pPr>
         <w:numPr>
+          <w:ilvl w:val="0"/>
           <w:numId w:val="0"/>
         </w:numPr>
         <w:ind w:leftChars="0"/>
@@ -147,8 +232,15 @@
       <w:r>
         <w:rPr>
           <w:rFonts w:hint="eastAsia"/>
-        </w:rPr>
-        <w:t>、10bit</w:t>
+          <w:lang w:val="en-US" w:eastAsia="zh-CN"/>
+        </w:rPr>
+        <w:t>,</w:t>
+      </w:r>
+      <w:r>
+        <w:rPr>
+          <w:rFonts w:hint="eastAsia"/>
+        </w:rPr>
+        <w:t>10bit</w:t>
       </w:r>
       <w:r>
         <w:t xml:space="preserve"> stream mode</w:t>
@@ -157,6 +249,7 @@
     <w:p>
       <w:pPr>
         <w:numPr>
+          <w:ilvl w:val="0"/>
           <w:numId w:val="0"/>
         </w:numPr>
         <w:ind w:leftChars="0"/>
@@ -173,8 +266,15 @@
       <w:r>
         <w:rPr>
           <w:rFonts w:hint="eastAsia"/>
-        </w:rPr>
-        <w:t>、8b</w:t>
+          <w:lang w:val="en-US" w:eastAsia="zh-CN"/>
+        </w:rPr>
+        <w:t>,</w:t>
+      </w:r>
+      <w:r>
+        <w:rPr>
+          <w:rFonts w:hint="eastAsia"/>
+        </w:rPr>
+        <w:t>8b</w:t>
       </w:r>
       <w:r>
         <w:t>it external trigger  mode</w:t>
@@ -183,6 +283,7 @@
     <w:p>
       <w:pPr>
         <w:numPr>
+          <w:ilvl w:val="0"/>
           <w:numId w:val="0"/>
         </w:numPr>
         <w:ind w:leftChars="0"/>
@@ -193,8 +294,15 @@
       <w:r>
         <w:rPr>
           <w:rFonts w:hint="eastAsia"/>
-        </w:rPr>
-        <w:t>、10bit</w:t>
+          <w:lang w:val="en-US" w:eastAsia="zh-CN"/>
+        </w:rPr>
+        <w:t>,</w:t>
+      </w:r>
+      <w:r>
+        <w:rPr>
+          <w:rFonts w:hint="eastAsia"/>
+        </w:rPr>
+        <w:t>10bit</w:t>
       </w:r>
       <w:r>
         <w:t xml:space="preserve"> </w:t>
@@ -227,6 +335,7 @@
     <w:p>
       <w:pPr>
         <w:numPr>
+          <w:ilvl w:val="0"/>
           <w:numId w:val="0"/>
         </w:numPr>
         <w:ind w:leftChars="0"/>
@@ -244,6 +353,7 @@
     <w:p>
       <w:pPr>
         <w:numPr>
+          <w:ilvl w:val="0"/>
           <w:numId w:val="0"/>
         </w:numPr>
         <w:ind w:leftChars="0"/>
@@ -255,12 +365,23 @@
         <w:t>6</w:t>
       </w:r>
       <w:r>
-        <w:t>, software trigger input support.</w:t>
+        <w:t xml:space="preserve">, </w:t>
+      </w:r>
+      <w:r>
+        <w:rPr>
+          <w:rFonts w:hint="eastAsia"/>
+          <w:lang w:val="en-US" w:eastAsia="zh-CN"/>
+        </w:rPr>
+        <w:t>S</w:t>
+      </w:r>
+      <w:r>
+        <w:t>oftware trigger input support.</w:t>
       </w:r>
     </w:p>
     <w:p>
       <w:pPr>
         <w:numPr>
+          <w:ilvl w:val="0"/>
           <w:numId w:val="0"/>
         </w:numPr>
         <w:ind w:leftChars="0"/>
@@ -278,6 +399,7 @@
     <w:p>
       <w:pPr>
         <w:numPr>
+          <w:ilvl w:val="0"/>
           <w:numId w:val="0"/>
         </w:numPr>
         <w:ind w:leftChars="0"/>
@@ -289,7 +411,17 @@
         <w:t>8</w:t>
       </w:r>
       <w:r>
-        <w:t>, provide GPL Linux 5.15.32 driver source code.</w:t>
+        <w:t xml:space="preserve">, </w:t>
+      </w:r>
+      <w:r>
+        <w:rPr>
+          <w:rFonts w:hint="eastAsia"/>
+          <w:lang w:val="en-US" w:eastAsia="zh-CN"/>
+        </w:rPr>
+        <w:t>P</w:t>
+      </w:r>
+      <w:r>
+        <w:t>rovide GPL Linux 5.15.32 driver source code.</w:t>
       </w:r>
     </w:p>
     <w:p/>
@@ -320,6 +452,223 @@
     </w:p>
     <w:p>
       <w:pPr>
+        <w:pStyle w:val="3"/>
+        <w:bidi w:val="0"/>
+      </w:pPr>
+      <w:r>
+        <w:rPr>
+          <w:rFonts w:hint="eastAsia"/>
+        </w:rPr>
+        <w:t>I</w:t>
+      </w:r>
+      <w:r>
+        <w:t>nstall and settings:</w:t>
+      </w:r>
+    </w:p>
+    <w:p>
+      <w:r>
+        <w:t>Step1:</w:t>
+      </w:r>
+    </w:p>
+    <w:p>
+      <w:r>
+        <w:t>Install driver</w:t>
+      </w:r>
+    </w:p>
+    <w:p>
+      <w:r>
+        <w:rPr>
+          <w:rFonts w:hint="eastAsia"/>
+        </w:rPr>
+        <w:t>$</w:t>
+      </w:r>
+      <w:r>
+        <w:t>sudo make install</w:t>
+      </w:r>
+    </w:p>
+    <w:p>
+      <w:r>
+        <w:t xml:space="preserve">Setting </w:t>
+      </w:r>
+    </w:p>
+    <w:p>
+      <w:r>
+        <w:t>Enable the driver by edit /boot/config.txt by add below content.</w:t>
+      </w:r>
+    </w:p>
+    <w:tbl>
+      <w:tblPr>
+        <w:tblStyle w:val="8"/>
+        <w:tblW w:w="0" w:type="auto"/>
+        <w:tblInd w:w="0" w:type="dxa"/>
+        <w:tblBorders>
+          <w:top w:val="single" w:color="auto" w:sz="4" w:space="0"/>
+          <w:left w:val="single" w:color="auto" w:sz="4" w:space="0"/>
+          <w:bottom w:val="single" w:color="auto" w:sz="4" w:space="0"/>
+          <w:right w:val="single" w:color="auto" w:sz="4" w:space="0"/>
+          <w:insideH w:val="single" w:color="auto" w:sz="4" w:space="0"/>
+          <w:insideV w:val="single" w:color="auto" w:sz="4" w:space="0"/>
+        </w:tblBorders>
+        <w:shd w:val="clear" w:color="auto" w:fill="D7D7D7" w:themeFill="background1" w:themeFillShade="D8"/>
+        <w:tblLayout w:type="autofit"/>
+        <w:tblCellMar>
+          <w:top w:w="0" w:type="dxa"/>
+          <w:left w:w="108" w:type="dxa"/>
+          <w:bottom w:w="0" w:type="dxa"/>
+          <w:right w:w="108" w:type="dxa"/>
+        </w:tblCellMar>
+      </w:tblPr>
+      <w:tblGrid>
+        <w:gridCol w:w="8522"/>
+      </w:tblGrid>
+      <w:tr>
+        <w:tblPrEx>
+          <w:tblBorders>
+            <w:top w:val="single" w:color="auto" w:sz="4" w:space="0"/>
+            <w:left w:val="single" w:color="auto" w:sz="4" w:space="0"/>
+            <w:bottom w:val="single" w:color="auto" w:sz="4" w:space="0"/>
+            <w:right w:val="single" w:color="auto" w:sz="4" w:space="0"/>
+            <w:insideH w:val="single" w:color="auto" w:sz="4" w:space="0"/>
+            <w:insideV w:val="single" w:color="auto" w:sz="4" w:space="0"/>
+          </w:tblBorders>
+          <w:tblCellMar>
+            <w:top w:w="0" w:type="dxa"/>
+            <w:left w:w="108" w:type="dxa"/>
+            <w:bottom w:w="0" w:type="dxa"/>
+            <w:right w:w="108" w:type="dxa"/>
+          </w:tblCellMar>
+        </w:tblPrEx>
+        <w:tc>
+          <w:tcPr>
+            <w:tcW w:w="8522" w:type="dxa"/>
+            <w:shd w:val="clear" w:color="auto" w:fill="D7D7D7" w:themeFill="background1" w:themeFillShade="D8"/>
+            <w:vAlign w:val="top"/>
+          </w:tcPr>
+          <w:p>
+            <w:pPr>
+              <w:rPr>
+                <w:vertAlign w:val="baseline"/>
+              </w:rPr>
+            </w:pPr>
+            <w:r>
+              <w:t>dtoverlay=vc_mipi_ov7251</w:t>
+            </w:r>
+          </w:p>
+        </w:tc>
+      </w:tr>
+    </w:tbl>
+    <w:p>
+      <w:pPr>
+        <w:rPr>
+          <w:rFonts w:hint="default"/>
+          <w:lang w:val="en-US" w:eastAsia="zh-CN"/>
+        </w:rPr>
+      </w:pPr>
+      <w:r>
+        <w:rPr>
+          <w:rFonts w:hint="eastAsia"/>
+          <w:lang w:val="en-US" w:eastAsia="zh-CN"/>
+        </w:rPr>
+        <w:t>If pi zero(bcm2835)</w:t>
+      </w:r>
+    </w:p>
+    <w:tbl>
+      <w:tblPr>
+        <w:tblStyle w:val="8"/>
+        <w:tblW w:w="0" w:type="auto"/>
+        <w:tblInd w:w="0" w:type="dxa"/>
+        <w:tblBorders>
+          <w:top w:val="single" w:color="auto" w:sz="4" w:space="0"/>
+          <w:left w:val="single" w:color="auto" w:sz="4" w:space="0"/>
+          <w:bottom w:val="single" w:color="auto" w:sz="4" w:space="0"/>
+          <w:right w:val="single" w:color="auto" w:sz="4" w:space="0"/>
+          <w:insideH w:val="single" w:color="auto" w:sz="4" w:space="0"/>
+          <w:insideV w:val="single" w:color="auto" w:sz="4" w:space="0"/>
+        </w:tblBorders>
+        <w:shd w:val="clear" w:color="auto" w:fill="D7D7D7" w:themeFill="background1" w:themeFillShade="D8"/>
+        <w:tblLayout w:type="autofit"/>
+        <w:tblCellMar>
+          <w:top w:w="0" w:type="dxa"/>
+          <w:left w:w="108" w:type="dxa"/>
+          <w:bottom w:w="0" w:type="dxa"/>
+          <w:right w:w="108" w:type="dxa"/>
+        </w:tblCellMar>
+      </w:tblPr>
+      <w:tblGrid>
+        <w:gridCol w:w="8522"/>
+      </w:tblGrid>
+      <w:tr>
+        <w:tblPrEx>
+          <w:tblBorders>
+            <w:top w:val="single" w:color="auto" w:sz="4" w:space="0"/>
+            <w:left w:val="single" w:color="auto" w:sz="4" w:space="0"/>
+            <w:bottom w:val="single" w:color="auto" w:sz="4" w:space="0"/>
+            <w:right w:val="single" w:color="auto" w:sz="4" w:space="0"/>
+            <w:insideH w:val="single" w:color="auto" w:sz="4" w:space="0"/>
+            <w:insideV w:val="single" w:color="auto" w:sz="4" w:space="0"/>
+          </w:tblBorders>
+          <w:shd w:val="clear" w:color="auto" w:fill="D7D7D7" w:themeFill="background1" w:themeFillShade="D8"/>
+        </w:tblPrEx>
+        <w:tc>
+          <w:tcPr>
+            <w:tcW w:w="8522" w:type="dxa"/>
+            <w:shd w:val="clear" w:color="auto" w:fill="D7D7D7" w:themeFill="background1" w:themeFillShade="D8"/>
+            <w:vAlign w:val="top"/>
+          </w:tcPr>
+          <w:p>
+            <w:pPr>
+              <w:rPr>
+                <w:rFonts w:hint="eastAsia" w:eastAsiaTheme="minorEastAsia"/>
+                <w:vertAlign w:val="baseline"/>
+                <w:lang w:val="en-US" w:eastAsia="zh-CN"/>
+              </w:rPr>
+            </w:pPr>
+            <w:r>
+              <w:rPr>
+                <w:rFonts w:hint="eastAsia"/>
+                <w:lang w:val="en-US" w:eastAsia="zh-CN"/>
+              </w:rPr>
+              <w:t>dtoverlay=vc_mipi_ov7251,i2c_pins_28_29=1</w:t>
+            </w:r>
+          </w:p>
+        </w:tc>
+      </w:tr>
+    </w:tbl>
+    <w:p>
+      <w:pPr>
+        <w:rPr>
+          <w:rFonts w:hint="default"/>
+          <w:lang w:val="en-US" w:eastAsia="zh-CN"/>
+        </w:rPr>
+      </w:pPr>
+    </w:p>
+    <w:p/>
+    <w:p>
+      <w:pPr>
+        <w:rPr>
+          <w:rFonts w:hint="eastAsia"/>
+        </w:rPr>
+      </w:pPr>
+      <w:r>
+        <w:t>If work mode change needed ,</w:t>
+      </w:r>
+      <w:r>
+        <w:rPr>
+          <w:rFonts w:hint="eastAsia"/>
+        </w:rPr>
+        <w:t>s</w:t>
+      </w:r>
+      <w:r>
+        <w:t xml:space="preserve">witch work mode by: </w:t>
+      </w:r>
+    </w:p>
+    <w:p>
+      <w:r>
+        <w:t>$sudo make setmodex // x can be 0 1 2 3</w:t>
+      </w:r>
+    </w:p>
+    <w:p>
+      <w:pPr>
         <w:rPr>
           <w:b/>
           <w:bCs/>
@@ -327,28 +676,46 @@
       </w:pPr>
       <w:r>
         <w:rPr>
-          <w:rFonts w:hint="eastAsia"/>
           <w:b/>
           <w:bCs/>
         </w:rPr>
-        <w:t>I</w:t>
-      </w:r>
-      <w:r>
-        <w:rPr>
-          <w:b/>
-          <w:bCs/>
-        </w:rPr>
-        <w:t>nstall and settings:</w:t>
-      </w:r>
-    </w:p>
-    <w:p>
-      <w:r>
-        <w:t>Step1:</w:t>
-      </w:r>
-    </w:p>
-    <w:p>
-      <w:r>
-        <w:t>Install driver</w:t>
+        <w:t>Get camera module work mode information:</w:t>
+      </w:r>
+    </w:p>
+    <w:p>
+      <w:r>
+        <w:t>$ modinfo vc_mipi_ov7251</w:t>
+      </w:r>
+    </w:p>
+    <w:p/>
+    <w:p>
+      <w:pPr>
+        <w:pStyle w:val="3"/>
+        <w:bidi w:val="0"/>
+      </w:pPr>
+      <w:r>
+        <w:rPr>
+          <w:rFonts w:hint="eastAsia"/>
+        </w:rPr>
+        <w:t>S</w:t>
+      </w:r>
+      <w:r>
+        <w:t>oftware trigger operation:</w:t>
+      </w:r>
+    </w:p>
+    <w:p>
+      <w:r>
+        <w:t xml:space="preserve">Step1 : </w:t>
+      </w:r>
+    </w:p>
+    <w:p>
+      <w:r>
+        <w:t>set camera work in external trigger mode.</w:t>
+      </w:r>
+    </w:p>
+    <w:p>
+      <w:r>
+        <w:t>For example set the module work in mode3</w:t>
       </w:r>
     </w:p>
     <w:p>
@@ -359,176 +726,72 @@
         <w:t>$</w:t>
       </w:r>
       <w:r>
-        <w:t>sudo make install</w:t>
-      </w:r>
-    </w:p>
-    <w:p>
-      <w:r>
-        <w:t xml:space="preserve">Setting </w:t>
-      </w:r>
-    </w:p>
-    <w:p>
-      <w:r>
-        <w:t>Enable the driver by edit /boot/config.txt by add below content.</w:t>
-      </w:r>
-    </w:p>
-    <w:p>
-      <w:r>
-        <w:t>dtoverlay=vc_mipi_ov7251</w:t>
-      </w:r>
-      <w:bookmarkStart w:id="0" w:name="_GoBack"/>
-      <w:bookmarkEnd w:id="0"/>
+        <w:t xml:space="preserve"> sudo make setmode3</w:t>
+      </w:r>
+    </w:p>
+    <w:p>
+      <w:r>
+        <w:t xml:space="preserve">Open /dev/video0 device in VLC </w:t>
+      </w:r>
+    </w:p>
+    <w:p>
+      <w:r>
+        <w:t xml:space="preserve">Step2: </w:t>
+      </w:r>
+    </w:p>
+    <w:p>
+      <w:r>
+        <w:rPr>
+          <w:rFonts w:hint="eastAsia"/>
+        </w:rPr>
+        <w:t>T</w:t>
+      </w:r>
+      <w:r>
+        <w:t>ransfer software trigger command through i2c bus</w:t>
+      </w:r>
+    </w:p>
+    <w:p>
+      <w:r>
+        <w:rPr>
+          <w:rFonts w:hint="eastAsia"/>
+        </w:rPr>
+        <w:t>$</w:t>
+      </w:r>
+      <w:r>
+        <w:t xml:space="preserve"> i2cset -f -y 10 0x10 204 1 </w:t>
+      </w:r>
     </w:p>
     <w:p/>
     <w:p>
-      <w:pPr>
-        <w:rPr>
-          <w:rFonts w:hint="eastAsia"/>
-        </w:rPr>
-      </w:pPr>
-      <w:r>
-        <w:t>If work mode change needed ,</w:t>
-      </w:r>
-      <w:r>
-        <w:rPr>
-          <w:rFonts w:hint="eastAsia"/>
-        </w:rPr>
-        <w:t>s</w:t>
-      </w:r>
-      <w:r>
-        <w:t xml:space="preserve">witch work mode by: </w:t>
-      </w:r>
-    </w:p>
-    <w:p>
-      <w:r>
-        <w:t>$sudo make setmodex // x can be 0 1 2 3</w:t>
-      </w:r>
-    </w:p>
-    <w:p>
-      <w:pPr>
-        <w:rPr>
-          <w:b/>
-          <w:bCs/>
-        </w:rPr>
-      </w:pPr>
-      <w:r>
-        <w:rPr>
-          <w:b/>
-          <w:bCs/>
-        </w:rPr>
-        <w:t>Get camera module work mode information:</w:t>
-      </w:r>
-    </w:p>
-    <w:p>
-      <w:r>
-        <w:t>$ modinfo vc_mipi_ov7251</w:t>
+      <w:r>
+        <w:t>Remark:</w:t>
+      </w:r>
+    </w:p>
+    <w:p>
+      <w:r>
+        <w:t>Set the sensor module back to external hardware trigger mode</w:t>
+      </w:r>
+    </w:p>
+    <w:p>
+      <w:r>
+        <w:t>Can be done by:</w:t>
+      </w:r>
+    </w:p>
+    <w:p>
+      <w:r>
+        <w:rPr>
+          <w:rFonts w:hint="eastAsia"/>
+        </w:rPr>
+        <w:t>$</w:t>
+      </w:r>
+      <w:r>
+        <w:t xml:space="preserve"> i2cset -f -y 10 0x10 204 0</w:t>
       </w:r>
     </w:p>
     <w:p/>
     <w:p>
       <w:pPr>
-        <w:pStyle w:val="4"/>
-        <w:bidi w:val="0"/>
-      </w:pPr>
-      <w:r>
-        <w:rPr>
-          <w:rFonts w:hint="eastAsia"/>
-        </w:rPr>
-        <w:t>S</w:t>
-      </w:r>
-      <w:r>
-        <w:t>oftware trigger operation:</w:t>
-      </w:r>
-    </w:p>
-    <w:p>
-      <w:r>
-        <w:t xml:space="preserve">Step1 : </w:t>
-      </w:r>
-    </w:p>
-    <w:p>
-      <w:r>
-        <w:t>set camera work in external trigger mode.</w:t>
-      </w:r>
-    </w:p>
-    <w:p>
-      <w:r>
-        <w:t>For example set the module work in mode3</w:t>
-      </w:r>
-    </w:p>
-    <w:p>
-      <w:r>
-        <w:rPr>
-          <w:rFonts w:hint="eastAsia"/>
-        </w:rPr>
-        <w:t>$</w:t>
-      </w:r>
-      <w:r>
-        <w:t xml:space="preserve"> sudo make setmode3</w:t>
-      </w:r>
-    </w:p>
-    <w:p>
-      <w:r>
-        <w:t xml:space="preserve">Open /dev/video0 device in VLC </w:t>
-      </w:r>
-    </w:p>
-    <w:p>
-      <w:r>
-        <w:t xml:space="preserve">Step2: </w:t>
-      </w:r>
-    </w:p>
-    <w:p>
-      <w:r>
-        <w:rPr>
-          <w:rFonts w:hint="eastAsia"/>
-        </w:rPr>
-        <w:t>T</w:t>
-      </w:r>
-      <w:r>
-        <w:t>ransfer software trigger command through i2c bus</w:t>
-      </w:r>
-    </w:p>
-    <w:p>
-      <w:r>
-        <w:rPr>
-          <w:rFonts w:hint="eastAsia"/>
-        </w:rPr>
-        <w:t>$</w:t>
-      </w:r>
-      <w:r>
-        <w:t xml:space="preserve"> i2cset -f -y 10 0x10 204 1 </w:t>
-      </w:r>
-    </w:p>
-    <w:p/>
-    <w:p>
-      <w:r>
-        <w:t>Remark:</w:t>
-      </w:r>
-    </w:p>
-    <w:p>
-      <w:r>
-        <w:t>Set the sensor module back to external hardware trigger mode</w:t>
-      </w:r>
-    </w:p>
-    <w:p>
-      <w:r>
-        <w:t>Can be done by:</w:t>
-      </w:r>
-    </w:p>
-    <w:p>
-      <w:r>
-        <w:rPr>
-          <w:rFonts w:hint="eastAsia"/>
-        </w:rPr>
-        <w:t>$</w:t>
-      </w:r>
-      <w:r>
-        <w:t xml:space="preserve"> i2cset -f -y 10 0x10 204 0</w:t>
-      </w:r>
-    </w:p>
-    <w:p/>
-    <w:p>
-      <w:pPr>
-        <w:pStyle w:val="4"/>
+        <w:pStyle w:val="3"/>
         <w:bidi w:val="0"/>
       </w:pPr>
       <w:r>
@@ -616,33 +879,90 @@
     </w:p>
     <w:p>
       <w:r>
-        <w:t>Enable the official driver by edit /boot/config.txt by add below content.</w:t>
-      </w:r>
-    </w:p>
-    <w:p>
-      <w:r>
-        <w:t>dtoverlay=ov7251,media-controller=1</w:t>
+        <w:t>Enable the official driver by edit /boot/config.txt by add below content</w:t>
+      </w:r>
+    </w:p>
+    <w:tbl>
+      <w:tblPr>
+        <w:tblStyle w:val="8"/>
+        <w:tblW w:w="0" w:type="auto"/>
+        <w:tblInd w:w="0" w:type="dxa"/>
+        <w:tblBorders>
+          <w:top w:val="single" w:color="auto" w:sz="4" w:space="0"/>
+          <w:left w:val="single" w:color="auto" w:sz="4" w:space="0"/>
+          <w:bottom w:val="single" w:color="auto" w:sz="4" w:space="0"/>
+          <w:right w:val="single" w:color="auto" w:sz="4" w:space="0"/>
+          <w:insideH w:val="single" w:color="auto" w:sz="4" w:space="0"/>
+          <w:insideV w:val="single" w:color="auto" w:sz="4" w:space="0"/>
+        </w:tblBorders>
+        <w:shd w:val="clear" w:color="auto" w:fill="D7D7D7" w:themeFill="background1" w:themeFillShade="D8"/>
+        <w:tblLayout w:type="autofit"/>
+        <w:tblCellMar>
+          <w:left w:w="108" w:type="dxa"/>
+          <w:right w:w="108" w:type="dxa"/>
+        </w:tblCellMar>
+      </w:tblPr>
+      <w:tblGrid>
+        <w:gridCol w:w="8522"/>
+      </w:tblGrid>
+      <w:tr>
+        <w:tblPrEx>
+          <w:tblBorders>
+            <w:top w:val="single" w:color="auto" w:sz="4" w:space="0"/>
+            <w:left w:val="single" w:color="auto" w:sz="4" w:space="0"/>
+            <w:bottom w:val="single" w:color="auto" w:sz="4" w:space="0"/>
+            <w:right w:val="single" w:color="auto" w:sz="4" w:space="0"/>
+            <w:insideH w:val="single" w:color="auto" w:sz="4" w:space="0"/>
+            <w:insideV w:val="single" w:color="auto" w:sz="4" w:space="0"/>
+          </w:tblBorders>
+          <w:shd w:val="clear" w:color="auto" w:fill="D7D7D7" w:themeFill="background1" w:themeFillShade="D8"/>
+        </w:tblPrEx>
+        <w:tc>
+          <w:tcPr>
+            <w:tcW w:w="8522" w:type="dxa"/>
+            <w:shd w:val="clear" w:color="auto" w:fill="D7D7D7" w:themeFill="background1" w:themeFillShade="D8"/>
+            <w:vAlign w:val="top"/>
+          </w:tcPr>
+          <w:p>
+            <w:pPr>
+              <w:rPr>
+                <w:vertAlign w:val="baseline"/>
+              </w:rPr>
+            </w:pPr>
+            <w:r>
+              <w:rPr>
+                <w:highlight w:val="none"/>
+                <w:shd w:val="clear"/>
+              </w:rPr>
+              <w:t>dtoverlay=ov7251,media-controller=1</w:t>
+            </w:r>
+          </w:p>
+        </w:tc>
+      </w:tr>
+    </w:tbl>
+    <w:p>
+      <w:r>
+        <w:t>.</w:t>
       </w:r>
     </w:p>
     <w:p/>
+    <w:p>
+      <w:pPr>
+        <w:pStyle w:val="3"/>
+        <w:bidi w:val="0"/>
+      </w:pPr>
+      <w:r>
+        <w:rPr>
+          <w:rFonts w:hint="eastAsia"/>
+        </w:rPr>
+        <w:t>C</w:t>
+      </w:r>
+      <w:r>
+        <w:t xml:space="preserve">ompile the driver source code </w:t>
+      </w:r>
+    </w:p>
     <w:p/>
     <w:p>
-      <w:pPr>
-        <w:pStyle w:val="4"/>
-        <w:bidi w:val="0"/>
-      </w:pPr>
-      <w:r>
-        <w:rPr>
-          <w:rFonts w:hint="eastAsia"/>
-        </w:rPr>
-        <w:t>C</w:t>
-      </w:r>
-      <w:r>
-        <w:t xml:space="preserve">ompile the driver source code </w:t>
-      </w:r>
-    </w:p>
-    <w:p/>
-    <w:p>
       <w:r>
         <w:t xml:space="preserve">Step1 </w:t>
       </w:r>
@@ -712,12 +1032,17 @@
         <w:t>sudo make install</w:t>
       </w:r>
     </w:p>
-    <w:p/>
-    <w:p/>
-    <w:p/>
     <w:sectPr>
+      <w:headerReference r:id="rId3" w:type="default"/>
+      <w:footerReference r:id="rId4" w:type="default"/>
       <w:pgSz w:w="11906" w:h="16838"/>
       <w:pgMar w:top="1440" w:right="1800" w:bottom="1440" w:left="1800" w:header="851" w:footer="992" w:gutter="0"/>
+      <w:pgBorders>
+        <w:top w:val="none" w:sz="0" w:space="0"/>
+        <w:left w:val="none" w:sz="0" w:space="0"/>
+        <w:bottom w:val="none" w:sz="0" w:space="0"/>
+        <w:right w:val="none" w:sz="0" w:space="0"/>
+      </w:pgBorders>
       <w:cols w:space="425" w:num="1"/>
       <w:docGrid w:type="lines" w:linePitch="312" w:charSpace="0"/>
     </w:sectPr>
@@ -725,12 +1050,387 @@
 </w:document>
 </file>
 
+<file path=word/footer1.xml><?xml version="1.0" encoding="utf-8"?>
+<w:ftr xmlns:wpc="http://schemas.microsoft.com/office/word/2010/wordprocessingCanvas" xmlns:mc="http://schemas.openxmlformats.org/markup-compatibility/2006" xmlns:o="urn:schemas-microsoft-com:office:office" xmlns:r="http://schemas.openxmlformats.org/officeDocument/2006/relationships" xmlns:m="http://schemas.openxmlformats.org/officeDocument/2006/math" xmlns:v="urn:schemas-microsoft-com:vml" xmlns:wp14="http://schemas.microsoft.com/office/word/2010/wordprocessingDrawing" xmlns:wp="http://schemas.openxmlformats.org/drawingml/2006/wordprocessingDrawing" xmlns:w10="urn:schemas-microsoft-com:office:word" xmlns:w="http://schemas.openxmlformats.org/wordprocessingml/2006/main" xmlns:w14="http://schemas.microsoft.com/office/word/2010/wordml" xmlns:w15="http://schemas.microsoft.com/office/word/2012/wordml" xmlns:wpg="http://schemas.microsoft.com/office/word/2010/wordprocessingGroup" xmlns:wpi="http://schemas.microsoft.com/office/word/2010/wordprocessingInk" xmlns:wne="http://schemas.microsoft.com/office/word/2006/wordml" xmlns:wps="http://schemas.microsoft.com/office/word/2010/wordprocessingShape" xmlns:wpsCustomData="http://www.wps.cn/officeDocument/2013/wpsCustomData" mc:Ignorable="w14 w15 wp14">
+  <w:p>
+    <w:pPr>
+      <w:keepNext w:val="0"/>
+      <w:keepLines w:val="0"/>
+      <w:widowControl/>
+      <w:suppressLineNumbers w:val="0"/>
+      <w:jc w:val="left"/>
+    </w:pPr>
+    <w:r>
+      <w:rPr>
+        <w:rFonts w:ascii="Calibri" w:hAnsi="Calibri" w:eastAsia="宋体" w:cs="Calibri"/>
+        <w:b/>
+        <w:bCs/>
+        <w:color w:val="000000"/>
+        <w:kern w:val="0"/>
+        <w:sz w:val="18"/>
+        <w:szCs w:val="18"/>
+        <w:lang w:val="en-US" w:eastAsia="zh-CN" w:bidi="ar"/>
+      </w:rPr>
+      <w:t xml:space="preserve">Support: </w:t>
+    </w:r>
+    <w:r>
+      <w:rPr>
+        <w:rFonts w:hint="default" w:ascii="Calibri" w:hAnsi="Calibri" w:eastAsia="宋体" w:cs="Calibri"/>
+        <w:b/>
+        <w:bCs/>
+        <w:color w:val="0000FF"/>
+        <w:kern w:val="0"/>
+        <w:sz w:val="18"/>
+        <w:szCs w:val="18"/>
+        <w:lang w:val="en-US" w:eastAsia="zh-CN" w:bidi="ar"/>
+      </w:rPr>
+      <w:t xml:space="preserve">support@inno-maker.com </w:t>
+    </w:r>
+    <w:r>
+      <w:rPr>
+        <w:rFonts w:hint="eastAsia" w:ascii="Calibri" w:hAnsi="Calibri" w:eastAsia="宋体" w:cs="Calibri"/>
+        <w:b/>
+        <w:bCs/>
+        <w:color w:val="0000FF"/>
+        <w:kern w:val="0"/>
+        <w:sz w:val="18"/>
+        <w:szCs w:val="18"/>
+        <w:lang w:val="en-US" w:eastAsia="zh-CN" w:bidi="ar"/>
+      </w:rPr>
+      <w:t xml:space="preserve">                                     </w:t>
+    </w:r>
+    <w:r>
+      <w:rPr>
+        <w:rFonts w:hint="eastAsia" w:ascii="Calibri" w:hAnsi="Calibri" w:eastAsia="宋体" w:cs="Calibri"/>
+        <w:b/>
+        <w:bCs/>
+        <w:color w:val="auto"/>
+        <w:kern w:val="0"/>
+        <w:sz w:val="18"/>
+        <w:szCs w:val="18"/>
+        <w:lang w:val="en-US" w:eastAsia="zh-CN" w:bidi="ar"/>
+      </w:rPr>
+      <w:t xml:space="preserve">  Wiki:</w:t>
+    </w:r>
+    <w:r>
+      <w:rPr>
+        <w:rFonts w:hint="eastAsia" w:ascii="Calibri" w:hAnsi="Calibri" w:eastAsia="宋体" w:cs="Calibri"/>
+        <w:b/>
+        <w:bCs/>
+        <w:color w:val="0000FF"/>
+        <w:kern w:val="0"/>
+        <w:sz w:val="18"/>
+        <w:szCs w:val="18"/>
+        <w:lang w:val="en-US" w:eastAsia="zh-CN" w:bidi="ar"/>
+      </w:rPr>
+      <w:t xml:space="preserve"> </w:t>
+    </w:r>
+    <w:r>
+      <w:rPr>
+        <w:rFonts w:hint="default" w:ascii="Calibri" w:hAnsi="Calibri" w:eastAsia="宋体" w:cs="Calibri"/>
+        <w:b/>
+        <w:bCs/>
+        <w:color w:val="0000FF"/>
+        <w:kern w:val="0"/>
+        <w:sz w:val="18"/>
+        <w:szCs w:val="18"/>
+        <w:lang w:val="en-US" w:eastAsia="zh-CN" w:bidi="ar"/>
+      </w:rPr>
+      <w:t xml:space="preserve">wiki.inno-maker.com </w:t>
+    </w:r>
+  </w:p>
+  <w:p>
+    <w:pPr>
+      <w:keepNext w:val="0"/>
+      <w:keepLines w:val="0"/>
+      <w:widowControl/>
+      <w:suppressLineNumbers w:val="0"/>
+      <w:jc w:val="left"/>
+      <w:rPr>
+        <w:rFonts w:hint="default"/>
+        <w:lang w:val="en-US"/>
+      </w:rPr>
+    </w:pPr>
+    <w:r>
+      <w:rPr>
+        <w:rFonts w:hint="default" w:ascii="Calibri" w:hAnsi="Calibri" w:eastAsia="宋体" w:cs="Calibri"/>
+        <w:b/>
+        <w:bCs/>
+        <w:color w:val="000000"/>
+        <w:kern w:val="0"/>
+        <w:sz w:val="18"/>
+        <w:szCs w:val="18"/>
+        <w:lang w:val="en-US" w:eastAsia="zh-CN" w:bidi="ar"/>
+      </w:rPr>
+      <w:t xml:space="preserve">Bulk Price: </w:t>
+    </w:r>
+    <w:r>
+      <w:rPr>
+        <w:rFonts w:hint="default" w:ascii="Calibri" w:hAnsi="Calibri" w:eastAsia="宋体" w:cs="Calibri"/>
+        <w:b/>
+        <w:bCs/>
+        <w:color w:val="0000FF"/>
+        <w:kern w:val="0"/>
+        <w:sz w:val="18"/>
+        <w:szCs w:val="18"/>
+        <w:lang w:val="en-US" w:eastAsia="zh-CN" w:bidi="ar"/>
+      </w:rPr>
+      <w:fldChar w:fldCharType="begin"/>
+    </w:r>
+    <w:r>
+      <w:rPr>
+        <w:rFonts w:hint="default" w:ascii="Calibri" w:hAnsi="Calibri" w:eastAsia="宋体" w:cs="Calibri"/>
+        <w:b/>
+        <w:bCs/>
+        <w:color w:val="0000FF"/>
+        <w:kern w:val="0"/>
+        <w:sz w:val="18"/>
+        <w:szCs w:val="18"/>
+        <w:lang w:val="en-US" w:eastAsia="zh-CN" w:bidi="ar"/>
+      </w:rPr>
+      <w:instrText xml:space="preserve"> HYPERLINK "mailto:sales@inno-maker.com" </w:instrText>
+    </w:r>
+    <w:r>
+      <w:rPr>
+        <w:rFonts w:hint="default" w:ascii="Calibri" w:hAnsi="Calibri" w:eastAsia="宋体" w:cs="Calibri"/>
+        <w:b/>
+        <w:bCs/>
+        <w:color w:val="0000FF"/>
+        <w:kern w:val="0"/>
+        <w:sz w:val="18"/>
+        <w:szCs w:val="18"/>
+        <w:lang w:val="en-US" w:eastAsia="zh-CN" w:bidi="ar"/>
+      </w:rPr>
+      <w:fldChar w:fldCharType="separate"/>
+    </w:r>
+    <w:r>
+      <w:rPr>
+        <w:rStyle w:val="10"/>
+        <w:rFonts w:hint="default" w:ascii="Calibri" w:hAnsi="Calibri" w:eastAsia="宋体" w:cs="Calibri"/>
+        <w:b/>
+        <w:bCs/>
+        <w:kern w:val="0"/>
+        <w:sz w:val="18"/>
+        <w:szCs w:val="18"/>
+        <w:lang w:val="en-US" w:eastAsia="zh-CN" w:bidi="ar"/>
+      </w:rPr>
+      <w:t>sales@inno-maker.com</w:t>
+    </w:r>
+    <w:r>
+      <w:rPr>
+        <w:rFonts w:hint="default" w:ascii="Calibri" w:hAnsi="Calibri" w:eastAsia="宋体" w:cs="Calibri"/>
+        <w:b/>
+        <w:bCs/>
+        <w:color w:val="0000FF"/>
+        <w:kern w:val="0"/>
+        <w:sz w:val="18"/>
+        <w:szCs w:val="18"/>
+        <w:lang w:val="en-US" w:eastAsia="zh-CN" w:bidi="ar"/>
+      </w:rPr>
+      <w:fldChar w:fldCharType="end"/>
+    </w:r>
+    <w:r>
+      <w:rPr>
+        <w:rFonts w:hint="eastAsia" w:ascii="Calibri" w:hAnsi="Calibri" w:eastAsia="宋体" w:cs="Calibri"/>
+        <w:b/>
+        <w:bCs/>
+        <w:color w:val="0000FF"/>
+        <w:kern w:val="0"/>
+        <w:sz w:val="18"/>
+        <w:szCs w:val="18"/>
+        <w:lang w:val="en-US" w:eastAsia="zh-CN" w:bidi="ar"/>
+      </w:rPr>
+      <w:t xml:space="preserve">                     </w:t>
+    </w:r>
+    <w:r>
+      <w:rPr>
+        <w:rFonts w:hint="eastAsia" w:ascii="Calibri" w:hAnsi="Calibri" w:eastAsia="宋体" w:cs="Calibri"/>
+        <w:b/>
+        <w:bCs/>
+        <w:color w:val="auto"/>
+        <w:kern w:val="0"/>
+        <w:sz w:val="18"/>
+        <w:szCs w:val="18"/>
+        <w:lang w:val="en-US" w:eastAsia="zh-CN" w:bidi="ar"/>
+      </w:rPr>
+      <w:t xml:space="preserve">       Github: </w:t>
+    </w:r>
+    <w:r>
+      <w:rPr>
+        <w:rFonts w:hint="eastAsia" w:ascii="Calibri" w:hAnsi="Calibri" w:eastAsia="宋体" w:cs="Calibri"/>
+        <w:b/>
+        <w:bCs/>
+        <w:color w:val="0000FF"/>
+        <w:kern w:val="0"/>
+        <w:sz w:val="18"/>
+        <w:szCs w:val="18"/>
+        <w:lang w:val="en-US" w:eastAsia="zh-CN" w:bidi="ar"/>
+      </w:rPr>
+      <w:t>https://github.com/INNO-MAKER</w:t>
+    </w:r>
+  </w:p>
+</w:ftr>
+</file>
+
+<file path=word/header1.xml><?xml version="1.0" encoding="utf-8"?>
+<w:hdr xmlns:wpc="http://schemas.microsoft.com/office/word/2010/wordprocessingCanvas" xmlns:mc="http://schemas.openxmlformats.org/markup-compatibility/2006" xmlns:o="urn:schemas-microsoft-com:office:office" xmlns:r="http://schemas.openxmlformats.org/officeDocument/2006/relationships" xmlns:m="http://schemas.openxmlformats.org/officeDocument/2006/math" xmlns:v="urn:schemas-microsoft-com:vml" xmlns:wp14="http://schemas.microsoft.com/office/word/2010/wordprocessingDrawing" xmlns:wp="http://schemas.openxmlformats.org/drawingml/2006/wordprocessingDrawing" xmlns:w10="urn:schemas-microsoft-com:office:word" xmlns:w="http://schemas.openxmlformats.org/wordprocessingml/2006/main" xmlns:w14="http://schemas.microsoft.com/office/word/2010/wordml" xmlns:w15="http://schemas.microsoft.com/office/word/2012/wordml" xmlns:wpg="http://schemas.microsoft.com/office/word/2010/wordprocessingGroup" xmlns:wpi="http://schemas.microsoft.com/office/word/2010/wordprocessingInk" xmlns:wne="http://schemas.microsoft.com/office/word/2006/wordml" xmlns:wps="http://schemas.microsoft.com/office/word/2010/wordprocessingShape" xmlns:wpsCustomData="http://www.wps.cn/officeDocument/2013/wpsCustomData" mc:Ignorable="w14 w15 wp14">
+  <w:p>
+    <w:pPr>
+      <w:pStyle w:val="6"/>
+    </w:pPr>
+    <w:r>
+      <w:drawing>
+        <wp:inline distT="0" distB="0" distL="114300" distR="114300">
+          <wp:extent cx="2457450" cy="904875"/>
+          <wp:effectExtent l="0" t="0" r="0" b="9525"/>
+          <wp:docPr id="1" name="图片 1"/>
+          <wp:cNvGraphicFramePr>
+            <a:graphicFrameLocks xmlns:a="http://schemas.openxmlformats.org/drawingml/2006/main" noChangeAspect="1"/>
+          </wp:cNvGraphicFramePr>
+          <a:graphic xmlns:a="http://schemas.openxmlformats.org/drawingml/2006/main">
+            <a:graphicData uri="http://schemas.openxmlformats.org/drawingml/2006/picture">
+              <pic:pic xmlns:pic="http://schemas.openxmlformats.org/drawingml/2006/picture">
+                <pic:nvPicPr>
+                  <pic:cNvPr id="1" name="图片 1"/>
+                  <pic:cNvPicPr>
+                    <a:picLocks noChangeAspect="1"/>
+                  </pic:cNvPicPr>
+                </pic:nvPicPr>
+                <pic:blipFill>
+                  <a:blip r:embed="rId1"/>
+                  <a:stretch>
+                    <a:fillRect/>
+                  </a:stretch>
+                </pic:blipFill>
+                <pic:spPr>
+                  <a:xfrm>
+                    <a:off x="0" y="0"/>
+                    <a:ext cx="2457450" cy="904875"/>
+                  </a:xfrm>
+                  <a:prstGeom prst="rect">
+                    <a:avLst/>
+                  </a:prstGeom>
+                  <a:noFill/>
+                  <a:ln>
+                    <a:noFill/>
+                  </a:ln>
+                </pic:spPr>
+              </pic:pic>
+            </a:graphicData>
+          </a:graphic>
+        </wp:inline>
+      </w:drawing>
+    </w:r>
+  </w:p>
+  <w:p>
+    <w:pPr>
+      <w:keepNext w:val="0"/>
+      <w:keepLines w:val="0"/>
+      <w:widowControl/>
+      <w:suppressLineNumbers w:val="0"/>
+      <w:jc w:val="left"/>
+    </w:pPr>
+    <w:r>
+      <w:rPr>
+        <w:rFonts w:ascii="Arial" w:hAnsi="Arial" w:eastAsia="宋体" w:cs="Arial"/>
+        <w:b/>
+        <w:bCs/>
+        <w:color w:val="002060"/>
+        <w:kern w:val="0"/>
+        <w:sz w:val="20"/>
+        <w:szCs w:val="20"/>
+        <w:lang w:val="en-US" w:eastAsia="zh-CN" w:bidi="ar"/>
+      </w:rPr>
+      <w:fldChar w:fldCharType="begin"/>
+    </w:r>
+    <w:r>
+      <w:rPr>
+        <w:rFonts w:ascii="Arial" w:hAnsi="Arial" w:eastAsia="宋体" w:cs="Arial"/>
+        <w:b/>
+        <w:bCs/>
+        <w:color w:val="002060"/>
+        <w:kern w:val="0"/>
+        <w:sz w:val="20"/>
+        <w:szCs w:val="20"/>
+        <w:lang w:val="en-US" w:eastAsia="zh-CN" w:bidi="ar"/>
+      </w:rPr>
+      <w:instrText xml:space="preserve"> HYPERLINK "http://www.inno-maker.com" </w:instrText>
+    </w:r>
+    <w:r>
+      <w:rPr>
+        <w:rFonts w:ascii="Arial" w:hAnsi="Arial" w:eastAsia="宋体" w:cs="Arial"/>
+        <w:b/>
+        <w:bCs/>
+        <w:color w:val="002060"/>
+        <w:kern w:val="0"/>
+        <w:sz w:val="20"/>
+        <w:szCs w:val="20"/>
+        <w:lang w:val="en-US" w:eastAsia="zh-CN" w:bidi="ar"/>
+      </w:rPr>
+      <w:fldChar w:fldCharType="separate"/>
+    </w:r>
+    <w:r>
+      <w:rPr>
+        <w:rStyle w:val="10"/>
+        <w:rFonts w:ascii="Arial" w:hAnsi="Arial" w:eastAsia="宋体" w:cs="Arial"/>
+        <w:b/>
+        <w:bCs/>
+        <w:kern w:val="0"/>
+        <w:sz w:val="20"/>
+        <w:szCs w:val="20"/>
+        <w:lang w:val="en-US" w:eastAsia="zh-CN" w:bidi="ar"/>
+      </w:rPr>
+      <w:t>www.inno-maker.com</w:t>
+    </w:r>
+    <w:r>
+      <w:rPr>
+        <w:rFonts w:ascii="Arial" w:hAnsi="Arial" w:eastAsia="宋体" w:cs="Arial"/>
+        <w:b/>
+        <w:bCs/>
+        <w:color w:val="002060"/>
+        <w:kern w:val="0"/>
+        <w:sz w:val="20"/>
+        <w:szCs w:val="20"/>
+        <w:lang w:val="en-US" w:eastAsia="zh-CN" w:bidi="ar"/>
+      </w:rPr>
+      <w:fldChar w:fldCharType="end"/>
+    </w:r>
+    <w:r>
+      <w:rPr>
+        <w:rFonts w:hint="eastAsia" w:ascii="Arial" w:hAnsi="Arial" w:eastAsia="宋体" w:cs="Arial"/>
+        <w:b/>
+        <w:bCs/>
+        <w:color w:val="002060"/>
+        <w:kern w:val="0"/>
+        <w:sz w:val="20"/>
+        <w:szCs w:val="20"/>
+        <w:lang w:val="en-US" w:eastAsia="zh-CN" w:bidi="ar"/>
+      </w:rPr>
+      <w:t xml:space="preserve">                                </w:t>
+    </w:r>
+    <w:r>
+      <w:rPr>
+        <w:rFonts w:ascii="Arial" w:hAnsi="Arial" w:eastAsia="宋体" w:cs="Arial"/>
+        <w:b/>
+        <w:bCs/>
+        <w:color w:val="002060"/>
+        <w:kern w:val="0"/>
+        <w:sz w:val="18"/>
+        <w:szCs w:val="18"/>
+        <w:lang w:val="en-US" w:eastAsia="zh-CN" w:bidi="ar"/>
+      </w:rPr>
+      <w:t xml:space="preserve">Design Service,Production Service </w:t>
+    </w:r>
+  </w:p>
+</w:hdr>
+</file>
+
 <file path=word/styles.xml><?xml version="1.0" encoding="utf-8"?>
 <w:styles xmlns:mc="http://schemas.openxmlformats.org/markup-compatibility/2006" xmlns:o="urn:schemas-microsoft-com:office:office" xmlns:r="http://schemas.openxmlformats.org/officeDocument/2006/relationships" xmlns:m="http://schemas.openxmlformats.org/officeDocument/2006/math" xmlns:v="urn:schemas-microsoft-com:vml" xmlns:w="http://schemas.openxmlformats.org/wordprocessingml/2006/main" xmlns:w14="http://schemas.microsoft.com/office/word/2010/wordml" xmlns:w10="urn:schemas-microsoft-com:office:word" xmlns:sl="http://schemas.openxmlformats.org/schemaLibrary/2006/main" xmlns:wpsCustomData="http://www.wps.cn/officeDocument/2013/wpsCustomData" mc:Ignorable="w14">
   <w:docDefaults>
     <w:rPrDefault>
       <w:rPr>
-        <w:rFonts w:asciiTheme="minorHAnsi" w:hAnsiTheme="minorHAnsi" w:eastAsiaTheme="minorEastAsia" w:cstheme="minorBidi"/>
+        <w:rFonts w:ascii="Times New Roman" w:hAnsi="Times New Roman" w:eastAsia="宋体" w:cs="Times New Roman"/>
       </w:rPr>
     </w:rPrDefault>
     <w:pPrDefault/>
@@ -1056,13 +1756,13 @@
       <w:sz w:val="32"/>
     </w:rPr>
   </w:style>
-  <w:style w:type="character" w:default="1" w:styleId="6">
+  <w:style w:type="character" w:default="1" w:styleId="9">
     <w:name w:val="Default Paragraph Font"/>
     <w:semiHidden/>
     <w:unhideWhenUsed/>
     <w:uiPriority w:val="1"/>
   </w:style>
-  <w:style w:type="table" w:default="1" w:styleId="5">
+  <w:style w:type="table" w:default="1" w:styleId="7">
     <w:name w:val="Normal Table"/>
     <w:semiHidden/>
     <w:unhideWhenUsed/>
@@ -1076,6 +1776,80 @@
         <w:right w:w="108" w:type="dxa"/>
       </w:tblCellMar>
     </w:tblPr>
+  </w:style>
+  <w:style w:type="paragraph" w:styleId="5">
+    <w:name w:val="footer"/>
+    <w:basedOn w:val="1"/>
+    <w:semiHidden/>
+    <w:unhideWhenUsed/>
+    <w:uiPriority w:val="99"/>
+    <w:pPr>
+      <w:tabs>
+        <w:tab w:val="center" w:pos="4153"/>
+        <w:tab w:val="right" w:pos="8306"/>
+      </w:tabs>
+      <w:snapToGrid w:val="0"/>
+      <w:jc w:val="left"/>
+    </w:pPr>
+    <w:rPr>
+      <w:sz w:val="18"/>
+    </w:rPr>
+  </w:style>
+  <w:style w:type="paragraph" w:styleId="6">
+    <w:name w:val="header"/>
+    <w:basedOn w:val="1"/>
+    <w:semiHidden/>
+    <w:unhideWhenUsed/>
+    <w:uiPriority w:val="99"/>
+    <w:pPr>
+      <w:pBdr>
+        <w:top w:val="none" w:color="auto" w:sz="0" w:space="1"/>
+        <w:left w:val="none" w:color="auto" w:sz="0" w:space="4"/>
+        <w:bottom w:val="none" w:color="auto" w:sz="0" w:space="1"/>
+        <w:right w:val="none" w:color="auto" w:sz="0" w:space="4"/>
+      </w:pBdr>
+      <w:tabs>
+        <w:tab w:val="center" w:pos="4153"/>
+        <w:tab w:val="right" w:pos="8306"/>
+      </w:tabs>
+      <w:snapToGrid w:val="0"/>
+      <w:spacing w:line="240" w:lineRule="auto"/>
+      <w:jc w:val="both"/>
+      <w:outlineLvl w:val="9"/>
+    </w:pPr>
+    <w:rPr>
+      <w:sz w:val="18"/>
+    </w:rPr>
+  </w:style>
+  <w:style w:type="table" w:styleId="8">
+    <w:name w:val="Table Grid"/>
+    <w:basedOn w:val="7"/>
+    <w:uiPriority w:val="39"/>
+    <w:pPr>
+      <w:widowControl w:val="0"/>
+      <w:jc w:val="both"/>
+    </w:pPr>
+    <w:tblPr>
+      <w:tblBorders>
+        <w:top w:val="single" w:color="auto" w:sz="4" w:space="0"/>
+        <w:left w:val="single" w:color="auto" w:sz="4" w:space="0"/>
+        <w:bottom w:val="single" w:color="auto" w:sz="4" w:space="0"/>
+        <w:right w:val="single" w:color="auto" w:sz="4" w:space="0"/>
+        <w:insideH w:val="single" w:color="auto" w:sz="4" w:space="0"/>
+        <w:insideV w:val="single" w:color="auto" w:sz="4" w:space="0"/>
+      </w:tblBorders>
+    </w:tblPr>
+  </w:style>
+  <w:style w:type="character" w:styleId="10">
+    <w:name w:val="Hyperlink"/>
+    <w:basedOn w:val="9"/>
+    <w:semiHidden/>
+    <w:unhideWhenUsed/>
+    <w:uiPriority w:val="99"/>
+    <w:rPr>
+      <w:color w:val="0000FF"/>
+      <w:u w:val="single"/>
+    </w:rPr>
   </w:style>
 </w:styles>
 </file>

--- a/OV7251 Manual-bref.docx
+++ b/OV7251 Manual-bref.docx
@@ -8,8 +8,7 @@
         <w:bidi w:val="0"/>
         <w:jc w:val="center"/>
         <w:rPr>
-          <w:rFonts w:hint="default"/>
-          <w:lang w:val="en-US"/>
+          <w:rFonts w:hint="eastAsia"/>
         </w:rPr>
       </w:pPr>
       <w:r>
@@ -41,14 +40,94 @@
     </w:p>
     <w:p>
       <w:pPr>
-        <w:pStyle w:val="2"/>
         <w:bidi w:val="0"/>
         <w:rPr>
           <w:rFonts w:hint="eastAsia"/>
         </w:rPr>
       </w:pPr>
-      <w:bookmarkStart w:id="0" w:name="_GoBack"/>
-      <w:bookmarkEnd w:id="0"/>
+      <w:r>
+        <w:drawing>
+          <wp:anchor distT="0" distB="0" distL="0" distR="0" simplePos="0" relativeHeight="251659264" behindDoc="0" locked="0" layoutInCell="1" allowOverlap="1">
+            <wp:simplePos x="0" y="0"/>
+            <wp:positionH relativeFrom="page">
+              <wp:posOffset>1626235</wp:posOffset>
+            </wp:positionH>
+            <wp:positionV relativeFrom="paragraph">
+              <wp:posOffset>593090</wp:posOffset>
+            </wp:positionV>
+            <wp:extent cx="4324985" cy="3898900"/>
+            <wp:effectExtent l="0" t="0" r="18415" b="6350"/>
+            <wp:wrapTopAndBottom/>
+            <wp:docPr id="3" name="image2.jpeg"/>
+            <wp:cNvGraphicFramePr>
+              <a:graphicFrameLocks xmlns:a="http://schemas.openxmlformats.org/drawingml/2006/main" noChangeAspect="1"/>
+            </wp:cNvGraphicFramePr>
+            <a:graphic xmlns:a="http://schemas.openxmlformats.org/drawingml/2006/main">
+              <a:graphicData uri="http://schemas.openxmlformats.org/drawingml/2006/picture">
+                <pic:pic xmlns:pic="http://schemas.openxmlformats.org/drawingml/2006/picture">
+                  <pic:nvPicPr>
+                    <pic:cNvPr id="3" name="image2.jpeg"/>
+                    <pic:cNvPicPr>
+                      <a:picLocks noChangeAspect="1"/>
+                    </pic:cNvPicPr>
+                  </pic:nvPicPr>
+                  <pic:blipFill>
+                    <a:blip r:embed="rId6" cstate="print"/>
+                    <a:stretch>
+                      <a:fillRect/>
+                    </a:stretch>
+                  </pic:blipFill>
+                  <pic:spPr>
+                    <a:xfrm>
+                      <a:off x="0" y="0"/>
+                      <a:ext cx="4324985" cy="3898900"/>
+                    </a:xfrm>
+                    <a:prstGeom prst="rect">
+                      <a:avLst/>
+                    </a:prstGeom>
+                  </pic:spPr>
+                </pic:pic>
+              </a:graphicData>
+            </a:graphic>
+          </wp:anchor>
+        </w:drawing>
+      </w:r>
+    </w:p>
+    <w:p>
+      <w:pPr>
+        <w:bidi w:val="0"/>
+        <w:rPr>
+          <w:rFonts w:hint="eastAsia"/>
+        </w:rPr>
+      </w:pPr>
+    </w:p>
+    <w:p>
+      <w:pPr>
+        <w:bidi w:val="0"/>
+        <w:rPr>
+          <w:rFonts w:hint="eastAsia"/>
+        </w:rPr>
+      </w:pPr>
+    </w:p>
+    <w:p>
+      <w:pPr>
+        <w:rPr>
+          <w:rFonts w:hint="eastAsia"/>
+        </w:rPr>
+      </w:pPr>
+    </w:p>
+    <w:p>
+      <w:pPr>
+        <w:rPr>
+          <w:rFonts w:hint="eastAsia"/>
+        </w:rPr>
+      </w:pPr>
+      <w:r>
+        <w:rPr>
+          <w:rFonts w:hint="eastAsia"/>
+        </w:rPr>
+        <w:br w:type="page"/>
+      </w:r>
     </w:p>
     <w:p>
       <w:pPr>
@@ -153,7 +232,19 @@
         <w:t>4,</w:t>
       </w:r>
       <w:r>
-        <w:t>Optical coupled isolator external trigger input and flash output support</w:t>
+        <w:t>Optical coupled isola</w:t>
+      </w:r>
+      <w:r>
+        <w:rPr>
+          <w:rFonts w:hint="eastAsia"/>
+          <w:lang w:val="en-US" w:eastAsia="zh-CN"/>
+        </w:rPr>
+        <w:t>ted</w:t>
+      </w:r>
+      <w:bookmarkStart w:id="0" w:name="_GoBack"/>
+      <w:bookmarkEnd w:id="0"/>
+      <w:r>
+        <w:t xml:space="preserve"> external trigger input and flash output support</w:t>
       </w:r>
     </w:p>
     <w:p>
@@ -494,82 +585,6 @@
     <w:p>
       <w:r>
         <w:t>Enable the driver by edit /boot/config.txt by add below content.</w:t>
-      </w:r>
-    </w:p>
-    <w:tbl>
-      <w:tblPr>
-        <w:tblStyle w:val="8"/>
-        <w:tblW w:w="0" w:type="auto"/>
-        <w:tblInd w:w="0" w:type="dxa"/>
-        <w:tblBorders>
-          <w:top w:val="single" w:color="auto" w:sz="4" w:space="0"/>
-          <w:left w:val="single" w:color="auto" w:sz="4" w:space="0"/>
-          <w:bottom w:val="single" w:color="auto" w:sz="4" w:space="0"/>
-          <w:right w:val="single" w:color="auto" w:sz="4" w:space="0"/>
-          <w:insideH w:val="single" w:color="auto" w:sz="4" w:space="0"/>
-          <w:insideV w:val="single" w:color="auto" w:sz="4" w:space="0"/>
-        </w:tblBorders>
-        <w:shd w:val="clear" w:color="auto" w:fill="D7D7D7" w:themeFill="background1" w:themeFillShade="D8"/>
-        <w:tblLayout w:type="autofit"/>
-        <w:tblCellMar>
-          <w:top w:w="0" w:type="dxa"/>
-          <w:left w:w="108" w:type="dxa"/>
-          <w:bottom w:w="0" w:type="dxa"/>
-          <w:right w:w="108" w:type="dxa"/>
-        </w:tblCellMar>
-      </w:tblPr>
-      <w:tblGrid>
-        <w:gridCol w:w="8522"/>
-      </w:tblGrid>
-      <w:tr>
-        <w:tblPrEx>
-          <w:tblBorders>
-            <w:top w:val="single" w:color="auto" w:sz="4" w:space="0"/>
-            <w:left w:val="single" w:color="auto" w:sz="4" w:space="0"/>
-            <w:bottom w:val="single" w:color="auto" w:sz="4" w:space="0"/>
-            <w:right w:val="single" w:color="auto" w:sz="4" w:space="0"/>
-            <w:insideH w:val="single" w:color="auto" w:sz="4" w:space="0"/>
-            <w:insideV w:val="single" w:color="auto" w:sz="4" w:space="0"/>
-          </w:tblBorders>
-          <w:tblCellMar>
-            <w:top w:w="0" w:type="dxa"/>
-            <w:left w:w="108" w:type="dxa"/>
-            <w:bottom w:w="0" w:type="dxa"/>
-            <w:right w:w="108" w:type="dxa"/>
-          </w:tblCellMar>
-        </w:tblPrEx>
-        <w:tc>
-          <w:tcPr>
-            <w:tcW w:w="8522" w:type="dxa"/>
-            <w:shd w:val="clear" w:color="auto" w:fill="D7D7D7" w:themeFill="background1" w:themeFillShade="D8"/>
-            <w:vAlign w:val="top"/>
-          </w:tcPr>
-          <w:p>
-            <w:pPr>
-              <w:rPr>
-                <w:vertAlign w:val="baseline"/>
-              </w:rPr>
-            </w:pPr>
-            <w:r>
-              <w:t>dtoverlay=vc_mipi_ov7251</w:t>
-            </w:r>
-          </w:p>
-        </w:tc>
-      </w:tr>
-    </w:tbl>
-    <w:p>
-      <w:pPr>
-        <w:rPr>
-          <w:rFonts w:hint="default"/>
-          <w:lang w:val="en-US" w:eastAsia="zh-CN"/>
-        </w:rPr>
-      </w:pPr>
-      <w:r>
-        <w:rPr>
-          <w:rFonts w:hint="eastAsia"/>
-          <w:lang w:val="en-US" w:eastAsia="zh-CN"/>
-        </w:rPr>
-        <w:t>If pi zero(bcm2835)</w:t>
       </w:r>
     </w:p>
     <w:tbl>
@@ -608,6 +623,82 @@
             <w:insideV w:val="single" w:color="auto" w:sz="4" w:space="0"/>
           </w:tblBorders>
           <w:shd w:val="clear" w:color="auto" w:fill="D7D7D7" w:themeFill="background1" w:themeFillShade="D8"/>
+          <w:tblCellMar>
+            <w:top w:w="0" w:type="dxa"/>
+            <w:left w:w="108" w:type="dxa"/>
+            <w:bottom w:w="0" w:type="dxa"/>
+            <w:right w:w="108" w:type="dxa"/>
+          </w:tblCellMar>
+        </w:tblPrEx>
+        <w:tc>
+          <w:tcPr>
+            <w:tcW w:w="8522" w:type="dxa"/>
+            <w:shd w:val="clear" w:color="auto" w:fill="D7D7D7" w:themeFill="background1" w:themeFillShade="D8"/>
+            <w:vAlign w:val="top"/>
+          </w:tcPr>
+          <w:p>
+            <w:pPr>
+              <w:rPr>
+                <w:vertAlign w:val="baseline"/>
+              </w:rPr>
+            </w:pPr>
+            <w:r>
+              <w:t>dtoverlay=vc_mipi_ov7251</w:t>
+            </w:r>
+          </w:p>
+        </w:tc>
+      </w:tr>
+    </w:tbl>
+    <w:p>
+      <w:pPr>
+        <w:rPr>
+          <w:rFonts w:hint="default"/>
+          <w:lang w:val="en-US" w:eastAsia="zh-CN"/>
+        </w:rPr>
+      </w:pPr>
+      <w:r>
+        <w:rPr>
+          <w:rFonts w:hint="eastAsia"/>
+          <w:lang w:val="en-US" w:eastAsia="zh-CN"/>
+        </w:rPr>
+        <w:t>If pi zero(bcm2835)</w:t>
+      </w:r>
+    </w:p>
+    <w:tbl>
+      <w:tblPr>
+        <w:tblStyle w:val="8"/>
+        <w:tblW w:w="0" w:type="auto"/>
+        <w:tblInd w:w="0" w:type="dxa"/>
+        <w:tblBorders>
+          <w:top w:val="single" w:color="auto" w:sz="4" w:space="0"/>
+          <w:left w:val="single" w:color="auto" w:sz="4" w:space="0"/>
+          <w:bottom w:val="single" w:color="auto" w:sz="4" w:space="0"/>
+          <w:right w:val="single" w:color="auto" w:sz="4" w:space="0"/>
+          <w:insideH w:val="single" w:color="auto" w:sz="4" w:space="0"/>
+          <w:insideV w:val="single" w:color="auto" w:sz="4" w:space="0"/>
+        </w:tblBorders>
+        <w:shd w:val="clear" w:color="auto" w:fill="D7D7D7" w:themeFill="background1" w:themeFillShade="D8"/>
+        <w:tblLayout w:type="autofit"/>
+        <w:tblCellMar>
+          <w:top w:w="0" w:type="dxa"/>
+          <w:left w:w="108" w:type="dxa"/>
+          <w:bottom w:w="0" w:type="dxa"/>
+          <w:right w:w="108" w:type="dxa"/>
+        </w:tblCellMar>
+      </w:tblPr>
+      <w:tblGrid>
+        <w:gridCol w:w="8522"/>
+      </w:tblGrid>
+      <w:tr>
+        <w:tblPrEx>
+          <w:tblBorders>
+            <w:top w:val="single" w:color="auto" w:sz="4" w:space="0"/>
+            <w:left w:val="single" w:color="auto" w:sz="4" w:space="0"/>
+            <w:bottom w:val="single" w:color="auto" w:sz="4" w:space="0"/>
+            <w:right w:val="single" w:color="auto" w:sz="4" w:space="0"/>
+            <w:insideH w:val="single" w:color="auto" w:sz="4" w:space="0"/>
+            <w:insideV w:val="single" w:color="auto" w:sz="4" w:space="0"/>
+          </w:tblBorders>
         </w:tblPrEx>
         <w:tc>
           <w:tcPr>
@@ -898,7 +989,9 @@
         <w:shd w:val="clear" w:color="auto" w:fill="D7D7D7" w:themeFill="background1" w:themeFillShade="D8"/>
         <w:tblLayout w:type="autofit"/>
         <w:tblCellMar>
+          <w:top w:w="0" w:type="dxa"/>
           <w:left w:w="108" w:type="dxa"/>
+          <w:bottom w:w="0" w:type="dxa"/>
           <w:right w:w="108" w:type="dxa"/>
         </w:tblCellMar>
       </w:tblPr>
@@ -916,6 +1009,12 @@
             <w:insideV w:val="single" w:color="auto" w:sz="4" w:space="0"/>
           </w:tblBorders>
           <w:shd w:val="clear" w:color="auto" w:fill="D7D7D7" w:themeFill="background1" w:themeFillShade="D8"/>
+          <w:tblCellMar>
+            <w:top w:w="0" w:type="dxa"/>
+            <w:left w:w="108" w:type="dxa"/>
+            <w:bottom w:w="0" w:type="dxa"/>
+            <w:right w:w="108" w:type="dxa"/>
+          </w:tblCellMar>
         </w:tblPrEx>
         <w:tc>
           <w:tcPr>
@@ -1467,8 +1566,8 @@
     <w:lsdException w:uiPriority="99" w:name="Normal Indent"/>
     <w:lsdException w:uiPriority="99" w:name="footnote text"/>
     <w:lsdException w:uiPriority="99" w:name="annotation text"/>
-    <w:lsdException w:uiPriority="99" w:name="header"/>
-    <w:lsdException w:uiPriority="99" w:name="footer"/>
+    <w:lsdException w:qFormat="1" w:uiPriority="99" w:name="header"/>
+    <w:lsdException w:qFormat="1" w:uiPriority="99" w:name="footer"/>
     <w:lsdException w:uiPriority="99" w:name="index heading"/>
     <w:lsdException w:qFormat="1" w:uiPriority="35" w:name="caption"/>
     <w:lsdException w:uiPriority="99" w:name="table of figures"/>
@@ -1501,7 +1600,7 @@
     <w:lsdException w:qFormat="1" w:unhideWhenUsed="0" w:uiPriority="10" w:semiHidden="0" w:name="Title"/>
     <w:lsdException w:uiPriority="99" w:name="Closing"/>
     <w:lsdException w:uiPriority="99" w:name="Signature"/>
-    <w:lsdException w:uiPriority="1" w:name="Default Paragraph Font"/>
+    <w:lsdException w:qFormat="1" w:uiPriority="1" w:name="Default Paragraph Font"/>
     <w:lsdException w:uiPriority="99" w:name="Body Text"/>
     <w:lsdException w:uiPriority="99" w:name="Body Text Indent"/>
     <w:lsdException w:uiPriority="99" w:name="List Continue"/>
@@ -1521,7 +1620,7 @@
     <w:lsdException w:uiPriority="99" w:name="Body Text Indent 2"/>
     <w:lsdException w:uiPriority="99" w:name="Body Text Indent 3"/>
     <w:lsdException w:uiPriority="99" w:name="Block Text"/>
-    <w:lsdException w:uiPriority="99" w:name="Hyperlink"/>
+    <w:lsdException w:qFormat="1" w:uiPriority="99" w:name="Hyperlink"/>
     <w:lsdException w:uiPriority="99" w:name="FollowedHyperlink"/>
     <w:lsdException w:qFormat="1" w:unhideWhenUsed="0" w:uiPriority="22" w:semiHidden="0" w:name="Strong"/>
     <w:lsdException w:qFormat="1" w:unhideWhenUsed="0" w:uiPriority="20" w:semiHidden="0" w:name="Emphasis"/>
@@ -1584,7 +1683,7 @@
     <w:lsdException w:uiPriority="99" w:name="Table Web 2"/>
     <w:lsdException w:uiPriority="99" w:name="Table Web 3"/>
     <w:lsdException w:uiPriority="99" w:name="Balloon Text"/>
-    <w:lsdException w:unhideWhenUsed="0" w:uiPriority="39" w:semiHidden="0" w:name="Table Grid"/>
+    <w:lsdException w:qFormat="1" w:unhideWhenUsed="0" w:uiPriority="39" w:semiHidden="0" w:name="Table Grid"/>
     <w:lsdException w:uiPriority="99" w:name="Table Theme"/>
     <w:lsdException w:unhideWhenUsed="0" w:uiPriority="60" w:semiHidden="0" w:name="Light Shading"/>
     <w:lsdException w:unhideWhenUsed="0" w:uiPriority="61" w:semiHidden="0" w:name="Light List"/>
@@ -1760,6 +1859,7 @@
     <w:name w:val="Default Paragraph Font"/>
     <w:semiHidden/>
     <w:unhideWhenUsed/>
+    <w:qFormat/>
     <w:uiPriority w:val="1"/>
   </w:style>
   <w:style w:type="table" w:default="1" w:styleId="7">
@@ -1782,6 +1882,7 @@
     <w:basedOn w:val="1"/>
     <w:semiHidden/>
     <w:unhideWhenUsed/>
+    <w:qFormat/>
     <w:uiPriority w:val="99"/>
     <w:pPr>
       <w:tabs>
@@ -1800,6 +1901,7 @@
     <w:basedOn w:val="1"/>
     <w:semiHidden/>
     <w:unhideWhenUsed/>
+    <w:qFormat/>
     <w:uiPriority w:val="99"/>
     <w:pPr>
       <w:pBdr>
@@ -1824,6 +1926,7 @@
   <w:style w:type="table" w:styleId="8">
     <w:name w:val="Table Grid"/>
     <w:basedOn w:val="7"/>
+    <w:qFormat/>
     <w:uiPriority w:val="39"/>
     <w:pPr>
       <w:widowControl w:val="0"/>
@@ -1845,6 +1948,7 @@
     <w:basedOn w:val="9"/>
     <w:semiHidden/>
     <w:unhideWhenUsed/>
+    <w:qFormat/>
     <w:uiPriority w:val="99"/>
     <w:rPr>
       <w:color w:val="0000FF"/>

--- a/OV7251 Manual-bref.docx
+++ b/OV7251 Manual-bref.docx
@@ -161,6 +161,10 @@
           <w:numId w:val="0"/>
         </w:numPr>
         <w:ind w:leftChars="0"/>
+        <w:rPr>
+          <w:rFonts w:hint="default" w:eastAsiaTheme="minorEastAsia"/>
+          <w:lang w:val="en-US" w:eastAsia="zh-CN"/>
+        </w:rPr>
       </w:pPr>
       <w:r>
         <w:rPr>
@@ -169,7 +173,44 @@
         <w:t>1</w:t>
       </w:r>
       <w:r>
-        <w:t>, active array size: 640x480 ,global shutter.</w:t>
+        <w:t>,</w:t>
+      </w:r>
+      <w:r>
+        <w:rPr>
+          <w:rFonts w:hint="eastAsia"/>
+          <w:lang w:val="en-US" w:eastAsia="zh-CN"/>
+        </w:rPr>
+        <w:t>A</w:t>
+      </w:r>
+      <w:r>
+        <w:t>ctive array size: 640x480 ,</w:t>
+      </w:r>
+      <w:r>
+        <w:rPr>
+          <w:rFonts w:hint="eastAsia"/>
+          <w:lang w:val="en-US" w:eastAsia="zh-CN"/>
+        </w:rPr>
+        <w:t>G</w:t>
+      </w:r>
+      <w:r>
+        <w:t xml:space="preserve">lobal </w:t>
+      </w:r>
+      <w:r>
+        <w:rPr>
+          <w:rFonts w:hint="eastAsia"/>
+          <w:lang w:val="en-US" w:eastAsia="zh-CN"/>
+        </w:rPr>
+        <w:t>S</w:t>
+      </w:r>
+      <w:r>
+        <w:t>hutter</w:t>
+      </w:r>
+      <w:r>
+        <w:rPr>
+          <w:rFonts w:hint="eastAsia"/>
+          <w:lang w:val="en-US" w:eastAsia="zh-CN"/>
+        </w:rPr>
+        <w:t>,External Trigger.</w:t>
       </w:r>
     </w:p>
     <w:p>
@@ -187,7 +228,17 @@
         <w:t>2</w:t>
       </w:r>
       <w:r>
-        <w:t>, output formats: 8bit RAW BW and 10 bit RAW BW.</w:t>
+        <w:t>,</w:t>
+      </w:r>
+      <w:r>
+        <w:rPr>
+          <w:rFonts w:hint="eastAsia"/>
+          <w:lang w:val="en-US" w:eastAsia="zh-CN"/>
+        </w:rPr>
+        <w:t>O</w:t>
+      </w:r>
+      <w:r>
+        <w:t>utput formats: 8bit RAW BW and 10 bit RAW BW.</w:t>
       </w:r>
     </w:p>
     <w:p>
@@ -241,8 +292,6 @@
         </w:rPr>
         <w:t>ted</w:t>
       </w:r>
-      <w:bookmarkStart w:id="0" w:name="_GoBack"/>
-      <w:bookmarkEnd w:id="0"/>
       <w:r>
         <w:t xml:space="preserve"> external trigger input and flash output support</w:t>
       </w:r>
@@ -279,9 +328,9 @@
       <w:pPr>
         <w:numPr>
           <w:ilvl w:val="0"/>
-          <w:numId w:val="0"/>
+          <w:numId w:val="1"/>
         </w:numPr>
-        <w:ind w:leftChars="0"/>
+        <w:ind w:left="420" w:leftChars="0" w:hanging="420" w:firstLineChars="0"/>
       </w:pPr>
       <w:r>
         <w:rPr>
@@ -301,6 +350,126 @@
       </w:r>
       <w:r>
         <w:t>8 bit stream mode</w:t>
+      </w:r>
+    </w:p>
+    <w:p>
+      <w:pPr>
+        <w:numPr>
+          <w:ilvl w:val="0"/>
+          <w:numId w:val="1"/>
+        </w:numPr>
+        <w:ind w:left="420" w:leftChars="0" w:hanging="420" w:firstLineChars="0"/>
+      </w:pPr>
+      <w:r>
+        <w:rPr>
+          <w:rFonts w:hint="eastAsia"/>
+        </w:rPr>
+        <w:t xml:space="preserve"> </w:t>
+      </w:r>
+      <w:r>
+        <w:t xml:space="preserve"> B</w:t>
+      </w:r>
+      <w:r>
+        <w:rPr>
+          <w:rFonts w:hint="eastAsia"/>
+          <w:lang w:val="en-US" w:eastAsia="zh-CN"/>
+        </w:rPr>
+        <w:t>,</w:t>
+      </w:r>
+      <w:r>
+        <w:rPr>
+          <w:rFonts w:hint="eastAsia"/>
+        </w:rPr>
+        <w:t>10bit</w:t>
+      </w:r>
+      <w:r>
+        <w:t xml:space="preserve"> stream mode</w:t>
+      </w:r>
+    </w:p>
+    <w:p>
+      <w:pPr>
+        <w:numPr>
+          <w:ilvl w:val="0"/>
+          <w:numId w:val="1"/>
+        </w:numPr>
+        <w:ind w:left="420" w:leftChars="0" w:hanging="420" w:firstLineChars="0"/>
+      </w:pPr>
+      <w:r>
+        <w:rPr>
+          <w:rFonts w:hint="eastAsia"/>
+        </w:rPr>
+        <w:t xml:space="preserve"> </w:t>
+      </w:r>
+      <w:r>
+        <w:t xml:space="preserve"> C</w:t>
+      </w:r>
+      <w:r>
+        <w:rPr>
+          <w:rFonts w:hint="eastAsia"/>
+          <w:lang w:val="en-US" w:eastAsia="zh-CN"/>
+        </w:rPr>
+        <w:t>,</w:t>
+      </w:r>
+      <w:r>
+        <w:rPr>
+          <w:rFonts w:hint="eastAsia"/>
+        </w:rPr>
+        <w:t>8b</w:t>
+      </w:r>
+      <w:r>
+        <w:t>it external trigger  mode</w:t>
+      </w:r>
+    </w:p>
+    <w:p>
+      <w:pPr>
+        <w:numPr>
+          <w:ilvl w:val="0"/>
+          <w:numId w:val="1"/>
+        </w:numPr>
+        <w:ind w:left="420" w:leftChars="0" w:hanging="420" w:firstLineChars="0"/>
+      </w:pPr>
+      <w:r>
+        <w:t xml:space="preserve">  D</w:t>
+      </w:r>
+      <w:r>
+        <w:rPr>
+          <w:rFonts w:hint="eastAsia"/>
+          <w:lang w:val="en-US" w:eastAsia="zh-CN"/>
+        </w:rPr>
+        <w:t>,</w:t>
+      </w:r>
+      <w:r>
+        <w:rPr>
+          <w:rFonts w:hint="eastAsia"/>
+        </w:rPr>
+        <w:t>10bit</w:t>
+      </w:r>
+      <w:r>
+        <w:t xml:space="preserve"> </w:t>
+      </w:r>
+      <w:r>
+        <w:rPr>
+          <w:rFonts w:hint="eastAsia"/>
+        </w:rPr>
+        <w:t>external</w:t>
+      </w:r>
+      <w:r>
+        <w:t xml:space="preserve"> </w:t>
+      </w:r>
+      <w:r>
+        <w:rPr>
+          <w:rFonts w:hint="eastAsia"/>
+        </w:rPr>
+        <w:t>trigger</w:t>
+      </w:r>
+      <w:r>
+        <w:t xml:space="preserve"> </w:t>
+      </w:r>
+      <w:r>
+        <w:rPr>
+          <w:rFonts w:hint="eastAsia"/>
+        </w:rPr>
+        <w:t>mode</w:t>
       </w:r>
     </w:p>
     <w:p>
@@ -318,23 +487,7 @@
         <w:t xml:space="preserve"> </w:t>
       </w:r>
       <w:r>
-        <w:t xml:space="preserve"> B</w:t>
-      </w:r>
-      <w:r>
-        <w:rPr>
-          <w:rFonts w:hint="eastAsia"/>
-          <w:lang w:val="en-US" w:eastAsia="zh-CN"/>
-        </w:rPr>
-        <w:t>,</w:t>
-      </w:r>
-      <w:r>
-        <w:rPr>
-          <w:rFonts w:hint="eastAsia"/>
-        </w:rPr>
-        <w:t>10bit</w:t>
-      </w:r>
-      <w:r>
-        <w:t xml:space="preserve"> stream mode</w:t>
+        <w:t>Work on 8bit stream mode by default.</w:t>
       </w:r>
     </w:p>
     <w:p>
@@ -349,26 +502,20 @@
         <w:rPr>
           <w:rFonts w:hint="eastAsia"/>
         </w:rPr>
-        <w:t xml:space="preserve"> </w:t>
-      </w:r>
-      <w:r>
-        <w:t xml:space="preserve"> C</w:t>
-      </w:r>
-      <w:r>
-        <w:rPr>
-          <w:rFonts w:hint="eastAsia"/>
-          <w:lang w:val="en-US" w:eastAsia="zh-CN"/>
-        </w:rPr>
-        <w:t>,</w:t>
-      </w:r>
-      <w:r>
-        <w:rPr>
-          <w:rFonts w:hint="eastAsia"/>
-        </w:rPr>
-        <w:t>8b</w:t>
-      </w:r>
-      <w:r>
-        <w:t>it external trigger  mode</w:t>
+        <w:t>6</w:t>
+      </w:r>
+      <w:r>
+        <w:t xml:space="preserve">, </w:t>
+      </w:r>
+      <w:r>
+        <w:rPr>
+          <w:rFonts w:hint="eastAsia"/>
+          <w:lang w:val="en-US" w:eastAsia="zh-CN"/>
+        </w:rPr>
+        <w:t>S</w:t>
+      </w:r>
+      <w:r>
+        <w:t>oftware trigger input support.</w:t>
       </w:r>
     </w:p>
     <w:p>
@@ -380,47 +527,13 @@
         <w:ind w:leftChars="0"/>
       </w:pPr>
       <w:r>
-        <w:t xml:space="preserve">  D</w:t>
-      </w:r>
-      <w:r>
-        <w:rPr>
-          <w:rFonts w:hint="eastAsia"/>
-          <w:lang w:val="en-US" w:eastAsia="zh-CN"/>
-        </w:rPr>
-        <w:t>,</w:t>
-      </w:r>
-      <w:r>
-        <w:rPr>
-          <w:rFonts w:hint="eastAsia"/>
-        </w:rPr>
-        <w:t>10bit</w:t>
-      </w:r>
-      <w:r>
-        <w:t xml:space="preserve"> </w:t>
-      </w:r>
-      <w:r>
-        <w:rPr>
-          <w:rFonts w:hint="eastAsia"/>
-        </w:rPr>
-        <w:t>external</w:t>
-      </w:r>
-      <w:r>
-        <w:t xml:space="preserve"> </w:t>
-      </w:r>
-      <w:r>
-        <w:rPr>
-          <w:rFonts w:hint="eastAsia"/>
-        </w:rPr>
-        <w:t>trigger</w:t>
-      </w:r>
-      <w:r>
-        <w:t xml:space="preserve"> </w:t>
-      </w:r>
-      <w:r>
-        <w:rPr>
-          <w:rFonts w:hint="eastAsia"/>
-        </w:rPr>
-        <w:t>mode</w:t>
+        <w:rPr>
+          <w:rFonts w:hint="eastAsia"/>
+        </w:rPr>
+        <w:t>7</w:t>
+      </w:r>
+      <w:r>
+        <w:t>, driver feature support : gain, exposure, hflip, vflip</w:t>
       </w:r>
     </w:p>
     <w:p>
@@ -435,91 +548,191 @@
         <w:rPr>
           <w:rFonts w:hint="eastAsia"/>
         </w:rPr>
+        <w:t>8</w:t>
+      </w:r>
+      <w:r>
+        <w:t xml:space="preserve">, </w:t>
+      </w:r>
+      <w:r>
+        <w:rPr>
+          <w:rFonts w:hint="eastAsia"/>
+          <w:lang w:val="en-US" w:eastAsia="zh-CN"/>
+        </w:rPr>
+        <w:t>P</w:t>
+      </w:r>
+      <w:r>
+        <w:t>rovide GPL Linux 5.15.32 driver source code.</w:t>
+      </w:r>
+    </w:p>
+    <w:p/>
+    <w:p>
+      <w:pPr>
+        <w:pStyle w:val="3"/>
+        <w:bidi w:val="0"/>
+      </w:pPr>
+      <w:r>
+        <w:rPr>
+          <w:rFonts w:hint="eastAsia"/>
+        </w:rPr>
+        <w:t>C</w:t>
+      </w:r>
+      <w:r>
+        <w:t>ompile the driver source code</w:t>
+      </w:r>
+      <w:r>
+        <w:rPr>
+          <w:rFonts w:hint="eastAsia"/>
+          <w:lang w:val="en-US" w:eastAsia="zh-CN"/>
+        </w:rPr>
         <w:t xml:space="preserve"> </w:t>
       </w:r>
-      <w:r>
-        <w:t>Work on 8bit stream mode by default.</w:t>
-      </w:r>
-    </w:p>
-    <w:p>
-      <w:pPr>
-        <w:numPr>
-          <w:ilvl w:val="0"/>
-          <w:numId w:val="0"/>
-        </w:numPr>
-        <w:ind w:leftChars="0"/>
-      </w:pPr>
-      <w:r>
-        <w:rPr>
-          <w:rFonts w:hint="eastAsia"/>
-        </w:rPr>
-        <w:t>6</w:t>
-      </w:r>
-      <w:r>
-        <w:t xml:space="preserve">, </w:t>
-      </w:r>
-      <w:r>
-        <w:rPr>
-          <w:rFonts w:hint="eastAsia"/>
-          <w:lang w:val="en-US" w:eastAsia="zh-CN"/>
+      <w:bookmarkStart w:id="0" w:name="_GoBack"/>
+      <w:bookmarkEnd w:id="0"/>
+      <w:r>
+        <w:t xml:space="preserve"> </w:t>
+      </w:r>
+    </w:p>
+    <w:p/>
+    <w:p>
+      <w:r>
+        <w:t xml:space="preserve">Step1 </w:t>
+      </w:r>
+      <w:r>
+        <w:rPr>
+          <w:rFonts w:hint="eastAsia"/>
+          <w:lang w:val="en-US" w:eastAsia="zh-CN"/>
+        </w:rPr>
+        <w:t>,</w:t>
+      </w:r>
+      <w:r>
+        <w:t>Install the linux kernel header by:</w:t>
+      </w:r>
+    </w:p>
+    <w:tbl>
+      <w:tblPr>
+        <w:tblStyle w:val="8"/>
+        <w:tblW w:w="0" w:type="auto"/>
+        <w:tblInd w:w="0" w:type="dxa"/>
+        <w:tblBorders>
+          <w:top w:val="single" w:color="auto" w:sz="4" w:space="0"/>
+          <w:left w:val="single" w:color="auto" w:sz="4" w:space="0"/>
+          <w:bottom w:val="single" w:color="auto" w:sz="4" w:space="0"/>
+          <w:right w:val="single" w:color="auto" w:sz="4" w:space="0"/>
+          <w:insideH w:val="single" w:color="auto" w:sz="4" w:space="0"/>
+          <w:insideV w:val="single" w:color="auto" w:sz="4" w:space="0"/>
+        </w:tblBorders>
+        <w:tblLayout w:type="autofit"/>
+        <w:tblCellMar>
+          <w:left w:w="108" w:type="dxa"/>
+          <w:right w:w="108" w:type="dxa"/>
+        </w:tblCellMar>
+      </w:tblPr>
+      <w:tblGrid>
+        <w:gridCol w:w="8522"/>
+      </w:tblGrid>
+      <w:tr>
+        <w:tblPrEx>
+          <w:tblBorders>
+            <w:top w:val="single" w:color="auto" w:sz="4" w:space="0"/>
+            <w:left w:val="single" w:color="auto" w:sz="4" w:space="0"/>
+            <w:bottom w:val="single" w:color="auto" w:sz="4" w:space="0"/>
+            <w:right w:val="single" w:color="auto" w:sz="4" w:space="0"/>
+            <w:insideH w:val="single" w:color="auto" w:sz="4" w:space="0"/>
+            <w:insideV w:val="single" w:color="auto" w:sz="4" w:space="0"/>
+          </w:tblBorders>
+        </w:tblPrEx>
+        <w:tc>
+          <w:tcPr>
+            <w:tcW w:w="8522" w:type="dxa"/>
+            <w:shd w:val="clear" w:color="auto" w:fill="7E7E7E" w:themeFill="background1" w:themeFillShade="7F"/>
+          </w:tcPr>
+          <w:p>
+            <w:pPr>
+              <w:rPr>
+                <w:rFonts w:hint="eastAsia"/>
+                <w:vertAlign w:val="baseline"/>
+              </w:rPr>
+            </w:pPr>
+            <w:r>
+              <w:rPr>
+                <w:rFonts w:hint="eastAsia"/>
+              </w:rPr>
+              <w:t>$</w:t>
+            </w:r>
+            <w:r>
+              <w:t>sudo apt-get install raspberrypi-kernel-headers</w:t>
+            </w:r>
+          </w:p>
+        </w:tc>
+      </w:tr>
+    </w:tbl>
+    <w:p>
+      <w:r>
+        <w:rPr>
+          <w:rFonts w:hint="eastAsia"/>
         </w:rPr>
         <w:t>S</w:t>
       </w:r>
       <w:r>
-        <w:t>oftware trigger input support.</w:t>
-      </w:r>
-    </w:p>
-    <w:p>
-      <w:pPr>
-        <w:numPr>
-          <w:ilvl w:val="0"/>
-          <w:numId w:val="0"/>
-        </w:numPr>
-        <w:ind w:leftChars="0"/>
-      </w:pPr>
-      <w:r>
-        <w:rPr>
-          <w:rFonts w:hint="eastAsia"/>
-        </w:rPr>
-        <w:t>7</w:t>
-      </w:r>
-      <w:r>
-        <w:t>, driver feature support : gain, exposure, hflip, vflip</w:t>
-      </w:r>
-    </w:p>
-    <w:p>
-      <w:pPr>
-        <w:numPr>
-          <w:ilvl w:val="0"/>
-          <w:numId w:val="0"/>
-        </w:numPr>
-        <w:ind w:leftChars="0"/>
-      </w:pPr>
-      <w:r>
-        <w:rPr>
-          <w:rFonts w:hint="eastAsia"/>
-        </w:rPr>
-        <w:t>8</w:t>
-      </w:r>
-      <w:r>
-        <w:t xml:space="preserve">, </w:t>
-      </w:r>
-      <w:r>
-        <w:rPr>
-          <w:rFonts w:hint="eastAsia"/>
-          <w:lang w:val="en-US" w:eastAsia="zh-CN"/>
-        </w:rPr>
-        <w:t>P</w:t>
-      </w:r>
-      <w:r>
-        <w:t>rovide GPL Linux 5.15.32 driver source code.</w:t>
-      </w:r>
-    </w:p>
-    <w:p/>
+        <w:t>tep2</w:t>
+      </w:r>
+      <w:r>
+        <w:rPr>
+          <w:rFonts w:hint="eastAsia"/>
+          <w:lang w:val="en-US" w:eastAsia="zh-CN"/>
+        </w:rPr>
+        <w:t>,</w:t>
+      </w:r>
+      <w:r>
+        <w:t>Compile the driver source code</w:t>
+      </w:r>
+    </w:p>
+    <w:p>
+      <w:r>
+        <w:rPr>
+          <w:rFonts w:hint="eastAsia"/>
+        </w:rPr>
+        <w:t>$</w:t>
+      </w:r>
+      <w:r>
+        <w:t>sudo make</w:t>
+      </w:r>
+    </w:p>
+    <w:p>
+      <w:r>
+        <w:rPr>
+          <w:rFonts w:hint="eastAsia"/>
+        </w:rPr>
+        <w:t>I</w:t>
+      </w:r>
+      <w:r>
+        <w:t>nstall the driver</w:t>
+      </w:r>
+    </w:p>
+    <w:p>
+      <w:r>
+        <w:rPr>
+          <w:rFonts w:hint="eastAsia"/>
+        </w:rPr>
+        <w:t>$</w:t>
+      </w:r>
+      <w:r>
+        <w:t>sudo make install</w:t>
+      </w:r>
+    </w:p>
     <w:p>
       <w:pPr>
         <w:pStyle w:val="2"/>
         <w:bidi w:val="0"/>
+        <w:rPr>
+          <w:rFonts w:hint="eastAsia"/>
+        </w:rPr>
+      </w:pPr>
+    </w:p>
+    <w:p>
+      <w:pPr>
+        <w:pStyle w:val="2"/>
+        <w:bidi w:val="0"/>
       </w:pPr>
       <w:r>
         <w:rPr>
@@ -585,6 +798,82 @@
     <w:p>
       <w:r>
         <w:t>Enable the driver by edit /boot/config.txt by add below content.</w:t>
+      </w:r>
+    </w:p>
+    <w:tbl>
+      <w:tblPr>
+        <w:tblStyle w:val="8"/>
+        <w:tblW w:w="0" w:type="auto"/>
+        <w:tblInd w:w="0" w:type="dxa"/>
+        <w:tblBorders>
+          <w:top w:val="single" w:color="auto" w:sz="4" w:space="0"/>
+          <w:left w:val="single" w:color="auto" w:sz="4" w:space="0"/>
+          <w:bottom w:val="single" w:color="auto" w:sz="4" w:space="0"/>
+          <w:right w:val="single" w:color="auto" w:sz="4" w:space="0"/>
+          <w:insideH w:val="single" w:color="auto" w:sz="4" w:space="0"/>
+          <w:insideV w:val="single" w:color="auto" w:sz="4" w:space="0"/>
+        </w:tblBorders>
+        <w:shd w:val="clear" w:color="auto" w:fill="D7D7D7" w:themeFill="background1" w:themeFillShade="D8"/>
+        <w:tblLayout w:type="autofit"/>
+        <w:tblCellMar>
+          <w:top w:w="0" w:type="dxa"/>
+          <w:left w:w="108" w:type="dxa"/>
+          <w:bottom w:w="0" w:type="dxa"/>
+          <w:right w:w="108" w:type="dxa"/>
+        </w:tblCellMar>
+      </w:tblPr>
+      <w:tblGrid>
+        <w:gridCol w:w="8522"/>
+      </w:tblGrid>
+      <w:tr>
+        <w:tblPrEx>
+          <w:tblBorders>
+            <w:top w:val="single" w:color="auto" w:sz="4" w:space="0"/>
+            <w:left w:val="single" w:color="auto" w:sz="4" w:space="0"/>
+            <w:bottom w:val="single" w:color="auto" w:sz="4" w:space="0"/>
+            <w:right w:val="single" w:color="auto" w:sz="4" w:space="0"/>
+            <w:insideH w:val="single" w:color="auto" w:sz="4" w:space="0"/>
+            <w:insideV w:val="single" w:color="auto" w:sz="4" w:space="0"/>
+          </w:tblBorders>
+          <w:tblCellMar>
+            <w:top w:w="0" w:type="dxa"/>
+            <w:left w:w="108" w:type="dxa"/>
+            <w:bottom w:w="0" w:type="dxa"/>
+            <w:right w:w="108" w:type="dxa"/>
+          </w:tblCellMar>
+        </w:tblPrEx>
+        <w:tc>
+          <w:tcPr>
+            <w:tcW w:w="8522" w:type="dxa"/>
+            <w:shd w:val="clear" w:color="auto" w:fill="D7D7D7" w:themeFill="background1" w:themeFillShade="D8"/>
+            <w:vAlign w:val="top"/>
+          </w:tcPr>
+          <w:p>
+            <w:pPr>
+              <w:rPr>
+                <w:vertAlign w:val="baseline"/>
+              </w:rPr>
+            </w:pPr>
+            <w:r>
+              <w:t>dtoverlay=vc_mipi_ov7251</w:t>
+            </w:r>
+          </w:p>
+        </w:tc>
+      </w:tr>
+    </w:tbl>
+    <w:p>
+      <w:pPr>
+        <w:rPr>
+          <w:rFonts w:hint="default"/>
+          <w:lang w:val="en-US" w:eastAsia="zh-CN"/>
+        </w:rPr>
+      </w:pPr>
+      <w:r>
+        <w:rPr>
+          <w:rFonts w:hint="eastAsia"/>
+          <w:lang w:val="en-US" w:eastAsia="zh-CN"/>
+        </w:rPr>
+        <w:t>If pi zero(bcm2835)</w:t>
       </w:r>
     </w:p>
     <w:tbl>
@@ -629,76 +918,6 @@
             <w:bottom w:w="0" w:type="dxa"/>
             <w:right w:w="108" w:type="dxa"/>
           </w:tblCellMar>
-        </w:tblPrEx>
-        <w:tc>
-          <w:tcPr>
-            <w:tcW w:w="8522" w:type="dxa"/>
-            <w:shd w:val="clear" w:color="auto" w:fill="D7D7D7" w:themeFill="background1" w:themeFillShade="D8"/>
-            <w:vAlign w:val="top"/>
-          </w:tcPr>
-          <w:p>
-            <w:pPr>
-              <w:rPr>
-                <w:vertAlign w:val="baseline"/>
-              </w:rPr>
-            </w:pPr>
-            <w:r>
-              <w:t>dtoverlay=vc_mipi_ov7251</w:t>
-            </w:r>
-          </w:p>
-        </w:tc>
-      </w:tr>
-    </w:tbl>
-    <w:p>
-      <w:pPr>
-        <w:rPr>
-          <w:rFonts w:hint="default"/>
-          <w:lang w:val="en-US" w:eastAsia="zh-CN"/>
-        </w:rPr>
-      </w:pPr>
-      <w:r>
-        <w:rPr>
-          <w:rFonts w:hint="eastAsia"/>
-          <w:lang w:val="en-US" w:eastAsia="zh-CN"/>
-        </w:rPr>
-        <w:t>If pi zero(bcm2835)</w:t>
-      </w:r>
-    </w:p>
-    <w:tbl>
-      <w:tblPr>
-        <w:tblStyle w:val="8"/>
-        <w:tblW w:w="0" w:type="auto"/>
-        <w:tblInd w:w="0" w:type="dxa"/>
-        <w:tblBorders>
-          <w:top w:val="single" w:color="auto" w:sz="4" w:space="0"/>
-          <w:left w:val="single" w:color="auto" w:sz="4" w:space="0"/>
-          <w:bottom w:val="single" w:color="auto" w:sz="4" w:space="0"/>
-          <w:right w:val="single" w:color="auto" w:sz="4" w:space="0"/>
-          <w:insideH w:val="single" w:color="auto" w:sz="4" w:space="0"/>
-          <w:insideV w:val="single" w:color="auto" w:sz="4" w:space="0"/>
-        </w:tblBorders>
-        <w:shd w:val="clear" w:color="auto" w:fill="D7D7D7" w:themeFill="background1" w:themeFillShade="D8"/>
-        <w:tblLayout w:type="autofit"/>
-        <w:tblCellMar>
-          <w:top w:w="0" w:type="dxa"/>
-          <w:left w:w="108" w:type="dxa"/>
-          <w:bottom w:w="0" w:type="dxa"/>
-          <w:right w:w="108" w:type="dxa"/>
-        </w:tblCellMar>
-      </w:tblPr>
-      <w:tblGrid>
-        <w:gridCol w:w="8522"/>
-      </w:tblGrid>
-      <w:tr>
-        <w:tblPrEx>
-          <w:tblBorders>
-            <w:top w:val="single" w:color="auto" w:sz="4" w:space="0"/>
-            <w:left w:val="single" w:color="auto" w:sz="4" w:space="0"/>
-            <w:bottom w:val="single" w:color="auto" w:sz="4" w:space="0"/>
-            <w:right w:val="single" w:color="auto" w:sz="4" w:space="0"/>
-            <w:insideH w:val="single" w:color="auto" w:sz="4" w:space="0"/>
-            <w:insideV w:val="single" w:color="auto" w:sz="4" w:space="0"/>
-          </w:tblBorders>
         </w:tblPrEx>
         <w:tc>
           <w:tcPr>
@@ -1045,92 +1264,6 @@
       </w:r>
     </w:p>
     <w:p/>
-    <w:p>
-      <w:pPr>
-        <w:pStyle w:val="3"/>
-        <w:bidi w:val="0"/>
-      </w:pPr>
-      <w:r>
-        <w:rPr>
-          <w:rFonts w:hint="eastAsia"/>
-        </w:rPr>
-        <w:t>C</w:t>
-      </w:r>
-      <w:r>
-        <w:t xml:space="preserve">ompile the driver source code </w:t>
-      </w:r>
-    </w:p>
-    <w:p/>
-    <w:p>
-      <w:r>
-        <w:t xml:space="preserve">Step1 </w:t>
-      </w:r>
-    </w:p>
-    <w:p>
-      <w:r>
-        <w:t>Install the linux kernel header by:</w:t>
-      </w:r>
-    </w:p>
-    <w:p>
-      <w:r>
-        <w:rPr>
-          <w:rFonts w:hint="eastAsia"/>
-        </w:rPr>
-        <w:t>$</w:t>
-      </w:r>
-      <w:r>
-        <w:t>sudo apt-get install raspberrypi-kernel-headers</w:t>
-      </w:r>
-    </w:p>
-    <w:p>
-      <w:r>
-        <w:rPr>
-          <w:rFonts w:hint="eastAsia"/>
-        </w:rPr>
-        <w:t>S</w:t>
-      </w:r>
-      <w:r>
-        <w:t>tep2</w:t>
-      </w:r>
-    </w:p>
-    <w:p>
-      <w:r>
-        <w:t>Compile the driver source code</w:t>
-      </w:r>
-    </w:p>
-    <w:p>
-      <w:r>
-        <w:rPr>
-          <w:rFonts w:hint="eastAsia"/>
-        </w:rPr>
-        <w:t>$</w:t>
-      </w:r>
-      <w:r>
-        <w:t>sudo make</w:t>
-      </w:r>
-    </w:p>
-    <w:p>
-      <w:r>
-        <w:rPr>
-          <w:rFonts w:hint="eastAsia"/>
-        </w:rPr>
-        <w:t>I</w:t>
-      </w:r>
-      <w:r>
-        <w:t>nstall the driver</w:t>
-      </w:r>
-    </w:p>
-    <w:p>
-      <w:r>
-        <w:rPr>
-          <w:rFonts w:hint="eastAsia"/>
-        </w:rPr>
-        <w:t>$</w:t>
-      </w:r>
-      <w:r>
-        <w:t>sudo make install</w:t>
-      </w:r>
-    </w:p>
     <w:sectPr>
       <w:headerReference r:id="rId3" w:type="default"/>
       <w:footerReference r:id="rId4" w:type="default"/>
@@ -1522,6 +1655,31 @@
     </w:r>
   </w:p>
 </w:hdr>
+</file>
+
+<file path=word/numbering.xml><?xml version="1.0" encoding="utf-8"?>
+<w:numbering xmlns:wpc="http://schemas.microsoft.com/office/word/2010/wordprocessingCanvas" xmlns:mc="http://schemas.openxmlformats.org/markup-compatibility/2006" xmlns:o="urn:schemas-microsoft-com:office:office" xmlns:r="http://schemas.openxmlformats.org/officeDocument/2006/relationships" xmlns:m="http://schemas.openxmlformats.org/officeDocument/2006/math" xmlns:v="urn:schemas-microsoft-com:vml" xmlns:wp14="http://schemas.microsoft.com/office/word/2010/wordprocessingDrawing" xmlns:wp="http://schemas.openxmlformats.org/drawingml/2006/wordprocessingDrawing" xmlns:w10="urn:schemas-microsoft-com:office:word" xmlns:w="http://schemas.openxmlformats.org/wordprocessingml/2006/main" xmlns:w14="http://schemas.microsoft.com/office/word/2010/wordml" xmlns:wpg="http://schemas.microsoft.com/office/word/2010/wordprocessingGroup" xmlns:wpi="http://schemas.microsoft.com/office/word/2010/wordprocessingInk" xmlns:wne="http://schemas.microsoft.com/office/word/2006/wordml" xmlns:wps="http://schemas.microsoft.com/office/word/2010/wordprocessingShape" xmlns:wpsCustomData="http://www.wps.cn/officeDocument/2013/wpsCustomData" mc:Ignorable="w14 wp14">
+  <w:abstractNum w:abstractNumId="0">
+    <w:nsid w:val="0E4C7B06"/>
+    <w:multiLevelType w:val="singleLevel"/>
+    <w:tmpl w:val="0E4C7B06"/>
+    <w:lvl w:ilvl="0" w:tentative="0">
+      <w:start w:val="1"/>
+      <w:numFmt w:val="bullet"/>
+      <w:lvlText w:val=""/>
+      <w:lvlJc w:val="left"/>
+      <w:pPr>
+        <w:ind w:left="420" w:hanging="420"/>
+      </w:pPr>
+      <w:rPr>
+        <w:rFonts w:hint="default" w:ascii="Wingdings" w:hAnsi="Wingdings"/>
+      </w:rPr>
+    </w:lvl>
+  </w:abstractNum>
+  <w:num w:numId="1">
+    <w:abstractNumId w:val="0"/>
+  </w:num>
+</w:numbering>
 </file>
 
 <file path=word/styles.xml><?xml version="1.0" encoding="utf-8"?>

--- a/OV7251 Manual-bref.docx
+++ b/OV7251 Manual-bref.docx
@@ -163,6 +163,8 @@
         <w:ind w:leftChars="0"/>
         <w:rPr>
           <w:rFonts w:hint="default" w:eastAsiaTheme="minorEastAsia"/>
+          <w:b/>
+          <w:bCs/>
           <w:lang w:val="en-US" w:eastAsia="zh-CN"/>
         </w:rPr>
       </w:pPr>
@@ -188,26 +190,40 @@
       <w:r>
         <w:rPr>
           <w:rFonts w:hint="eastAsia"/>
+          <w:b/>
+          <w:bCs/>
           <w:lang w:val="en-US" w:eastAsia="zh-CN"/>
         </w:rPr>
         <w:t>G</w:t>
       </w:r>
       <w:r>
+        <w:rPr>
+          <w:b/>
+          <w:bCs/>
+        </w:rPr>
         <w:t xml:space="preserve">lobal </w:t>
       </w:r>
       <w:r>
         <w:rPr>
           <w:rFonts w:hint="eastAsia"/>
+          <w:b/>
+          <w:bCs/>
           <w:lang w:val="en-US" w:eastAsia="zh-CN"/>
         </w:rPr>
         <w:t>S</w:t>
       </w:r>
       <w:r>
+        <w:rPr>
+          <w:b/>
+          <w:bCs/>
+        </w:rPr>
         <w:t>hutter</w:t>
       </w:r>
       <w:r>
         <w:rPr>
           <w:rFonts w:hint="eastAsia"/>
+          <w:b/>
+          <w:bCs/>
           <w:lang w:val="en-US" w:eastAsia="zh-CN"/>
         </w:rPr>
         <w:t>,External Trigger.</w:t>
@@ -331,6 +347,7 @@
           <w:numId w:val="1"/>
         </w:numPr>
         <w:ind w:left="420" w:leftChars="0" w:hanging="420" w:firstLineChars="0"/>
+        <w:jc w:val="left"/>
       </w:pPr>
       <w:r>
         <w:rPr>
@@ -359,6 +376,7 @@
           <w:numId w:val="1"/>
         </w:numPr>
         <w:ind w:left="420" w:leftChars="0" w:hanging="420" w:firstLineChars="0"/>
+        <w:jc w:val="left"/>
       </w:pPr>
       <w:r>
         <w:rPr>
@@ -393,6 +411,7 @@
           <w:numId w:val="1"/>
         </w:numPr>
         <w:ind w:left="420" w:leftChars="0" w:hanging="420" w:firstLineChars="0"/>
+        <w:jc w:val="left"/>
       </w:pPr>
       <w:r>
         <w:rPr>
@@ -417,7 +436,17 @@
         <w:t>8b</w:t>
       </w:r>
       <w:r>
-        <w:t>it external trigger  mode</w:t>
+        <w:t>it external trigger</w:t>
+      </w:r>
+      <w:r>
+        <w:rPr>
+          <w:rFonts w:hint="eastAsia"/>
+          <w:lang w:val="en-US" w:eastAsia="zh-CN"/>
+        </w:rPr>
+        <w:t xml:space="preserve"> </w:t>
+      </w:r>
+      <w:r>
+        <w:t>mode</w:t>
       </w:r>
     </w:p>
     <w:p>
@@ -427,6 +456,7 @@
           <w:numId w:val="1"/>
         </w:numPr>
         <w:ind w:left="420" w:leftChars="0" w:hanging="420" w:firstLineChars="0"/>
+        <w:jc w:val="left"/>
       </w:pPr>
       <w:r>
         <w:t xml:space="preserve">  D</w:t>
@@ -533,7 +563,37 @@
         <w:t>7</w:t>
       </w:r>
       <w:r>
-        <w:t>, driver feature support : gain, exposure, hflip, vflip</w:t>
+        <w:t>, driver feature support : gain</w:t>
+      </w:r>
+      <w:r>
+        <w:rPr>
+          <w:rFonts w:hint="eastAsia"/>
+          <w:lang w:val="en-US" w:eastAsia="zh-CN"/>
+        </w:rPr>
+        <w:t>,</w:t>
+      </w:r>
+      <w:r>
+        <w:t>exposure</w:t>
+      </w:r>
+      <w:r>
+        <w:rPr>
+          <w:rFonts w:hint="eastAsia"/>
+          <w:lang w:val="en-US" w:eastAsia="zh-CN"/>
+        </w:rPr>
+        <w:t>,</w:t>
+      </w:r>
+      <w:r>
+        <w:t>hflip</w:t>
+      </w:r>
+      <w:r>
+        <w:rPr>
+          <w:rFonts w:hint="eastAsia"/>
+          <w:lang w:val="en-US" w:eastAsia="zh-CN"/>
+        </w:rPr>
+        <w:t>,</w:t>
+      </w:r>
+      <w:r>
+        <w:t>vflip</w:t>
       </w:r>
     </w:p>
     <w:p>
@@ -564,48 +624,1657 @@
         <w:t>rovide GPL Linux 5.15.32 driver source code.</w:t>
       </w:r>
     </w:p>
-    <w:p/>
     <w:p>
       <w:pPr>
         <w:pStyle w:val="3"/>
         <w:bidi w:val="0"/>
-      </w:pPr>
-      <w:r>
-        <w:rPr>
-          <w:rFonts w:hint="eastAsia"/>
-        </w:rPr>
-        <w:t>C</w:t>
-      </w:r>
-      <w:r>
-        <w:t>ompile the driver source code</w:t>
-      </w:r>
-      <w:r>
-        <w:rPr>
-          <w:rFonts w:hint="eastAsia"/>
-          <w:lang w:val="en-US" w:eastAsia="zh-CN"/>
+        <w:rPr>
+          <w:rFonts w:hint="eastAsia"/>
+          <w:lang w:val="en-US" w:eastAsia="zh-CN"/>
+        </w:rPr>
+      </w:pPr>
+      <w:r>
+        <w:rPr>
+          <w:rFonts w:hint="eastAsia"/>
+          <w:lang w:val="en-US" w:eastAsia="zh-CN"/>
+        </w:rPr>
+        <w:t>Hardware Description:</w:t>
+      </w:r>
+    </w:p>
+    <w:p>
+      <w:pPr>
+        <w:rPr>
+          <w:rFonts w:hint="default"/>
+          <w:lang w:val="en-US" w:eastAsia="zh-CN"/>
+        </w:rPr>
+      </w:pPr>
+      <w:r>
+        <w:drawing>
+          <wp:inline distT="0" distB="0" distL="114300" distR="114300">
+            <wp:extent cx="5274310" cy="4044950"/>
+            <wp:effectExtent l="0" t="0" r="2540" b="12700"/>
+            <wp:docPr id="2" name="图片 1"/>
+            <wp:cNvGraphicFramePr>
+              <a:graphicFrameLocks xmlns:a="http://schemas.openxmlformats.org/drawingml/2006/main" noChangeAspect="1"/>
+            </wp:cNvGraphicFramePr>
+            <a:graphic xmlns:a="http://schemas.openxmlformats.org/drawingml/2006/main">
+              <a:graphicData uri="http://schemas.openxmlformats.org/drawingml/2006/picture">
+                <pic:pic xmlns:pic="http://schemas.openxmlformats.org/drawingml/2006/picture">
+                  <pic:nvPicPr>
+                    <pic:cNvPr id="2" name="图片 1"/>
+                    <pic:cNvPicPr>
+                      <a:picLocks noChangeAspect="1"/>
+                    </pic:cNvPicPr>
+                  </pic:nvPicPr>
+                  <pic:blipFill>
+                    <a:blip r:embed="rId7"/>
+                    <a:stretch>
+                      <a:fillRect/>
+                    </a:stretch>
+                  </pic:blipFill>
+                  <pic:spPr>
+                    <a:xfrm>
+                      <a:off x="0" y="0"/>
+                      <a:ext cx="5274310" cy="4044950"/>
+                    </a:xfrm>
+                    <a:prstGeom prst="rect">
+                      <a:avLst/>
+                    </a:prstGeom>
+                    <a:noFill/>
+                    <a:ln>
+                      <a:noFill/>
+                    </a:ln>
+                  </pic:spPr>
+                </pic:pic>
+              </a:graphicData>
+            </a:graphic>
+          </wp:inline>
+        </w:drawing>
+      </w:r>
+    </w:p>
+    <w:p>
+      <w:pPr>
+        <w:pStyle w:val="3"/>
+        <w:bidi w:val="0"/>
+        <w:rPr>
+          <w:rFonts w:hint="eastAsia"/>
+          <w:lang w:val="en-US" w:eastAsia="zh-CN"/>
+        </w:rPr>
+      </w:pPr>
+      <w:r>
+        <w:rPr>
+          <w:rFonts w:hint="eastAsia"/>
+          <w:lang w:val="en-US" w:eastAsia="zh-CN"/>
+        </w:rPr>
+        <w:t>Default Len</w:t>
+      </w:r>
+    </w:p>
+    <w:p>
+      <w:r>
+        <w:drawing>
+          <wp:inline distT="0" distB="0" distL="114300" distR="114300">
+            <wp:extent cx="4276725" cy="3467100"/>
+            <wp:effectExtent l="0" t="0" r="9525" b="0"/>
+            <wp:docPr id="6" name="图片 3"/>
+            <wp:cNvGraphicFramePr>
+              <a:graphicFrameLocks xmlns:a="http://schemas.openxmlformats.org/drawingml/2006/main" noChangeAspect="1"/>
+            </wp:cNvGraphicFramePr>
+            <a:graphic xmlns:a="http://schemas.openxmlformats.org/drawingml/2006/main">
+              <a:graphicData uri="http://schemas.openxmlformats.org/drawingml/2006/picture">
+                <pic:pic xmlns:pic="http://schemas.openxmlformats.org/drawingml/2006/picture">
+                  <pic:nvPicPr>
+                    <pic:cNvPr id="6" name="图片 3"/>
+                    <pic:cNvPicPr>
+                      <a:picLocks noChangeAspect="1"/>
+                    </pic:cNvPicPr>
+                  </pic:nvPicPr>
+                  <pic:blipFill>
+                    <a:blip r:embed="rId8"/>
+                    <a:stretch>
+                      <a:fillRect/>
+                    </a:stretch>
+                  </pic:blipFill>
+                  <pic:spPr>
+                    <a:xfrm>
+                      <a:off x="0" y="0"/>
+                      <a:ext cx="4276725" cy="3467100"/>
+                    </a:xfrm>
+                    <a:prstGeom prst="rect">
+                      <a:avLst/>
+                    </a:prstGeom>
+                    <a:noFill/>
+                    <a:ln>
+                      <a:noFill/>
+                    </a:ln>
+                  </pic:spPr>
+                </pic:pic>
+              </a:graphicData>
+            </a:graphic>
+          </wp:inline>
+        </w:drawing>
+      </w:r>
+    </w:p>
+    <w:p>
+      <w:pPr>
+        <w:keepNext w:val="0"/>
+        <w:keepLines w:val="0"/>
+        <w:widowControl/>
+        <w:numPr>
+          <w:ilvl w:val="0"/>
+          <w:numId w:val="1"/>
+        </w:numPr>
+        <w:suppressLineNumbers w:val="0"/>
+        <w:ind w:left="420" w:leftChars="0" w:hanging="420" w:firstLineChars="0"/>
+        <w:jc w:val="left"/>
+        <w:rPr>
+          <w:rFonts w:hint="default" w:asciiTheme="minorAscii" w:hAnsiTheme="minorAscii"/>
+        </w:rPr>
+      </w:pPr>
+      <w:r>
+        <w:rPr>
+          <w:rFonts w:hint="default" w:asciiTheme="minorAscii" w:hAnsiTheme="minorAscii"/>
+          <w:lang w:val="en-US" w:eastAsia="zh-CN"/>
+        </w:rPr>
+        <w:t>Interface: M12</w:t>
+      </w:r>
+    </w:p>
+    <w:p>
+      <w:pPr>
+        <w:keepNext w:val="0"/>
+        <w:keepLines w:val="0"/>
+        <w:widowControl/>
+        <w:numPr>
+          <w:ilvl w:val="0"/>
+          <w:numId w:val="1"/>
+        </w:numPr>
+        <w:suppressLineNumbers w:val="0"/>
+        <w:ind w:left="420" w:leftChars="0" w:hanging="420" w:firstLineChars="0"/>
+        <w:jc w:val="left"/>
+        <w:rPr>
+          <w:rFonts w:hint="default" w:asciiTheme="minorAscii" w:hAnsiTheme="minorAscii"/>
+        </w:rPr>
+      </w:pPr>
+      <w:r>
+        <w:rPr>
+          <w:rFonts w:hint="default" w:eastAsia="宋体" w:cs="Calibri" w:asciiTheme="minorAscii" w:hAnsiTheme="minorAscii"/>
+          <w:color w:val="000000"/>
+          <w:kern w:val="0"/>
+          <w:sz w:val="20"/>
+          <w:szCs w:val="20"/>
+          <w:lang w:val="en-US" w:eastAsia="zh-CN" w:bidi="ar"/>
+        </w:rPr>
+        <w:t xml:space="preserve">Field of view Fov(D) = 148 degrees , Fov(H) = 118 degrees </w:t>
+      </w:r>
+    </w:p>
+    <w:p>
+      <w:pPr>
+        <w:keepNext w:val="0"/>
+        <w:keepLines w:val="0"/>
+        <w:widowControl/>
+        <w:numPr>
+          <w:ilvl w:val="0"/>
+          <w:numId w:val="1"/>
+        </w:numPr>
+        <w:suppressLineNumbers w:val="0"/>
+        <w:ind w:left="420" w:leftChars="0" w:hanging="420" w:firstLineChars="0"/>
+        <w:jc w:val="left"/>
+        <w:rPr>
+          <w:rFonts w:hint="default" w:asciiTheme="minorAscii" w:hAnsiTheme="minorAscii"/>
+        </w:rPr>
+      </w:pPr>
+      <w:r>
+        <w:rPr>
+          <w:rFonts w:hint="default" w:eastAsia="宋体" w:cs="Calibri" w:asciiTheme="minorAscii" w:hAnsiTheme="minorAscii"/>
+          <w:color w:val="000000"/>
+          <w:kern w:val="0"/>
+          <w:sz w:val="20"/>
+          <w:szCs w:val="20"/>
+          <w:lang w:val="en-US" w:eastAsia="zh-CN" w:bidi="ar"/>
+        </w:rPr>
+        <w:t xml:space="preserve">Focal Length 2.8 mm </w:t>
+      </w:r>
+    </w:p>
+    <w:p>
+      <w:pPr>
+        <w:keepNext w:val="0"/>
+        <w:keepLines w:val="0"/>
+        <w:widowControl/>
+        <w:numPr>
+          <w:ilvl w:val="0"/>
+          <w:numId w:val="1"/>
+        </w:numPr>
+        <w:suppressLineNumbers w:val="0"/>
+        <w:ind w:left="420" w:leftChars="0" w:hanging="420" w:firstLineChars="0"/>
+        <w:jc w:val="left"/>
+        <w:rPr>
+          <w:rFonts w:hint="default" w:asciiTheme="minorAscii" w:hAnsiTheme="minorAscii"/>
+        </w:rPr>
+      </w:pPr>
+      <w:r>
+        <w:rPr>
+          <w:rFonts w:hint="default" w:eastAsia="宋体" w:cs="Calibri" w:asciiTheme="minorAscii" w:hAnsiTheme="minorAscii"/>
+          <w:color w:val="242424"/>
+          <w:kern w:val="0"/>
+          <w:sz w:val="20"/>
+          <w:szCs w:val="20"/>
+          <w:lang w:val="en-US" w:eastAsia="zh-CN" w:bidi="ar"/>
+        </w:rPr>
+        <w:t xml:space="preserve">Focal Distance Adjustable </w:t>
+      </w:r>
+    </w:p>
+    <w:p>
+      <w:pPr>
+        <w:keepNext w:val="0"/>
+        <w:keepLines w:val="0"/>
+        <w:widowControl/>
+        <w:numPr>
+          <w:ilvl w:val="0"/>
+          <w:numId w:val="1"/>
+        </w:numPr>
+        <w:suppressLineNumbers w:val="0"/>
+        <w:ind w:left="420" w:leftChars="0" w:hanging="420" w:firstLineChars="0"/>
+        <w:jc w:val="left"/>
+        <w:rPr>
+          <w:rFonts w:hint="default" w:asciiTheme="minorAscii" w:hAnsiTheme="minorAscii"/>
+        </w:rPr>
+      </w:pPr>
+      <w:r>
+        <w:rPr>
+          <w:rFonts w:hint="default" w:eastAsia="宋体" w:cs="Calibri" w:asciiTheme="minorAscii" w:hAnsiTheme="minorAscii"/>
+          <w:color w:val="000000"/>
+          <w:kern w:val="0"/>
+          <w:sz w:val="20"/>
+          <w:szCs w:val="20"/>
+          <w:lang w:val="en-US" w:eastAsia="zh-CN" w:bidi="ar"/>
+        </w:rPr>
+        <w:t xml:space="preserve">TV DISTORTION &lt;-17% </w:t>
+      </w:r>
+    </w:p>
+    <w:p>
+      <w:pPr>
+        <w:keepNext w:val="0"/>
+        <w:keepLines w:val="0"/>
+        <w:widowControl/>
+        <w:numPr>
+          <w:ilvl w:val="0"/>
+          <w:numId w:val="1"/>
+        </w:numPr>
+        <w:suppressLineNumbers w:val="0"/>
+        <w:ind w:left="420" w:leftChars="0" w:hanging="420" w:firstLineChars="0"/>
+        <w:jc w:val="left"/>
+        <w:rPr>
+          <w:rFonts w:hint="default" w:asciiTheme="minorAscii" w:hAnsiTheme="minorAscii"/>
+        </w:rPr>
+      </w:pPr>
+      <w:r>
+        <w:rPr>
+          <w:rFonts w:hint="default" w:eastAsia="宋体" w:cs="Calibri" w:asciiTheme="minorAscii" w:hAnsiTheme="minorAscii"/>
+          <w:color w:val="242424"/>
+          <w:kern w:val="0"/>
+          <w:sz w:val="20"/>
+          <w:szCs w:val="20"/>
+          <w:lang w:val="en-US" w:eastAsia="zh-CN" w:bidi="ar"/>
+        </w:rPr>
+        <w:t>F(N) /Aperture 2.2</w:t>
+      </w:r>
+    </w:p>
+    <w:p>
+      <w:pPr>
+        <w:keepNext w:val="0"/>
+        <w:keepLines w:val="0"/>
+        <w:widowControl/>
+        <w:numPr>
+          <w:numId w:val="0"/>
+        </w:numPr>
+        <w:suppressLineNumbers w:val="0"/>
+        <w:jc w:val="left"/>
+        <w:rPr>
+          <w:rFonts w:hint="default" w:ascii="Calibri" w:hAnsi="Calibri" w:eastAsia="宋体" w:cs="Calibri"/>
+          <w:color w:val="242424"/>
+          <w:kern w:val="0"/>
+          <w:sz w:val="20"/>
+          <w:szCs w:val="20"/>
+          <w:lang w:val="en-US" w:eastAsia="zh-CN" w:bidi="ar"/>
+        </w:rPr>
+      </w:pPr>
+    </w:p>
+    <w:p>
+      <w:pPr>
+        <w:pStyle w:val="3"/>
+        <w:bidi w:val="0"/>
+      </w:pPr>
+      <w:r>
+        <w:rPr>
+          <w:lang w:val="en-US" w:eastAsia="zh-CN"/>
+        </w:rPr>
+        <w:t>Signal/Power Connector J1</w:t>
+      </w:r>
+    </w:p>
+    <w:p>
+      <w:pPr>
+        <w:keepNext w:val="0"/>
+        <w:keepLines w:val="0"/>
+        <w:widowControl/>
+        <w:numPr>
+          <w:numId w:val="0"/>
+        </w:numPr>
+        <w:suppressLineNumbers w:val="0"/>
+        <w:jc w:val="left"/>
+        <w:rPr>
+          <w:rFonts w:hint="default" w:ascii="Calibri" w:hAnsi="Calibri" w:eastAsia="宋体" w:cs="Calibri"/>
+          <w:color w:val="242424"/>
+          <w:kern w:val="0"/>
+          <w:sz w:val="20"/>
+          <w:szCs w:val="20"/>
+          <w:lang w:val="en-US" w:eastAsia="zh-CN" w:bidi="ar"/>
+        </w:rPr>
+        <w:sectPr>
+          <w:headerReference r:id="rId3" w:type="default"/>
+          <w:footerReference r:id="rId4" w:type="default"/>
+          <w:pgSz w:w="11906" w:h="16838"/>
+          <w:pgMar w:top="1440" w:right="1800" w:bottom="1440" w:left="1800" w:header="851" w:footer="992" w:gutter="0"/>
+          <w:pgBorders>
+            <w:top w:val="none" w:sz="0" w:space="0"/>
+            <w:left w:val="none" w:sz="0" w:space="0"/>
+            <w:bottom w:val="none" w:sz="0" w:space="0"/>
+            <w:right w:val="none" w:sz="0" w:space="0"/>
+          </w:pgBorders>
+          <w:cols w:space="425" w:num="1"/>
+          <w:docGrid w:type="lines" w:linePitch="312" w:charSpace="0"/>
+        </w:sectPr>
+      </w:pPr>
+    </w:p>
+    <w:p>
+      <w:pPr>
+        <w:keepNext w:val="0"/>
+        <w:keepLines w:val="0"/>
+        <w:widowControl/>
+        <w:numPr>
+          <w:numId w:val="0"/>
+        </w:numPr>
+        <w:suppressLineNumbers w:val="0"/>
+        <w:jc w:val="left"/>
+        <w:rPr>
+          <w:rFonts w:hint="default" w:ascii="Calibri" w:hAnsi="Calibri" w:eastAsia="宋体" w:cs="Calibri"/>
+          <w:color w:val="242424"/>
+          <w:kern w:val="0"/>
+          <w:sz w:val="20"/>
+          <w:szCs w:val="20"/>
+          <w:lang w:val="en-US" w:eastAsia="zh-CN" w:bidi="ar"/>
+        </w:rPr>
+      </w:pPr>
+    </w:p>
+    <w:p>
+      <w:pPr>
+        <w:rPr>
+          <w:rFonts w:hint="default"/>
+          <w:lang w:val="en-US" w:eastAsia="zh-CN"/>
+        </w:rPr>
+        <w:sectPr>
+          <w:type w:val="continuous"/>
+          <w:pgSz w:w="11906" w:h="16838"/>
+          <w:pgMar w:top="1440" w:right="1800" w:bottom="1440" w:left="1800" w:header="851" w:footer="992" w:gutter="0"/>
+          <w:pgBorders>
+            <w:top w:val="none" w:sz="0" w:space="0"/>
+            <w:left w:val="none" w:sz="0" w:space="0"/>
+            <w:bottom w:val="none" w:sz="0" w:space="0"/>
+            <w:right w:val="none" w:sz="0" w:space="0"/>
+          </w:pgBorders>
+          <w:cols w:equalWidth="0" w:num="2">
+            <w:col w:w="3940" w:space="425"/>
+            <w:col w:w="3940"/>
+          </w:cols>
+          <w:docGrid w:type="lines" w:linePitch="312" w:charSpace="0"/>
+        </w:sectPr>
+      </w:pPr>
+      <w:r>
+        <w:drawing>
+          <wp:inline distT="0" distB="0" distL="114300" distR="114300">
+            <wp:extent cx="2499995" cy="3275965"/>
+            <wp:effectExtent l="0" t="0" r="14605" b="635"/>
+            <wp:docPr id="7" name="图片 4"/>
+            <wp:cNvGraphicFramePr>
+              <a:graphicFrameLocks xmlns:a="http://schemas.openxmlformats.org/drawingml/2006/main" noChangeAspect="1"/>
+            </wp:cNvGraphicFramePr>
+            <a:graphic xmlns:a="http://schemas.openxmlformats.org/drawingml/2006/main">
+              <a:graphicData uri="http://schemas.openxmlformats.org/drawingml/2006/picture">
+                <pic:pic xmlns:pic="http://schemas.openxmlformats.org/drawingml/2006/picture">
+                  <pic:nvPicPr>
+                    <pic:cNvPr id="7" name="图片 4"/>
+                    <pic:cNvPicPr>
+                      <a:picLocks noChangeAspect="1"/>
+                    </pic:cNvPicPr>
+                  </pic:nvPicPr>
+                  <pic:blipFill>
+                    <a:blip r:embed="rId9"/>
+                    <a:stretch>
+                      <a:fillRect/>
+                    </a:stretch>
+                  </pic:blipFill>
+                  <pic:spPr>
+                    <a:xfrm>
+                      <a:off x="0" y="0"/>
+                      <a:ext cx="2499995" cy="3275965"/>
+                    </a:xfrm>
+                    <a:prstGeom prst="rect">
+                      <a:avLst/>
+                    </a:prstGeom>
+                    <a:noFill/>
+                    <a:ln>
+                      <a:noFill/>
+                    </a:ln>
+                  </pic:spPr>
+                </pic:pic>
+              </a:graphicData>
+            </a:graphic>
+          </wp:inline>
+        </w:drawing>
+      </w:r>
+      <w:r>
+        <w:drawing>
+          <wp:inline distT="0" distB="0" distL="114300" distR="114300">
+            <wp:extent cx="2500630" cy="953135"/>
+            <wp:effectExtent l="0" t="0" r="13970" b="18415"/>
+            <wp:docPr id="8" name="图片 5"/>
+            <wp:cNvGraphicFramePr>
+              <a:graphicFrameLocks xmlns:a="http://schemas.openxmlformats.org/drawingml/2006/main" noChangeAspect="1"/>
+            </wp:cNvGraphicFramePr>
+            <a:graphic xmlns:a="http://schemas.openxmlformats.org/drawingml/2006/main">
+              <a:graphicData uri="http://schemas.openxmlformats.org/drawingml/2006/picture">
+                <pic:pic xmlns:pic="http://schemas.openxmlformats.org/drawingml/2006/picture">
+                  <pic:nvPicPr>
+                    <pic:cNvPr id="8" name="图片 5"/>
+                    <pic:cNvPicPr>
+                      <a:picLocks noChangeAspect="1"/>
+                    </pic:cNvPicPr>
+                  </pic:nvPicPr>
+                  <pic:blipFill>
+                    <a:blip r:embed="rId10"/>
+                    <a:stretch>
+                      <a:fillRect/>
+                    </a:stretch>
+                  </pic:blipFill>
+                  <pic:spPr>
+                    <a:xfrm>
+                      <a:off x="0" y="0"/>
+                      <a:ext cx="2500630" cy="953135"/>
+                    </a:xfrm>
+                    <a:prstGeom prst="rect">
+                      <a:avLst/>
+                    </a:prstGeom>
+                    <a:noFill/>
+                    <a:ln>
+                      <a:noFill/>
+                    </a:ln>
+                  </pic:spPr>
+                </pic:pic>
+              </a:graphicData>
+            </a:graphic>
+          </wp:inline>
+        </w:drawing>
+      </w:r>
+    </w:p>
+    <w:p>
+      <w:pPr>
+        <w:pStyle w:val="3"/>
+        <w:bidi w:val="0"/>
+      </w:pPr>
+      <w:r>
+        <w:rPr>
+          <w:lang w:val="en-US" w:eastAsia="zh-CN"/>
+        </w:rPr>
+        <w:t>STROB Connector J2</w:t>
+      </w:r>
+    </w:p>
+    <w:p>
+      <w:pPr>
+        <w:pStyle w:val="3"/>
+        <w:bidi w:val="0"/>
+        <w:rPr>
+          <w:rFonts w:hint="default"/>
+          <w:lang w:val="en-US" w:eastAsia="zh-CN"/>
+        </w:rPr>
+        <w:sectPr>
+          <w:type w:val="continuous"/>
+          <w:pgSz w:w="11906" w:h="16838"/>
+          <w:pgMar w:top="1440" w:right="1800" w:bottom="1440" w:left="1800" w:header="851" w:footer="992" w:gutter="0"/>
+          <w:pgBorders>
+            <w:top w:val="none" w:sz="0" w:space="0"/>
+            <w:left w:val="none" w:sz="0" w:space="0"/>
+            <w:bottom w:val="none" w:sz="0" w:space="0"/>
+            <w:right w:val="none" w:sz="0" w:space="0"/>
+          </w:pgBorders>
+          <w:cols w:space="425" w:num="1"/>
+          <w:docGrid w:type="lines" w:linePitch="312" w:charSpace="0"/>
+        </w:sectPr>
+      </w:pPr>
+    </w:p>
+    <w:p>
+      <w:pPr>
+        <w:rPr>
+          <w:rFonts w:hint="default"/>
+          <w:lang w:val="en-US" w:eastAsia="zh-CN"/>
+        </w:rPr>
+      </w:pPr>
+    </w:p>
+    <w:p>
+      <w:pPr>
+        <w:pStyle w:val="2"/>
+        <w:bidi w:val="0"/>
+        <w:sectPr>
+          <w:type w:val="continuous"/>
+          <w:pgSz w:w="11906" w:h="16838"/>
+          <w:pgMar w:top="1440" w:right="1800" w:bottom="1440" w:left="1800" w:header="851" w:footer="992" w:gutter="0"/>
+          <w:pgBorders>
+            <w:top w:val="none" w:sz="0" w:space="0"/>
+            <w:left w:val="none" w:sz="0" w:space="0"/>
+            <w:bottom w:val="none" w:sz="0" w:space="0"/>
+            <w:right w:val="none" w:sz="0" w:space="0"/>
+          </w:pgBorders>
+          <w:cols w:equalWidth="0" w:num="2">
+            <w:col w:w="3940" w:space="425"/>
+            <w:col w:w="3940"/>
+          </w:cols>
+          <w:docGrid w:type="lines" w:linePitch="312" w:charSpace="0"/>
+        </w:sectPr>
+      </w:pPr>
+    </w:p>
+    <w:p>
+      <w:pPr>
+        <w:pStyle w:val="2"/>
+        <w:bidi w:val="0"/>
+        <w:sectPr>
+          <w:type w:val="continuous"/>
+          <w:pgSz w:w="11906" w:h="16838"/>
+          <w:pgMar w:top="1440" w:right="1800" w:bottom="1440" w:left="1800" w:header="851" w:footer="992" w:gutter="0"/>
+          <w:pgBorders>
+            <w:top w:val="none" w:sz="0" w:space="0"/>
+            <w:left w:val="none" w:sz="0" w:space="0"/>
+            <w:bottom w:val="none" w:sz="0" w:space="0"/>
+            <w:right w:val="none" w:sz="0" w:space="0"/>
+          </w:pgBorders>
+          <w:cols w:space="425" w:num="1"/>
+          <w:docGrid w:type="lines" w:linePitch="312" w:charSpace="0"/>
+        </w:sectPr>
+      </w:pPr>
+      <w:r>
+        <w:drawing>
+          <wp:inline distT="0" distB="0" distL="114300" distR="114300">
+            <wp:extent cx="2499995" cy="1669415"/>
+            <wp:effectExtent l="0" t="0" r="14605" b="6985"/>
+            <wp:docPr id="9" name="图片 6"/>
+            <wp:cNvGraphicFramePr>
+              <a:graphicFrameLocks xmlns:a="http://schemas.openxmlformats.org/drawingml/2006/main" noChangeAspect="1"/>
+            </wp:cNvGraphicFramePr>
+            <a:graphic xmlns:a="http://schemas.openxmlformats.org/drawingml/2006/main">
+              <a:graphicData uri="http://schemas.openxmlformats.org/drawingml/2006/picture">
+                <pic:pic xmlns:pic="http://schemas.openxmlformats.org/drawingml/2006/picture">
+                  <pic:nvPicPr>
+                    <pic:cNvPr id="9" name="图片 6"/>
+                    <pic:cNvPicPr>
+                      <a:picLocks noChangeAspect="1"/>
+                    </pic:cNvPicPr>
+                  </pic:nvPicPr>
+                  <pic:blipFill>
+                    <a:blip r:embed="rId11"/>
+                    <a:stretch>
+                      <a:fillRect/>
+                    </a:stretch>
+                  </pic:blipFill>
+                  <pic:spPr>
+                    <a:xfrm>
+                      <a:off x="0" y="0"/>
+                      <a:ext cx="2499995" cy="1669415"/>
+                    </a:xfrm>
+                    <a:prstGeom prst="rect">
+                      <a:avLst/>
+                    </a:prstGeom>
+                    <a:noFill/>
+                    <a:ln>
+                      <a:noFill/>
+                    </a:ln>
+                  </pic:spPr>
+                </pic:pic>
+              </a:graphicData>
+            </a:graphic>
+          </wp:inline>
+        </w:drawing>
+      </w:r>
+      <w:r>
+        <w:drawing>
+          <wp:inline distT="0" distB="0" distL="114300" distR="114300">
+            <wp:extent cx="2497455" cy="899795"/>
+            <wp:effectExtent l="0" t="0" r="17145" b="14605"/>
+            <wp:docPr id="10" name="图片 7"/>
+            <wp:cNvGraphicFramePr>
+              <a:graphicFrameLocks xmlns:a="http://schemas.openxmlformats.org/drawingml/2006/main" noChangeAspect="1"/>
+            </wp:cNvGraphicFramePr>
+            <a:graphic xmlns:a="http://schemas.openxmlformats.org/drawingml/2006/main">
+              <a:graphicData uri="http://schemas.openxmlformats.org/drawingml/2006/picture">
+                <pic:pic xmlns:pic="http://schemas.openxmlformats.org/drawingml/2006/picture">
+                  <pic:nvPicPr>
+                    <pic:cNvPr id="10" name="图片 7"/>
+                    <pic:cNvPicPr>
+                      <a:picLocks noChangeAspect="1"/>
+                    </pic:cNvPicPr>
+                  </pic:nvPicPr>
+                  <pic:blipFill>
+                    <a:blip r:embed="rId12"/>
+                    <a:stretch>
+                      <a:fillRect/>
+                    </a:stretch>
+                  </pic:blipFill>
+                  <pic:spPr>
+                    <a:xfrm>
+                      <a:off x="0" y="0"/>
+                      <a:ext cx="2497455" cy="899795"/>
+                    </a:xfrm>
+                    <a:prstGeom prst="rect">
+                      <a:avLst/>
+                    </a:prstGeom>
+                    <a:noFill/>
+                    <a:ln>
+                      <a:noFill/>
+                    </a:ln>
+                  </pic:spPr>
+                </pic:pic>
+              </a:graphicData>
+            </a:graphic>
+          </wp:inline>
+        </w:drawing>
+      </w:r>
+    </w:p>
+    <w:p>
+      <w:pPr>
+        <w:keepNext w:val="0"/>
+        <w:keepLines w:val="0"/>
+        <w:widowControl/>
+        <w:suppressLineNumbers w:val="0"/>
+        <w:jc w:val="center"/>
+      </w:pPr>
+      <w:r>
+        <w:drawing>
+          <wp:inline distT="0" distB="0" distL="114300" distR="114300">
+            <wp:extent cx="3532505" cy="1076325"/>
+            <wp:effectExtent l="0" t="0" r="10795" b="9525"/>
+            <wp:docPr id="17" name="图片 14"/>
+            <wp:cNvGraphicFramePr>
+              <a:graphicFrameLocks xmlns:a="http://schemas.openxmlformats.org/drawingml/2006/main" noChangeAspect="1"/>
+            </wp:cNvGraphicFramePr>
+            <a:graphic xmlns:a="http://schemas.openxmlformats.org/drawingml/2006/main">
+              <a:graphicData uri="http://schemas.openxmlformats.org/drawingml/2006/picture">
+                <pic:pic xmlns:pic="http://schemas.openxmlformats.org/drawingml/2006/picture">
+                  <pic:nvPicPr>
+                    <pic:cNvPr id="17" name="图片 14"/>
+                    <pic:cNvPicPr>
+                      <a:picLocks noChangeAspect="1"/>
+                    </pic:cNvPicPr>
+                  </pic:nvPicPr>
+                  <pic:blipFill>
+                    <a:blip r:embed="rId13"/>
+                    <a:stretch>
+                      <a:fillRect/>
+                    </a:stretch>
+                  </pic:blipFill>
+                  <pic:spPr>
+                    <a:xfrm>
+                      <a:off x="0" y="0"/>
+                      <a:ext cx="3532505" cy="1076325"/>
+                    </a:xfrm>
+                    <a:prstGeom prst="rect">
+                      <a:avLst/>
+                    </a:prstGeom>
+                    <a:noFill/>
+                    <a:ln>
+                      <a:noFill/>
+                    </a:ln>
+                  </pic:spPr>
+                </pic:pic>
+              </a:graphicData>
+            </a:graphic>
+          </wp:inline>
+        </w:drawing>
+      </w:r>
+    </w:p>
+    <w:p>
+      <w:pPr>
+        <w:keepNext w:val="0"/>
+        <w:keepLines w:val="0"/>
+        <w:widowControl/>
+        <w:suppressLineNumbers w:val="0"/>
+        <w:jc w:val="left"/>
+        <w:rPr>
+          <w:lang w:val="en-US" w:eastAsia="zh-CN"/>
+        </w:rPr>
+      </w:pPr>
+    </w:p>
+    <w:p>
+      <w:pPr>
+        <w:pStyle w:val="4"/>
+        <w:bidi w:val="0"/>
+      </w:pPr>
+      <w:r>
+        <w:rPr>
+          <w:lang w:val="en-US" w:eastAsia="zh-CN"/>
+        </w:rPr>
+        <w:t>Reference Circuit</w:t>
+      </w:r>
+    </w:p>
+    <w:p>
+      <w:pPr>
+        <w:keepNext w:val="0"/>
+        <w:keepLines w:val="0"/>
+        <w:widowControl/>
+        <w:suppressLineNumbers w:val="0"/>
+        <w:jc w:val="left"/>
+        <w:rPr>
+          <w:rFonts w:ascii="Calibri" w:hAnsi="Calibri" w:eastAsia="宋体" w:cs="Calibri"/>
+          <w:b/>
+          <w:bCs/>
+          <w:color w:val="000000"/>
+          <w:kern w:val="0"/>
+          <w:sz w:val="20"/>
+          <w:szCs w:val="20"/>
+          <w:lang w:val="en-US" w:eastAsia="zh-CN" w:bidi="ar"/>
+        </w:rPr>
+      </w:pPr>
+      <w:r>
+        <w:drawing>
+          <wp:inline distT="0" distB="0" distL="114300" distR="114300">
+            <wp:extent cx="2500630" cy="1691640"/>
+            <wp:effectExtent l="0" t="0" r="13970" b="3810"/>
+            <wp:docPr id="11" name="图片 8"/>
+            <wp:cNvGraphicFramePr>
+              <a:graphicFrameLocks xmlns:a="http://schemas.openxmlformats.org/drawingml/2006/main" noChangeAspect="1"/>
+            </wp:cNvGraphicFramePr>
+            <a:graphic xmlns:a="http://schemas.openxmlformats.org/drawingml/2006/main">
+              <a:graphicData uri="http://schemas.openxmlformats.org/drawingml/2006/picture">
+                <pic:pic xmlns:pic="http://schemas.openxmlformats.org/drawingml/2006/picture">
+                  <pic:nvPicPr>
+                    <pic:cNvPr id="11" name="图片 8"/>
+                    <pic:cNvPicPr>
+                      <a:picLocks noChangeAspect="1"/>
+                    </pic:cNvPicPr>
+                  </pic:nvPicPr>
+                  <pic:blipFill>
+                    <a:blip r:embed="rId14"/>
+                    <a:stretch>
+                      <a:fillRect/>
+                    </a:stretch>
+                  </pic:blipFill>
+                  <pic:spPr>
+                    <a:xfrm>
+                      <a:off x="0" y="0"/>
+                      <a:ext cx="2500630" cy="1691640"/>
+                    </a:xfrm>
+                    <a:prstGeom prst="rect">
+                      <a:avLst/>
+                    </a:prstGeom>
+                    <a:noFill/>
+                    <a:ln>
+                      <a:noFill/>
+                    </a:ln>
+                  </pic:spPr>
+                </pic:pic>
+              </a:graphicData>
+            </a:graphic>
+          </wp:inline>
+        </w:drawing>
+      </w:r>
+    </w:p>
+    <w:p>
+      <w:pPr>
+        <w:keepNext w:val="0"/>
+        <w:keepLines w:val="0"/>
+        <w:widowControl/>
+        <w:suppressLineNumbers w:val="0"/>
+        <w:jc w:val="left"/>
+        <w:rPr>
+          <w:rFonts w:ascii="Calibri" w:hAnsi="Calibri" w:eastAsia="宋体" w:cs="Calibri"/>
+          <w:color w:val="000000"/>
+          <w:kern w:val="0"/>
+          <w:sz w:val="20"/>
+          <w:szCs w:val="20"/>
+          <w:lang w:val="en-US" w:eastAsia="zh-CN" w:bidi="ar"/>
+        </w:rPr>
+      </w:pPr>
+    </w:p>
+    <w:p>
+      <w:pPr>
+        <w:keepNext w:val="0"/>
+        <w:keepLines w:val="0"/>
+        <w:widowControl/>
+        <w:suppressLineNumbers w:val="0"/>
+        <w:jc w:val="left"/>
+        <w:rPr>
+          <w:rFonts w:ascii="Calibri" w:hAnsi="Calibri" w:eastAsia="宋体" w:cs="Calibri"/>
+          <w:color w:val="000000"/>
+          <w:kern w:val="0"/>
+          <w:sz w:val="20"/>
+          <w:szCs w:val="20"/>
+          <w:lang w:val="en-US" w:eastAsia="zh-CN" w:bidi="ar"/>
+        </w:rPr>
+        <w:sectPr>
+          <w:type w:val="continuous"/>
+          <w:pgSz w:w="11906" w:h="16838"/>
+          <w:pgMar w:top="1440" w:right="1800" w:bottom="1440" w:left="1800" w:header="851" w:footer="992" w:gutter="0"/>
+          <w:pgBorders>
+            <w:top w:val="none" w:sz="0" w:space="0"/>
+            <w:left w:val="none" w:sz="0" w:space="0"/>
+            <w:bottom w:val="none" w:sz="0" w:space="0"/>
+            <w:right w:val="none" w:sz="0" w:space="0"/>
+          </w:pgBorders>
+          <w:cols w:space="425" w:num="1"/>
+          <w:docGrid w:type="lines" w:linePitch="312" w:charSpace="0"/>
+        </w:sectPr>
+      </w:pPr>
+    </w:p>
+    <w:p>
+      <w:pPr>
+        <w:keepNext w:val="0"/>
+        <w:keepLines w:val="0"/>
+        <w:widowControl/>
+        <w:suppressLineNumbers w:val="0"/>
+        <w:jc w:val="left"/>
+        <w:rPr>
+          <w:rFonts w:ascii="Calibri" w:hAnsi="Calibri" w:eastAsia="宋体" w:cs="Calibri"/>
+          <w:color w:val="000000"/>
+          <w:kern w:val="0"/>
+          <w:sz w:val="20"/>
+          <w:szCs w:val="20"/>
+          <w:lang w:val="en-US" w:eastAsia="zh-CN" w:bidi="ar"/>
+        </w:rPr>
+      </w:pPr>
+      <w:r>
+        <w:rPr>
+          <w:rFonts w:ascii="Calibri" w:hAnsi="Calibri" w:eastAsia="宋体" w:cs="Calibri"/>
+          <w:color w:val="000000"/>
+          <w:kern w:val="0"/>
+          <w:sz w:val="20"/>
+          <w:szCs w:val="20"/>
+          <w:lang w:val="en-US" w:eastAsia="zh-CN" w:bidi="ar"/>
+        </w:rPr>
+        <w:t>On-board TLP281 optocoupler isolation, Notice</w:t>
+      </w:r>
+      <w:r>
+        <w:rPr>
+          <w:rFonts w:hint="eastAsia" w:ascii="Calibri" w:hAnsi="Calibri" w:eastAsia="宋体" w:cs="Calibri"/>
+          <w:color w:val="000000"/>
+          <w:kern w:val="0"/>
+          <w:sz w:val="20"/>
+          <w:szCs w:val="20"/>
+          <w:lang w:val="en-US" w:eastAsia="zh-CN" w:bidi="ar"/>
         </w:rPr>
         <w:t xml:space="preserve"> </w:t>
+      </w:r>
+      <w:r>
+        <w:rPr>
+          <w:rFonts w:ascii="Calibri" w:hAnsi="Calibri" w:eastAsia="宋体" w:cs="Calibri"/>
+          <w:color w:val="000000"/>
+          <w:kern w:val="0"/>
+          <w:sz w:val="20"/>
+          <w:szCs w:val="20"/>
+          <w:lang w:val="en-US" w:eastAsia="zh-CN" w:bidi="ar"/>
+        </w:rPr>
+        <w:t>the max collector current is 50mA.</w:t>
+      </w:r>
+    </w:p>
+    <w:p>
+      <w:pPr>
+        <w:keepNext w:val="0"/>
+        <w:keepLines w:val="0"/>
+        <w:widowControl/>
+        <w:suppressLineNumbers w:val="0"/>
+        <w:jc w:val="left"/>
+        <w:rPr>
+          <w:rFonts w:ascii="Calibri" w:hAnsi="Calibri" w:eastAsia="宋体" w:cs="Calibri"/>
+          <w:b/>
+          <w:bCs/>
+          <w:color w:val="000000"/>
+          <w:kern w:val="0"/>
+          <w:sz w:val="20"/>
+          <w:szCs w:val="20"/>
+          <w:lang w:val="en-US" w:eastAsia="zh-CN" w:bidi="ar"/>
+        </w:rPr>
+      </w:pPr>
+      <w:r>
+        <w:drawing>
+          <wp:inline distT="0" distB="0" distL="114300" distR="114300">
+            <wp:extent cx="4419600" cy="1314450"/>
+            <wp:effectExtent l="0" t="0" r="0" b="0"/>
+            <wp:docPr id="12" name="图片 9"/>
+            <wp:cNvGraphicFramePr>
+              <a:graphicFrameLocks xmlns:a="http://schemas.openxmlformats.org/drawingml/2006/main" noChangeAspect="1"/>
+            </wp:cNvGraphicFramePr>
+            <a:graphic xmlns:a="http://schemas.openxmlformats.org/drawingml/2006/main">
+              <a:graphicData uri="http://schemas.openxmlformats.org/drawingml/2006/picture">
+                <pic:pic xmlns:pic="http://schemas.openxmlformats.org/drawingml/2006/picture">
+                  <pic:nvPicPr>
+                    <pic:cNvPr id="12" name="图片 9"/>
+                    <pic:cNvPicPr>
+                      <a:picLocks noChangeAspect="1"/>
+                    </pic:cNvPicPr>
+                  </pic:nvPicPr>
+                  <pic:blipFill>
+                    <a:blip r:embed="rId15"/>
+                    <a:stretch>
+                      <a:fillRect/>
+                    </a:stretch>
+                  </pic:blipFill>
+                  <pic:spPr>
+                    <a:xfrm>
+                      <a:off x="0" y="0"/>
+                      <a:ext cx="4419600" cy="1314450"/>
+                    </a:xfrm>
+                    <a:prstGeom prst="rect">
+                      <a:avLst/>
+                    </a:prstGeom>
+                    <a:noFill/>
+                    <a:ln>
+                      <a:noFill/>
+                    </a:ln>
+                  </pic:spPr>
+                </pic:pic>
+              </a:graphicData>
+            </a:graphic>
+          </wp:inline>
+        </w:drawing>
+      </w:r>
+    </w:p>
+    <w:p>
+      <w:pPr>
+        <w:pStyle w:val="2"/>
+        <w:bidi w:val="0"/>
+        <w:rPr>
+          <w:rFonts w:hint="eastAsia"/>
+        </w:rPr>
+        <w:sectPr>
+          <w:type w:val="continuous"/>
+          <w:pgSz w:w="11906" w:h="16838"/>
+          <w:pgMar w:top="1440" w:right="1800" w:bottom="1440" w:left="1800" w:header="851" w:footer="992" w:gutter="0"/>
+          <w:pgBorders>
+            <w:top w:val="none" w:sz="0" w:space="0"/>
+            <w:left w:val="none" w:sz="0" w:space="0"/>
+            <w:bottom w:val="none" w:sz="0" w:space="0"/>
+            <w:right w:val="none" w:sz="0" w:space="0"/>
+          </w:pgBorders>
+          <w:cols w:space="425" w:num="1"/>
+          <w:docGrid w:type="lines" w:linePitch="312" w:charSpace="0"/>
+        </w:sectPr>
+      </w:pPr>
+      <w:r>
+        <w:drawing>
+          <wp:inline distT="0" distB="0" distL="114300" distR="114300">
+            <wp:extent cx="5266690" cy="366395"/>
+            <wp:effectExtent l="0" t="0" r="10160" b="14605"/>
+            <wp:docPr id="13" name="图片 10"/>
+            <wp:cNvGraphicFramePr>
+              <a:graphicFrameLocks xmlns:a="http://schemas.openxmlformats.org/drawingml/2006/main" noChangeAspect="1"/>
+            </wp:cNvGraphicFramePr>
+            <a:graphic xmlns:a="http://schemas.openxmlformats.org/drawingml/2006/main">
+              <a:graphicData uri="http://schemas.openxmlformats.org/drawingml/2006/picture">
+                <pic:pic xmlns:pic="http://schemas.openxmlformats.org/drawingml/2006/picture">
+                  <pic:nvPicPr>
+                    <pic:cNvPr id="13" name="图片 10"/>
+                    <pic:cNvPicPr>
+                      <a:picLocks noChangeAspect="1"/>
+                    </pic:cNvPicPr>
+                  </pic:nvPicPr>
+                  <pic:blipFill>
+                    <a:blip r:embed="rId16"/>
+                    <a:stretch>
+                      <a:fillRect/>
+                    </a:stretch>
+                  </pic:blipFill>
+                  <pic:spPr>
+                    <a:xfrm>
+                      <a:off x="0" y="0"/>
+                      <a:ext cx="5266690" cy="366395"/>
+                    </a:xfrm>
+                    <a:prstGeom prst="rect">
+                      <a:avLst/>
+                    </a:prstGeom>
+                    <a:noFill/>
+                    <a:ln>
+                      <a:noFill/>
+                    </a:ln>
+                  </pic:spPr>
+                </pic:pic>
+              </a:graphicData>
+            </a:graphic>
+          </wp:inline>
+        </w:drawing>
+      </w:r>
+    </w:p>
+    <w:p>
+      <w:pPr>
+        <w:rPr>
+          <w:rFonts w:hint="eastAsia"/>
+        </w:rPr>
+      </w:pPr>
+      <w:r>
+        <w:rPr>
+          <w:rFonts w:hint="eastAsia"/>
+          <w:lang w:val="en-US" w:eastAsia="zh-CN"/>
+        </w:rPr>
+        <w:t xml:space="preserve">So If the current required to drive the Flash LED is no more than 50mA </w:t>
+      </w:r>
+    </w:p>
+    <w:p>
+      <w:pPr>
+        <w:rPr>
+          <w:rFonts w:hint="eastAsia"/>
+        </w:rPr>
+      </w:pPr>
+      <w:r>
+        <w:rPr>
+          <w:rFonts w:hint="eastAsia"/>
+          <w:lang w:val="en-US" w:eastAsia="zh-CN"/>
+        </w:rPr>
+        <w:t xml:space="preserve">The value of series resistor: R1 = ( VCC- Vf - VCE ) / If </w:t>
+      </w:r>
+    </w:p>
+    <w:p>
+      <w:pPr>
+        <w:rPr>
+          <w:rFonts w:hint="eastAsia"/>
+        </w:rPr>
+      </w:pPr>
+      <w:r>
+        <w:rPr>
+          <w:rFonts w:hint="eastAsia"/>
+          <w:lang w:val="en-US" w:eastAsia="zh-CN"/>
+        </w:rPr>
+        <w:t xml:space="preserve">VCC: system Voltage </w:t>
+      </w:r>
+    </w:p>
+    <w:p>
+      <w:pPr>
+        <w:rPr>
+          <w:rFonts w:hint="eastAsia"/>
+        </w:rPr>
+      </w:pPr>
+      <w:r>
+        <w:rPr>
+          <w:rFonts w:hint="eastAsia"/>
+          <w:lang w:val="en-US" w:eastAsia="zh-CN"/>
+        </w:rPr>
+        <w:t xml:space="preserve">Vf: Forward voltage of Flash LED for current Icc </w:t>
+      </w:r>
+    </w:p>
+    <w:p>
+      <w:pPr>
+        <w:rPr>
+          <w:rFonts w:hint="eastAsia"/>
+        </w:rPr>
+      </w:pPr>
+      <w:r>
+        <w:rPr>
+          <w:rFonts w:hint="eastAsia"/>
+          <w:lang w:val="en-US" w:eastAsia="zh-CN"/>
+        </w:rPr>
+        <w:t xml:space="preserve">VCE: Collection Emitter voltage, typical:0.1V </w:t>
+      </w:r>
+    </w:p>
+    <w:p>
+      <w:pPr>
+        <w:rPr>
+          <w:rFonts w:hint="eastAsia"/>
+        </w:rPr>
+      </w:pPr>
+      <w:r>
+        <w:rPr>
+          <w:rFonts w:hint="eastAsia"/>
+          <w:lang w:val="en-US" w:eastAsia="zh-CN"/>
+        </w:rPr>
+        <w:t xml:space="preserve">If the current required to drive the flash exceeds 50mA, then it is required to drive it with the </w:t>
+      </w:r>
+    </w:p>
+    <w:p>
+      <w:pPr>
+        <w:rPr>
+          <w:rFonts w:hint="eastAsia"/>
+        </w:rPr>
+      </w:pPr>
+      <w:r>
+        <w:rPr>
+          <w:rFonts w:hint="eastAsia"/>
+          <w:lang w:val="en-US" w:eastAsia="zh-CN"/>
+        </w:rPr>
+        <w:t>help of LED driver circuit, and LED driver circuit can be controlled by using the strobe output pin.</w:t>
+      </w:r>
+    </w:p>
+    <w:p>
+      <w:pPr>
+        <w:rPr>
+          <w:rFonts w:hint="eastAsia"/>
+        </w:rPr>
+      </w:pPr>
+    </w:p>
+    <w:p>
+      <w:pPr>
+        <w:rPr>
+          <w:rFonts w:hint="eastAsia"/>
+        </w:rPr>
+      </w:pPr>
+    </w:p>
+    <w:p>
+      <w:pPr>
+        <w:pStyle w:val="3"/>
+        <w:bidi w:val="0"/>
+      </w:pPr>
+      <w:r>
+        <w:rPr>
+          <w:lang w:val="en-US" w:eastAsia="zh-CN"/>
+        </w:rPr>
+        <w:t>EXT TRIG Connector J3</w:t>
+      </w:r>
+    </w:p>
+    <w:p>
+      <w:pPr>
+        <w:rPr>
+          <w:rFonts w:hint="eastAsia"/>
+        </w:rPr>
+      </w:pPr>
+    </w:p>
+    <w:p>
+      <w:pPr>
+        <w:sectPr>
+          <w:type w:val="continuous"/>
+          <w:pgSz w:w="11906" w:h="16838"/>
+          <w:pgMar w:top="1440" w:right="1800" w:bottom="1440" w:left="1800" w:header="851" w:footer="992" w:gutter="0"/>
+          <w:pgBorders>
+            <w:top w:val="none" w:sz="0" w:space="0"/>
+            <w:left w:val="none" w:sz="0" w:space="0"/>
+            <w:bottom w:val="none" w:sz="0" w:space="0"/>
+            <w:right w:val="none" w:sz="0" w:space="0"/>
+          </w:pgBorders>
+          <w:cols w:space="425" w:num="1"/>
+          <w:docGrid w:type="lines" w:linePitch="312" w:charSpace="0"/>
+        </w:sectPr>
+      </w:pPr>
+    </w:p>
+    <w:p>
+      <w:r>
+        <w:drawing>
+          <wp:inline distT="0" distB="0" distL="114300" distR="114300">
+            <wp:extent cx="2647950" cy="2055495"/>
+            <wp:effectExtent l="0" t="0" r="0" b="1905"/>
+            <wp:docPr id="14" name="图片 11"/>
+            <wp:cNvGraphicFramePr>
+              <a:graphicFrameLocks xmlns:a="http://schemas.openxmlformats.org/drawingml/2006/main" noChangeAspect="1"/>
+            </wp:cNvGraphicFramePr>
+            <a:graphic xmlns:a="http://schemas.openxmlformats.org/drawingml/2006/main">
+              <a:graphicData uri="http://schemas.openxmlformats.org/drawingml/2006/picture">
+                <pic:pic xmlns:pic="http://schemas.openxmlformats.org/drawingml/2006/picture">
+                  <pic:nvPicPr>
+                    <pic:cNvPr id="14" name="图片 11"/>
+                    <pic:cNvPicPr>
+                      <a:picLocks noChangeAspect="1"/>
+                    </pic:cNvPicPr>
+                  </pic:nvPicPr>
+                  <pic:blipFill>
+                    <a:blip r:embed="rId17"/>
+                    <a:stretch>
+                      <a:fillRect/>
+                    </a:stretch>
+                  </pic:blipFill>
+                  <pic:spPr>
+                    <a:xfrm>
+                      <a:off x="0" y="0"/>
+                      <a:ext cx="2647950" cy="2055495"/>
+                    </a:xfrm>
+                    <a:prstGeom prst="rect">
+                      <a:avLst/>
+                    </a:prstGeom>
+                    <a:noFill/>
+                    <a:ln>
+                      <a:noFill/>
+                    </a:ln>
+                  </pic:spPr>
+                </pic:pic>
+              </a:graphicData>
+            </a:graphic>
+          </wp:inline>
+        </w:drawing>
+      </w:r>
+      <w:r>
+        <w:drawing>
+          <wp:inline distT="0" distB="0" distL="114300" distR="114300">
+            <wp:extent cx="2499995" cy="901700"/>
+            <wp:effectExtent l="0" t="0" r="14605" b="12700"/>
+            <wp:docPr id="15" name="图片 12"/>
+            <wp:cNvGraphicFramePr>
+              <a:graphicFrameLocks xmlns:a="http://schemas.openxmlformats.org/drawingml/2006/main" noChangeAspect="1"/>
+            </wp:cNvGraphicFramePr>
+            <a:graphic xmlns:a="http://schemas.openxmlformats.org/drawingml/2006/main">
+              <a:graphicData uri="http://schemas.openxmlformats.org/drawingml/2006/picture">
+                <pic:pic xmlns:pic="http://schemas.openxmlformats.org/drawingml/2006/picture">
+                  <pic:nvPicPr>
+                    <pic:cNvPr id="15" name="图片 12"/>
+                    <pic:cNvPicPr>
+                      <a:picLocks noChangeAspect="1"/>
+                    </pic:cNvPicPr>
+                  </pic:nvPicPr>
+                  <pic:blipFill>
+                    <a:blip r:embed="rId18"/>
+                    <a:stretch>
+                      <a:fillRect/>
+                    </a:stretch>
+                  </pic:blipFill>
+                  <pic:spPr>
+                    <a:xfrm>
+                      <a:off x="0" y="0"/>
+                      <a:ext cx="2499995" cy="901700"/>
+                    </a:xfrm>
+                    <a:prstGeom prst="rect">
+                      <a:avLst/>
+                    </a:prstGeom>
+                    <a:noFill/>
+                    <a:ln>
+                      <a:noFill/>
+                    </a:ln>
+                  </pic:spPr>
+                </pic:pic>
+              </a:graphicData>
+            </a:graphic>
+          </wp:inline>
+        </w:drawing>
+      </w:r>
+    </w:p>
+    <w:p/>
+    <w:p>
+      <w:pPr>
+        <w:jc w:val="center"/>
+      </w:pPr>
+      <w:r>
+        <w:drawing>
+          <wp:inline distT="0" distB="0" distL="114300" distR="114300">
+            <wp:extent cx="4619625" cy="714375"/>
+            <wp:effectExtent l="0" t="0" r="9525" b="9525"/>
+            <wp:docPr id="16" name="图片 13"/>
+            <wp:cNvGraphicFramePr>
+              <a:graphicFrameLocks xmlns:a="http://schemas.openxmlformats.org/drawingml/2006/main" noChangeAspect="1"/>
+            </wp:cNvGraphicFramePr>
+            <a:graphic xmlns:a="http://schemas.openxmlformats.org/drawingml/2006/main">
+              <a:graphicData uri="http://schemas.openxmlformats.org/drawingml/2006/picture">
+                <pic:pic xmlns:pic="http://schemas.openxmlformats.org/drawingml/2006/picture">
+                  <pic:nvPicPr>
+                    <pic:cNvPr id="16" name="图片 13"/>
+                    <pic:cNvPicPr>
+                      <a:picLocks noChangeAspect="1"/>
+                    </pic:cNvPicPr>
+                  </pic:nvPicPr>
+                  <pic:blipFill>
+                    <a:blip r:embed="rId19"/>
+                    <a:stretch>
+                      <a:fillRect/>
+                    </a:stretch>
+                  </pic:blipFill>
+                  <pic:spPr>
+                    <a:xfrm>
+                      <a:off x="0" y="0"/>
+                      <a:ext cx="4619625" cy="714375"/>
+                    </a:xfrm>
+                    <a:prstGeom prst="rect">
+                      <a:avLst/>
+                    </a:prstGeom>
+                    <a:noFill/>
+                    <a:ln>
+                      <a:noFill/>
+                    </a:ln>
+                  </pic:spPr>
+                </pic:pic>
+              </a:graphicData>
+            </a:graphic>
+          </wp:inline>
+        </w:drawing>
+      </w:r>
+    </w:p>
+    <w:p>
+      <w:pPr>
+        <w:jc w:val="center"/>
+      </w:pPr>
+    </w:p>
+    <w:p>
+      <w:pPr>
+        <w:jc w:val="left"/>
+        <w:rPr>
+          <w:rFonts w:hint="eastAsia"/>
+        </w:rPr>
+        <w:sectPr>
+          <w:type w:val="continuous"/>
+          <w:pgSz w:w="11906" w:h="16838"/>
+          <w:pgMar w:top="1440" w:right="1800" w:bottom="1440" w:left="1800" w:header="851" w:footer="992" w:gutter="0"/>
+          <w:pgBorders>
+            <w:top w:val="none" w:sz="0" w:space="0"/>
+            <w:left w:val="none" w:sz="0" w:space="0"/>
+            <w:bottom w:val="none" w:sz="0" w:space="0"/>
+            <w:right w:val="none" w:sz="0" w:space="0"/>
+          </w:pgBorders>
+          <w:cols w:space="425" w:num="1"/>
+          <w:docGrid w:type="lines" w:linePitch="312" w:charSpace="0"/>
+        </w:sectPr>
+      </w:pPr>
+    </w:p>
+    <w:p>
+      <w:pPr>
+        <w:pStyle w:val="4"/>
+        <w:bidi w:val="0"/>
+      </w:pPr>
+      <w:r>
+        <w:rPr>
+          <w:lang w:val="en-US" w:eastAsia="zh-CN"/>
+        </w:rPr>
+        <w:t>Reference Circuit</w:t>
+      </w:r>
+    </w:p>
+    <w:p>
+      <w:pPr>
+        <w:bidi w:val="0"/>
+        <w:rPr>
+          <w:rFonts w:hint="eastAsia"/>
+        </w:rPr>
+      </w:pPr>
+      <w:r>
+        <w:drawing>
+          <wp:inline distT="0" distB="0" distL="114300" distR="114300">
+            <wp:extent cx="4295775" cy="2905125"/>
+            <wp:effectExtent l="0" t="0" r="9525" b="9525"/>
+            <wp:docPr id="18" name="图片 15"/>
+            <wp:cNvGraphicFramePr>
+              <a:graphicFrameLocks xmlns:a="http://schemas.openxmlformats.org/drawingml/2006/main" noChangeAspect="1"/>
+            </wp:cNvGraphicFramePr>
+            <a:graphic xmlns:a="http://schemas.openxmlformats.org/drawingml/2006/main">
+              <a:graphicData uri="http://schemas.openxmlformats.org/drawingml/2006/picture">
+                <pic:pic xmlns:pic="http://schemas.openxmlformats.org/drawingml/2006/picture">
+                  <pic:nvPicPr>
+                    <pic:cNvPr id="18" name="图片 15"/>
+                    <pic:cNvPicPr>
+                      <a:picLocks noChangeAspect="1"/>
+                    </pic:cNvPicPr>
+                  </pic:nvPicPr>
+                  <pic:blipFill>
+                    <a:blip r:embed="rId20"/>
+                    <a:stretch>
+                      <a:fillRect/>
+                    </a:stretch>
+                  </pic:blipFill>
+                  <pic:spPr>
+                    <a:xfrm>
+                      <a:off x="0" y="0"/>
+                      <a:ext cx="4295775" cy="2905125"/>
+                    </a:xfrm>
+                    <a:prstGeom prst="rect">
+                      <a:avLst/>
+                    </a:prstGeom>
+                    <a:noFill/>
+                    <a:ln>
+                      <a:noFill/>
+                    </a:ln>
+                  </pic:spPr>
+                </pic:pic>
+              </a:graphicData>
+            </a:graphic>
+          </wp:inline>
+        </w:drawing>
+      </w:r>
+    </w:p>
+    <w:p>
+      <w:pPr>
+        <w:keepNext w:val="0"/>
+        <w:keepLines w:val="0"/>
+        <w:widowControl/>
+        <w:suppressLineNumbers w:val="0"/>
+        <w:jc w:val="left"/>
+        <w:rPr>
+          <w:rFonts w:ascii="Calibri" w:hAnsi="Calibri" w:eastAsia="宋体" w:cs="Calibri"/>
+          <w:color w:val="000000"/>
+          <w:kern w:val="0"/>
+          <w:sz w:val="20"/>
+          <w:szCs w:val="20"/>
+          <w:lang w:val="en-US" w:eastAsia="zh-CN" w:bidi="ar"/>
+        </w:rPr>
+      </w:pPr>
+      <w:r>
+        <w:rPr>
+          <w:rFonts w:ascii="Calibri" w:hAnsi="Calibri" w:eastAsia="宋体" w:cs="Calibri"/>
+          <w:color w:val="000000"/>
+          <w:kern w:val="0"/>
+          <w:sz w:val="20"/>
+          <w:szCs w:val="20"/>
+          <w:lang w:val="en-US" w:eastAsia="zh-CN" w:bidi="ar"/>
+        </w:rPr>
+        <w:t xml:space="preserve">For example, VCC = 12V, Vf = 1.25V </w:t>
+      </w:r>
+    </w:p>
+    <w:p>
+      <w:pPr>
+        <w:keepNext w:val="0"/>
+        <w:keepLines w:val="0"/>
+        <w:widowControl/>
+        <w:suppressLineNumbers w:val="0"/>
+        <w:jc w:val="left"/>
+        <w:rPr>
+          <w:rFonts w:ascii="Calibri" w:hAnsi="Calibri" w:eastAsia="宋体" w:cs="Calibri"/>
+          <w:color w:val="000000"/>
+          <w:kern w:val="0"/>
+          <w:sz w:val="20"/>
+          <w:szCs w:val="20"/>
+          <w:lang w:val="en-US" w:eastAsia="zh-CN" w:bidi="ar"/>
+        </w:rPr>
+      </w:pPr>
+      <w:r>
+        <w:drawing>
+          <wp:inline distT="0" distB="0" distL="114300" distR="114300">
+            <wp:extent cx="5274310" cy="1197610"/>
+            <wp:effectExtent l="0" t="0" r="2540" b="2540"/>
+            <wp:docPr id="19" name="图片 16"/>
+            <wp:cNvGraphicFramePr>
+              <a:graphicFrameLocks xmlns:a="http://schemas.openxmlformats.org/drawingml/2006/main" noChangeAspect="1"/>
+            </wp:cNvGraphicFramePr>
+            <a:graphic xmlns:a="http://schemas.openxmlformats.org/drawingml/2006/main">
+              <a:graphicData uri="http://schemas.openxmlformats.org/drawingml/2006/picture">
+                <pic:pic xmlns:pic="http://schemas.openxmlformats.org/drawingml/2006/picture">
+                  <pic:nvPicPr>
+                    <pic:cNvPr id="19" name="图片 16"/>
+                    <pic:cNvPicPr>
+                      <a:picLocks noChangeAspect="1"/>
+                    </pic:cNvPicPr>
+                  </pic:nvPicPr>
+                  <pic:blipFill>
+                    <a:blip r:embed="rId21"/>
+                    <a:stretch>
+                      <a:fillRect/>
+                    </a:stretch>
+                  </pic:blipFill>
+                  <pic:spPr>
+                    <a:xfrm>
+                      <a:off x="0" y="0"/>
+                      <a:ext cx="5274310" cy="1197610"/>
+                    </a:xfrm>
+                    <a:prstGeom prst="rect">
+                      <a:avLst/>
+                    </a:prstGeom>
+                    <a:noFill/>
+                    <a:ln>
+                      <a:noFill/>
+                    </a:ln>
+                  </pic:spPr>
+                </pic:pic>
+              </a:graphicData>
+            </a:graphic>
+          </wp:inline>
+        </w:drawing>
+      </w:r>
+    </w:p>
+    <w:p>
+      <w:pPr>
+        <w:keepNext w:val="0"/>
+        <w:keepLines w:val="0"/>
+        <w:widowControl/>
+        <w:suppressLineNumbers w:val="0"/>
+        <w:jc w:val="left"/>
+      </w:pPr>
+      <w:r>
+        <w:rPr>
+          <w:rFonts w:ascii="Calibri" w:hAnsi="Calibri" w:eastAsia="宋体" w:cs="Calibri"/>
+          <w:color w:val="000000"/>
+          <w:kern w:val="0"/>
+          <w:sz w:val="20"/>
+          <w:szCs w:val="20"/>
+          <w:lang w:val="en-US" w:eastAsia="zh-CN" w:bidi="ar"/>
+        </w:rPr>
+        <w:t>And there is a resistor on board(R4 = 200</w:t>
+      </w:r>
+      <w:r>
+        <w:rPr>
+          <w:rFonts w:hint="eastAsia" w:ascii="宋体" w:hAnsi="宋体" w:eastAsia="宋体" w:cs="宋体"/>
+          <w:color w:val="000000"/>
+          <w:kern w:val="0"/>
+          <w:sz w:val="20"/>
+          <w:szCs w:val="20"/>
+          <w:lang w:val="en-US" w:eastAsia="zh-CN" w:bidi="ar"/>
+        </w:rPr>
+        <w:t>Ω</w:t>
+      </w:r>
+      <w:r>
+        <w:rPr>
+          <w:rFonts w:hint="default" w:ascii="Calibri" w:hAnsi="Calibri" w:eastAsia="宋体" w:cs="Calibri"/>
+          <w:color w:val="000000"/>
+          <w:kern w:val="0"/>
+          <w:sz w:val="20"/>
+          <w:szCs w:val="20"/>
+          <w:lang w:val="en-US" w:eastAsia="zh-CN" w:bidi="ar"/>
+        </w:rPr>
+        <w:t>), So the R_add = R1 - R4 = 537.5 - 200 = 337.5</w:t>
+      </w:r>
+      <w:r>
+        <w:rPr>
+          <w:rFonts w:hint="eastAsia" w:ascii="宋体" w:hAnsi="宋体" w:eastAsia="宋体" w:cs="宋体"/>
+          <w:color w:val="000000"/>
+          <w:kern w:val="0"/>
+          <w:sz w:val="20"/>
+          <w:szCs w:val="20"/>
+          <w:lang w:val="en-US" w:eastAsia="zh-CN" w:bidi="ar"/>
+        </w:rPr>
+        <w:t>Ω</w:t>
+      </w:r>
+    </w:p>
+    <w:p>
+      <w:pPr>
+        <w:bidi w:val="0"/>
+        <w:rPr>
+          <w:rFonts w:hint="eastAsia"/>
+        </w:rPr>
+      </w:pPr>
+    </w:p>
+    <w:p>
+      <w:pPr>
+        <w:pStyle w:val="2"/>
+        <w:bidi w:val="0"/>
+      </w:pPr>
+      <w:r>
+        <w:rPr>
+          <w:rFonts w:hint="eastAsia"/>
+        </w:rPr>
+        <w:t>K</w:t>
+      </w:r>
+      <w:r>
+        <w:t xml:space="preserve">ey </w:t>
+      </w:r>
+      <w:r>
+        <w:rPr>
+          <w:rFonts w:hint="eastAsia"/>
+          <w:lang w:val="en-US" w:eastAsia="zh-CN"/>
+        </w:rPr>
+        <w:t>O</w:t>
+      </w:r>
+      <w:r>
+        <w:t>perations:</w:t>
       </w:r>
       <w:bookmarkStart w:id="0" w:name="_GoBack"/>
       <w:bookmarkEnd w:id="0"/>
-      <w:r>
+    </w:p>
+    <w:p>
+      <w:pPr>
+        <w:pStyle w:val="3"/>
+        <w:bidi w:val="0"/>
+        <w:rPr>
+          <w:rFonts w:hint="eastAsia"/>
+          <w:lang w:val="en-US" w:eastAsia="zh-CN"/>
+        </w:rPr>
+      </w:pPr>
+      <w:r>
+        <w:rPr>
+          <w:rFonts w:hint="eastAsia"/>
+        </w:rPr>
+        <w:t>C</w:t>
+      </w:r>
+      <w:r>
+        <w:t xml:space="preserve">ompile </w:t>
+      </w:r>
+      <w:r>
+        <w:rPr>
+          <w:rFonts w:hint="eastAsia"/>
+          <w:lang w:val="en-US" w:eastAsia="zh-CN"/>
+        </w:rPr>
+        <w:t>D</w:t>
+      </w:r>
+      <w:r>
+        <w:t xml:space="preserve">river </w:t>
+      </w:r>
+      <w:r>
+        <w:rPr>
+          <w:rFonts w:hint="eastAsia"/>
+          <w:lang w:val="en-US" w:eastAsia="zh-CN"/>
+        </w:rPr>
+        <w:t>S</w:t>
+      </w:r>
+      <w:r>
+        <w:t xml:space="preserve">ource </w:t>
+      </w:r>
+      <w:r>
+        <w:rPr>
+          <w:rFonts w:hint="eastAsia"/>
+          <w:lang w:val="en-US" w:eastAsia="zh-CN"/>
+        </w:rPr>
+        <w:t>C</w:t>
+      </w:r>
+      <w:r>
+        <w:t>ode</w:t>
+      </w:r>
+      <w:r>
+        <w:rPr>
+          <w:rFonts w:hint="eastAsia"/>
+          <w:lang w:val="en-US" w:eastAsia="zh-CN"/>
+        </w:rPr>
         <w:t xml:space="preserve"> </w:t>
       </w:r>
     </w:p>
-    <w:p/>
-    <w:p>
-      <w:r>
-        <w:t xml:space="preserve">Step1 </w:t>
-      </w:r>
-      <w:r>
-        <w:rPr>
-          <w:rFonts w:hint="eastAsia"/>
-          <w:lang w:val="en-US" w:eastAsia="zh-CN"/>
-        </w:rPr>
-        <w:t>,</w:t>
-      </w:r>
-      <w:r>
-        <w:t>Install the linux kernel header by:</w:t>
+    <w:p>
+      <w:r>
+        <w:t>Step</w:t>
+      </w:r>
+      <w:r>
+        <w:rPr>
+          <w:rFonts w:hint="eastAsia"/>
+          <w:lang w:val="en-US" w:eastAsia="zh-CN"/>
+        </w:rPr>
+        <w:t>1</w:t>
+      </w:r>
+      <w:r>
+        <w:t xml:space="preserve"> </w:t>
+      </w:r>
+      <w:r>
+        <w:rPr>
+          <w:rFonts w:hint="eastAsia"/>
+          <w:lang w:val="en-US" w:eastAsia="zh-CN"/>
+        </w:rPr>
+        <w:t>,Download Source Code from our github</w:t>
+      </w:r>
+      <w:r>
+        <w:t>:</w:t>
       </w:r>
     </w:p>
     <w:tbl>
@@ -621,199 +2290,6 @@
           <w:insideH w:val="single" w:color="auto" w:sz="4" w:space="0"/>
           <w:insideV w:val="single" w:color="auto" w:sz="4" w:space="0"/>
         </w:tblBorders>
-        <w:tblLayout w:type="autofit"/>
-        <w:tblCellMar>
-          <w:left w:w="108" w:type="dxa"/>
-          <w:right w:w="108" w:type="dxa"/>
-        </w:tblCellMar>
-      </w:tblPr>
-      <w:tblGrid>
-        <w:gridCol w:w="8522"/>
-      </w:tblGrid>
-      <w:tr>
-        <w:tblPrEx>
-          <w:tblBorders>
-            <w:top w:val="single" w:color="auto" w:sz="4" w:space="0"/>
-            <w:left w:val="single" w:color="auto" w:sz="4" w:space="0"/>
-            <w:bottom w:val="single" w:color="auto" w:sz="4" w:space="0"/>
-            <w:right w:val="single" w:color="auto" w:sz="4" w:space="0"/>
-            <w:insideH w:val="single" w:color="auto" w:sz="4" w:space="0"/>
-            <w:insideV w:val="single" w:color="auto" w:sz="4" w:space="0"/>
-          </w:tblBorders>
-        </w:tblPrEx>
-        <w:tc>
-          <w:tcPr>
-            <w:tcW w:w="8522" w:type="dxa"/>
-            <w:shd w:val="clear" w:color="auto" w:fill="7E7E7E" w:themeFill="background1" w:themeFillShade="7F"/>
-          </w:tcPr>
-          <w:p>
-            <w:pPr>
-              <w:rPr>
-                <w:rFonts w:hint="eastAsia"/>
-                <w:vertAlign w:val="baseline"/>
-              </w:rPr>
-            </w:pPr>
-            <w:r>
-              <w:rPr>
-                <w:rFonts w:hint="eastAsia"/>
-              </w:rPr>
-              <w:t>$</w:t>
-            </w:r>
-            <w:r>
-              <w:t>sudo apt-get install raspberrypi-kernel-headers</w:t>
-            </w:r>
-          </w:p>
-        </w:tc>
-      </w:tr>
-    </w:tbl>
-    <w:p>
-      <w:r>
-        <w:rPr>
-          <w:rFonts w:hint="eastAsia"/>
-        </w:rPr>
-        <w:t>S</w:t>
-      </w:r>
-      <w:r>
-        <w:t>tep2</w:t>
-      </w:r>
-      <w:r>
-        <w:rPr>
-          <w:rFonts w:hint="eastAsia"/>
-          <w:lang w:val="en-US" w:eastAsia="zh-CN"/>
-        </w:rPr>
-        <w:t>,</w:t>
-      </w:r>
-      <w:r>
-        <w:t>Compile the driver source code</w:t>
-      </w:r>
-    </w:p>
-    <w:p>
-      <w:r>
-        <w:rPr>
-          <w:rFonts w:hint="eastAsia"/>
-        </w:rPr>
-        <w:t>$</w:t>
-      </w:r>
-      <w:r>
-        <w:t>sudo make</w:t>
-      </w:r>
-    </w:p>
-    <w:p>
-      <w:r>
-        <w:rPr>
-          <w:rFonts w:hint="eastAsia"/>
-        </w:rPr>
-        <w:t>I</w:t>
-      </w:r>
-      <w:r>
-        <w:t>nstall the driver</w:t>
-      </w:r>
-    </w:p>
-    <w:p>
-      <w:r>
-        <w:rPr>
-          <w:rFonts w:hint="eastAsia"/>
-        </w:rPr>
-        <w:t>$</w:t>
-      </w:r>
-      <w:r>
-        <w:t>sudo make install</w:t>
-      </w:r>
-    </w:p>
-    <w:p>
-      <w:pPr>
-        <w:pStyle w:val="2"/>
-        <w:bidi w:val="0"/>
-        <w:rPr>
-          <w:rFonts w:hint="eastAsia"/>
-        </w:rPr>
-      </w:pPr>
-    </w:p>
-    <w:p>
-      <w:pPr>
-        <w:pStyle w:val="2"/>
-        <w:bidi w:val="0"/>
-      </w:pPr>
-      <w:r>
-        <w:rPr>
-          <w:rFonts w:hint="eastAsia"/>
-        </w:rPr>
-        <w:t>K</w:t>
-      </w:r>
-      <w:r>
-        <w:t xml:space="preserve">ey </w:t>
-      </w:r>
-      <w:r>
-        <w:rPr>
-          <w:rFonts w:hint="eastAsia"/>
-          <w:lang w:val="en-US" w:eastAsia="zh-CN"/>
-        </w:rPr>
-        <w:t>O</w:t>
-      </w:r>
-      <w:r>
-        <w:t>perations:</w:t>
-      </w:r>
-    </w:p>
-    <w:p>
-      <w:pPr>
-        <w:pStyle w:val="3"/>
-        <w:bidi w:val="0"/>
-      </w:pPr>
-      <w:r>
-        <w:rPr>
-          <w:rFonts w:hint="eastAsia"/>
-        </w:rPr>
-        <w:t>I</w:t>
-      </w:r>
-      <w:r>
-        <w:t>nstall and settings:</w:t>
-      </w:r>
-    </w:p>
-    <w:p>
-      <w:r>
-        <w:t>Step1:</w:t>
-      </w:r>
-    </w:p>
-    <w:p>
-      <w:r>
-        <w:t>Install driver</w:t>
-      </w:r>
-    </w:p>
-    <w:p>
-      <w:r>
-        <w:rPr>
-          <w:rFonts w:hint="eastAsia"/>
-        </w:rPr>
-        <w:t>$</w:t>
-      </w:r>
-      <w:r>
-        <w:t>sudo make install</w:t>
-      </w:r>
-    </w:p>
-    <w:p>
-      <w:r>
-        <w:t xml:space="preserve">Setting </w:t>
-      </w:r>
-    </w:p>
-    <w:p>
-      <w:r>
-        <w:t>Enable the driver by edit /boot/config.txt by add below content.</w:t>
-      </w:r>
-    </w:p>
-    <w:tbl>
-      <w:tblPr>
-        <w:tblStyle w:val="8"/>
-        <w:tblW w:w="0" w:type="auto"/>
-        <w:tblInd w:w="0" w:type="dxa"/>
-        <w:tblBorders>
-          <w:top w:val="single" w:color="auto" w:sz="4" w:space="0"/>
-          <w:left w:val="single" w:color="auto" w:sz="4" w:space="0"/>
-          <w:bottom w:val="single" w:color="auto" w:sz="4" w:space="0"/>
-          <w:right w:val="single" w:color="auto" w:sz="4" w:space="0"/>
-          <w:insideH w:val="single" w:color="auto" w:sz="4" w:space="0"/>
-          <w:insideV w:val="single" w:color="auto" w:sz="4" w:space="0"/>
-        </w:tblBorders>
-        <w:shd w:val="clear" w:color="auto" w:fill="D7D7D7" w:themeFill="background1" w:themeFillShade="D8"/>
         <w:tblLayout w:type="autofit"/>
         <w:tblCellMar>
           <w:top w:w="0" w:type="dxa"/>
@@ -845,35 +2321,497 @@
         <w:tc>
           <w:tcPr>
             <w:tcW w:w="8522" w:type="dxa"/>
-            <w:shd w:val="clear" w:color="auto" w:fill="D7D7D7" w:themeFill="background1" w:themeFillShade="D8"/>
-            <w:vAlign w:val="top"/>
+            <w:shd w:val="clear" w:color="auto" w:fill="BEBEBE" w:themeFill="background1" w:themeFillShade="BF"/>
           </w:tcPr>
           <w:p>
             <w:pPr>
               <w:rPr>
+                <w:rFonts w:hint="default" w:eastAsiaTheme="minorEastAsia"/>
                 <w:vertAlign w:val="baseline"/>
+                <w:lang w:val="en-US" w:eastAsia="zh-CN"/>
               </w:rPr>
             </w:pPr>
             <w:r>
-              <w:t>dtoverlay=vc_mipi_ov7251</w:t>
+              <w:rPr>
+                <w:rFonts w:hint="eastAsia"/>
+                <w:vertAlign w:val="baseline"/>
+                <w:lang w:val="en-US" w:eastAsia="zh-CN"/>
+              </w:rPr>
+              <w:t>$sudo git clone https://github.com/INNO-MAKER/cam-mipiov7251-trigger.git</w:t>
             </w:r>
           </w:p>
         </w:tc>
       </w:tr>
     </w:tbl>
     <w:p>
-      <w:pPr>
-        <w:rPr>
-          <w:rFonts w:hint="default"/>
-          <w:lang w:val="en-US" w:eastAsia="zh-CN"/>
-        </w:rPr>
-      </w:pPr>
-      <w:r>
-        <w:rPr>
-          <w:rFonts w:hint="eastAsia"/>
-          <w:lang w:val="en-US" w:eastAsia="zh-CN"/>
-        </w:rPr>
-        <w:t>If pi zero(bcm2835)</w:t>
+      <w:r>
+        <w:t>Step</w:t>
+      </w:r>
+      <w:r>
+        <w:rPr>
+          <w:rFonts w:hint="eastAsia"/>
+          <w:lang w:val="en-US" w:eastAsia="zh-CN"/>
+        </w:rPr>
+        <w:t>2</w:t>
+      </w:r>
+      <w:r>
+        <w:t xml:space="preserve"> </w:t>
+      </w:r>
+      <w:r>
+        <w:rPr>
+          <w:rFonts w:hint="eastAsia"/>
+          <w:lang w:val="en-US" w:eastAsia="zh-CN"/>
+        </w:rPr>
+        <w:t>,</w:t>
+      </w:r>
+      <w:r>
+        <w:t>Install the linux kernel header by:</w:t>
+      </w:r>
+    </w:p>
+    <w:tbl>
+      <w:tblPr>
+        <w:tblStyle w:val="8"/>
+        <w:tblW w:w="0" w:type="auto"/>
+        <w:tblInd w:w="0" w:type="dxa"/>
+        <w:tblBorders>
+          <w:top w:val="single" w:color="auto" w:sz="4" w:space="0"/>
+          <w:left w:val="single" w:color="auto" w:sz="4" w:space="0"/>
+          <w:bottom w:val="single" w:color="auto" w:sz="4" w:space="0"/>
+          <w:right w:val="single" w:color="auto" w:sz="4" w:space="0"/>
+          <w:insideH w:val="single" w:color="auto" w:sz="4" w:space="0"/>
+          <w:insideV w:val="single" w:color="auto" w:sz="4" w:space="0"/>
+        </w:tblBorders>
+        <w:tblLayout w:type="autofit"/>
+        <w:tblCellMar>
+          <w:top w:w="0" w:type="dxa"/>
+          <w:left w:w="108" w:type="dxa"/>
+          <w:bottom w:w="0" w:type="dxa"/>
+          <w:right w:w="108" w:type="dxa"/>
+        </w:tblCellMar>
+      </w:tblPr>
+      <w:tblGrid>
+        <w:gridCol w:w="8522"/>
+      </w:tblGrid>
+      <w:tr>
+        <w:tblPrEx>
+          <w:tblBorders>
+            <w:top w:val="single" w:color="auto" w:sz="4" w:space="0"/>
+            <w:left w:val="single" w:color="auto" w:sz="4" w:space="0"/>
+            <w:bottom w:val="single" w:color="auto" w:sz="4" w:space="0"/>
+            <w:right w:val="single" w:color="auto" w:sz="4" w:space="0"/>
+            <w:insideH w:val="single" w:color="auto" w:sz="4" w:space="0"/>
+            <w:insideV w:val="single" w:color="auto" w:sz="4" w:space="0"/>
+          </w:tblBorders>
+          <w:tblCellMar>
+            <w:top w:w="0" w:type="dxa"/>
+            <w:left w:w="108" w:type="dxa"/>
+            <w:bottom w:w="0" w:type="dxa"/>
+            <w:right w:w="108" w:type="dxa"/>
+          </w:tblCellMar>
+        </w:tblPrEx>
+        <w:tc>
+          <w:tcPr>
+            <w:tcW w:w="8522" w:type="dxa"/>
+            <w:shd w:val="clear" w:color="auto" w:fill="BEBEBE" w:themeFill="background1" w:themeFillShade="BF"/>
+          </w:tcPr>
+          <w:p>
+            <w:pPr>
+              <w:rPr>
+                <w:rFonts w:hint="default" w:eastAsiaTheme="minorEastAsia"/>
+                <w:lang w:val="en-US" w:eastAsia="zh-CN"/>
+              </w:rPr>
+            </w:pPr>
+            <w:r>
+              <w:rPr>
+                <w:rFonts w:hint="eastAsia"/>
+              </w:rPr>
+              <w:t>$</w:t>
+            </w:r>
+            <w:r>
+              <w:rPr>
+                <w:rFonts w:hint="eastAsia"/>
+                <w:lang w:val="en-US" w:eastAsia="zh-CN"/>
+              </w:rPr>
+              <w:t>sudo apt-get update</w:t>
+            </w:r>
+          </w:p>
+          <w:p>
+            <w:pPr>
+              <w:rPr>
+                <w:rFonts w:hint="default" w:eastAsiaTheme="minorEastAsia"/>
+                <w:lang w:val="en-US" w:eastAsia="zh-CN"/>
+              </w:rPr>
+            </w:pPr>
+            <w:r>
+              <w:rPr>
+                <w:rFonts w:hint="eastAsia"/>
+              </w:rPr>
+              <w:t>$</w:t>
+            </w:r>
+            <w:r>
+              <w:rPr>
+                <w:rFonts w:hint="eastAsia"/>
+                <w:lang w:val="en-US" w:eastAsia="zh-CN"/>
+              </w:rPr>
+              <w:t>sudo apt-get upgrade</w:t>
+            </w:r>
+          </w:p>
+          <w:p>
+            <w:r>
+              <w:rPr>
+                <w:rFonts w:hint="eastAsia"/>
+              </w:rPr>
+              <w:t>$</w:t>
+            </w:r>
+            <w:r>
+              <w:t>sudo apt-get install raspberrypi-kernel-headers</w:t>
+            </w:r>
+          </w:p>
+          <w:p>
+            <w:pPr>
+              <w:rPr>
+                <w:rFonts w:hint="default" w:eastAsiaTheme="minorEastAsia"/>
+                <w:lang w:val="en-US" w:eastAsia="zh-CN"/>
+              </w:rPr>
+            </w:pPr>
+            <w:r>
+              <w:rPr>
+                <w:rFonts w:hint="eastAsia"/>
+              </w:rPr>
+              <w:t>$</w:t>
+            </w:r>
+            <w:r>
+              <w:rPr>
+                <w:rFonts w:hint="eastAsia"/>
+                <w:lang w:val="en-US" w:eastAsia="zh-CN"/>
+              </w:rPr>
+              <w:t>sudo reboot</w:t>
+            </w:r>
+          </w:p>
+        </w:tc>
+      </w:tr>
+    </w:tbl>
+    <w:p>
+      <w:pPr>
+        <w:rPr>
+          <w:rFonts w:hint="default" w:eastAsiaTheme="minorEastAsia"/>
+          <w:lang w:val="en-US" w:eastAsia="zh-CN"/>
+        </w:rPr>
+      </w:pPr>
+      <w:r>
+        <w:rPr>
+          <w:rFonts w:hint="eastAsia"/>
+        </w:rPr>
+        <w:t>S</w:t>
+      </w:r>
+      <w:r>
+        <w:t>tep</w:t>
+      </w:r>
+      <w:r>
+        <w:rPr>
+          <w:rFonts w:hint="eastAsia"/>
+          <w:lang w:val="en-US" w:eastAsia="zh-CN"/>
+        </w:rPr>
+        <w:t>3,</w:t>
+      </w:r>
+      <w:r>
+        <w:t>Compile the driver source code</w:t>
+      </w:r>
+    </w:p>
+    <w:tbl>
+      <w:tblPr>
+        <w:tblStyle w:val="8"/>
+        <w:tblW w:w="0" w:type="auto"/>
+        <w:tblInd w:w="0" w:type="dxa"/>
+        <w:tblBorders>
+          <w:top w:val="single" w:color="auto" w:sz="4" w:space="0"/>
+          <w:left w:val="single" w:color="auto" w:sz="4" w:space="0"/>
+          <w:bottom w:val="single" w:color="auto" w:sz="4" w:space="0"/>
+          <w:right w:val="single" w:color="auto" w:sz="4" w:space="0"/>
+          <w:insideH w:val="single" w:color="auto" w:sz="4" w:space="0"/>
+          <w:insideV w:val="single" w:color="auto" w:sz="4" w:space="0"/>
+        </w:tblBorders>
+        <w:tblLayout w:type="autofit"/>
+        <w:tblCellMar>
+          <w:top w:w="0" w:type="dxa"/>
+          <w:left w:w="108" w:type="dxa"/>
+          <w:bottom w:w="0" w:type="dxa"/>
+          <w:right w:w="108" w:type="dxa"/>
+        </w:tblCellMar>
+      </w:tblPr>
+      <w:tblGrid>
+        <w:gridCol w:w="8522"/>
+      </w:tblGrid>
+      <w:tr>
+        <w:tblPrEx>
+          <w:tblBorders>
+            <w:top w:val="single" w:color="auto" w:sz="4" w:space="0"/>
+            <w:left w:val="single" w:color="auto" w:sz="4" w:space="0"/>
+            <w:bottom w:val="single" w:color="auto" w:sz="4" w:space="0"/>
+            <w:right w:val="single" w:color="auto" w:sz="4" w:space="0"/>
+            <w:insideH w:val="single" w:color="auto" w:sz="4" w:space="0"/>
+            <w:insideV w:val="single" w:color="auto" w:sz="4" w:space="0"/>
+          </w:tblBorders>
+          <w:tblCellMar>
+            <w:top w:w="0" w:type="dxa"/>
+            <w:left w:w="108" w:type="dxa"/>
+            <w:bottom w:w="0" w:type="dxa"/>
+            <w:right w:w="108" w:type="dxa"/>
+          </w:tblCellMar>
+        </w:tblPrEx>
+        <w:tc>
+          <w:tcPr>
+            <w:tcW w:w="8522" w:type="dxa"/>
+            <w:shd w:val="clear" w:color="auto" w:fill="BEBEBE" w:themeFill="background1" w:themeFillShade="BF"/>
+          </w:tcPr>
+          <w:p>
+            <w:pPr>
+              <w:rPr>
+                <w:rFonts w:hint="default"/>
+                <w:lang w:val="en-US" w:eastAsia="zh-CN"/>
+              </w:rPr>
+            </w:pPr>
+            <w:r>
+              <w:rPr>
+                <w:rFonts w:hint="eastAsia"/>
+                <w:lang w:val="en-US" w:eastAsia="zh-CN"/>
+              </w:rPr>
+              <w:t xml:space="preserve">$cd </w:t>
+            </w:r>
+            <w:r>
+              <w:rPr>
+                <w:rFonts w:hint="eastAsia"/>
+                <w:vertAlign w:val="baseline"/>
+                <w:lang w:val="en-US" w:eastAsia="zh-CN"/>
+              </w:rPr>
+              <w:t>cam-mipiov7251-trigger</w:t>
+            </w:r>
+          </w:p>
+          <w:p>
+            <w:pPr>
+              <w:rPr>
+                <w:rFonts w:hint="default" w:eastAsiaTheme="minorEastAsia"/>
+                <w:lang w:val="en-US" w:eastAsia="zh-CN"/>
+              </w:rPr>
+            </w:pPr>
+            <w:r>
+              <w:rPr>
+                <w:rFonts w:hint="eastAsia"/>
+                <w:lang w:val="en-US" w:eastAsia="zh-CN"/>
+              </w:rPr>
+              <w:t>$sudo tar -xvf vc_mipi_ov7251_driver_pi_lattice_linux5.15.tar.gz</w:t>
+            </w:r>
+          </w:p>
+          <w:p>
+            <w:pPr>
+              <w:rPr>
+                <w:rFonts w:hint="eastAsia"/>
+                <w:lang w:val="en-US" w:eastAsia="zh-CN"/>
+              </w:rPr>
+            </w:pPr>
+            <w:r>
+              <w:rPr>
+                <w:rFonts w:hint="eastAsia"/>
+              </w:rPr>
+              <w:t>$</w:t>
+            </w:r>
+            <w:r>
+              <w:rPr>
+                <w:rFonts w:hint="eastAsia"/>
+                <w:lang w:val="en-US" w:eastAsia="zh-CN"/>
+              </w:rPr>
+              <w:t>sudo chmod -R a+rwx *</w:t>
+            </w:r>
+          </w:p>
+          <w:p>
+            <w:pPr>
+              <w:rPr>
+                <w:rFonts w:hint="default" w:eastAsiaTheme="minorEastAsia"/>
+                <w:lang w:val="en-US" w:eastAsia="zh-CN"/>
+              </w:rPr>
+            </w:pPr>
+            <w:r>
+              <w:rPr>
+                <w:rFonts w:hint="eastAsia"/>
+              </w:rPr>
+              <w:t>$</w:t>
+            </w:r>
+            <w:r>
+              <w:rPr>
+                <w:rFonts w:hint="eastAsia"/>
+                <w:lang w:val="en-US" w:eastAsia="zh-CN"/>
+              </w:rPr>
+              <w:t>cd vc_mipi_ov7251_driver_pi_lattice_linux5.15</w:t>
+            </w:r>
+          </w:p>
+          <w:p>
+            <w:pPr>
+              <w:rPr>
+                <w:rFonts w:hint="eastAsia" w:eastAsiaTheme="minorEastAsia"/>
+                <w:vertAlign w:val="baseline"/>
+                <w:lang w:val="en-US" w:eastAsia="zh-CN"/>
+              </w:rPr>
+            </w:pPr>
+            <w:r>
+              <w:rPr>
+                <w:rFonts w:hint="eastAsia"/>
+              </w:rPr>
+              <w:t>$</w:t>
+            </w:r>
+            <w:r>
+              <w:t>sudo make</w:t>
+            </w:r>
+          </w:p>
+        </w:tc>
+      </w:tr>
+    </w:tbl>
+    <w:p>
+      <w:pPr>
+        <w:rPr>
+          <w:rFonts w:hint="default" w:eastAsiaTheme="minorEastAsia"/>
+          <w:lang w:val="en-US" w:eastAsia="zh-CN"/>
+        </w:rPr>
+      </w:pPr>
+      <w:r>
+        <w:rPr>
+          <w:rFonts w:hint="eastAsia"/>
+          <w:lang w:val="en-US" w:eastAsia="zh-CN"/>
+        </w:rPr>
+        <w:t>Step4,</w:t>
+      </w:r>
+      <w:r>
+        <w:rPr>
+          <w:rFonts w:hint="eastAsia"/>
+        </w:rPr>
+        <w:t>I</w:t>
+      </w:r>
+      <w:r>
+        <w:t xml:space="preserve">nstall the </w:t>
+      </w:r>
+      <w:r>
+        <w:rPr>
+          <w:rFonts w:hint="eastAsia"/>
+          <w:lang w:val="en-US" w:eastAsia="zh-CN"/>
+        </w:rPr>
+        <w:t xml:space="preserve">innomaker </w:t>
+      </w:r>
+      <w:r>
+        <w:t>driver</w:t>
+      </w:r>
+    </w:p>
+    <w:tbl>
+      <w:tblPr>
+        <w:tblStyle w:val="8"/>
+        <w:tblW w:w="0" w:type="auto"/>
+        <w:tblInd w:w="0" w:type="dxa"/>
+        <w:tblBorders>
+          <w:top w:val="single" w:color="auto" w:sz="4" w:space="0"/>
+          <w:left w:val="single" w:color="auto" w:sz="4" w:space="0"/>
+          <w:bottom w:val="single" w:color="auto" w:sz="4" w:space="0"/>
+          <w:right w:val="single" w:color="auto" w:sz="4" w:space="0"/>
+          <w:insideH w:val="single" w:color="auto" w:sz="4" w:space="0"/>
+          <w:insideV w:val="single" w:color="auto" w:sz="4" w:space="0"/>
+        </w:tblBorders>
+        <w:tblLayout w:type="autofit"/>
+        <w:tblCellMar>
+          <w:top w:w="0" w:type="dxa"/>
+          <w:left w:w="108" w:type="dxa"/>
+          <w:bottom w:w="0" w:type="dxa"/>
+          <w:right w:w="108" w:type="dxa"/>
+        </w:tblCellMar>
+      </w:tblPr>
+      <w:tblGrid>
+        <w:gridCol w:w="8522"/>
+      </w:tblGrid>
+      <w:tr>
+        <w:tblPrEx>
+          <w:tblBorders>
+            <w:top w:val="single" w:color="auto" w:sz="4" w:space="0"/>
+            <w:left w:val="single" w:color="auto" w:sz="4" w:space="0"/>
+            <w:bottom w:val="single" w:color="auto" w:sz="4" w:space="0"/>
+            <w:right w:val="single" w:color="auto" w:sz="4" w:space="0"/>
+            <w:insideH w:val="single" w:color="auto" w:sz="4" w:space="0"/>
+            <w:insideV w:val="single" w:color="auto" w:sz="4" w:space="0"/>
+          </w:tblBorders>
+          <w:tblCellMar>
+            <w:top w:w="0" w:type="dxa"/>
+            <w:left w:w="108" w:type="dxa"/>
+            <w:bottom w:w="0" w:type="dxa"/>
+            <w:right w:w="108" w:type="dxa"/>
+          </w:tblCellMar>
+        </w:tblPrEx>
+        <w:tc>
+          <w:tcPr>
+            <w:tcW w:w="8522" w:type="dxa"/>
+            <w:shd w:val="clear" w:color="auto" w:fill="BEBEBE" w:themeFill="background1" w:themeFillShade="BF"/>
+          </w:tcPr>
+          <w:p>
+            <w:pPr>
+              <w:rPr>
+                <w:rFonts w:hint="default" w:eastAsiaTheme="minorEastAsia"/>
+                <w:vertAlign w:val="baseline"/>
+                <w:lang w:val="en-US" w:eastAsia="zh-CN"/>
+              </w:rPr>
+            </w:pPr>
+            <w:r>
+              <w:rPr>
+                <w:rFonts w:hint="eastAsia"/>
+              </w:rPr>
+              <w:t>$</w:t>
+            </w:r>
+            <w:r>
+              <w:t>sudo make install</w:t>
+            </w:r>
+            <w:r>
+              <w:rPr>
+                <w:rFonts w:hint="eastAsia"/>
+                <w:lang w:val="en-US" w:eastAsia="zh-CN"/>
+              </w:rPr>
+              <w:t xml:space="preserve">   #</w:t>
+            </w:r>
+            <w:r>
+              <w:t>Work on 8bit stream mode by default.</w:t>
+            </w:r>
+          </w:p>
+        </w:tc>
+      </w:tr>
+    </w:tbl>
+    <w:p>
+      <w:pPr>
+        <w:pStyle w:val="3"/>
+        <w:bidi w:val="0"/>
+        <w:rPr>
+          <w:rFonts w:hint="eastAsia"/>
+          <w:lang w:val="en-US" w:eastAsia="zh-CN"/>
+        </w:rPr>
+      </w:pPr>
+      <w:r>
+        <w:t xml:space="preserve">Enable </w:t>
+      </w:r>
+      <w:r>
+        <w:rPr>
+          <w:rFonts w:hint="eastAsia"/>
+          <w:lang w:val="en-US" w:eastAsia="zh-CN"/>
+        </w:rPr>
+        <w:t>Camera</w:t>
+      </w:r>
+    </w:p>
+    <w:p>
+      <w:pPr>
+        <w:rPr>
+          <w:rFonts w:hint="default" w:eastAsiaTheme="minorEastAsia"/>
+          <w:lang w:val="en-US" w:eastAsia="zh-CN"/>
+        </w:rPr>
+      </w:pPr>
+      <w:r>
+        <w:rPr>
+          <w:rFonts w:hint="eastAsia"/>
+          <w:lang w:val="en-US" w:eastAsia="zh-CN"/>
+        </w:rPr>
+        <w:t xml:space="preserve">Step1, </w:t>
+      </w:r>
+      <w:r>
+        <w:t xml:space="preserve">edit /boot/config.txt </w:t>
       </w:r>
     </w:p>
     <w:tbl>
@@ -922,23 +2860,27 @@
         <w:tc>
           <w:tcPr>
             <w:tcW w:w="8522" w:type="dxa"/>
-            <w:shd w:val="clear" w:color="auto" w:fill="D7D7D7" w:themeFill="background1" w:themeFillShade="D8"/>
+            <w:shd w:val="clear" w:color="auto" w:fill="BEBEBE" w:themeFill="background1" w:themeFillShade="BF"/>
             <w:vAlign w:val="top"/>
           </w:tcPr>
           <w:p>
             <w:pPr>
               <w:rPr>
-                <w:rFonts w:hint="eastAsia" w:eastAsiaTheme="minorEastAsia"/>
                 <w:vertAlign w:val="baseline"/>
-                <w:lang w:val="en-US" w:eastAsia="zh-CN"/>
               </w:rPr>
             </w:pPr>
             <w:r>
               <w:rPr>
                 <w:rFonts w:hint="eastAsia"/>
-                <w:lang w:val="en-US" w:eastAsia="zh-CN"/>
-              </w:rPr>
-              <w:t>dtoverlay=vc_mipi_ov7251,i2c_pins_28_29=1</w:t>
+              </w:rPr>
+              <w:t>$</w:t>
+            </w:r>
+            <w:r>
+              <w:rPr>
+                <w:rFonts w:hint="eastAsia"/>
+                <w:lang w:val="en-US" w:eastAsia="zh-CN"/>
+              </w:rPr>
+              <w:t>sudo nano /boot/config.txt</w:t>
             </w:r>
           </w:p>
         </w:tc>
@@ -947,249 +2889,189 @@
     <w:p>
       <w:pPr>
         <w:rPr>
+          <w:rFonts w:hint="eastAsia"/>
+          <w:lang w:val="en-US" w:eastAsia="zh-CN"/>
+        </w:rPr>
+      </w:pPr>
+    </w:p>
+    <w:p>
+      <w:pPr>
+        <w:rPr>
           <w:rFonts w:hint="default"/>
           <w:lang w:val="en-US" w:eastAsia="zh-CN"/>
         </w:rPr>
       </w:pPr>
-    </w:p>
-    <w:p/>
-    <w:p>
-      <w:pPr>
-        <w:rPr>
-          <w:rFonts w:hint="eastAsia"/>
-        </w:rPr>
-      </w:pPr>
-      <w:r>
-        <w:t>If work mode change needed ,</w:t>
-      </w:r>
-      <w:r>
-        <w:rPr>
-          <w:rFonts w:hint="eastAsia"/>
-        </w:rPr>
-        <w:t>s</w:t>
-      </w:r>
-      <w:r>
-        <w:t xml:space="preserve">witch work mode by: </w:t>
-      </w:r>
-    </w:p>
-    <w:p>
-      <w:r>
-        <w:t>$sudo make setmodex // x can be 0 1 2 3</w:t>
-      </w:r>
-    </w:p>
-    <w:p>
-      <w:pPr>
-        <w:rPr>
+      <w:r>
+        <w:rPr>
+          <w:rFonts w:hint="eastAsia"/>
+          <w:lang w:val="en-US" w:eastAsia="zh-CN"/>
+        </w:rPr>
+        <w:t>Add below content to the last line and reboot</w:t>
+      </w:r>
+    </w:p>
+    <w:tbl>
+      <w:tblPr>
+        <w:tblStyle w:val="8"/>
+        <w:tblW w:w="0" w:type="auto"/>
+        <w:tblInd w:w="0" w:type="dxa"/>
+        <w:tblBorders>
+          <w:top w:val="single" w:color="auto" w:sz="4" w:space="0"/>
+          <w:left w:val="single" w:color="auto" w:sz="4" w:space="0"/>
+          <w:bottom w:val="single" w:color="auto" w:sz="4" w:space="0"/>
+          <w:right w:val="single" w:color="auto" w:sz="4" w:space="0"/>
+          <w:insideH w:val="single" w:color="auto" w:sz="4" w:space="0"/>
+          <w:insideV w:val="single" w:color="auto" w:sz="4" w:space="0"/>
+        </w:tblBorders>
+        <w:tblLayout w:type="autofit"/>
+        <w:tblCellMar>
+          <w:left w:w="108" w:type="dxa"/>
+          <w:right w:w="108" w:type="dxa"/>
+        </w:tblCellMar>
+      </w:tblPr>
+      <w:tblGrid>
+        <w:gridCol w:w="8522"/>
+      </w:tblGrid>
+      <w:tr>
+        <w:tblPrEx>
+          <w:tblBorders>
+            <w:top w:val="single" w:color="auto" w:sz="4" w:space="0"/>
+            <w:left w:val="single" w:color="auto" w:sz="4" w:space="0"/>
+            <w:bottom w:val="single" w:color="auto" w:sz="4" w:space="0"/>
+            <w:right w:val="single" w:color="auto" w:sz="4" w:space="0"/>
+            <w:insideH w:val="single" w:color="auto" w:sz="4" w:space="0"/>
+            <w:insideV w:val="single" w:color="auto" w:sz="4" w:space="0"/>
+          </w:tblBorders>
+        </w:tblPrEx>
+        <w:trPr>
+          <w:trHeight w:val="90" w:hRule="atLeast"/>
+        </w:trPr>
+        <w:tc>
+          <w:tcPr>
+            <w:tcW w:w="8522" w:type="dxa"/>
+            <w:shd w:val="clear" w:color="auto" w:fill="BEBEBE" w:themeFill="background1" w:themeFillShade="BF"/>
+          </w:tcPr>
+          <w:p>
+            <w:pPr>
+              <w:rPr>
+                <w:rFonts w:hint="eastAsia"/>
+                <w:vertAlign w:val="baseline"/>
+                <w:lang w:val="en-US" w:eastAsia="zh-CN"/>
+              </w:rPr>
+            </w:pPr>
+            <w:r>
+              <w:t>dtoverlay=vc_mipi_ov7251</w:t>
+            </w:r>
+          </w:p>
+        </w:tc>
+      </w:tr>
+    </w:tbl>
+    <w:p>
+      <w:pPr>
+        <w:rPr>
+          <w:rFonts w:hint="eastAsia"/>
+          <w:lang w:val="en-US" w:eastAsia="zh-CN"/>
+        </w:rPr>
+      </w:pPr>
+    </w:p>
+    <w:tbl>
+      <w:tblPr>
+        <w:tblStyle w:val="8"/>
+        <w:tblW w:w="0" w:type="auto"/>
+        <w:tblInd w:w="0" w:type="dxa"/>
+        <w:tblBorders>
+          <w:top w:val="single" w:color="auto" w:sz="4" w:space="0"/>
+          <w:left w:val="single" w:color="auto" w:sz="4" w:space="0"/>
+          <w:bottom w:val="single" w:color="auto" w:sz="4" w:space="0"/>
+          <w:right w:val="single" w:color="auto" w:sz="4" w:space="0"/>
+          <w:insideH w:val="single" w:color="auto" w:sz="4" w:space="0"/>
+          <w:insideV w:val="single" w:color="auto" w:sz="4" w:space="0"/>
+        </w:tblBorders>
+        <w:tblLayout w:type="autofit"/>
+        <w:tblCellMar>
+          <w:top w:w="0" w:type="dxa"/>
+          <w:left w:w="108" w:type="dxa"/>
+          <w:bottom w:w="0" w:type="dxa"/>
+          <w:right w:w="108" w:type="dxa"/>
+        </w:tblCellMar>
+      </w:tblPr>
+      <w:tblGrid>
+        <w:gridCol w:w="8522"/>
+      </w:tblGrid>
+      <w:tr>
+        <w:tblPrEx>
+          <w:tblBorders>
+            <w:top w:val="single" w:color="auto" w:sz="4" w:space="0"/>
+            <w:left w:val="single" w:color="auto" w:sz="4" w:space="0"/>
+            <w:bottom w:val="single" w:color="auto" w:sz="4" w:space="0"/>
+            <w:right w:val="single" w:color="auto" w:sz="4" w:space="0"/>
+            <w:insideH w:val="single" w:color="auto" w:sz="4" w:space="0"/>
+            <w:insideV w:val="single" w:color="auto" w:sz="4" w:space="0"/>
+          </w:tblBorders>
+          <w:tblCellMar>
+            <w:top w:w="0" w:type="dxa"/>
+            <w:left w:w="108" w:type="dxa"/>
+            <w:bottom w:w="0" w:type="dxa"/>
+            <w:right w:w="108" w:type="dxa"/>
+          </w:tblCellMar>
+        </w:tblPrEx>
+        <w:tc>
+          <w:tcPr>
+            <w:tcW w:w="8522" w:type="dxa"/>
+            <w:shd w:val="clear" w:color="auto" w:fill="BEBEBE" w:themeFill="background1" w:themeFillShade="BF"/>
+          </w:tcPr>
+          <w:p>
+            <w:pPr>
+              <w:rPr>
+                <w:rFonts w:hint="default" w:eastAsiaTheme="minorEastAsia"/>
+                <w:vertAlign w:val="baseline"/>
+                <w:lang w:val="en-US" w:eastAsia="zh-CN"/>
+              </w:rPr>
+            </w:pPr>
+            <w:r>
+              <w:rPr>
+                <w:rFonts w:hint="eastAsia"/>
+              </w:rPr>
+              <w:t>$</w:t>
+            </w:r>
+            <w:r>
+              <w:t xml:space="preserve">sudo </w:t>
+            </w:r>
+            <w:r>
+              <w:rPr>
+                <w:rFonts w:hint="eastAsia"/>
+                <w:lang w:val="en-US" w:eastAsia="zh-CN"/>
+              </w:rPr>
+              <w:t>reboot</w:t>
+            </w:r>
+          </w:p>
+        </w:tc>
+      </w:tr>
+    </w:tbl>
+    <w:p>
+      <w:pPr>
+        <w:rPr>
+          <w:rFonts w:hint="eastAsia"/>
+          <w:lang w:val="en-US" w:eastAsia="zh-CN"/>
+        </w:rPr>
+      </w:pPr>
+    </w:p>
+    <w:p>
+      <w:pPr>
+        <w:rPr>
+          <w:rFonts w:hint="default"/>
           <w:b/>
           <w:bCs/>
-        </w:rPr>
-      </w:pPr>
-      <w:r>
-        <w:rPr>
+          <w:lang w:val="en-US" w:eastAsia="zh-CN"/>
+        </w:rPr>
+      </w:pPr>
+      <w:r>
+        <w:rPr>
+          <w:rFonts w:hint="eastAsia"/>
           <w:b/>
           <w:bCs/>
-        </w:rPr>
-        <w:t>Get camera module work mode information:</w:t>
-      </w:r>
-    </w:p>
-    <w:p>
-      <w:r>
-        <w:t>$ modinfo vc_mipi_ov7251</w:t>
-      </w:r>
-    </w:p>
-    <w:p/>
-    <w:p>
-      <w:pPr>
-        <w:pStyle w:val="3"/>
-        <w:bidi w:val="0"/>
-      </w:pPr>
-      <w:r>
-        <w:rPr>
-          <w:rFonts w:hint="eastAsia"/>
-        </w:rPr>
-        <w:t>S</w:t>
-      </w:r>
-      <w:r>
-        <w:t>oftware trigger operation:</w:t>
-      </w:r>
-    </w:p>
-    <w:p>
-      <w:r>
-        <w:t xml:space="preserve">Step1 : </w:t>
-      </w:r>
-    </w:p>
-    <w:p>
-      <w:r>
-        <w:t>set camera work in external trigger mode.</w:t>
-      </w:r>
-    </w:p>
-    <w:p>
-      <w:r>
-        <w:t>For example set the module work in mode3</w:t>
-      </w:r>
-    </w:p>
-    <w:p>
-      <w:r>
-        <w:rPr>
-          <w:rFonts w:hint="eastAsia"/>
-        </w:rPr>
-        <w:t>$</w:t>
-      </w:r>
-      <w:r>
-        <w:t xml:space="preserve"> sudo make setmode3</w:t>
-      </w:r>
-    </w:p>
-    <w:p>
-      <w:r>
-        <w:t xml:space="preserve">Open /dev/video0 device in VLC </w:t>
-      </w:r>
-    </w:p>
-    <w:p>
-      <w:r>
-        <w:t xml:space="preserve">Step2: </w:t>
-      </w:r>
-    </w:p>
-    <w:p>
-      <w:r>
-        <w:rPr>
-          <w:rFonts w:hint="eastAsia"/>
-        </w:rPr>
-        <w:t>T</w:t>
-      </w:r>
-      <w:r>
-        <w:t>ransfer software trigger command through i2c bus</w:t>
-      </w:r>
-    </w:p>
-    <w:p>
-      <w:r>
-        <w:rPr>
-          <w:rFonts w:hint="eastAsia"/>
-        </w:rPr>
-        <w:t>$</w:t>
-      </w:r>
-      <w:r>
-        <w:t xml:space="preserve"> i2cset -f -y 10 0x10 204 1 </w:t>
-      </w:r>
-    </w:p>
-    <w:p/>
-    <w:p>
-      <w:r>
-        <w:t>Remark:</w:t>
-      </w:r>
-    </w:p>
-    <w:p>
-      <w:r>
-        <w:t>Set the sensor module back to external hardware trigger mode</w:t>
-      </w:r>
-    </w:p>
-    <w:p>
-      <w:r>
-        <w:t>Can be done by:</w:t>
-      </w:r>
-    </w:p>
-    <w:p>
-      <w:r>
-        <w:rPr>
-          <w:rFonts w:hint="eastAsia"/>
-        </w:rPr>
-        <w:t>$</w:t>
-      </w:r>
-      <w:r>
-        <w:t xml:space="preserve"> i2cset -f -y 10 0x10 204 0</w:t>
-      </w:r>
-    </w:p>
-    <w:p/>
-    <w:p>
-      <w:pPr>
-        <w:pStyle w:val="3"/>
-        <w:bidi w:val="0"/>
-      </w:pPr>
-      <w:r>
-        <w:rPr>
-          <w:rFonts w:hint="eastAsia"/>
-        </w:rPr>
-        <w:t>H</w:t>
-      </w:r>
-      <w:r>
-        <w:t>ardware trigger operation:</w:t>
-      </w:r>
-    </w:p>
-    <w:p>
-      <w:r>
-        <w:t xml:space="preserve">Step1 : </w:t>
-      </w:r>
-    </w:p>
-    <w:p>
-      <w:r>
-        <w:t>set camera work in external trigger mode.</w:t>
-      </w:r>
-    </w:p>
-    <w:p>
-      <w:r>
-        <w:t>For example set the module work in mode3</w:t>
-      </w:r>
-    </w:p>
-    <w:p>
-      <w:r>
-        <w:rPr>
-          <w:rFonts w:hint="eastAsia"/>
-        </w:rPr>
-        <w:t>$</w:t>
-      </w:r>
-      <w:r>
-        <w:t xml:space="preserve"> sudo make setmode3</w:t>
-      </w:r>
-    </w:p>
-    <w:p>
-      <w:r>
-        <w:t xml:space="preserve">Open /dev/video0 device in VLC </w:t>
-      </w:r>
-    </w:p>
-    <w:p/>
-    <w:p>
-      <w:r>
-        <w:t xml:space="preserve">Step2: </w:t>
-      </w:r>
-    </w:p>
-    <w:p>
-      <w:r>
-        <w:t>Put external trigger signal through TRIG pin head.</w:t>
-      </w:r>
-    </w:p>
-    <w:p>
-      <w:r>
-        <w:t>For example a 3.3v gpio rising edge signal will trigger the frame output.</w:t>
-      </w:r>
-    </w:p>
-    <w:p/>
-    <w:p/>
-    <w:p/>
-    <w:p>
-      <w:pPr>
-        <w:rPr>
-          <w:b/>
-          <w:bCs/>
-        </w:rPr>
-      </w:pPr>
-      <w:r>
-        <w:rPr>
-          <w:rFonts w:hint="eastAsia"/>
-          <w:b/>
-          <w:bCs/>
-        </w:rPr>
-        <w:t>W</w:t>
-      </w:r>
-      <w:r>
-        <w:rPr>
-          <w:b/>
-          <w:bCs/>
-        </w:rPr>
-        <w:t>ork with RPI official driver operation:</w:t>
-      </w:r>
-    </w:p>
-    <w:p>
-      <w:r>
-        <w:t>Enable the official driver by edit /boot/config.txt by add below content</w:t>
+          <w:lang w:val="en-US" w:eastAsia="zh-CN"/>
+        </w:rPr>
+        <w:t>*** Remark If USE pi zero(bcm2835)</w:t>
       </w:r>
     </w:p>
     <w:tbl>
@@ -1238,35 +3120,1712 @@
         <w:tc>
           <w:tcPr>
             <w:tcW w:w="8522" w:type="dxa"/>
-            <w:shd w:val="clear" w:color="auto" w:fill="D7D7D7" w:themeFill="background1" w:themeFillShade="D8"/>
+            <w:shd w:val="clear" w:color="auto" w:fill="BEBEBE" w:themeFill="background1" w:themeFillShade="BF"/>
             <w:vAlign w:val="top"/>
           </w:tcPr>
           <w:p>
             <w:pPr>
               <w:rPr>
+                <w:rFonts w:hint="eastAsia" w:eastAsiaTheme="minorEastAsia"/>
                 <w:vertAlign w:val="baseline"/>
+                <w:lang w:val="en-US" w:eastAsia="zh-CN"/>
               </w:rPr>
             </w:pPr>
             <w:r>
               <w:rPr>
-                <w:highlight w:val="none"/>
-                <w:shd w:val="clear"/>
-              </w:rPr>
-              <w:t>dtoverlay=ov7251,media-controller=1</w:t>
+                <w:rFonts w:hint="eastAsia"/>
+                <w:lang w:val="en-US" w:eastAsia="zh-CN"/>
+              </w:rPr>
+              <w:t>dtoverlay=vc_mipi_ov7251,i2c_pins_28_29=1</w:t>
             </w:r>
           </w:p>
         </w:tc>
       </w:tr>
     </w:tbl>
     <w:p>
+      <w:pPr>
+        <w:rPr>
+          <w:rFonts w:hint="eastAsia"/>
+          <w:b/>
+          <w:bCs/>
+        </w:rPr>
+      </w:pPr>
+    </w:p>
+    <w:p>
+      <w:pPr>
+        <w:rPr>
+          <w:rFonts w:hint="default" w:eastAsiaTheme="minorEastAsia"/>
+          <w:b/>
+          <w:bCs/>
+          <w:lang w:val="en-US" w:eastAsia="zh-CN"/>
+        </w:rPr>
+      </w:pPr>
+      <w:r>
+        <w:rPr>
+          <w:rFonts w:hint="eastAsia"/>
+          <w:b/>
+          <w:bCs/>
+          <w:lang w:val="en-US" w:eastAsia="zh-CN"/>
+        </w:rPr>
+        <w:t xml:space="preserve">*** If you wish to usd raspberry pi </w:t>
+      </w:r>
+      <w:r>
+        <w:rPr>
+          <w:b/>
+          <w:bCs/>
+        </w:rPr>
+        <w:t>official driver :</w:t>
+      </w:r>
+      <w:r>
+        <w:rPr>
+          <w:rFonts w:hint="eastAsia"/>
+          <w:b/>
+          <w:bCs/>
+          <w:lang w:val="en-US" w:eastAsia="zh-CN"/>
+        </w:rPr>
+        <w:t>(pi driver do not support trigger mode)</w:t>
+      </w:r>
+    </w:p>
+    <w:p>
+      <w:r>
+        <w:t>Enable the official driver by edit /boot/config.txt by add below content</w:t>
+      </w:r>
+    </w:p>
+    <w:tbl>
+      <w:tblPr>
+        <w:tblStyle w:val="8"/>
+        <w:tblW w:w="0" w:type="auto"/>
+        <w:tblInd w:w="0" w:type="dxa"/>
+        <w:tblBorders>
+          <w:top w:val="single" w:color="auto" w:sz="4" w:space="0"/>
+          <w:left w:val="single" w:color="auto" w:sz="4" w:space="0"/>
+          <w:bottom w:val="single" w:color="auto" w:sz="4" w:space="0"/>
+          <w:right w:val="single" w:color="auto" w:sz="4" w:space="0"/>
+          <w:insideH w:val="single" w:color="auto" w:sz="4" w:space="0"/>
+          <w:insideV w:val="single" w:color="auto" w:sz="4" w:space="0"/>
+        </w:tblBorders>
+        <w:shd w:val="clear" w:color="auto" w:fill="D7D7D7" w:themeFill="background1" w:themeFillShade="D8"/>
+        <w:tblLayout w:type="autofit"/>
+        <w:tblCellMar>
+          <w:top w:w="0" w:type="dxa"/>
+          <w:left w:w="108" w:type="dxa"/>
+          <w:bottom w:w="0" w:type="dxa"/>
+          <w:right w:w="108" w:type="dxa"/>
+        </w:tblCellMar>
+      </w:tblPr>
+      <w:tblGrid>
+        <w:gridCol w:w="8522"/>
+      </w:tblGrid>
+      <w:tr>
+        <w:tblPrEx>
+          <w:tblBorders>
+            <w:top w:val="single" w:color="auto" w:sz="4" w:space="0"/>
+            <w:left w:val="single" w:color="auto" w:sz="4" w:space="0"/>
+            <w:bottom w:val="single" w:color="auto" w:sz="4" w:space="0"/>
+            <w:right w:val="single" w:color="auto" w:sz="4" w:space="0"/>
+            <w:insideH w:val="single" w:color="auto" w:sz="4" w:space="0"/>
+            <w:insideV w:val="single" w:color="auto" w:sz="4" w:space="0"/>
+          </w:tblBorders>
+          <w:shd w:val="clear" w:color="auto" w:fill="D7D7D7" w:themeFill="background1" w:themeFillShade="D8"/>
+          <w:tblCellMar>
+            <w:top w:w="0" w:type="dxa"/>
+            <w:left w:w="108" w:type="dxa"/>
+            <w:bottom w:w="0" w:type="dxa"/>
+            <w:right w:w="108" w:type="dxa"/>
+          </w:tblCellMar>
+        </w:tblPrEx>
+        <w:tc>
+          <w:tcPr>
+            <w:tcW w:w="8522" w:type="dxa"/>
+            <w:shd w:val="clear" w:color="auto" w:fill="BEBEBE" w:themeFill="background1" w:themeFillShade="BF"/>
+            <w:vAlign w:val="top"/>
+          </w:tcPr>
+          <w:p>
+            <w:pPr>
+              <w:rPr>
+                <w:vertAlign w:val="baseline"/>
+              </w:rPr>
+            </w:pPr>
+            <w:r>
+              <w:rPr>
+                <w:highlight w:val="none"/>
+                <w:shd w:val="clear"/>
+              </w:rPr>
+              <w:t>dtoverlay=ov7251,media-controller=1</w:t>
+            </w:r>
+          </w:p>
+        </w:tc>
+      </w:tr>
+    </w:tbl>
+    <w:p>
+      <w:pPr>
+        <w:rPr>
+          <w:rFonts w:hint="eastAsia"/>
+        </w:rPr>
+      </w:pPr>
       <w:r>
         <w:t>.</w:t>
       </w:r>
     </w:p>
+    <w:p>
+      <w:pPr>
+        <w:rPr>
+          <w:rFonts w:hint="eastAsia"/>
+        </w:rPr>
+      </w:pPr>
+      <w:r>
+        <w:rPr>
+          <w:rFonts w:hint="eastAsia"/>
+        </w:rPr>
+        <w:br w:type="page"/>
+      </w:r>
+    </w:p>
+    <w:p>
+      <w:pPr>
+        <w:pStyle w:val="3"/>
+        <w:bidi w:val="0"/>
+        <w:rPr>
+          <w:rFonts w:hint="eastAsia"/>
+          <w:lang w:val="en-US" w:eastAsia="zh-CN"/>
+        </w:rPr>
+      </w:pPr>
+      <w:r>
+        <w:rPr>
+          <w:rFonts w:hint="eastAsia"/>
+          <w:lang w:val="en-US" w:eastAsia="zh-CN"/>
+        </w:rPr>
+        <w:t>Working Mode Description:</w:t>
+      </w:r>
+    </w:p>
+    <w:tbl>
+      <w:tblPr>
+        <w:tblStyle w:val="8"/>
+        <w:tblW w:w="0" w:type="auto"/>
+        <w:tblInd w:w="0" w:type="dxa"/>
+        <w:tblBorders>
+          <w:top w:val="single" w:color="auto" w:sz="4" w:space="0"/>
+          <w:left w:val="single" w:color="auto" w:sz="4" w:space="0"/>
+          <w:bottom w:val="single" w:color="auto" w:sz="4" w:space="0"/>
+          <w:right w:val="single" w:color="auto" w:sz="4" w:space="0"/>
+          <w:insideH w:val="single" w:color="auto" w:sz="4" w:space="0"/>
+          <w:insideV w:val="single" w:color="auto" w:sz="4" w:space="0"/>
+        </w:tblBorders>
+        <w:tblLayout w:type="autofit"/>
+        <w:tblCellMar>
+          <w:left w:w="108" w:type="dxa"/>
+          <w:right w:w="108" w:type="dxa"/>
+        </w:tblCellMar>
+      </w:tblPr>
+      <w:tblGrid>
+        <w:gridCol w:w="811"/>
+        <w:gridCol w:w="3449"/>
+        <w:gridCol w:w="2130"/>
+        <w:gridCol w:w="2130"/>
+      </w:tblGrid>
+      <w:tr>
+        <w:tblPrEx>
+          <w:tblBorders>
+            <w:top w:val="single" w:color="auto" w:sz="4" w:space="0"/>
+            <w:left w:val="single" w:color="auto" w:sz="4" w:space="0"/>
+            <w:bottom w:val="single" w:color="auto" w:sz="4" w:space="0"/>
+            <w:right w:val="single" w:color="auto" w:sz="4" w:space="0"/>
+            <w:insideH w:val="single" w:color="auto" w:sz="4" w:space="0"/>
+            <w:insideV w:val="single" w:color="auto" w:sz="4" w:space="0"/>
+          </w:tblBorders>
+          <w:tblCellMar>
+            <w:left w:w="108" w:type="dxa"/>
+            <w:right w:w="108" w:type="dxa"/>
+          </w:tblCellMar>
+        </w:tblPrEx>
+        <w:trPr>
+          <w:trHeight w:val="290" w:hRule="atLeast"/>
+        </w:trPr>
+        <w:tc>
+          <w:tcPr>
+            <w:tcW w:w="811" w:type="dxa"/>
+          </w:tcPr>
+          <w:p>
+            <w:pPr>
+              <w:rPr>
+                <w:rFonts w:hint="default"/>
+                <w:b/>
+                <w:bCs/>
+                <w:i/>
+                <w:iCs/>
+                <w:vertAlign w:val="baseline"/>
+                <w:lang w:val="en-US" w:eastAsia="zh-CN"/>
+              </w:rPr>
+            </w:pPr>
+            <w:r>
+              <w:rPr>
+                <w:rFonts w:hint="eastAsia"/>
+                <w:b/>
+                <w:bCs/>
+                <w:i/>
+                <w:iCs/>
+                <w:vertAlign w:val="baseline"/>
+                <w:lang w:val="en-US" w:eastAsia="zh-CN"/>
+              </w:rPr>
+              <w:t>Mode</w:t>
+            </w:r>
+          </w:p>
+        </w:tc>
+        <w:tc>
+          <w:tcPr>
+            <w:tcW w:w="3449" w:type="dxa"/>
+          </w:tcPr>
+          <w:p>
+            <w:pPr>
+              <w:rPr>
+                <w:rFonts w:hint="default"/>
+                <w:b/>
+                <w:bCs/>
+                <w:i/>
+                <w:iCs/>
+                <w:vertAlign w:val="baseline"/>
+                <w:lang w:val="en-US" w:eastAsia="zh-CN"/>
+              </w:rPr>
+            </w:pPr>
+            <w:r>
+              <w:rPr>
+                <w:rFonts w:hint="eastAsia"/>
+                <w:b/>
+                <w:bCs/>
+                <w:i/>
+                <w:iCs/>
+                <w:vertAlign w:val="baseline"/>
+                <w:lang w:val="en-US" w:eastAsia="zh-CN"/>
+              </w:rPr>
+              <w:t>Description</w:t>
+            </w:r>
+          </w:p>
+        </w:tc>
+        <w:tc>
+          <w:tcPr>
+            <w:tcW w:w="2130" w:type="dxa"/>
+          </w:tcPr>
+          <w:p>
+            <w:pPr>
+              <w:rPr>
+                <w:rFonts w:hint="default"/>
+                <w:b/>
+                <w:bCs/>
+                <w:i/>
+                <w:iCs/>
+                <w:vertAlign w:val="baseline"/>
+                <w:lang w:val="en-US" w:eastAsia="zh-CN"/>
+              </w:rPr>
+            </w:pPr>
+            <w:r>
+              <w:rPr>
+                <w:rFonts w:hint="default"/>
+                <w:b/>
+                <w:bCs/>
+                <w:i/>
+                <w:iCs/>
+                <w:vertAlign w:val="baseline"/>
+                <w:lang w:val="en-US" w:eastAsia="zh-CN"/>
+              </w:rPr>
+              <w:t xml:space="preserve">array </w:t>
+            </w:r>
+          </w:p>
+        </w:tc>
+        <w:tc>
+          <w:tcPr>
+            <w:tcW w:w="2130" w:type="dxa"/>
+          </w:tcPr>
+          <w:p>
+            <w:pPr>
+              <w:rPr>
+                <w:rFonts w:hint="default"/>
+                <w:b/>
+                <w:bCs/>
+                <w:i/>
+                <w:iCs/>
+                <w:vertAlign w:val="baseline"/>
+                <w:lang w:val="en-US" w:eastAsia="zh-CN"/>
+              </w:rPr>
+            </w:pPr>
+            <w:r>
+              <w:rPr>
+                <w:rFonts w:hint="default"/>
+                <w:b/>
+                <w:bCs/>
+                <w:i/>
+                <w:iCs/>
+                <w:vertAlign w:val="baseline"/>
+                <w:lang w:val="en-US" w:eastAsia="zh-CN"/>
+              </w:rPr>
+              <w:t>Frame rate</w:t>
+            </w:r>
+          </w:p>
+        </w:tc>
+      </w:tr>
+      <w:tr>
+        <w:tblPrEx>
+          <w:tblBorders>
+            <w:top w:val="single" w:color="auto" w:sz="4" w:space="0"/>
+            <w:left w:val="single" w:color="auto" w:sz="4" w:space="0"/>
+            <w:bottom w:val="single" w:color="auto" w:sz="4" w:space="0"/>
+            <w:right w:val="single" w:color="auto" w:sz="4" w:space="0"/>
+            <w:insideH w:val="single" w:color="auto" w:sz="4" w:space="0"/>
+            <w:insideV w:val="single" w:color="auto" w:sz="4" w:space="0"/>
+          </w:tblBorders>
+          <w:tblCellMar>
+            <w:left w:w="108" w:type="dxa"/>
+            <w:right w:w="108" w:type="dxa"/>
+          </w:tblCellMar>
+        </w:tblPrEx>
+        <w:tc>
+          <w:tcPr>
+            <w:tcW w:w="811" w:type="dxa"/>
+          </w:tcPr>
+          <w:p>
+            <w:pPr>
+              <w:rPr>
+                <w:rFonts w:hint="default"/>
+                <w:vertAlign w:val="baseline"/>
+                <w:lang w:val="en-US" w:eastAsia="zh-CN"/>
+              </w:rPr>
+            </w:pPr>
+            <w:r>
+              <w:rPr>
+                <w:rFonts w:hint="eastAsia"/>
+                <w:vertAlign w:val="baseline"/>
+                <w:lang w:val="en-US" w:eastAsia="zh-CN"/>
+              </w:rPr>
+              <w:t>0</w:t>
+            </w:r>
+          </w:p>
+        </w:tc>
+        <w:tc>
+          <w:tcPr>
+            <w:tcW w:w="3449" w:type="dxa"/>
+          </w:tcPr>
+          <w:p>
+            <w:pPr>
+              <w:rPr>
+                <w:rFonts w:hint="default"/>
+                <w:vertAlign w:val="baseline"/>
+                <w:lang w:val="en-US" w:eastAsia="zh-CN"/>
+              </w:rPr>
+            </w:pPr>
+            <w:r>
+              <w:t>8 bit stream mode</w:t>
+            </w:r>
+          </w:p>
+        </w:tc>
+        <w:tc>
+          <w:tcPr>
+            <w:tcW w:w="2130" w:type="dxa"/>
+          </w:tcPr>
+          <w:p>
+            <w:r>
+              <w:t>640x480</w:t>
+            </w:r>
+          </w:p>
+        </w:tc>
+        <w:tc>
+          <w:tcPr>
+            <w:tcW w:w="2130" w:type="dxa"/>
+          </w:tcPr>
+          <w:p>
+            <w:r>
+              <w:t>15</w:t>
+            </w:r>
+            <w:r>
+              <w:rPr>
+                <w:rFonts w:hint="eastAsia"/>
+              </w:rPr>
+              <w:t>8</w:t>
+            </w:r>
+            <w:r>
+              <w:t>fps</w:t>
+            </w:r>
+          </w:p>
+        </w:tc>
+      </w:tr>
+      <w:tr>
+        <w:tblPrEx>
+          <w:tblBorders>
+            <w:top w:val="single" w:color="auto" w:sz="4" w:space="0"/>
+            <w:left w:val="single" w:color="auto" w:sz="4" w:space="0"/>
+            <w:bottom w:val="single" w:color="auto" w:sz="4" w:space="0"/>
+            <w:right w:val="single" w:color="auto" w:sz="4" w:space="0"/>
+            <w:insideH w:val="single" w:color="auto" w:sz="4" w:space="0"/>
+            <w:insideV w:val="single" w:color="auto" w:sz="4" w:space="0"/>
+          </w:tblBorders>
+          <w:tblCellMar>
+            <w:left w:w="108" w:type="dxa"/>
+            <w:right w:w="108" w:type="dxa"/>
+          </w:tblCellMar>
+        </w:tblPrEx>
+        <w:tc>
+          <w:tcPr>
+            <w:tcW w:w="811" w:type="dxa"/>
+          </w:tcPr>
+          <w:p>
+            <w:pPr>
+              <w:rPr>
+                <w:rFonts w:hint="default"/>
+                <w:vertAlign w:val="baseline"/>
+                <w:lang w:val="en-US" w:eastAsia="zh-CN"/>
+              </w:rPr>
+            </w:pPr>
+            <w:r>
+              <w:rPr>
+                <w:rFonts w:hint="eastAsia"/>
+                <w:vertAlign w:val="baseline"/>
+                <w:lang w:val="en-US" w:eastAsia="zh-CN"/>
+              </w:rPr>
+              <w:t>1</w:t>
+            </w:r>
+          </w:p>
+        </w:tc>
+        <w:tc>
+          <w:tcPr>
+            <w:tcW w:w="3449" w:type="dxa"/>
+          </w:tcPr>
+          <w:p>
+            <w:pPr>
+              <w:rPr>
+                <w:rFonts w:hint="default"/>
+                <w:vertAlign w:val="baseline"/>
+                <w:lang w:val="en-US" w:eastAsia="zh-CN"/>
+              </w:rPr>
+            </w:pPr>
+            <w:r>
+              <w:rPr>
+                <w:rFonts w:hint="eastAsia"/>
+              </w:rPr>
+              <w:t>10bit</w:t>
+            </w:r>
+            <w:r>
+              <w:t xml:space="preserve"> stream mode</w:t>
+            </w:r>
+          </w:p>
+        </w:tc>
+        <w:tc>
+          <w:tcPr>
+            <w:tcW w:w="2130" w:type="dxa"/>
+          </w:tcPr>
+          <w:p>
+            <w:pPr>
+              <w:rPr>
+                <w:rFonts w:hint="eastAsia"/>
+              </w:rPr>
+            </w:pPr>
+            <w:r>
+              <w:t>640x480</w:t>
+            </w:r>
+          </w:p>
+        </w:tc>
+        <w:tc>
+          <w:tcPr>
+            <w:tcW w:w="2130" w:type="dxa"/>
+          </w:tcPr>
+          <w:p>
+            <w:r>
+              <w:t>15</w:t>
+            </w:r>
+            <w:r>
+              <w:rPr>
+                <w:rFonts w:hint="eastAsia"/>
+              </w:rPr>
+              <w:t>8</w:t>
+            </w:r>
+            <w:r>
+              <w:t>fps</w:t>
+            </w:r>
+          </w:p>
+        </w:tc>
+      </w:tr>
+      <w:tr>
+        <w:tblPrEx>
+          <w:tblBorders>
+            <w:top w:val="single" w:color="auto" w:sz="4" w:space="0"/>
+            <w:left w:val="single" w:color="auto" w:sz="4" w:space="0"/>
+            <w:bottom w:val="single" w:color="auto" w:sz="4" w:space="0"/>
+            <w:right w:val="single" w:color="auto" w:sz="4" w:space="0"/>
+            <w:insideH w:val="single" w:color="auto" w:sz="4" w:space="0"/>
+            <w:insideV w:val="single" w:color="auto" w:sz="4" w:space="0"/>
+          </w:tblBorders>
+          <w:tblCellMar>
+            <w:left w:w="108" w:type="dxa"/>
+            <w:right w:w="108" w:type="dxa"/>
+          </w:tblCellMar>
+        </w:tblPrEx>
+        <w:tc>
+          <w:tcPr>
+            <w:tcW w:w="811" w:type="dxa"/>
+          </w:tcPr>
+          <w:p>
+            <w:pPr>
+              <w:rPr>
+                <w:rFonts w:hint="default"/>
+                <w:vertAlign w:val="baseline"/>
+                <w:lang w:val="en-US" w:eastAsia="zh-CN"/>
+              </w:rPr>
+            </w:pPr>
+            <w:r>
+              <w:rPr>
+                <w:rFonts w:hint="eastAsia"/>
+                <w:vertAlign w:val="baseline"/>
+                <w:lang w:val="en-US" w:eastAsia="zh-CN"/>
+              </w:rPr>
+              <w:t>2</w:t>
+            </w:r>
+          </w:p>
+        </w:tc>
+        <w:tc>
+          <w:tcPr>
+            <w:tcW w:w="3449" w:type="dxa"/>
+          </w:tcPr>
+          <w:p>
+            <w:pPr>
+              <w:rPr>
+                <w:rFonts w:hint="default"/>
+                <w:vertAlign w:val="baseline"/>
+                <w:lang w:val="en-US" w:eastAsia="zh-CN"/>
+              </w:rPr>
+            </w:pPr>
+            <w:r>
+              <w:rPr>
+                <w:rFonts w:hint="eastAsia"/>
+              </w:rPr>
+              <w:t>8b</w:t>
+            </w:r>
+            <w:r>
+              <w:t>it external trigger mode</w:t>
+            </w:r>
+          </w:p>
+        </w:tc>
+        <w:tc>
+          <w:tcPr>
+            <w:tcW w:w="2130" w:type="dxa"/>
+          </w:tcPr>
+          <w:p>
+            <w:pPr>
+              <w:rPr>
+                <w:rFonts w:hint="eastAsia"/>
+              </w:rPr>
+            </w:pPr>
+            <w:r>
+              <w:t>640x480</w:t>
+            </w:r>
+          </w:p>
+        </w:tc>
+        <w:tc>
+          <w:tcPr>
+            <w:tcW w:w="2130" w:type="dxa"/>
+          </w:tcPr>
+          <w:p>
+            <w:r>
+              <w:t>15</w:t>
+            </w:r>
+            <w:r>
+              <w:rPr>
+                <w:rFonts w:hint="eastAsia"/>
+              </w:rPr>
+              <w:t>8</w:t>
+            </w:r>
+            <w:r>
+              <w:t>fps</w:t>
+            </w:r>
+          </w:p>
+        </w:tc>
+      </w:tr>
+      <w:tr>
+        <w:tblPrEx>
+          <w:tblBorders>
+            <w:top w:val="single" w:color="auto" w:sz="4" w:space="0"/>
+            <w:left w:val="single" w:color="auto" w:sz="4" w:space="0"/>
+            <w:bottom w:val="single" w:color="auto" w:sz="4" w:space="0"/>
+            <w:right w:val="single" w:color="auto" w:sz="4" w:space="0"/>
+            <w:insideH w:val="single" w:color="auto" w:sz="4" w:space="0"/>
+            <w:insideV w:val="single" w:color="auto" w:sz="4" w:space="0"/>
+          </w:tblBorders>
+          <w:tblCellMar>
+            <w:left w:w="108" w:type="dxa"/>
+            <w:right w:w="108" w:type="dxa"/>
+          </w:tblCellMar>
+        </w:tblPrEx>
+        <w:tc>
+          <w:tcPr>
+            <w:tcW w:w="811" w:type="dxa"/>
+          </w:tcPr>
+          <w:p>
+            <w:pPr>
+              <w:rPr>
+                <w:rFonts w:hint="default"/>
+                <w:vertAlign w:val="baseline"/>
+                <w:lang w:val="en-US" w:eastAsia="zh-CN"/>
+              </w:rPr>
+            </w:pPr>
+            <w:r>
+              <w:rPr>
+                <w:rFonts w:hint="eastAsia"/>
+                <w:vertAlign w:val="baseline"/>
+                <w:lang w:val="en-US" w:eastAsia="zh-CN"/>
+              </w:rPr>
+              <w:t>3</w:t>
+            </w:r>
+          </w:p>
+        </w:tc>
+        <w:tc>
+          <w:tcPr>
+            <w:tcW w:w="3449" w:type="dxa"/>
+          </w:tcPr>
+          <w:p>
+            <w:pPr>
+              <w:rPr>
+                <w:rFonts w:hint="default"/>
+                <w:vertAlign w:val="baseline"/>
+                <w:lang w:val="en-US" w:eastAsia="zh-CN"/>
+              </w:rPr>
+            </w:pPr>
+            <w:r>
+              <w:rPr>
+                <w:rFonts w:hint="eastAsia"/>
+              </w:rPr>
+              <w:t>10bit</w:t>
+            </w:r>
+            <w:r>
+              <w:t xml:space="preserve"> </w:t>
+            </w:r>
+            <w:r>
+              <w:rPr>
+                <w:rFonts w:hint="eastAsia"/>
+              </w:rPr>
+              <w:t>external</w:t>
+            </w:r>
+            <w:r>
+              <w:t xml:space="preserve"> </w:t>
+            </w:r>
+            <w:r>
+              <w:rPr>
+                <w:rFonts w:hint="eastAsia"/>
+              </w:rPr>
+              <w:t>trigger</w:t>
+            </w:r>
+            <w:r>
+              <w:t xml:space="preserve"> </w:t>
+            </w:r>
+            <w:r>
+              <w:rPr>
+                <w:rFonts w:hint="eastAsia"/>
+              </w:rPr>
+              <w:t>mode</w:t>
+            </w:r>
+          </w:p>
+        </w:tc>
+        <w:tc>
+          <w:tcPr>
+            <w:tcW w:w="2130" w:type="dxa"/>
+          </w:tcPr>
+          <w:p>
+            <w:pPr>
+              <w:rPr>
+                <w:rFonts w:hint="eastAsia"/>
+              </w:rPr>
+            </w:pPr>
+            <w:r>
+              <w:t>640x480</w:t>
+            </w:r>
+          </w:p>
+        </w:tc>
+        <w:tc>
+          <w:tcPr>
+            <w:tcW w:w="2130" w:type="dxa"/>
+          </w:tcPr>
+          <w:p>
+            <w:r>
+              <w:t>15</w:t>
+            </w:r>
+            <w:r>
+              <w:rPr>
+                <w:rFonts w:hint="eastAsia"/>
+              </w:rPr>
+              <w:t>8</w:t>
+            </w:r>
+            <w:r>
+              <w:t>fps</w:t>
+            </w:r>
+          </w:p>
+        </w:tc>
+      </w:tr>
+    </w:tbl>
+    <w:p>
+      <w:pPr>
+        <w:rPr>
+          <w:rFonts w:hint="default"/>
+          <w:lang w:val="en-US" w:eastAsia="zh-CN"/>
+        </w:rPr>
+      </w:pPr>
+    </w:p>
+    <w:p>
+      <w:pPr>
+        <w:pStyle w:val="3"/>
+        <w:bidi w:val="0"/>
+        <w:rPr>
+          <w:rFonts w:hint="eastAsia"/>
+          <w:lang w:val="en-US" w:eastAsia="zh-CN"/>
+        </w:rPr>
+      </w:pPr>
+      <w:r>
+        <w:rPr>
+          <w:rFonts w:hint="eastAsia"/>
+          <w:lang w:val="en-US" w:eastAsia="zh-CN"/>
+        </w:rPr>
+        <w:t>W</w:t>
+      </w:r>
+      <w:r>
+        <w:t xml:space="preserve">ork mode </w:t>
+      </w:r>
+      <w:r>
+        <w:rPr>
+          <w:rFonts w:hint="eastAsia"/>
+          <w:lang w:val="en-US" w:eastAsia="zh-CN"/>
+        </w:rPr>
+        <w:t>change:</w:t>
+      </w:r>
+    </w:p>
+    <w:tbl>
+      <w:tblPr>
+        <w:tblStyle w:val="8"/>
+        <w:tblW w:w="0" w:type="auto"/>
+        <w:tblInd w:w="0" w:type="dxa"/>
+        <w:tblBorders>
+          <w:top w:val="single" w:color="auto" w:sz="4" w:space="0"/>
+          <w:left w:val="single" w:color="auto" w:sz="4" w:space="0"/>
+          <w:bottom w:val="single" w:color="auto" w:sz="4" w:space="0"/>
+          <w:right w:val="single" w:color="auto" w:sz="4" w:space="0"/>
+          <w:insideH w:val="single" w:color="auto" w:sz="4" w:space="0"/>
+          <w:insideV w:val="single" w:color="auto" w:sz="4" w:space="0"/>
+        </w:tblBorders>
+        <w:tblLayout w:type="autofit"/>
+        <w:tblCellMar>
+          <w:top w:w="0" w:type="dxa"/>
+          <w:left w:w="108" w:type="dxa"/>
+          <w:bottom w:w="0" w:type="dxa"/>
+          <w:right w:w="108" w:type="dxa"/>
+        </w:tblCellMar>
+      </w:tblPr>
+      <w:tblGrid>
+        <w:gridCol w:w="8522"/>
+      </w:tblGrid>
+      <w:tr>
+        <w:tblPrEx>
+          <w:tblBorders>
+            <w:top w:val="single" w:color="auto" w:sz="4" w:space="0"/>
+            <w:left w:val="single" w:color="auto" w:sz="4" w:space="0"/>
+            <w:bottom w:val="single" w:color="auto" w:sz="4" w:space="0"/>
+            <w:right w:val="single" w:color="auto" w:sz="4" w:space="0"/>
+            <w:insideH w:val="single" w:color="auto" w:sz="4" w:space="0"/>
+            <w:insideV w:val="single" w:color="auto" w:sz="4" w:space="0"/>
+          </w:tblBorders>
+          <w:tblCellMar>
+            <w:top w:w="0" w:type="dxa"/>
+            <w:left w:w="108" w:type="dxa"/>
+            <w:bottom w:w="0" w:type="dxa"/>
+            <w:right w:w="108" w:type="dxa"/>
+          </w:tblCellMar>
+        </w:tblPrEx>
+        <w:trPr>
+          <w:trHeight w:val="735" w:hRule="atLeast"/>
+        </w:trPr>
+        <w:tc>
+          <w:tcPr>
+            <w:tcW w:w="8522" w:type="dxa"/>
+            <w:shd w:val="clear" w:color="auto" w:fill="BEBEBE" w:themeFill="background1" w:themeFillShade="BF"/>
+          </w:tcPr>
+          <w:p>
+            <w:pPr>
+              <w:rPr>
+                <w:rFonts w:hint="default"/>
+                <w:lang w:val="en-US" w:eastAsia="zh-CN"/>
+              </w:rPr>
+            </w:pPr>
+            <w:r>
+              <w:rPr>
+                <w:rFonts w:hint="eastAsia"/>
+                <w:lang w:val="en-US" w:eastAsia="zh-CN"/>
+              </w:rPr>
+              <w:t xml:space="preserve">$cd </w:t>
+            </w:r>
+            <w:r>
+              <w:rPr>
+                <w:rFonts w:hint="eastAsia"/>
+                <w:vertAlign w:val="baseline"/>
+                <w:lang w:val="en-US" w:eastAsia="zh-CN"/>
+              </w:rPr>
+              <w:t>cam-mipiov7251-trigger/</w:t>
+            </w:r>
+            <w:r>
+              <w:rPr>
+                <w:rFonts w:hint="eastAsia"/>
+                <w:lang w:val="en-US" w:eastAsia="zh-CN"/>
+              </w:rPr>
+              <w:t>vc_mipi_ov7251_driver_pi_lattice_linux5.15</w:t>
+            </w:r>
+          </w:p>
+          <w:p>
+            <w:pPr>
+              <w:rPr>
+                <w:rFonts w:hint="eastAsia" w:eastAsiaTheme="minorEastAsia"/>
+                <w:vertAlign w:val="baseline"/>
+                <w:lang w:val="en-US" w:eastAsia="zh-CN"/>
+              </w:rPr>
+            </w:pPr>
+            <w:r>
+              <w:rPr>
+                <w:rFonts w:hint="eastAsia"/>
+                <w:lang w:val="en-US" w:eastAsia="zh-CN"/>
+              </w:rPr>
+              <w:t>$s</w:t>
+            </w:r>
+            <w:r>
+              <w:t>udo make setmode</w:t>
+            </w:r>
+            <w:r>
+              <w:rPr>
+                <w:rFonts w:hint="eastAsia"/>
+                <w:lang w:val="en-US" w:eastAsia="zh-CN"/>
+              </w:rPr>
+              <w:t xml:space="preserve">x   </w:t>
+            </w:r>
+            <w:r>
+              <w:t xml:space="preserve"> </w:t>
+            </w:r>
+            <w:r>
+              <w:rPr>
+                <w:rFonts w:hint="eastAsia"/>
+                <w:lang w:val="en-US" w:eastAsia="zh-CN"/>
+              </w:rPr>
+              <w:t xml:space="preserve"># </w:t>
+            </w:r>
+            <w:r>
+              <w:t xml:space="preserve"> </w:t>
+            </w:r>
+            <w:r>
+              <w:rPr>
+                <w:b/>
+                <w:bCs/>
+                <w:color w:val="C00000"/>
+              </w:rPr>
+              <w:t>x can be 0 1 2 3</w:t>
+            </w:r>
+          </w:p>
+        </w:tc>
+      </w:tr>
+    </w:tbl>
+    <w:p>
+      <w:pPr>
+        <w:rPr>
+          <w:rFonts w:hint="default"/>
+          <w:lang w:val="en-US" w:eastAsia="zh-CN"/>
+        </w:rPr>
+      </w:pPr>
+    </w:p>
+    <w:p>
+      <w:pPr>
+        <w:rPr>
+          <w:b/>
+          <w:bCs/>
+        </w:rPr>
+      </w:pPr>
+      <w:r>
+        <w:rPr>
+          <w:b/>
+          <w:bCs/>
+        </w:rPr>
+        <w:t>Get camera module work mode information:</w:t>
+      </w:r>
+    </w:p>
+    <w:tbl>
+      <w:tblPr>
+        <w:tblStyle w:val="8"/>
+        <w:tblW w:w="0" w:type="auto"/>
+        <w:tblInd w:w="0" w:type="dxa"/>
+        <w:tblBorders>
+          <w:top w:val="single" w:color="auto" w:sz="4" w:space="0"/>
+          <w:left w:val="single" w:color="auto" w:sz="4" w:space="0"/>
+          <w:bottom w:val="single" w:color="auto" w:sz="4" w:space="0"/>
+          <w:right w:val="single" w:color="auto" w:sz="4" w:space="0"/>
+          <w:insideH w:val="single" w:color="auto" w:sz="4" w:space="0"/>
+          <w:insideV w:val="single" w:color="auto" w:sz="4" w:space="0"/>
+        </w:tblBorders>
+        <w:tblLayout w:type="autofit"/>
+        <w:tblCellMar>
+          <w:left w:w="108" w:type="dxa"/>
+          <w:right w:w="108" w:type="dxa"/>
+        </w:tblCellMar>
+      </w:tblPr>
+      <w:tblGrid>
+        <w:gridCol w:w="8522"/>
+      </w:tblGrid>
+      <w:tr>
+        <w:tblPrEx>
+          <w:tblBorders>
+            <w:top w:val="single" w:color="auto" w:sz="4" w:space="0"/>
+            <w:left w:val="single" w:color="auto" w:sz="4" w:space="0"/>
+            <w:bottom w:val="single" w:color="auto" w:sz="4" w:space="0"/>
+            <w:right w:val="single" w:color="auto" w:sz="4" w:space="0"/>
+            <w:insideH w:val="single" w:color="auto" w:sz="4" w:space="0"/>
+            <w:insideV w:val="single" w:color="auto" w:sz="4" w:space="0"/>
+          </w:tblBorders>
+        </w:tblPrEx>
+        <w:tc>
+          <w:tcPr>
+            <w:tcW w:w="8522" w:type="dxa"/>
+            <w:shd w:val="clear" w:color="auto" w:fill="BEBEBE" w:themeFill="background1" w:themeFillShade="BF"/>
+          </w:tcPr>
+          <w:p>
+            <w:pPr>
+              <w:rPr>
+                <w:b/>
+                <w:bCs/>
+                <w:vertAlign w:val="baseline"/>
+              </w:rPr>
+            </w:pPr>
+            <w:r>
+              <w:t>$ modinfo vc_mipi_ov7251</w:t>
+            </w:r>
+          </w:p>
+        </w:tc>
+      </w:tr>
+    </w:tbl>
+    <w:p>
+      <w:pPr>
+        <w:rPr>
+          <w:b/>
+          <w:bCs/>
+        </w:rPr>
+      </w:pPr>
+    </w:p>
+    <w:p>
+      <w:pPr>
+        <w:pStyle w:val="2"/>
+        <w:bidi w:val="0"/>
+      </w:pPr>
+      <w:r>
+        <w:rPr>
+          <w:rFonts w:hint="eastAsia"/>
+        </w:rPr>
+        <w:t>S</w:t>
+      </w:r>
+      <w:r>
+        <w:t xml:space="preserve">oftware </w:t>
+      </w:r>
+      <w:r>
+        <w:rPr>
+          <w:rFonts w:hint="eastAsia"/>
+          <w:lang w:val="en-US" w:eastAsia="zh-CN"/>
+        </w:rPr>
+        <w:t>T</w:t>
+      </w:r>
+      <w:r>
+        <w:t>rigger:</w:t>
+      </w:r>
+    </w:p>
+    <w:p>
+      <w:r>
+        <w:t>Step1 : set camera work in external trigger mode.</w:t>
+      </w:r>
+    </w:p>
+    <w:p>
+      <w:r>
+        <w:t>For example set the module work in mode3</w:t>
+      </w:r>
+    </w:p>
+    <w:tbl>
+      <w:tblPr>
+        <w:tblStyle w:val="8"/>
+        <w:tblW w:w="0" w:type="auto"/>
+        <w:tblInd w:w="0" w:type="dxa"/>
+        <w:tblBorders>
+          <w:top w:val="single" w:color="auto" w:sz="4" w:space="0"/>
+          <w:left w:val="single" w:color="auto" w:sz="4" w:space="0"/>
+          <w:bottom w:val="single" w:color="auto" w:sz="4" w:space="0"/>
+          <w:right w:val="single" w:color="auto" w:sz="4" w:space="0"/>
+          <w:insideH w:val="single" w:color="auto" w:sz="4" w:space="0"/>
+          <w:insideV w:val="single" w:color="auto" w:sz="4" w:space="0"/>
+        </w:tblBorders>
+        <w:tblLayout w:type="autofit"/>
+        <w:tblCellMar>
+          <w:left w:w="108" w:type="dxa"/>
+          <w:right w:w="108" w:type="dxa"/>
+        </w:tblCellMar>
+      </w:tblPr>
+      <w:tblGrid>
+        <w:gridCol w:w="8522"/>
+      </w:tblGrid>
+      <w:tr>
+        <w:tblPrEx>
+          <w:tblBorders>
+            <w:top w:val="single" w:color="auto" w:sz="4" w:space="0"/>
+            <w:left w:val="single" w:color="auto" w:sz="4" w:space="0"/>
+            <w:bottom w:val="single" w:color="auto" w:sz="4" w:space="0"/>
+            <w:right w:val="single" w:color="auto" w:sz="4" w:space="0"/>
+            <w:insideH w:val="single" w:color="auto" w:sz="4" w:space="0"/>
+            <w:insideV w:val="single" w:color="auto" w:sz="4" w:space="0"/>
+          </w:tblBorders>
+        </w:tblPrEx>
+        <w:tc>
+          <w:tcPr>
+            <w:tcW w:w="8522" w:type="dxa"/>
+            <w:shd w:val="clear" w:color="auto" w:fill="BEBEBE" w:themeFill="background1" w:themeFillShade="BF"/>
+          </w:tcPr>
+          <w:p>
+            <w:pPr>
+              <w:rPr>
+                <w:rFonts w:hint="eastAsia" w:eastAsiaTheme="minorEastAsia"/>
+                <w:vertAlign w:val="baseline"/>
+                <w:lang w:val="en-US" w:eastAsia="zh-CN"/>
+              </w:rPr>
+            </w:pPr>
+            <w:r>
+              <w:rPr>
+                <w:rFonts w:hint="eastAsia"/>
+              </w:rPr>
+              <w:t>$</w:t>
+            </w:r>
+            <w:r>
+              <w:t xml:space="preserve"> sudo make setmode</w:t>
+            </w:r>
+            <w:r>
+              <w:rPr>
+                <w:rFonts w:hint="eastAsia"/>
+                <w:lang w:val="en-US" w:eastAsia="zh-CN"/>
+              </w:rPr>
+              <w:t>3</w:t>
+            </w:r>
+          </w:p>
+        </w:tc>
+      </w:tr>
+    </w:tbl>
+    <w:p>
+      <w:r>
+        <w:t xml:space="preserve">Open /dev/video0 device in VLC </w:t>
+      </w:r>
+    </w:p>
+    <w:p>
+      <w:r>
+        <w:t xml:space="preserve">Step2: </w:t>
+      </w:r>
+      <w:r>
+        <w:rPr>
+          <w:rFonts w:hint="eastAsia"/>
+        </w:rPr>
+        <w:t>T</w:t>
+      </w:r>
+      <w:r>
+        <w:t>ransfer software trigger command through i2c bus</w:t>
+      </w:r>
+    </w:p>
+    <w:tbl>
+      <w:tblPr>
+        <w:tblStyle w:val="8"/>
+        <w:tblW w:w="0" w:type="auto"/>
+        <w:tblInd w:w="0" w:type="dxa"/>
+        <w:tblBorders>
+          <w:top w:val="single" w:color="auto" w:sz="4" w:space="0"/>
+          <w:left w:val="single" w:color="auto" w:sz="4" w:space="0"/>
+          <w:bottom w:val="single" w:color="auto" w:sz="4" w:space="0"/>
+          <w:right w:val="single" w:color="auto" w:sz="4" w:space="0"/>
+          <w:insideH w:val="single" w:color="auto" w:sz="4" w:space="0"/>
+          <w:insideV w:val="single" w:color="auto" w:sz="4" w:space="0"/>
+        </w:tblBorders>
+        <w:tblLayout w:type="autofit"/>
+        <w:tblCellMar>
+          <w:left w:w="108" w:type="dxa"/>
+          <w:right w:w="108" w:type="dxa"/>
+        </w:tblCellMar>
+      </w:tblPr>
+      <w:tblGrid>
+        <w:gridCol w:w="8522"/>
+      </w:tblGrid>
+      <w:tr>
+        <w:tblPrEx>
+          <w:tblBorders>
+            <w:top w:val="single" w:color="auto" w:sz="4" w:space="0"/>
+            <w:left w:val="single" w:color="auto" w:sz="4" w:space="0"/>
+            <w:bottom w:val="single" w:color="auto" w:sz="4" w:space="0"/>
+            <w:right w:val="single" w:color="auto" w:sz="4" w:space="0"/>
+            <w:insideH w:val="single" w:color="auto" w:sz="4" w:space="0"/>
+            <w:insideV w:val="single" w:color="auto" w:sz="4" w:space="0"/>
+          </w:tblBorders>
+        </w:tblPrEx>
+        <w:tc>
+          <w:tcPr>
+            <w:tcW w:w="8522" w:type="dxa"/>
+            <w:shd w:val="clear" w:color="auto" w:fill="BEBEBE" w:themeFill="background1" w:themeFillShade="BF"/>
+          </w:tcPr>
+          <w:p>
+            <w:pPr>
+              <w:rPr>
+                <w:rFonts w:hint="eastAsia"/>
+                <w:vertAlign w:val="baseline"/>
+              </w:rPr>
+            </w:pPr>
+            <w:r>
+              <w:rPr>
+                <w:rFonts w:hint="eastAsia"/>
+              </w:rPr>
+              <w:t>$</w:t>
+            </w:r>
+            <w:r>
+              <w:t xml:space="preserve"> i2cset -f -y 10 0x10 204 1 </w:t>
+            </w:r>
+          </w:p>
+        </w:tc>
+      </w:tr>
+    </w:tbl>
+    <w:p>
+      <w:r>
+        <w:t>Remark:</w:t>
+      </w:r>
+    </w:p>
+    <w:p>
+      <w:r>
+        <w:rPr>
+          <w:rFonts w:hint="eastAsia"/>
+          <w:lang w:val="en-US" w:eastAsia="zh-CN"/>
+        </w:rPr>
+        <w:t xml:space="preserve">*** </w:t>
+      </w:r>
+      <w:r>
+        <w:t>Set the sensor module back to external hardware trigger mode by:</w:t>
+      </w:r>
+    </w:p>
+    <w:tbl>
+      <w:tblPr>
+        <w:tblStyle w:val="8"/>
+        <w:tblW w:w="0" w:type="auto"/>
+        <w:tblInd w:w="0" w:type="dxa"/>
+        <w:tblBorders>
+          <w:top w:val="single" w:color="auto" w:sz="4" w:space="0"/>
+          <w:left w:val="single" w:color="auto" w:sz="4" w:space="0"/>
+          <w:bottom w:val="single" w:color="auto" w:sz="4" w:space="0"/>
+          <w:right w:val="single" w:color="auto" w:sz="4" w:space="0"/>
+          <w:insideH w:val="single" w:color="auto" w:sz="4" w:space="0"/>
+          <w:insideV w:val="single" w:color="auto" w:sz="4" w:space="0"/>
+        </w:tblBorders>
+        <w:tblLayout w:type="autofit"/>
+        <w:tblCellMar>
+          <w:left w:w="108" w:type="dxa"/>
+          <w:right w:w="108" w:type="dxa"/>
+        </w:tblCellMar>
+      </w:tblPr>
+      <w:tblGrid>
+        <w:gridCol w:w="8522"/>
+      </w:tblGrid>
+      <w:tr>
+        <w:tblPrEx>
+          <w:tblBorders>
+            <w:top w:val="single" w:color="auto" w:sz="4" w:space="0"/>
+            <w:left w:val="single" w:color="auto" w:sz="4" w:space="0"/>
+            <w:bottom w:val="single" w:color="auto" w:sz="4" w:space="0"/>
+            <w:right w:val="single" w:color="auto" w:sz="4" w:space="0"/>
+            <w:insideH w:val="single" w:color="auto" w:sz="4" w:space="0"/>
+            <w:insideV w:val="single" w:color="auto" w:sz="4" w:space="0"/>
+          </w:tblBorders>
+        </w:tblPrEx>
+        <w:tc>
+          <w:tcPr>
+            <w:tcW w:w="8522" w:type="dxa"/>
+            <w:shd w:val="clear" w:color="auto" w:fill="BEBEBE" w:themeFill="background1" w:themeFillShade="BF"/>
+          </w:tcPr>
+          <w:p>
+            <w:pPr>
+              <w:rPr>
+                <w:rFonts w:hint="eastAsia"/>
+                <w:vertAlign w:val="baseline"/>
+              </w:rPr>
+            </w:pPr>
+            <w:r>
+              <w:rPr>
+                <w:rFonts w:hint="eastAsia"/>
+              </w:rPr>
+              <w:t>$</w:t>
+            </w:r>
+            <w:r>
+              <w:t xml:space="preserve"> i2cset -f -y 10 0x10 204 0</w:t>
+            </w:r>
+          </w:p>
+        </w:tc>
+      </w:tr>
+    </w:tbl>
+    <w:p/>
+    <w:p>
+      <w:pPr>
+        <w:pStyle w:val="2"/>
+        <w:bidi w:val="0"/>
+      </w:pPr>
+      <w:r>
+        <w:rPr>
+          <w:rFonts w:hint="eastAsia"/>
+        </w:rPr>
+        <w:t>H</w:t>
+      </w:r>
+      <w:r>
+        <w:t xml:space="preserve">ardware </w:t>
+      </w:r>
+      <w:r>
+        <w:rPr>
+          <w:rFonts w:hint="eastAsia"/>
+          <w:lang w:val="en-US" w:eastAsia="zh-CN"/>
+        </w:rPr>
+        <w:t>T</w:t>
+      </w:r>
+      <w:r>
+        <w:t>rigger :</w:t>
+      </w:r>
+    </w:p>
+    <w:p>
+      <w:r>
+        <w:rPr>
+          <w:rFonts w:hint="eastAsia"/>
+          <w:lang w:val="en-US" w:eastAsia="zh-CN"/>
+        </w:rPr>
+        <w:t xml:space="preserve">*** </w:t>
+      </w:r>
+      <w:r>
+        <w:t>Set the sensor module back to external hardware trigger mode by:</w:t>
+      </w:r>
+    </w:p>
+    <w:tbl>
+      <w:tblPr>
+        <w:tblStyle w:val="8"/>
+        <w:tblW w:w="0" w:type="auto"/>
+        <w:tblInd w:w="0" w:type="dxa"/>
+        <w:tblBorders>
+          <w:top w:val="single" w:color="auto" w:sz="4" w:space="0"/>
+          <w:left w:val="single" w:color="auto" w:sz="4" w:space="0"/>
+          <w:bottom w:val="single" w:color="auto" w:sz="4" w:space="0"/>
+          <w:right w:val="single" w:color="auto" w:sz="4" w:space="0"/>
+          <w:insideH w:val="single" w:color="auto" w:sz="4" w:space="0"/>
+          <w:insideV w:val="single" w:color="auto" w:sz="4" w:space="0"/>
+        </w:tblBorders>
+        <w:tblLayout w:type="autofit"/>
+        <w:tblCellMar>
+          <w:top w:w="0" w:type="dxa"/>
+          <w:left w:w="108" w:type="dxa"/>
+          <w:bottom w:w="0" w:type="dxa"/>
+          <w:right w:w="108" w:type="dxa"/>
+        </w:tblCellMar>
+      </w:tblPr>
+      <w:tblGrid>
+        <w:gridCol w:w="8522"/>
+      </w:tblGrid>
+      <w:tr>
+        <w:tblPrEx>
+          <w:tblBorders>
+            <w:top w:val="single" w:color="auto" w:sz="4" w:space="0"/>
+            <w:left w:val="single" w:color="auto" w:sz="4" w:space="0"/>
+            <w:bottom w:val="single" w:color="auto" w:sz="4" w:space="0"/>
+            <w:right w:val="single" w:color="auto" w:sz="4" w:space="0"/>
+            <w:insideH w:val="single" w:color="auto" w:sz="4" w:space="0"/>
+            <w:insideV w:val="single" w:color="auto" w:sz="4" w:space="0"/>
+          </w:tblBorders>
+          <w:tblCellMar>
+            <w:top w:w="0" w:type="dxa"/>
+            <w:left w:w="108" w:type="dxa"/>
+            <w:bottom w:w="0" w:type="dxa"/>
+            <w:right w:w="108" w:type="dxa"/>
+          </w:tblCellMar>
+        </w:tblPrEx>
+        <w:tc>
+          <w:tcPr>
+            <w:tcW w:w="8522" w:type="dxa"/>
+            <w:shd w:val="clear" w:color="auto" w:fill="BEBEBE" w:themeFill="background1" w:themeFillShade="BF"/>
+          </w:tcPr>
+          <w:p>
+            <w:pPr>
+              <w:rPr>
+                <w:rFonts w:hint="eastAsia"/>
+                <w:vertAlign w:val="baseline"/>
+              </w:rPr>
+            </w:pPr>
+            <w:r>
+              <w:rPr>
+                <w:rFonts w:hint="eastAsia"/>
+              </w:rPr>
+              <w:t>$</w:t>
+            </w:r>
+            <w:r>
+              <w:t xml:space="preserve"> i2cset -f -y 10 0x10 204 0</w:t>
+            </w:r>
+          </w:p>
+        </w:tc>
+      </w:tr>
+    </w:tbl>
+    <w:p/>
+    <w:p>
+      <w:pPr>
+        <w:pStyle w:val="3"/>
+        <w:bidi w:val="0"/>
+        <w:rPr>
+          <w:rFonts w:hint="eastAsia"/>
+          <w:lang w:val="en-US" w:eastAsia="zh-CN"/>
+        </w:rPr>
+      </w:pPr>
+      <w:r>
+        <w:rPr>
+          <w:rFonts w:hint="eastAsia"/>
+          <w:lang w:val="en-US" w:eastAsia="zh-CN"/>
+        </w:rPr>
+        <w:t>Wire connection</w:t>
+      </w:r>
+    </w:p>
+    <w:p>
+      <w:pPr>
+        <w:keepNext w:val="0"/>
+        <w:keepLines w:val="0"/>
+        <w:widowControl/>
+        <w:suppressLineNumbers w:val="0"/>
+        <w:jc w:val="left"/>
+      </w:pPr>
+      <w:r>
+        <w:rPr>
+          <w:rFonts w:ascii="Calibri" w:hAnsi="Calibri" w:eastAsia="宋体" w:cs="Calibri"/>
+          <w:color w:val="000000"/>
+          <w:kern w:val="0"/>
+          <w:sz w:val="20"/>
+          <w:szCs w:val="20"/>
+          <w:lang w:val="en-US" w:eastAsia="zh-CN" w:bidi="ar"/>
+        </w:rPr>
+        <w:t>You can connect the TRIG- to the GND Pin and connect the TRIG+ to 3.3V Pin of Raspberry Pi to</w:t>
+      </w:r>
+    </w:p>
+    <w:p>
+      <w:pPr>
+        <w:keepNext w:val="0"/>
+        <w:keepLines w:val="0"/>
+        <w:widowControl/>
+        <w:suppressLineNumbers w:val="0"/>
+        <w:jc w:val="left"/>
+        <w:rPr>
+          <w:rFonts w:hint="default" w:ascii="Calibri" w:hAnsi="Calibri" w:eastAsia="宋体" w:cs="Calibri"/>
+          <w:color w:val="000000"/>
+          <w:kern w:val="0"/>
+          <w:sz w:val="20"/>
+          <w:szCs w:val="20"/>
+          <w:lang w:val="en-US" w:eastAsia="zh-CN" w:bidi="ar"/>
+        </w:rPr>
+      </w:pPr>
+      <w:r>
+        <w:rPr>
+          <w:rFonts w:hint="default" w:ascii="Calibri" w:hAnsi="Calibri" w:eastAsia="宋体" w:cs="Calibri"/>
+          <w:color w:val="000000"/>
+          <w:kern w:val="0"/>
+          <w:sz w:val="20"/>
+          <w:szCs w:val="20"/>
+          <w:lang w:val="en-US" w:eastAsia="zh-CN" w:bidi="ar"/>
+        </w:rPr>
+        <w:t>simulate a trigger signal. This test function will comes with repeated trigger signal sometime.</w:t>
+      </w:r>
+    </w:p>
+    <w:p>
+      <w:pPr>
+        <w:keepNext w:val="0"/>
+        <w:keepLines w:val="0"/>
+        <w:widowControl/>
+        <w:suppressLineNumbers w:val="0"/>
+        <w:jc w:val="left"/>
+        <w:rPr>
+          <w:rFonts w:hint="default" w:ascii="Calibri" w:hAnsi="Calibri" w:eastAsia="宋体" w:cs="Calibri"/>
+          <w:color w:val="000000"/>
+          <w:kern w:val="0"/>
+          <w:sz w:val="20"/>
+          <w:szCs w:val="20"/>
+          <w:lang w:val="en-US" w:eastAsia="zh-CN" w:bidi="ar"/>
+        </w:rPr>
+      </w:pPr>
+      <w:r>
+        <w:drawing>
+          <wp:inline distT="0" distB="0" distL="114300" distR="114300">
+            <wp:extent cx="4798060" cy="4798060"/>
+            <wp:effectExtent l="0" t="0" r="2540" b="2540"/>
+            <wp:docPr id="20" name="图片 17"/>
+            <wp:cNvGraphicFramePr>
+              <a:graphicFrameLocks xmlns:a="http://schemas.openxmlformats.org/drawingml/2006/main" noChangeAspect="1"/>
+            </wp:cNvGraphicFramePr>
+            <a:graphic xmlns:a="http://schemas.openxmlformats.org/drawingml/2006/main">
+              <a:graphicData uri="http://schemas.openxmlformats.org/drawingml/2006/picture">
+                <pic:pic xmlns:pic="http://schemas.openxmlformats.org/drawingml/2006/picture">
+                  <pic:nvPicPr>
+                    <pic:cNvPr id="20" name="图片 17"/>
+                    <pic:cNvPicPr>
+                      <a:picLocks noChangeAspect="1"/>
+                    </pic:cNvPicPr>
+                  </pic:nvPicPr>
+                  <pic:blipFill>
+                    <a:blip r:embed="rId22"/>
+                    <a:stretch>
+                      <a:fillRect/>
+                    </a:stretch>
+                  </pic:blipFill>
+                  <pic:spPr>
+                    <a:xfrm>
+                      <a:off x="0" y="0"/>
+                      <a:ext cx="4798060" cy="4798060"/>
+                    </a:xfrm>
+                    <a:prstGeom prst="rect">
+                      <a:avLst/>
+                    </a:prstGeom>
+                    <a:noFill/>
+                    <a:ln>
+                      <a:noFill/>
+                    </a:ln>
+                  </pic:spPr>
+                </pic:pic>
+              </a:graphicData>
+            </a:graphic>
+          </wp:inline>
+        </w:drawing>
+      </w:r>
+      <w:r>
+        <w:drawing>
+          <wp:inline distT="0" distB="0" distL="114300" distR="114300">
+            <wp:extent cx="1790700" cy="781050"/>
+            <wp:effectExtent l="0" t="0" r="0" b="0"/>
+            <wp:docPr id="21" name="图片 18"/>
+            <wp:cNvGraphicFramePr>
+              <a:graphicFrameLocks xmlns:a="http://schemas.openxmlformats.org/drawingml/2006/main" noChangeAspect="1"/>
+            </wp:cNvGraphicFramePr>
+            <a:graphic xmlns:a="http://schemas.openxmlformats.org/drawingml/2006/main">
+              <a:graphicData uri="http://schemas.openxmlformats.org/drawingml/2006/picture">
+                <pic:pic xmlns:pic="http://schemas.openxmlformats.org/drawingml/2006/picture">
+                  <pic:nvPicPr>
+                    <pic:cNvPr id="21" name="图片 18"/>
+                    <pic:cNvPicPr>
+                      <a:picLocks noChangeAspect="1"/>
+                    </pic:cNvPicPr>
+                  </pic:nvPicPr>
+                  <pic:blipFill>
+                    <a:blip r:embed="rId23"/>
+                    <a:stretch>
+                      <a:fillRect/>
+                    </a:stretch>
+                  </pic:blipFill>
+                  <pic:spPr>
+                    <a:xfrm>
+                      <a:off x="0" y="0"/>
+                      <a:ext cx="1790700" cy="781050"/>
+                    </a:xfrm>
+                    <a:prstGeom prst="rect">
+                      <a:avLst/>
+                    </a:prstGeom>
+                    <a:noFill/>
+                    <a:ln>
+                      <a:noFill/>
+                    </a:ln>
+                  </pic:spPr>
+                </pic:pic>
+              </a:graphicData>
+            </a:graphic>
+          </wp:inline>
+        </w:drawing>
+      </w:r>
+    </w:p>
+    <w:p>
+      <w:pPr>
+        <w:rPr>
+          <w:rFonts w:hint="default"/>
+          <w:lang w:val="en-US" w:eastAsia="zh-CN"/>
+        </w:rPr>
+      </w:pPr>
+    </w:p>
+    <w:p>
+      <w:r>
+        <w:t>Step1 : set camera work in external trigger mode.</w:t>
+      </w:r>
+    </w:p>
+    <w:p>
+      <w:r>
+        <w:t>For example set the module work in mode3</w:t>
+      </w:r>
+    </w:p>
+    <w:tbl>
+      <w:tblPr>
+        <w:tblStyle w:val="8"/>
+        <w:tblW w:w="0" w:type="auto"/>
+        <w:tblInd w:w="0" w:type="dxa"/>
+        <w:tblBorders>
+          <w:top w:val="single" w:color="auto" w:sz="4" w:space="0"/>
+          <w:left w:val="single" w:color="auto" w:sz="4" w:space="0"/>
+          <w:bottom w:val="single" w:color="auto" w:sz="4" w:space="0"/>
+          <w:right w:val="single" w:color="auto" w:sz="4" w:space="0"/>
+          <w:insideH w:val="single" w:color="auto" w:sz="4" w:space="0"/>
+          <w:insideV w:val="single" w:color="auto" w:sz="4" w:space="0"/>
+        </w:tblBorders>
+        <w:tblLayout w:type="autofit"/>
+        <w:tblCellMar>
+          <w:left w:w="108" w:type="dxa"/>
+          <w:right w:w="108" w:type="dxa"/>
+        </w:tblCellMar>
+      </w:tblPr>
+      <w:tblGrid>
+        <w:gridCol w:w="8522"/>
+      </w:tblGrid>
+      <w:tr>
+        <w:tblPrEx>
+          <w:tblBorders>
+            <w:top w:val="single" w:color="auto" w:sz="4" w:space="0"/>
+            <w:left w:val="single" w:color="auto" w:sz="4" w:space="0"/>
+            <w:bottom w:val="single" w:color="auto" w:sz="4" w:space="0"/>
+            <w:right w:val="single" w:color="auto" w:sz="4" w:space="0"/>
+            <w:insideH w:val="single" w:color="auto" w:sz="4" w:space="0"/>
+            <w:insideV w:val="single" w:color="auto" w:sz="4" w:space="0"/>
+          </w:tblBorders>
+          <w:tblCellMar>
+            <w:left w:w="108" w:type="dxa"/>
+            <w:right w:w="108" w:type="dxa"/>
+          </w:tblCellMar>
+        </w:tblPrEx>
+        <w:tc>
+          <w:tcPr>
+            <w:tcW w:w="8522" w:type="dxa"/>
+            <w:shd w:val="clear" w:color="auto" w:fill="BEBEBE" w:themeFill="background1" w:themeFillShade="BF"/>
+          </w:tcPr>
+          <w:p>
+            <w:pPr>
+              <w:rPr>
+                <w:rFonts w:hint="eastAsia"/>
+                <w:vertAlign w:val="baseline"/>
+              </w:rPr>
+            </w:pPr>
+            <w:r>
+              <w:rPr>
+                <w:rFonts w:hint="eastAsia"/>
+              </w:rPr>
+              <w:t>$</w:t>
+            </w:r>
+            <w:r>
+              <w:t xml:space="preserve"> sudo make setmode3</w:t>
+            </w:r>
+          </w:p>
+        </w:tc>
+      </w:tr>
+    </w:tbl>
+    <w:p>
+      <w:r>
+        <w:t xml:space="preserve">Open /dev/video0 device in VLC </w:t>
+      </w:r>
+    </w:p>
+    <w:p>
+      <w:r>
+        <w:t>Step2: Put external trigger signal through TRIG pin head.</w:t>
+      </w:r>
+    </w:p>
+    <w:p>
+      <w:r>
+        <w:t>For example a 3.3v gpio rising edge signal will trigger the frame output.</w:t>
+      </w:r>
+    </w:p>
+    <w:tbl>
+      <w:tblPr>
+        <w:tblStyle w:val="8"/>
+        <w:tblW w:w="0" w:type="auto"/>
+        <w:tblInd w:w="0" w:type="dxa"/>
+        <w:tblBorders>
+          <w:top w:val="single" w:color="auto" w:sz="4" w:space="0"/>
+          <w:left w:val="single" w:color="auto" w:sz="4" w:space="0"/>
+          <w:bottom w:val="single" w:color="auto" w:sz="4" w:space="0"/>
+          <w:right w:val="single" w:color="auto" w:sz="4" w:space="0"/>
+          <w:insideH w:val="single" w:color="auto" w:sz="4" w:space="0"/>
+          <w:insideV w:val="single" w:color="auto" w:sz="4" w:space="0"/>
+        </w:tblBorders>
+        <w:tblLayout w:type="autofit"/>
+        <w:tblCellMar>
+          <w:left w:w="108" w:type="dxa"/>
+          <w:right w:w="108" w:type="dxa"/>
+        </w:tblCellMar>
+      </w:tblPr>
+      <w:tblGrid>
+        <w:gridCol w:w="8522"/>
+      </w:tblGrid>
+      <w:tr>
+        <w:tblPrEx>
+          <w:tblBorders>
+            <w:top w:val="single" w:color="auto" w:sz="4" w:space="0"/>
+            <w:left w:val="single" w:color="auto" w:sz="4" w:space="0"/>
+            <w:bottom w:val="single" w:color="auto" w:sz="4" w:space="0"/>
+            <w:right w:val="single" w:color="auto" w:sz="4" w:space="0"/>
+            <w:insideH w:val="single" w:color="auto" w:sz="4" w:space="0"/>
+            <w:insideV w:val="single" w:color="auto" w:sz="4" w:space="0"/>
+          </w:tblBorders>
+          <w:tblCellMar>
+            <w:left w:w="108" w:type="dxa"/>
+            <w:right w:w="108" w:type="dxa"/>
+          </w:tblCellMar>
+        </w:tblPrEx>
+        <w:tc>
+          <w:tcPr>
+            <w:tcW w:w="8522" w:type="dxa"/>
+            <w:shd w:val="clear" w:color="auto" w:fill="BEBEBE" w:themeFill="background1" w:themeFillShade="BF"/>
+          </w:tcPr>
+          <w:p>
+            <w:pPr>
+              <w:rPr>
+                <w:rFonts w:hint="eastAsia"/>
+                <w:vertAlign w:val="baseline"/>
+                <w:lang w:val="en-US" w:eastAsia="zh-CN"/>
+              </w:rPr>
+            </w:pPr>
+            <w:r>
+              <w:rPr>
+                <w:rFonts w:hint="eastAsia"/>
+                <w:vertAlign w:val="baseline"/>
+                <w:lang w:val="en-US" w:eastAsia="zh-CN"/>
+              </w:rPr>
+              <w:t>$</w:t>
+            </w:r>
+            <w:r>
+              <w:rPr>
+                <w:rFonts w:hint="eastAsia"/>
+                <w:lang w:val="en-US" w:eastAsia="zh-CN"/>
+              </w:rPr>
+              <w:t xml:space="preserve">cd </w:t>
+            </w:r>
+            <w:r>
+              <w:rPr>
+                <w:rFonts w:hint="eastAsia"/>
+                <w:vertAlign w:val="baseline"/>
+                <w:lang w:val="en-US" w:eastAsia="zh-CN"/>
+              </w:rPr>
+              <w:t>cam-mipiov7251-trigger</w:t>
+            </w:r>
+          </w:p>
+          <w:p>
+            <w:pPr>
+              <w:rPr>
+                <w:rFonts w:hint="default"/>
+                <w:vertAlign w:val="baseline"/>
+                <w:lang w:val="en-US" w:eastAsia="zh-CN"/>
+              </w:rPr>
+            </w:pPr>
+            <w:r>
+              <w:rPr>
+                <w:rFonts w:hint="eastAsia"/>
+                <w:vertAlign w:val="baseline"/>
+                <w:lang w:val="en-US" w:eastAsia="zh-CN"/>
+              </w:rPr>
+              <w:t>$sudo ./gpio-sysfs</w:t>
+            </w:r>
+          </w:p>
+        </w:tc>
+      </w:tr>
+    </w:tbl>
+    <w:p/>
+    <w:p/>
+    <w:p/>
+    <w:p/>
+    <w:p/>
     <w:p/>
     <w:sectPr>
-      <w:headerReference r:id="rId3" w:type="default"/>
-      <w:footerReference r:id="rId4" w:type="default"/>
+      <w:type w:val="continuous"/>
       <w:pgSz w:w="11906" w:h="16838"/>
       <w:pgMar w:top="1440" w:right="1800" w:bottom="1440" w:left="1800" w:header="851" w:footer="992" w:gutter="0"/>
       <w:pgBorders>

--- a/OV7251 Manual-bref.docx
+++ b/OV7251 Manual-bref.docx
@@ -924,6 +924,7 @@
         <w:keepLines w:val="0"/>
         <w:widowControl/>
         <w:numPr>
+          <w:ilvl w:val="0"/>
           <w:numId w:val="0"/>
         </w:numPr>
         <w:suppressLineNumbers w:val="0"/>
@@ -956,6 +957,7 @@
         <w:keepLines w:val="0"/>
         <w:widowControl/>
         <w:numPr>
+          <w:ilvl w:val="0"/>
           <w:numId w:val="0"/>
         </w:numPr>
         <w:suppressLineNumbers w:val="0"/>
@@ -990,6 +992,7 @@
         <w:keepLines w:val="0"/>
         <w:widowControl/>
         <w:numPr>
+          <w:ilvl w:val="0"/>
           <w:numId w:val="0"/>
         </w:numPr>
         <w:suppressLineNumbers w:val="0"/>
@@ -2193,8 +2196,6 @@
       <w:r>
         <w:t>perations:</w:t>
       </w:r>
-      <w:bookmarkStart w:id="0" w:name="_GoBack"/>
-      <w:bookmarkEnd w:id="0"/>
     </w:p>
     <w:p>
       <w:pPr>
@@ -2402,12 +2403,6 @@
             <w:insideH w:val="single" w:color="auto" w:sz="4" w:space="0"/>
             <w:insideV w:val="single" w:color="auto" w:sz="4" w:space="0"/>
           </w:tblBorders>
-          <w:tblCellMar>
-            <w:top w:w="0" w:type="dxa"/>
-            <w:left w:w="108" w:type="dxa"/>
-            <w:bottom w:w="0" w:type="dxa"/>
-            <w:right w:w="108" w:type="dxa"/>
-          </w:tblCellMar>
         </w:tblPrEx>
         <w:tc>
           <w:tcPr>
@@ -2416,10 +2411,11 @@
           </w:tcPr>
           <w:p>
             <w:pPr>
-              <w:rPr>
-                <w:rFonts w:hint="default" w:eastAsiaTheme="minorEastAsia"/>
-                <w:lang w:val="en-US" w:eastAsia="zh-CN"/>
-              </w:rPr>
+              <w:keepNext w:val="0"/>
+              <w:keepLines w:val="0"/>
+              <w:widowControl/>
+              <w:suppressLineNumbers w:val="0"/>
+              <w:jc w:val="left"/>
             </w:pPr>
             <w:r>
               <w:rPr>
@@ -2429,10 +2425,14 @@
             </w:r>
             <w:r>
               <w:rPr>
-                <w:rFonts w:hint="eastAsia"/>
-                <w:lang w:val="en-US" w:eastAsia="zh-CN"/>
-              </w:rPr>
-              <w:t>sudo apt-get update</w:t>
+                <w:rFonts w:ascii="等线" w:hAnsi="等线" w:eastAsia="等线" w:cs="等线"/>
+                <w:color w:val="000000"/>
+                <w:kern w:val="0"/>
+                <w:sz w:val="20"/>
+                <w:szCs w:val="20"/>
+                <w:lang w:val="en-US" w:eastAsia="zh-CN" w:bidi="ar"/>
+              </w:rPr>
+              <w:t xml:space="preserve">sudo apt-get install raspberrypi-kernel-headers-$(uname -r) </w:t>
             </w:r>
           </w:p>
           <w:p>
@@ -2453,40 +2453,285 @@
                 <w:rFonts w:hint="eastAsia"/>
                 <w:lang w:val="en-US" w:eastAsia="zh-CN"/>
               </w:rPr>
-              <w:t>sudo apt-get upgrade</w:t>
+              <w:t>sudo reboot</w:t>
             </w:r>
           </w:p>
+        </w:tc>
+      </w:tr>
+    </w:tbl>
+    <w:p>
+      <w:pPr>
+        <w:rPr>
+          <w:rFonts w:hint="eastAsia"/>
+          <w:lang w:val="en-US" w:eastAsia="zh-CN"/>
+        </w:rPr>
+      </w:pPr>
+    </w:p>
+    <w:tbl>
+      <w:tblPr>
+        <w:tblStyle w:val="8"/>
+        <w:tblW w:w="0" w:type="auto"/>
+        <w:tblInd w:w="0" w:type="dxa"/>
+        <w:tblBorders>
+          <w:top w:val="single" w:color="auto" w:sz="4" w:space="0"/>
+          <w:left w:val="single" w:color="auto" w:sz="4" w:space="0"/>
+          <w:bottom w:val="single" w:color="auto" w:sz="4" w:space="0"/>
+          <w:right w:val="single" w:color="auto" w:sz="4" w:space="0"/>
+          <w:insideH w:val="single" w:color="auto" w:sz="4" w:space="0"/>
+          <w:insideV w:val="single" w:color="auto" w:sz="4" w:space="0"/>
+        </w:tblBorders>
+        <w:tblLayout w:type="autofit"/>
+        <w:tblCellMar>
+          <w:left w:w="108" w:type="dxa"/>
+          <w:right w:w="108" w:type="dxa"/>
+        </w:tblCellMar>
+      </w:tblPr>
+      <w:tblGrid>
+        <w:gridCol w:w="8522"/>
+      </w:tblGrid>
+      <w:tr>
+        <w:tblPrEx>
+          <w:tblBorders>
+            <w:top w:val="single" w:color="auto" w:sz="4" w:space="0"/>
+            <w:left w:val="single" w:color="auto" w:sz="4" w:space="0"/>
+            <w:bottom w:val="single" w:color="auto" w:sz="4" w:space="0"/>
+            <w:right w:val="single" w:color="auto" w:sz="4" w:space="0"/>
+            <w:insideH w:val="single" w:color="auto" w:sz="4" w:space="0"/>
+            <w:insideV w:val="single" w:color="auto" w:sz="4" w:space="0"/>
+          </w:tblBorders>
+        </w:tblPrEx>
+        <w:tc>
+          <w:tcPr>
+            <w:tcW w:w="8522" w:type="dxa"/>
+            <w:shd w:val="clear" w:color="auto" w:fill="FFD965" w:themeFill="accent4" w:themeFillTint="99"/>
+          </w:tcPr>
           <w:p>
-            <w:r>
-              <w:rPr>
-                <w:rFonts w:hint="eastAsia"/>
-              </w:rPr>
-              <w:t>$</w:t>
-            </w:r>
-            <w:r>
-              <w:t>sudo apt-get install raspberrypi-kernel-headers</w:t>
+            <w:pPr>
+              <w:rPr>
+                <w:rFonts w:hint="eastAsia"/>
+                <w:lang w:val="en-US" w:eastAsia="zh-CN"/>
+              </w:rPr>
+            </w:pPr>
+            <w:r>
+              <w:rPr>
+                <w:rFonts w:hint="eastAsia"/>
+                <w:lang w:val="en-US" w:eastAsia="zh-CN"/>
+              </w:rPr>
+              <w:t>Remark：</w:t>
             </w:r>
           </w:p>
           <w:p>
             <w:pPr>
               <w:rPr>
-                <w:rFonts w:hint="default" w:eastAsiaTheme="minorEastAsia"/>
+                <w:rFonts w:hint="default"/>
                 <w:lang w:val="en-US" w:eastAsia="zh-CN"/>
               </w:rPr>
             </w:pPr>
             <w:r>
               <w:rPr>
-                <w:rFonts w:hint="eastAsia"/>
-              </w:rPr>
-              <w:t>$</w:t>
-            </w:r>
-            <w:r>
-              <w:rPr>
-                <w:rFonts w:hint="eastAsia"/>
-                <w:lang w:val="en-US" w:eastAsia="zh-CN"/>
-              </w:rPr>
-              <w:t>sudo reboot</w:t>
-            </w:r>
+                <w:rFonts w:hint="default"/>
+                <w:lang w:val="en-US" w:eastAsia="zh-CN"/>
+              </w:rPr>
+              <w:t xml:space="preserve">If you are use the older version of Raspbian or unable to locate package, manually download </w:t>
+            </w:r>
+          </w:p>
+          <w:p>
+            <w:pPr>
+              <w:rPr>
+                <w:rFonts w:hint="default"/>
+                <w:lang w:val="en-US" w:eastAsia="zh-CN"/>
+              </w:rPr>
+            </w:pPr>
+            <w:r>
+              <w:rPr>
+                <w:rFonts w:hint="default"/>
+                <w:lang w:val="en-US" w:eastAsia="zh-CN"/>
+              </w:rPr>
+              <w:t xml:space="preserve">the correct headers files from below link. We take kernel 5.15.32-v8+(64bit,released data </w:t>
+            </w:r>
+          </w:p>
+          <w:p>
+            <w:pPr>
+              <w:rPr>
+                <w:rFonts w:hint="default"/>
+                <w:lang w:val="en-US" w:eastAsia="zh-CN"/>
+              </w:rPr>
+            </w:pPr>
+            <w:r>
+              <w:rPr>
+                <w:rFonts w:hint="default"/>
+                <w:lang w:val="en-US" w:eastAsia="zh-CN"/>
+              </w:rPr>
+              <w:t>2020-0404) as an example.</w:t>
+            </w:r>
+          </w:p>
+          <w:p>
+            <w:pPr>
+              <w:keepNext w:val="0"/>
+              <w:keepLines w:val="0"/>
+              <w:widowControl/>
+              <w:suppressLineNumbers w:val="0"/>
+              <w:jc w:val="left"/>
+            </w:pPr>
+            <w:r>
+              <w:rPr>
+                <w:rFonts w:ascii="等线" w:hAnsi="等线" w:eastAsia="等线" w:cs="等线"/>
+                <w:color w:val="0000FF"/>
+                <w:kern w:val="0"/>
+                <w:sz w:val="20"/>
+                <w:szCs w:val="20"/>
+                <w:lang w:val="en-US" w:eastAsia="zh-CN" w:bidi="ar"/>
+              </w:rPr>
+              <w:t>https://archive.raspberrypi.org/debian/pool/main/r/raspberrypi-firmware/</w:t>
+            </w:r>
+          </w:p>
+          <w:p>
+            <w:pPr>
+              <w:rPr>
+                <w:rFonts w:hint="default"/>
+                <w:lang w:val="en-US" w:eastAsia="zh-CN"/>
+              </w:rPr>
+            </w:pPr>
+            <w:bookmarkStart w:id="0" w:name="_GoBack"/>
+            <w:r>
+              <w:drawing>
+                <wp:inline distT="0" distB="0" distL="114300" distR="114300">
+                  <wp:extent cx="5266690" cy="448310"/>
+                  <wp:effectExtent l="0" t="0" r="10160" b="8890"/>
+                  <wp:docPr id="4" name="图片 1"/>
+                  <wp:cNvGraphicFramePr>
+                    <a:graphicFrameLocks xmlns:a="http://schemas.openxmlformats.org/drawingml/2006/main" noChangeAspect="1"/>
+                  </wp:cNvGraphicFramePr>
+                  <a:graphic xmlns:a="http://schemas.openxmlformats.org/drawingml/2006/main">
+                    <a:graphicData uri="http://schemas.openxmlformats.org/drawingml/2006/picture">
+                      <pic:pic xmlns:pic="http://schemas.openxmlformats.org/drawingml/2006/picture">
+                        <pic:nvPicPr>
+                          <pic:cNvPr id="4" name="图片 1"/>
+                          <pic:cNvPicPr>
+                            <a:picLocks noChangeAspect="1"/>
+                          </pic:cNvPicPr>
+                        </pic:nvPicPr>
+                        <pic:blipFill>
+                          <a:blip r:embed="rId22"/>
+                          <a:stretch>
+                            <a:fillRect/>
+                          </a:stretch>
+                        </pic:blipFill>
+                        <pic:spPr>
+                          <a:xfrm>
+                            <a:off x="0" y="0"/>
+                            <a:ext cx="5266690" cy="448310"/>
+                          </a:xfrm>
+                          <a:prstGeom prst="rect">
+                            <a:avLst/>
+                          </a:prstGeom>
+                          <a:noFill/>
+                          <a:ln>
+                            <a:noFill/>
+                          </a:ln>
+                        </pic:spPr>
+                      </pic:pic>
+                    </a:graphicData>
+                  </a:graphic>
+                </wp:inline>
+              </w:drawing>
+            </w:r>
+            <w:bookmarkEnd w:id="0"/>
+          </w:p>
+          <w:p>
+            <w:pPr>
+              <w:rPr>
+                <w:rFonts w:hint="eastAsia"/>
+              </w:rPr>
+            </w:pPr>
+            <w:r>
+              <w:rPr>
+                <w:rFonts w:hint="eastAsia"/>
+                <w:lang w:val="en-US" w:eastAsia="zh-CN"/>
+              </w:rPr>
+              <w:t>Use dpkg tools installl the headers deb files via below command.</w:t>
+            </w:r>
+          </w:p>
+          <w:tbl>
+            <w:tblPr>
+              <w:tblStyle w:val="8"/>
+              <w:tblW w:w="0" w:type="auto"/>
+              <w:tblInd w:w="0" w:type="dxa"/>
+              <w:tblBorders>
+                <w:top w:val="single" w:color="auto" w:sz="4" w:space="0"/>
+                <w:left w:val="single" w:color="auto" w:sz="4" w:space="0"/>
+                <w:bottom w:val="single" w:color="auto" w:sz="4" w:space="0"/>
+                <w:right w:val="single" w:color="auto" w:sz="4" w:space="0"/>
+                <w:insideH w:val="single" w:color="auto" w:sz="4" w:space="0"/>
+                <w:insideV w:val="single" w:color="auto" w:sz="4" w:space="0"/>
+              </w:tblBorders>
+              <w:tblLayout w:type="autofit"/>
+              <w:tblCellMar>
+                <w:top w:w="0" w:type="dxa"/>
+                <w:left w:w="108" w:type="dxa"/>
+                <w:bottom w:w="0" w:type="dxa"/>
+                <w:right w:w="108" w:type="dxa"/>
+              </w:tblCellMar>
+            </w:tblPr>
+            <w:tblGrid>
+              <w:gridCol w:w="8296"/>
+            </w:tblGrid>
+            <w:tr>
+              <w:tblPrEx>
+                <w:tblBorders>
+                  <w:top w:val="single" w:color="auto" w:sz="4" w:space="0"/>
+                  <w:left w:val="single" w:color="auto" w:sz="4" w:space="0"/>
+                  <w:bottom w:val="single" w:color="auto" w:sz="4" w:space="0"/>
+                  <w:right w:val="single" w:color="auto" w:sz="4" w:space="0"/>
+                  <w:insideH w:val="single" w:color="auto" w:sz="4" w:space="0"/>
+                  <w:insideV w:val="single" w:color="auto" w:sz="4" w:space="0"/>
+                </w:tblBorders>
+                <w:tblCellMar>
+                  <w:top w:w="0" w:type="dxa"/>
+                  <w:left w:w="108" w:type="dxa"/>
+                  <w:bottom w:w="0" w:type="dxa"/>
+                  <w:right w:w="108" w:type="dxa"/>
+                </w:tblCellMar>
+              </w:tblPrEx>
+              <w:tc>
+                <w:tcPr>
+                  <w:tcW w:w="8522" w:type="dxa"/>
+                  <w:shd w:val="clear" w:color="auto" w:fill="A4A4A4" w:themeFill="background1" w:themeFillShade="A5"/>
+                </w:tcPr>
+                <w:p>
+                  <w:pPr>
+                    <w:keepNext w:val="0"/>
+                    <w:keepLines w:val="0"/>
+                    <w:widowControl/>
+                    <w:suppressLineNumbers w:val="0"/>
+                    <w:jc w:val="left"/>
+                    <w:rPr>
+                      <w:vertAlign w:val="baseline"/>
+                    </w:rPr>
+                  </w:pPr>
+                  <w:r>
+                    <w:rPr>
+                      <w:rFonts w:ascii="等线" w:hAnsi="等线" w:eastAsia="等线" w:cs="等线"/>
+                      <w:color w:val="000000"/>
+                      <w:kern w:val="0"/>
+                      <w:sz w:val="20"/>
+                      <w:szCs w:val="20"/>
+                      <w:lang w:val="en-US" w:eastAsia="zh-CN" w:bidi="ar"/>
+                    </w:rPr>
+                    <w:t>$sudo dpkg -i raspberry-kernel-headers_1,20220331-1_arm64.deb</w:t>
+                  </w:r>
+                </w:p>
+              </w:tc>
+            </w:tr>
+          </w:tbl>
+          <w:p>
+            <w:pPr>
+              <w:rPr>
+                <w:rFonts w:hint="eastAsia"/>
+                <w:vertAlign w:val="baseline"/>
+                <w:lang w:val="en-US" w:eastAsia="zh-CN"/>
+              </w:rPr>
+            </w:pPr>
           </w:p>
         </w:tc>
       </w:tr>
@@ -2924,7 +3169,9 @@
         </w:tblBorders>
         <w:tblLayout w:type="autofit"/>
         <w:tblCellMar>
+          <w:top w:w="0" w:type="dxa"/>
           <w:left w:w="108" w:type="dxa"/>
+          <w:bottom w:w="0" w:type="dxa"/>
           <w:right w:w="108" w:type="dxa"/>
         </w:tblCellMar>
       </w:tblPr>
@@ -2941,6 +3188,12 @@
             <w:insideH w:val="single" w:color="auto" w:sz="4" w:space="0"/>
             <w:insideV w:val="single" w:color="auto" w:sz="4" w:space="0"/>
           </w:tblBorders>
+          <w:tblCellMar>
+            <w:top w:w="0" w:type="dxa"/>
+            <w:left w:w="108" w:type="dxa"/>
+            <w:bottom w:w="0" w:type="dxa"/>
+            <w:right w:w="108" w:type="dxa"/>
+          </w:tblCellMar>
         </w:tblPrEx>
         <w:trPr>
           <w:trHeight w:val="90" w:hRule="atLeast"/>
@@ -3007,12 +3260,6 @@
             <w:insideH w:val="single" w:color="auto" w:sz="4" w:space="0"/>
             <w:insideV w:val="single" w:color="auto" w:sz="4" w:space="0"/>
           </w:tblBorders>
-          <w:tblCellMar>
-            <w:top w:w="0" w:type="dxa"/>
-            <w:left w:w="108" w:type="dxa"/>
-            <w:bottom w:w="0" w:type="dxa"/>
-            <w:right w:w="108" w:type="dxa"/>
-          </w:tblCellMar>
         </w:tblPrEx>
         <w:tc>
           <w:tcPr>
@@ -3109,7 +3356,6 @@
             <w:insideH w:val="single" w:color="auto" w:sz="4" w:space="0"/>
             <w:insideV w:val="single" w:color="auto" w:sz="4" w:space="0"/>
           </w:tblBorders>
-          <w:shd w:val="clear" w:color="auto" w:fill="D7D7D7" w:themeFill="background1" w:themeFillShade="D8"/>
           <w:tblCellMar>
             <w:top w:w="0" w:type="dxa"/>
             <w:left w:w="108" w:type="dxa"/>
@@ -3226,7 +3472,6 @@
             <w:insideH w:val="single" w:color="auto" w:sz="4" w:space="0"/>
             <w:insideV w:val="single" w:color="auto" w:sz="4" w:space="0"/>
           </w:tblBorders>
-          <w:shd w:val="clear" w:color="auto" w:fill="D7D7D7" w:themeFill="background1" w:themeFillShade="D8"/>
           <w:tblCellMar>
             <w:top w:w="0" w:type="dxa"/>
             <w:left w:w="108" w:type="dxa"/>
@@ -3312,7 +3557,9 @@
         </w:tblBorders>
         <w:tblLayout w:type="autofit"/>
         <w:tblCellMar>
+          <w:top w:w="0" w:type="dxa"/>
           <w:left w:w="108" w:type="dxa"/>
+          <w:bottom w:w="0" w:type="dxa"/>
           <w:right w:w="108" w:type="dxa"/>
         </w:tblCellMar>
       </w:tblPr>
@@ -3333,7 +3580,9 @@
             <w:insideV w:val="single" w:color="auto" w:sz="4" w:space="0"/>
           </w:tblBorders>
           <w:tblCellMar>
+            <w:top w:w="0" w:type="dxa"/>
             <w:left w:w="108" w:type="dxa"/>
+            <w:bottom w:w="0" w:type="dxa"/>
             <w:right w:w="108" w:type="dxa"/>
           </w:tblCellMar>
         </w:tblPrEx>
@@ -3472,7 +3721,9 @@
             <w:insideV w:val="single" w:color="auto" w:sz="4" w:space="0"/>
           </w:tblBorders>
           <w:tblCellMar>
+            <w:top w:w="0" w:type="dxa"/>
             <w:left w:w="108" w:type="dxa"/>
+            <w:bottom w:w="0" w:type="dxa"/>
             <w:right w:w="108" w:type="dxa"/>
           </w:tblCellMar>
         </w:tblPrEx>
@@ -3556,7 +3807,9 @@
             <w:insideV w:val="single" w:color="auto" w:sz="4" w:space="0"/>
           </w:tblBorders>
           <w:tblCellMar>
+            <w:top w:w="0" w:type="dxa"/>
             <w:left w:w="108" w:type="dxa"/>
+            <w:bottom w:w="0" w:type="dxa"/>
             <w:right w:w="108" w:type="dxa"/>
           </w:tblCellMar>
         </w:tblPrEx>
@@ -3651,7 +3904,9 @@
             <w:insideV w:val="single" w:color="auto" w:sz="4" w:space="0"/>
           </w:tblBorders>
           <w:tblCellMar>
+            <w:top w:w="0" w:type="dxa"/>
             <w:left w:w="108" w:type="dxa"/>
+            <w:bottom w:w="0" w:type="dxa"/>
             <w:right w:w="108" w:type="dxa"/>
           </w:tblCellMar>
         </w:tblPrEx>
@@ -3745,10 +4000,6 @@
             <w:insideH w:val="single" w:color="auto" w:sz="4" w:space="0"/>
             <w:insideV w:val="single" w:color="auto" w:sz="4" w:space="0"/>
           </w:tblBorders>
-          <w:tblCellMar>
-            <w:left w:w="108" w:type="dxa"/>
-            <w:right w:w="108" w:type="dxa"/>
-          </w:tblCellMar>
         </w:tblPrEx>
         <w:tc>
           <w:tcPr>
@@ -4057,7 +4308,9 @@
         </w:tblBorders>
         <w:tblLayout w:type="autofit"/>
         <w:tblCellMar>
+          <w:top w:w="0" w:type="dxa"/>
           <w:left w:w="108" w:type="dxa"/>
+          <w:bottom w:w="0" w:type="dxa"/>
           <w:right w:w="108" w:type="dxa"/>
         </w:tblCellMar>
       </w:tblPr>
@@ -4074,6 +4327,12 @@
             <w:insideH w:val="single" w:color="auto" w:sz="4" w:space="0"/>
             <w:insideV w:val="single" w:color="auto" w:sz="4" w:space="0"/>
           </w:tblBorders>
+          <w:tblCellMar>
+            <w:top w:w="0" w:type="dxa"/>
+            <w:left w:w="108" w:type="dxa"/>
+            <w:bottom w:w="0" w:type="dxa"/>
+            <w:right w:w="108" w:type="dxa"/>
+          </w:tblCellMar>
         </w:tblPrEx>
         <w:tc>
           <w:tcPr>
@@ -4136,262 +4395,6 @@
     <w:p>
       <w:r>
         <w:t>For example set the module work in mode3</w:t>
-      </w:r>
-    </w:p>
-    <w:tbl>
-      <w:tblPr>
-        <w:tblStyle w:val="8"/>
-        <w:tblW w:w="0" w:type="auto"/>
-        <w:tblInd w:w="0" w:type="dxa"/>
-        <w:tblBorders>
-          <w:top w:val="single" w:color="auto" w:sz="4" w:space="0"/>
-          <w:left w:val="single" w:color="auto" w:sz="4" w:space="0"/>
-          <w:bottom w:val="single" w:color="auto" w:sz="4" w:space="0"/>
-          <w:right w:val="single" w:color="auto" w:sz="4" w:space="0"/>
-          <w:insideH w:val="single" w:color="auto" w:sz="4" w:space="0"/>
-          <w:insideV w:val="single" w:color="auto" w:sz="4" w:space="0"/>
-        </w:tblBorders>
-        <w:tblLayout w:type="autofit"/>
-        <w:tblCellMar>
-          <w:left w:w="108" w:type="dxa"/>
-          <w:right w:w="108" w:type="dxa"/>
-        </w:tblCellMar>
-      </w:tblPr>
-      <w:tblGrid>
-        <w:gridCol w:w="8522"/>
-      </w:tblGrid>
-      <w:tr>
-        <w:tblPrEx>
-          <w:tblBorders>
-            <w:top w:val="single" w:color="auto" w:sz="4" w:space="0"/>
-            <w:left w:val="single" w:color="auto" w:sz="4" w:space="0"/>
-            <w:bottom w:val="single" w:color="auto" w:sz="4" w:space="0"/>
-            <w:right w:val="single" w:color="auto" w:sz="4" w:space="0"/>
-            <w:insideH w:val="single" w:color="auto" w:sz="4" w:space="0"/>
-            <w:insideV w:val="single" w:color="auto" w:sz="4" w:space="0"/>
-          </w:tblBorders>
-        </w:tblPrEx>
-        <w:tc>
-          <w:tcPr>
-            <w:tcW w:w="8522" w:type="dxa"/>
-            <w:shd w:val="clear" w:color="auto" w:fill="BEBEBE" w:themeFill="background1" w:themeFillShade="BF"/>
-          </w:tcPr>
-          <w:p>
-            <w:pPr>
-              <w:rPr>
-                <w:rFonts w:hint="eastAsia" w:eastAsiaTheme="minorEastAsia"/>
-                <w:vertAlign w:val="baseline"/>
-                <w:lang w:val="en-US" w:eastAsia="zh-CN"/>
-              </w:rPr>
-            </w:pPr>
-            <w:r>
-              <w:rPr>
-                <w:rFonts w:hint="eastAsia"/>
-              </w:rPr>
-              <w:t>$</w:t>
-            </w:r>
-            <w:r>
-              <w:t xml:space="preserve"> sudo make setmode</w:t>
-            </w:r>
-            <w:r>
-              <w:rPr>
-                <w:rFonts w:hint="eastAsia"/>
-                <w:lang w:val="en-US" w:eastAsia="zh-CN"/>
-              </w:rPr>
-              <w:t>3</w:t>
-            </w:r>
-          </w:p>
-        </w:tc>
-      </w:tr>
-    </w:tbl>
-    <w:p>
-      <w:r>
-        <w:t xml:space="preserve">Open /dev/video0 device in VLC </w:t>
-      </w:r>
-    </w:p>
-    <w:p>
-      <w:r>
-        <w:t xml:space="preserve">Step2: </w:t>
-      </w:r>
-      <w:r>
-        <w:rPr>
-          <w:rFonts w:hint="eastAsia"/>
-        </w:rPr>
-        <w:t>T</w:t>
-      </w:r>
-      <w:r>
-        <w:t>ransfer software trigger command through i2c bus</w:t>
-      </w:r>
-    </w:p>
-    <w:tbl>
-      <w:tblPr>
-        <w:tblStyle w:val="8"/>
-        <w:tblW w:w="0" w:type="auto"/>
-        <w:tblInd w:w="0" w:type="dxa"/>
-        <w:tblBorders>
-          <w:top w:val="single" w:color="auto" w:sz="4" w:space="0"/>
-          <w:left w:val="single" w:color="auto" w:sz="4" w:space="0"/>
-          <w:bottom w:val="single" w:color="auto" w:sz="4" w:space="0"/>
-          <w:right w:val="single" w:color="auto" w:sz="4" w:space="0"/>
-          <w:insideH w:val="single" w:color="auto" w:sz="4" w:space="0"/>
-          <w:insideV w:val="single" w:color="auto" w:sz="4" w:space="0"/>
-        </w:tblBorders>
-        <w:tblLayout w:type="autofit"/>
-        <w:tblCellMar>
-          <w:left w:w="108" w:type="dxa"/>
-          <w:right w:w="108" w:type="dxa"/>
-        </w:tblCellMar>
-      </w:tblPr>
-      <w:tblGrid>
-        <w:gridCol w:w="8522"/>
-      </w:tblGrid>
-      <w:tr>
-        <w:tblPrEx>
-          <w:tblBorders>
-            <w:top w:val="single" w:color="auto" w:sz="4" w:space="0"/>
-            <w:left w:val="single" w:color="auto" w:sz="4" w:space="0"/>
-            <w:bottom w:val="single" w:color="auto" w:sz="4" w:space="0"/>
-            <w:right w:val="single" w:color="auto" w:sz="4" w:space="0"/>
-            <w:insideH w:val="single" w:color="auto" w:sz="4" w:space="0"/>
-            <w:insideV w:val="single" w:color="auto" w:sz="4" w:space="0"/>
-          </w:tblBorders>
-        </w:tblPrEx>
-        <w:tc>
-          <w:tcPr>
-            <w:tcW w:w="8522" w:type="dxa"/>
-            <w:shd w:val="clear" w:color="auto" w:fill="BEBEBE" w:themeFill="background1" w:themeFillShade="BF"/>
-          </w:tcPr>
-          <w:p>
-            <w:pPr>
-              <w:rPr>
-                <w:rFonts w:hint="eastAsia"/>
-                <w:vertAlign w:val="baseline"/>
-              </w:rPr>
-            </w:pPr>
-            <w:r>
-              <w:rPr>
-                <w:rFonts w:hint="eastAsia"/>
-              </w:rPr>
-              <w:t>$</w:t>
-            </w:r>
-            <w:r>
-              <w:t xml:space="preserve"> i2cset -f -y 10 0x10 204 1 </w:t>
-            </w:r>
-          </w:p>
-        </w:tc>
-      </w:tr>
-    </w:tbl>
-    <w:p>
-      <w:r>
-        <w:t>Remark:</w:t>
-      </w:r>
-    </w:p>
-    <w:p>
-      <w:r>
-        <w:rPr>
-          <w:rFonts w:hint="eastAsia"/>
-          <w:lang w:val="en-US" w:eastAsia="zh-CN"/>
-        </w:rPr>
-        <w:t xml:space="preserve">*** </w:t>
-      </w:r>
-      <w:r>
-        <w:t>Set the sensor module back to external hardware trigger mode by:</w:t>
-      </w:r>
-    </w:p>
-    <w:tbl>
-      <w:tblPr>
-        <w:tblStyle w:val="8"/>
-        <w:tblW w:w="0" w:type="auto"/>
-        <w:tblInd w:w="0" w:type="dxa"/>
-        <w:tblBorders>
-          <w:top w:val="single" w:color="auto" w:sz="4" w:space="0"/>
-          <w:left w:val="single" w:color="auto" w:sz="4" w:space="0"/>
-          <w:bottom w:val="single" w:color="auto" w:sz="4" w:space="0"/>
-          <w:right w:val="single" w:color="auto" w:sz="4" w:space="0"/>
-          <w:insideH w:val="single" w:color="auto" w:sz="4" w:space="0"/>
-          <w:insideV w:val="single" w:color="auto" w:sz="4" w:space="0"/>
-        </w:tblBorders>
-        <w:tblLayout w:type="autofit"/>
-        <w:tblCellMar>
-          <w:left w:w="108" w:type="dxa"/>
-          <w:right w:w="108" w:type="dxa"/>
-        </w:tblCellMar>
-      </w:tblPr>
-      <w:tblGrid>
-        <w:gridCol w:w="8522"/>
-      </w:tblGrid>
-      <w:tr>
-        <w:tblPrEx>
-          <w:tblBorders>
-            <w:top w:val="single" w:color="auto" w:sz="4" w:space="0"/>
-            <w:left w:val="single" w:color="auto" w:sz="4" w:space="0"/>
-            <w:bottom w:val="single" w:color="auto" w:sz="4" w:space="0"/>
-            <w:right w:val="single" w:color="auto" w:sz="4" w:space="0"/>
-            <w:insideH w:val="single" w:color="auto" w:sz="4" w:space="0"/>
-            <w:insideV w:val="single" w:color="auto" w:sz="4" w:space="0"/>
-          </w:tblBorders>
-        </w:tblPrEx>
-        <w:tc>
-          <w:tcPr>
-            <w:tcW w:w="8522" w:type="dxa"/>
-            <w:shd w:val="clear" w:color="auto" w:fill="BEBEBE" w:themeFill="background1" w:themeFillShade="BF"/>
-          </w:tcPr>
-          <w:p>
-            <w:pPr>
-              <w:rPr>
-                <w:rFonts w:hint="eastAsia"/>
-                <w:vertAlign w:val="baseline"/>
-              </w:rPr>
-            </w:pPr>
-            <w:r>
-              <w:rPr>
-                <w:rFonts w:hint="eastAsia"/>
-              </w:rPr>
-              <w:t>$</w:t>
-            </w:r>
-            <w:r>
-              <w:t xml:space="preserve"> i2cset -f -y 10 0x10 204 0</w:t>
-            </w:r>
-          </w:p>
-        </w:tc>
-      </w:tr>
-    </w:tbl>
-    <w:p/>
-    <w:p>
-      <w:pPr>
-        <w:pStyle w:val="2"/>
-        <w:bidi w:val="0"/>
-      </w:pPr>
-      <w:r>
-        <w:rPr>
-          <w:rFonts w:hint="eastAsia"/>
-        </w:rPr>
-        <w:t>H</w:t>
-      </w:r>
-      <w:r>
-        <w:t xml:space="preserve">ardware </w:t>
-      </w:r>
-      <w:r>
-        <w:rPr>
-          <w:rFonts w:hint="eastAsia"/>
-          <w:lang w:val="en-US" w:eastAsia="zh-CN"/>
-        </w:rPr>
-        <w:t>T</w:t>
-      </w:r>
-      <w:r>
-        <w:t>rigger :</w:t>
-      </w:r>
-    </w:p>
-    <w:p>
-      <w:r>
-        <w:rPr>
-          <w:rFonts w:hint="eastAsia"/>
-          <w:lang w:val="en-US" w:eastAsia="zh-CN"/>
-        </w:rPr>
-        <w:t xml:space="preserve">*** </w:t>
-      </w:r>
-      <w:r>
-        <w:t>Set the sensor module back to external hardware trigger mode by:</w:t>
       </w:r>
     </w:p>
     <w:tbl>
@@ -4443,6 +4446,280 @@
           <w:p>
             <w:pPr>
               <w:rPr>
+                <w:rFonts w:hint="eastAsia" w:eastAsiaTheme="minorEastAsia"/>
+                <w:vertAlign w:val="baseline"/>
+                <w:lang w:val="en-US" w:eastAsia="zh-CN"/>
+              </w:rPr>
+            </w:pPr>
+            <w:r>
+              <w:rPr>
+                <w:rFonts w:hint="eastAsia"/>
+              </w:rPr>
+              <w:t>$</w:t>
+            </w:r>
+            <w:r>
+              <w:t xml:space="preserve"> sudo make setmode</w:t>
+            </w:r>
+            <w:r>
+              <w:rPr>
+                <w:rFonts w:hint="eastAsia"/>
+                <w:lang w:val="en-US" w:eastAsia="zh-CN"/>
+              </w:rPr>
+              <w:t>3</w:t>
+            </w:r>
+          </w:p>
+        </w:tc>
+      </w:tr>
+    </w:tbl>
+    <w:p>
+      <w:r>
+        <w:t xml:space="preserve">Open /dev/video0 device in VLC </w:t>
+      </w:r>
+    </w:p>
+    <w:p>
+      <w:r>
+        <w:t xml:space="preserve">Step2: </w:t>
+      </w:r>
+      <w:r>
+        <w:rPr>
+          <w:rFonts w:hint="eastAsia"/>
+        </w:rPr>
+        <w:t>T</w:t>
+      </w:r>
+      <w:r>
+        <w:t>ransfer software trigger command through i2c bus</w:t>
+      </w:r>
+    </w:p>
+    <w:tbl>
+      <w:tblPr>
+        <w:tblStyle w:val="8"/>
+        <w:tblW w:w="0" w:type="auto"/>
+        <w:tblInd w:w="0" w:type="dxa"/>
+        <w:tblBorders>
+          <w:top w:val="single" w:color="auto" w:sz="4" w:space="0"/>
+          <w:left w:val="single" w:color="auto" w:sz="4" w:space="0"/>
+          <w:bottom w:val="single" w:color="auto" w:sz="4" w:space="0"/>
+          <w:right w:val="single" w:color="auto" w:sz="4" w:space="0"/>
+          <w:insideH w:val="single" w:color="auto" w:sz="4" w:space="0"/>
+          <w:insideV w:val="single" w:color="auto" w:sz="4" w:space="0"/>
+        </w:tblBorders>
+        <w:tblLayout w:type="autofit"/>
+        <w:tblCellMar>
+          <w:top w:w="0" w:type="dxa"/>
+          <w:left w:w="108" w:type="dxa"/>
+          <w:bottom w:w="0" w:type="dxa"/>
+          <w:right w:w="108" w:type="dxa"/>
+        </w:tblCellMar>
+      </w:tblPr>
+      <w:tblGrid>
+        <w:gridCol w:w="8522"/>
+      </w:tblGrid>
+      <w:tr>
+        <w:tblPrEx>
+          <w:tblBorders>
+            <w:top w:val="single" w:color="auto" w:sz="4" w:space="0"/>
+            <w:left w:val="single" w:color="auto" w:sz="4" w:space="0"/>
+            <w:bottom w:val="single" w:color="auto" w:sz="4" w:space="0"/>
+            <w:right w:val="single" w:color="auto" w:sz="4" w:space="0"/>
+            <w:insideH w:val="single" w:color="auto" w:sz="4" w:space="0"/>
+            <w:insideV w:val="single" w:color="auto" w:sz="4" w:space="0"/>
+          </w:tblBorders>
+          <w:tblCellMar>
+            <w:top w:w="0" w:type="dxa"/>
+            <w:left w:w="108" w:type="dxa"/>
+            <w:bottom w:w="0" w:type="dxa"/>
+            <w:right w:w="108" w:type="dxa"/>
+          </w:tblCellMar>
+        </w:tblPrEx>
+        <w:tc>
+          <w:tcPr>
+            <w:tcW w:w="8522" w:type="dxa"/>
+            <w:shd w:val="clear" w:color="auto" w:fill="BEBEBE" w:themeFill="background1" w:themeFillShade="BF"/>
+          </w:tcPr>
+          <w:p>
+            <w:pPr>
+              <w:rPr>
+                <w:rFonts w:hint="eastAsia"/>
+                <w:vertAlign w:val="baseline"/>
+              </w:rPr>
+            </w:pPr>
+            <w:r>
+              <w:rPr>
+                <w:rFonts w:hint="eastAsia"/>
+              </w:rPr>
+              <w:t>$</w:t>
+            </w:r>
+            <w:r>
+              <w:t xml:space="preserve"> i2cset -f -y 10 0x10 204 1 </w:t>
+            </w:r>
+          </w:p>
+        </w:tc>
+      </w:tr>
+    </w:tbl>
+    <w:p>
+      <w:r>
+        <w:t>Remark:</w:t>
+      </w:r>
+    </w:p>
+    <w:p>
+      <w:r>
+        <w:rPr>
+          <w:rFonts w:hint="eastAsia"/>
+          <w:lang w:val="en-US" w:eastAsia="zh-CN"/>
+        </w:rPr>
+        <w:t xml:space="preserve">*** </w:t>
+      </w:r>
+      <w:r>
+        <w:t>Set the sensor module back to external hardware trigger mode by:</w:t>
+      </w:r>
+    </w:p>
+    <w:tbl>
+      <w:tblPr>
+        <w:tblStyle w:val="8"/>
+        <w:tblW w:w="0" w:type="auto"/>
+        <w:tblInd w:w="0" w:type="dxa"/>
+        <w:tblBorders>
+          <w:top w:val="single" w:color="auto" w:sz="4" w:space="0"/>
+          <w:left w:val="single" w:color="auto" w:sz="4" w:space="0"/>
+          <w:bottom w:val="single" w:color="auto" w:sz="4" w:space="0"/>
+          <w:right w:val="single" w:color="auto" w:sz="4" w:space="0"/>
+          <w:insideH w:val="single" w:color="auto" w:sz="4" w:space="0"/>
+          <w:insideV w:val="single" w:color="auto" w:sz="4" w:space="0"/>
+        </w:tblBorders>
+        <w:tblLayout w:type="autofit"/>
+        <w:tblCellMar>
+          <w:top w:w="0" w:type="dxa"/>
+          <w:left w:w="108" w:type="dxa"/>
+          <w:bottom w:w="0" w:type="dxa"/>
+          <w:right w:w="108" w:type="dxa"/>
+        </w:tblCellMar>
+      </w:tblPr>
+      <w:tblGrid>
+        <w:gridCol w:w="8522"/>
+      </w:tblGrid>
+      <w:tr>
+        <w:tblPrEx>
+          <w:tblBorders>
+            <w:top w:val="single" w:color="auto" w:sz="4" w:space="0"/>
+            <w:left w:val="single" w:color="auto" w:sz="4" w:space="0"/>
+            <w:bottom w:val="single" w:color="auto" w:sz="4" w:space="0"/>
+            <w:right w:val="single" w:color="auto" w:sz="4" w:space="0"/>
+            <w:insideH w:val="single" w:color="auto" w:sz="4" w:space="0"/>
+            <w:insideV w:val="single" w:color="auto" w:sz="4" w:space="0"/>
+          </w:tblBorders>
+        </w:tblPrEx>
+        <w:tc>
+          <w:tcPr>
+            <w:tcW w:w="8522" w:type="dxa"/>
+            <w:shd w:val="clear" w:color="auto" w:fill="BEBEBE" w:themeFill="background1" w:themeFillShade="BF"/>
+          </w:tcPr>
+          <w:p>
+            <w:pPr>
+              <w:rPr>
+                <w:rFonts w:hint="eastAsia"/>
+                <w:vertAlign w:val="baseline"/>
+              </w:rPr>
+            </w:pPr>
+            <w:r>
+              <w:rPr>
+                <w:rFonts w:hint="eastAsia"/>
+              </w:rPr>
+              <w:t>$</w:t>
+            </w:r>
+            <w:r>
+              <w:t xml:space="preserve"> i2cset -f -y 10 0x10 204 0</w:t>
+            </w:r>
+          </w:p>
+        </w:tc>
+      </w:tr>
+    </w:tbl>
+    <w:p/>
+    <w:p>
+      <w:pPr>
+        <w:pStyle w:val="2"/>
+        <w:bidi w:val="0"/>
+      </w:pPr>
+      <w:r>
+        <w:rPr>
+          <w:rFonts w:hint="eastAsia"/>
+        </w:rPr>
+        <w:t>H</w:t>
+      </w:r>
+      <w:r>
+        <w:t xml:space="preserve">ardware </w:t>
+      </w:r>
+      <w:r>
+        <w:rPr>
+          <w:rFonts w:hint="eastAsia"/>
+          <w:lang w:val="en-US" w:eastAsia="zh-CN"/>
+        </w:rPr>
+        <w:t>T</w:t>
+      </w:r>
+      <w:r>
+        <w:t>rigger :</w:t>
+      </w:r>
+    </w:p>
+    <w:p>
+      <w:r>
+        <w:rPr>
+          <w:rFonts w:hint="eastAsia"/>
+          <w:lang w:val="en-US" w:eastAsia="zh-CN"/>
+        </w:rPr>
+        <w:t xml:space="preserve">*** </w:t>
+      </w:r>
+      <w:r>
+        <w:t>Set the sensor module back to external hardware trigger mode by:</w:t>
+      </w:r>
+    </w:p>
+    <w:tbl>
+      <w:tblPr>
+        <w:tblStyle w:val="8"/>
+        <w:tblW w:w="0" w:type="auto"/>
+        <w:tblInd w:w="0" w:type="dxa"/>
+        <w:tblBorders>
+          <w:top w:val="single" w:color="auto" w:sz="4" w:space="0"/>
+          <w:left w:val="single" w:color="auto" w:sz="4" w:space="0"/>
+          <w:bottom w:val="single" w:color="auto" w:sz="4" w:space="0"/>
+          <w:right w:val="single" w:color="auto" w:sz="4" w:space="0"/>
+          <w:insideH w:val="single" w:color="auto" w:sz="4" w:space="0"/>
+          <w:insideV w:val="single" w:color="auto" w:sz="4" w:space="0"/>
+        </w:tblBorders>
+        <w:tblLayout w:type="autofit"/>
+        <w:tblCellMar>
+          <w:top w:w="0" w:type="dxa"/>
+          <w:left w:w="108" w:type="dxa"/>
+          <w:bottom w:w="0" w:type="dxa"/>
+          <w:right w:w="108" w:type="dxa"/>
+        </w:tblCellMar>
+      </w:tblPr>
+      <w:tblGrid>
+        <w:gridCol w:w="8522"/>
+      </w:tblGrid>
+      <w:tr>
+        <w:tblPrEx>
+          <w:tblBorders>
+            <w:top w:val="single" w:color="auto" w:sz="4" w:space="0"/>
+            <w:left w:val="single" w:color="auto" w:sz="4" w:space="0"/>
+            <w:bottom w:val="single" w:color="auto" w:sz="4" w:space="0"/>
+            <w:right w:val="single" w:color="auto" w:sz="4" w:space="0"/>
+            <w:insideH w:val="single" w:color="auto" w:sz="4" w:space="0"/>
+            <w:insideV w:val="single" w:color="auto" w:sz="4" w:space="0"/>
+          </w:tblBorders>
+          <w:tblCellMar>
+            <w:top w:w="0" w:type="dxa"/>
+            <w:left w:w="108" w:type="dxa"/>
+            <w:bottom w:w="0" w:type="dxa"/>
+            <w:right w:w="108" w:type="dxa"/>
+          </w:tblCellMar>
+        </w:tblPrEx>
+        <w:tc>
+          <w:tcPr>
+            <w:tcW w:w="8522" w:type="dxa"/>
+            <w:shd w:val="clear" w:color="auto" w:fill="BEBEBE" w:themeFill="background1" w:themeFillShade="BF"/>
+          </w:tcPr>
+          <w:p>
+            <w:pPr>
+              <w:rPr>
                 <w:rFonts w:hint="eastAsia"/>
                 <w:vertAlign w:val="baseline"/>
               </w:rPr>
@@ -4561,7 +4838,7 @@
                     </pic:cNvPicPr>
                   </pic:nvPicPr>
                   <pic:blipFill>
-                    <a:blip r:embed="rId22"/>
+                    <a:blip r:embed="rId23"/>
                     <a:stretch>
                       <a:fillRect/>
                     </a:stretch>
@@ -4604,7 +4881,7 @@
                     </pic:cNvPicPr>
                   </pic:nvPicPr>
                   <pic:blipFill>
-                    <a:blip r:embed="rId23"/>
+                    <a:blip r:embed="rId24"/>
                     <a:stretch>
                       <a:fillRect/>
                     </a:stretch>
@@ -4662,7 +4939,9 @@
         </w:tblBorders>
         <w:tblLayout w:type="autofit"/>
         <w:tblCellMar>
+          <w:top w:w="0" w:type="dxa"/>
           <w:left w:w="108" w:type="dxa"/>
+          <w:bottom w:w="0" w:type="dxa"/>
           <w:right w:w="108" w:type="dxa"/>
         </w:tblCellMar>
       </w:tblPr>
@@ -4680,7 +4959,9 @@
             <w:insideV w:val="single" w:color="auto" w:sz="4" w:space="0"/>
           </w:tblBorders>
           <w:tblCellMar>
+            <w:top w:w="0" w:type="dxa"/>
             <w:left w:w="108" w:type="dxa"/>
+            <w:bottom w:w="0" w:type="dxa"/>
             <w:right w:w="108" w:type="dxa"/>
           </w:tblCellMar>
         </w:tblPrEx>
@@ -4739,7 +5020,9 @@
         </w:tblBorders>
         <w:tblLayout w:type="autofit"/>
         <w:tblCellMar>
+          <w:top w:w="0" w:type="dxa"/>
           <w:left w:w="108" w:type="dxa"/>
+          <w:bottom w:w="0" w:type="dxa"/>
           <w:right w:w="108" w:type="dxa"/>
         </w:tblCellMar>
       </w:tblPr>
@@ -4757,7 +5040,9 @@
             <w:insideV w:val="single" w:color="auto" w:sz="4" w:space="0"/>
           </w:tblBorders>
           <w:tblCellMar>
+            <w:top w:w="0" w:type="dxa"/>
             <w:left w:w="108" w:type="dxa"/>
+            <w:bottom w:w="0" w:type="dxa"/>
             <w:right w:w="108" w:type="dxa"/>
           </w:tblCellMar>
         </w:tblPrEx>

--- a/OV7251 Manual-bref.docx
+++ b/OV7251 Manual-bref.docx
@@ -2196,18 +2196,7 @@
                       <w:szCs w:val="20"/>
                       <w:lang w:bidi="ar"/>
                     </w:rPr>
-                    <w:t>$</w:t>
-                  </w:r>
-                  <w:r>
-                    <w:rPr>
-                      <w:rFonts w:ascii="等线" w:eastAsia="等线" w:hAnsi="等线" w:cs="等线"/>
-                      <w:color w:val="000000"/>
-                      <w:kern w:val="0"/>
-                      <w:sz w:val="20"/>
-                      <w:szCs w:val="20"/>
-                      <w:lang w:bidi="ar"/>
-                    </w:rPr>
-                    <w:t xml:space="preserve">sudo dpkg -i </w:t>
+                    <w:t xml:space="preserve">$sudo dpkg -i </w:t>
                   </w:r>
                   <w:r>
                     <w:rPr>
@@ -2276,7 +2265,7 @@
               <w:rPr>
                 <w:rFonts w:hint="eastAsia"/>
               </w:rPr>
-              <w:t>$sudo tar -xvf vc_mipi_ov7251_driver_pi_lattice_linux5.15.tar.gz</w:t>
+              <w:t>$sudo chmod -R a+rwx *</w:t>
             </w:r>
           </w:p>
           <w:p>
@@ -2284,15 +2273,10 @@
               <w:rPr>
                 <w:rFonts w:hint="eastAsia"/>
               </w:rPr>
-              <w:t>$sudo chmod -R a+rwx *</w:t>
-            </w:r>
-          </w:p>
-          <w:p>
-            <w:r>
-              <w:rPr>
-                <w:rFonts w:hint="eastAsia"/>
-              </w:rPr>
-              <w:t>$cd vc_mipi_ov7251_driver_pi_lattice_linux5.15</w:t>
+              <w:t xml:space="preserve">$cd </w:t>
+            </w:r>
+            <w:r>
+              <w:t>inno_mipi_ov7251_driver_pi_lattice_linux5.15</w:t>
             </w:r>
           </w:p>
           <w:p>
@@ -2314,7 +2298,6 @@
         <w:rPr>
           <w:rFonts w:hint="eastAsia"/>
         </w:rPr>
-        <w:lastRenderedPageBreak/>
         <w:t>Step4,I</w:t>
       </w:r>
       <w:r>
@@ -2350,6 +2333,7 @@
               <w:rPr>
                 <w:rFonts w:hint="eastAsia"/>
               </w:rPr>
+              <w:lastRenderedPageBreak/>
               <w:t>$</w:t>
             </w:r>
             <w:r>
@@ -2449,7 +2433,13 @@
           </w:tcPr>
           <w:p>
             <w:r>
-              <w:t>dtoverlay=vc_mipi_ov7251</w:t>
+              <w:t>dtoverlay=</w:t>
+            </w:r>
+            <w:r>
+              <w:t>inno</w:t>
+            </w:r>
+            <w:r>
+              <w:t>_mipi_ov7251</w:t>
             </w:r>
           </w:p>
         </w:tc>
@@ -2529,7 +2519,19 @@
               <w:rPr>
                 <w:rFonts w:hint="eastAsia"/>
               </w:rPr>
-              <w:t>dtoverlay=vc_mipi_ov7251,i2c_pins_28_29=1</w:t>
+              <w:t>dtoverlay=</w:t>
+            </w:r>
+            <w:r>
+              <w:rPr>
+                <w:rFonts w:hint="eastAsia"/>
+              </w:rPr>
+              <w:t>inno</w:t>
+            </w:r>
+            <w:r>
+              <w:rPr>
+                <w:rFonts w:hint="eastAsia"/>
+              </w:rPr>
+              <w:t>_mipi_ov7251,i2c_pins_28_29=1</w:t>
             </w:r>
           </w:p>
         </w:tc>
@@ -3046,7 +3048,16 @@
               <w:rPr>
                 <w:rFonts w:hint="eastAsia"/>
               </w:rPr>
-              <w:t>$cd cam-mipiov7251-trigger/vc_mipi_ov7251_driver_pi_lattice_linux5.15</w:t>
+              <w:t>$cd cam-mipiov7251-trigger/</w:t>
+            </w:r>
+            <w:r>
+              <w:t>inno</w:t>
+            </w:r>
+            <w:r>
+              <w:rPr>
+                <w:rFonts w:hint="eastAsia"/>
+              </w:rPr>
+              <w:t>_mipi_ov7251_driver_pi_lattice_linux5.15</w:t>
             </w:r>
           </w:p>
           <w:p>
@@ -3128,7 +3139,13 @@
               </w:rPr>
             </w:pPr>
             <w:r>
-              <w:t>$ modinfo vc_mipi_ov7251</w:t>
+              <w:t xml:space="preserve">$ modinfo </w:t>
+            </w:r>
+            <w:r>
+              <w:t>inno</w:t>
+            </w:r>
+            <w:r>
+              <w:t>_mipi_ov7251</w:t>
             </w:r>
           </w:p>
         </w:tc>

--- a/OV7251 Manual-bref.docx
+++ b/OV7251 Manual-bref.docx
@@ -1,11 +1,15 @@
 
 <file path=word/document.xml><?xml version="1.0" encoding="utf-8"?>
-<w:document xmlns:wpc="http://schemas.microsoft.com/office/word/2010/wordprocessingCanvas" xmlns:cx="http://schemas.microsoft.com/office/drawing/2014/chartex" xmlns:cx1="http://schemas.microsoft.com/office/drawing/2015/9/8/chartex" xmlns:cx2="http://schemas.microsoft.com/office/drawing/2015/10/21/chartex" xmlns:cx3="http://schemas.microsoft.com/office/drawing/2016/5/9/chartex" xmlns:cx4="http://schemas.microsoft.com/office/drawing/2016/5/10/chartex" xmlns:cx5="http://schemas.microsoft.com/office/drawing/2016/5/11/chartex" xmlns:cx6="http://schemas.microsoft.com/office/drawing/2016/5/12/chartex" xmlns:cx7="http://schemas.microsoft.com/office/drawing/2016/5/13/chartex" xmlns:cx8="http://schemas.microsoft.com/office/drawing/2016/5/14/chartex" xmlns:mc="http://schemas.openxmlformats.org/markup-compatibility/2006" xmlns:aink="http://schemas.microsoft.com/office/drawing/2016/ink" xmlns:am3d="http://schemas.microsoft.com/office/drawing/2017/model3d" xmlns:o="urn:schemas-microsoft-com:office:office" xmlns:oel="http://schemas.microsoft.com/office/2019/extlst" xmlns:r="http://schemas.openxmlformats.org/officeDocument/2006/relationships" xmlns:m="http://schemas.openxmlformats.org/officeDocument/2006/math" xmlns:v="urn:schemas-microsoft-com:vml" xmlns:wp14="http://schemas.microsoft.com/office/word/2010/wordprocessingDrawing" xmlns:wp="http://schemas.openxmlformats.org/drawingml/2006/wordprocessingDrawing" xmlns:w10="urn:schemas-microsoft-com:office:word" xmlns:w="http://schemas.openxmlformats.org/wordprocessingml/2006/main" xmlns:w14="http://schemas.microsoft.com/office/word/2010/wordml" xmlns:w15="http://schemas.microsoft.com/office/word/2012/wordml" xmlns:w16cex="http://schemas.microsoft.com/office/word/2018/wordml/cex" xmlns:w16cid="http://schemas.microsoft.com/office/word/2016/wordml/cid" xmlns:w16="http://schemas.microsoft.com/office/word/2018/wordml" xmlns:w16sdtdh="http://schemas.microsoft.com/office/word/2020/wordml/sdtdatahash" xmlns:w16se="http://schemas.microsoft.com/office/word/2015/wordml/symex" xmlns:wpg="http://schemas.microsoft.com/office/word/2010/wordprocessingGroup" xmlns:wpi="http://schemas.microsoft.com/office/word/2010/wordprocessingInk" xmlns:wne="http://schemas.microsoft.com/office/word/2006/wordml" xmlns:wps="http://schemas.microsoft.com/office/word/2010/wordprocessingShape" mc:Ignorable="w14 w15 w16se w16cid w16 w16cex w16sdtdh wp14">
+<w:document xmlns:wpc="http://schemas.microsoft.com/office/word/2010/wordprocessingCanvas" xmlns:mc="http://schemas.openxmlformats.org/markup-compatibility/2006" xmlns:o="urn:schemas-microsoft-com:office:office" xmlns:r="http://schemas.openxmlformats.org/officeDocument/2006/relationships" xmlns:m="http://schemas.openxmlformats.org/officeDocument/2006/math" xmlns:v="urn:schemas-microsoft-com:vml" xmlns:wp14="http://schemas.microsoft.com/office/word/2010/wordprocessingDrawing" xmlns:wp="http://schemas.openxmlformats.org/drawingml/2006/wordprocessingDrawing" xmlns:w="http://schemas.openxmlformats.org/wordprocessingml/2006/main" xmlns:w14="http://schemas.microsoft.com/office/word/2010/wordml" xmlns:w10="urn:schemas-microsoft-com:office:word" xmlns:w15="http://schemas.microsoft.com/office/word/2012/wordml" xmlns:wpg="http://schemas.microsoft.com/office/word/2010/wordprocessingGroup" xmlns:wpi="http://schemas.microsoft.com/office/word/2010/wordprocessingInk" xmlns:wne="http://schemas.microsoft.com/office/word/2006/wordml" xmlns:wps="http://schemas.microsoft.com/office/word/2010/wordprocessingShape" xmlns:wpsCustomData="http://www.wps.cn/officeDocument/2013/wpsCustomData" mc:Ignorable="w14 w15 wp14">
   <w:body>
     <w:p>
       <w:pPr>
-        <w:pStyle w:val="1"/>
+        <w:pStyle w:val="2"/>
         <w:jc w:val="center"/>
+        <w:rPr>
+          <w:rFonts w:hint="default" w:eastAsiaTheme="minorEastAsia"/>
+          <w:lang w:val="en-US" w:eastAsia="zh-CN"/>
+        </w:rPr>
       </w:pPr>
       <w:r>
         <w:t>CAM-MIPI</w:t>
@@ -17,22 +21,17 @@
         <w:t>OV7251</w:t>
       </w:r>
       <w:r>
-        <w:t xml:space="preserve"> </w:t>
-      </w:r>
-      <w:r>
-        <w:rPr>
-          <w:rFonts w:hint="eastAsia"/>
-        </w:rPr>
-        <w:t>Quick Start</w:t>
-      </w:r>
-    </w:p>
-    <w:p>
-      <w:r>
-        <w:rPr>
-          <w:noProof/>
-        </w:rPr>
+        <w:rPr>
+          <w:rFonts w:hint="eastAsia"/>
+          <w:lang w:val="en-US" w:eastAsia="zh-CN"/>
+        </w:rPr>
+        <w:t>RAW User Manual</w:t>
+      </w:r>
+    </w:p>
+    <w:p>
+      <w:r>
         <w:drawing>
-          <wp:anchor distT="0" distB="0" distL="0" distR="0" simplePos="0" relativeHeight="251659264" behindDoc="0" locked="0" layoutInCell="1" allowOverlap="1" wp14:anchorId="2F4D7B30" wp14:editId="4A7BB9AD">
+          <wp:anchor distT="0" distB="0" distL="0" distR="0" simplePos="0" relativeHeight="251659264" behindDoc="0" locked="0" layoutInCell="1" allowOverlap="1">
             <wp:simplePos x="0" y="0"/>
             <wp:positionH relativeFrom="page">
               <wp:posOffset>1626235</wp:posOffset>
@@ -57,7 +56,7 @@
                     </pic:cNvPicPr>
                   </pic:nvPicPr>
                   <pic:blipFill>
-                    <a:blip r:embed="rId8" cstate="print"/>
+                    <a:blip r:embed="rId6" cstate="print"/>
                     <a:stretch>
                       <a:fillRect/>
                     </a:stretch>
@@ -79,9 +78,172 @@
       </w:r>
     </w:p>
     <w:p/>
+    <w:tbl>
+      <w:tblPr>
+        <w:tblStyle w:val="11"/>
+        <w:tblW w:w="0" w:type="auto"/>
+        <w:tblInd w:w="0" w:type="dxa"/>
+        <w:tblBorders>
+          <w:top w:val="single" w:color="auto" w:sz="4" w:space="0"/>
+          <w:left w:val="single" w:color="auto" w:sz="4" w:space="0"/>
+          <w:bottom w:val="single" w:color="auto" w:sz="4" w:space="0"/>
+          <w:right w:val="single" w:color="auto" w:sz="4" w:space="0"/>
+          <w:insideH w:val="single" w:color="auto" w:sz="4" w:space="0"/>
+          <w:insideV w:val="single" w:color="auto" w:sz="4" w:space="0"/>
+        </w:tblBorders>
+        <w:tblLayout w:type="autofit"/>
+        <w:tblCellMar>
+          <w:top w:w="0" w:type="dxa"/>
+          <w:left w:w="108" w:type="dxa"/>
+          <w:bottom w:w="0" w:type="dxa"/>
+          <w:right w:w="108" w:type="dxa"/>
+        </w:tblCellMar>
+      </w:tblPr>
+      <w:tblGrid>
+        <w:gridCol w:w="4261"/>
+        <w:gridCol w:w="4261"/>
+      </w:tblGrid>
+      <w:tr>
+        <w:tblPrEx>
+          <w:tblBorders>
+            <w:top w:val="single" w:color="auto" w:sz="4" w:space="0"/>
+            <w:left w:val="single" w:color="auto" w:sz="4" w:space="0"/>
+            <w:bottom w:val="single" w:color="auto" w:sz="4" w:space="0"/>
+            <w:right w:val="single" w:color="auto" w:sz="4" w:space="0"/>
+            <w:insideH w:val="single" w:color="auto" w:sz="4" w:space="0"/>
+            <w:insideV w:val="single" w:color="auto" w:sz="4" w:space="0"/>
+          </w:tblBorders>
+          <w:tblCellMar>
+            <w:top w:w="0" w:type="dxa"/>
+            <w:left w:w="108" w:type="dxa"/>
+            <w:bottom w:w="0" w:type="dxa"/>
+            <w:right w:w="108" w:type="dxa"/>
+          </w:tblCellMar>
+        </w:tblPrEx>
+        <w:tc>
+          <w:tcPr>
+            <w:tcW w:w="4261" w:type="dxa"/>
+          </w:tcPr>
+          <w:p>
+            <w:pPr>
+              <w:rPr>
+                <w:rFonts w:hint="default" w:eastAsiaTheme="minorEastAsia"/>
+                <w:b/>
+                <w:bCs/>
+                <w:vertAlign w:val="baseline"/>
+                <w:lang w:val="en-US" w:eastAsia="zh-CN"/>
+              </w:rPr>
+            </w:pPr>
+            <w:r>
+              <w:rPr>
+                <w:rFonts w:hint="eastAsia"/>
+                <w:b/>
+                <w:bCs/>
+                <w:vertAlign w:val="baseline"/>
+                <w:lang w:val="en-US" w:eastAsia="zh-CN"/>
+              </w:rPr>
+              <w:t>Date</w:t>
+            </w:r>
+          </w:p>
+        </w:tc>
+        <w:tc>
+          <w:tcPr>
+            <w:tcW w:w="4261" w:type="dxa"/>
+          </w:tcPr>
+          <w:p>
+            <w:pPr>
+              <w:rPr>
+                <w:rFonts w:hint="default" w:eastAsiaTheme="minorEastAsia"/>
+                <w:b/>
+                <w:bCs/>
+                <w:vertAlign w:val="baseline"/>
+                <w:lang w:val="en-US" w:eastAsia="zh-CN"/>
+              </w:rPr>
+            </w:pPr>
+            <w:r>
+              <w:rPr>
+                <w:rFonts w:hint="eastAsia"/>
+                <w:b/>
+                <w:bCs/>
+                <w:vertAlign w:val="baseline"/>
+                <w:lang w:val="en-US" w:eastAsia="zh-CN"/>
+              </w:rPr>
+              <w:t xml:space="preserve">Revised </w:t>
+            </w:r>
+          </w:p>
+        </w:tc>
+      </w:tr>
+      <w:tr>
+        <w:tblPrEx>
+          <w:tblBorders>
+            <w:top w:val="single" w:color="auto" w:sz="4" w:space="0"/>
+            <w:left w:val="single" w:color="auto" w:sz="4" w:space="0"/>
+            <w:bottom w:val="single" w:color="auto" w:sz="4" w:space="0"/>
+            <w:right w:val="single" w:color="auto" w:sz="4" w:space="0"/>
+            <w:insideH w:val="single" w:color="auto" w:sz="4" w:space="0"/>
+            <w:insideV w:val="single" w:color="auto" w:sz="4" w:space="0"/>
+          </w:tblBorders>
+          <w:tblCellMar>
+            <w:top w:w="0" w:type="dxa"/>
+            <w:left w:w="108" w:type="dxa"/>
+            <w:bottom w:w="0" w:type="dxa"/>
+            <w:right w:w="108" w:type="dxa"/>
+          </w:tblCellMar>
+        </w:tblPrEx>
+        <w:tc>
+          <w:tcPr>
+            <w:tcW w:w="4261" w:type="dxa"/>
+          </w:tcPr>
+          <w:p>
+            <w:pPr>
+              <w:rPr>
+                <w:rFonts w:hint="default" w:eastAsiaTheme="minorEastAsia"/>
+                <w:vertAlign w:val="baseline"/>
+                <w:lang w:val="en-US" w:eastAsia="zh-CN"/>
+              </w:rPr>
+            </w:pPr>
+            <w:r>
+              <w:rPr>
+                <w:rFonts w:hint="eastAsia"/>
+                <w:vertAlign w:val="baseline"/>
+                <w:lang w:val="en-US" w:eastAsia="zh-CN"/>
+              </w:rPr>
+              <w:t>2022/09/16</w:t>
+            </w:r>
+          </w:p>
+        </w:tc>
+        <w:tc>
+          <w:tcPr>
+            <w:tcW w:w="4261" w:type="dxa"/>
+          </w:tcPr>
+          <w:p>
+            <w:pPr>
+              <w:rPr>
+                <w:rFonts w:hint="default" w:eastAsiaTheme="minorEastAsia"/>
+                <w:vertAlign w:val="baseline"/>
+                <w:lang w:val="en-US" w:eastAsia="zh-CN"/>
+              </w:rPr>
+            </w:pPr>
+            <w:r>
+              <w:rPr>
+                <w:rFonts w:hint="eastAsia"/>
+                <w:vertAlign w:val="baseline"/>
+                <w:lang w:val="en-US" w:eastAsia="zh-CN"/>
+              </w:rPr>
+              <w:t>First Released</w:t>
+            </w:r>
+          </w:p>
+        </w:tc>
+      </w:tr>
+    </w:tbl>
     <w:p/>
     <w:p/>
     <w:p>
+      <w:pPr>
+        <w:rPr>
+          <w:vertAlign w:val="baseline"/>
+        </w:rPr>
+      </w:pPr>
       <w:r>
         <w:rPr>
           <w:rFonts w:hint="eastAsia"/>
@@ -91,13 +253,12 @@
     </w:p>
     <w:p>
       <w:pPr>
-        <w:pStyle w:val="1"/>
+        <w:pStyle w:val="2"/>
       </w:pPr>
       <w:r>
         <w:rPr>
           <w:rFonts w:hint="eastAsia"/>
         </w:rPr>
-        <w:lastRenderedPageBreak/>
         <w:t>Key</w:t>
       </w:r>
       <w:r>
@@ -115,9 +276,10 @@
     </w:p>
     <w:p>
       <w:pPr>
-        <w:rPr>
-          <w:b/>
-          <w:bCs/>
+        <w:bidi w:val="0"/>
+        <w:rPr>
+          <w:rFonts w:hint="eastAsia"/>
+          <w:lang w:val="en-US" w:eastAsia="zh-CN"/>
         </w:rPr>
       </w:pPr>
       <w:r>
@@ -132,6 +294,20 @@
       <w:r>
         <w:rPr>
           <w:rFonts w:hint="eastAsia"/>
+          <w:lang w:val="en-US" w:eastAsia="zh-CN"/>
+        </w:rPr>
+        <w:t>OV7251,1/7.5Optical Size,0.3M Pixels.</w:t>
+      </w:r>
+    </w:p>
+    <w:p>
+      <w:pPr>
+        <w:bidi w:val="0"/>
+      </w:pPr>
+      <w:bookmarkStart w:id="0" w:name="_GoBack"/>
+      <w:bookmarkEnd w:id="0"/>
+      <w:r>
+        <w:rPr>
+          <w:rFonts w:hint="eastAsia"/>
         </w:rPr>
         <w:t>A</w:t>
       </w:r>
@@ -141,38 +317,24 @@
       <w:r>
         <w:rPr>
           <w:rFonts w:hint="eastAsia"/>
-          <w:b/>
-          <w:bCs/>
         </w:rPr>
         <w:t>G</w:t>
       </w:r>
       <w:r>
-        <w:rPr>
-          <w:b/>
-          <w:bCs/>
-        </w:rPr>
         <w:t xml:space="preserve">lobal </w:t>
       </w:r>
       <w:r>
         <w:rPr>
           <w:rFonts w:hint="eastAsia"/>
-          <w:b/>
-          <w:bCs/>
         </w:rPr>
         <w:t>S</w:t>
       </w:r>
       <w:r>
-        <w:rPr>
-          <w:b/>
-          <w:bCs/>
-        </w:rPr>
         <w:t>hutter</w:t>
       </w:r>
       <w:r>
         <w:rPr>
           <w:rFonts w:hint="eastAsia"/>
-          <w:b/>
-          <w:bCs/>
         </w:rPr>
         <w:t>,External Trigger.</w:t>
       </w:r>
@@ -481,9 +643,907 @@
         <w:t>rovide GPL Linux 5.15.32 driver source code.</w:t>
       </w:r>
     </w:p>
+    <w:tbl>
+      <w:tblPr>
+        <w:tblW w:w="6140" w:type="dxa"/>
+        <w:tblInd w:w="93" w:type="dxa"/>
+        <w:tblBorders>
+          <w:top w:val="none" w:color="auto" w:sz="0" w:space="0"/>
+          <w:left w:val="none" w:color="auto" w:sz="0" w:space="0"/>
+          <w:bottom w:val="none" w:color="auto" w:sz="0" w:space="0"/>
+          <w:right w:val="none" w:color="auto" w:sz="0" w:space="0"/>
+          <w:insideH w:val="none" w:color="auto" w:sz="0" w:space="0"/>
+          <w:insideV w:val="none" w:color="auto" w:sz="0" w:space="0"/>
+        </w:tblBorders>
+        <w:shd w:val="clear"/>
+        <w:tblLayout w:type="autofit"/>
+        <w:tblCellMar>
+          <w:top w:w="0" w:type="dxa"/>
+          <w:left w:w="108" w:type="dxa"/>
+          <w:bottom w:w="0" w:type="dxa"/>
+          <w:right w:w="108" w:type="dxa"/>
+        </w:tblCellMar>
+      </w:tblPr>
+      <w:tblGrid>
+        <w:gridCol w:w="2580"/>
+        <w:gridCol w:w="4550"/>
+      </w:tblGrid>
+      <w:tr>
+        <w:tblPrEx>
+          <w:tblBorders>
+            <w:top w:val="none" w:color="auto" w:sz="0" w:space="0"/>
+            <w:left w:val="none" w:color="auto" w:sz="0" w:space="0"/>
+            <w:bottom w:val="none" w:color="auto" w:sz="0" w:space="0"/>
+            <w:right w:val="none" w:color="auto" w:sz="0" w:space="0"/>
+            <w:insideH w:val="none" w:color="auto" w:sz="0" w:space="0"/>
+            <w:insideV w:val="none" w:color="auto" w:sz="0" w:space="0"/>
+          </w:tblBorders>
+          <w:shd w:val="clear"/>
+          <w:tblCellMar>
+            <w:top w:w="0" w:type="dxa"/>
+            <w:left w:w="108" w:type="dxa"/>
+            <w:bottom w:w="0" w:type="dxa"/>
+            <w:right w:w="108" w:type="dxa"/>
+          </w:tblCellMar>
+        </w:tblPrEx>
+        <w:trPr>
+          <w:trHeight w:val="270" w:hRule="atLeast"/>
+        </w:trPr>
+        <w:tc>
+          <w:tcPr>
+            <w:tcW w:w="2580" w:type="dxa"/>
+            <w:tcBorders>
+              <w:top w:val="single" w:color="auto" w:sz="4" w:space="0"/>
+              <w:left w:val="single" w:color="auto" w:sz="4" w:space="0"/>
+              <w:bottom w:val="single" w:color="auto" w:sz="4" w:space="0"/>
+              <w:right w:val="single" w:color="auto" w:sz="4" w:space="0"/>
+            </w:tcBorders>
+            <w:shd w:val="clear"/>
+            <w:noWrap/>
+            <w:vAlign w:val="center"/>
+          </w:tcPr>
+          <w:p>
+            <w:pPr>
+              <w:rPr>
+                <w:rFonts w:hint="eastAsia"/>
+                <w:b/>
+                <w:bCs/>
+              </w:rPr>
+            </w:pPr>
+            <w:r>
+              <w:rPr>
+                <w:rFonts w:hint="eastAsia"/>
+                <w:b/>
+                <w:bCs/>
+                <w:lang w:val="en-US" w:eastAsia="zh-CN"/>
+              </w:rPr>
+              <w:t>SENSOR</w:t>
+            </w:r>
+          </w:p>
+        </w:tc>
+        <w:tc>
+          <w:tcPr>
+            <w:tcW w:w="3560" w:type="dxa"/>
+            <w:tcBorders>
+              <w:top w:val="single" w:color="auto" w:sz="4" w:space="0"/>
+              <w:left w:val="nil"/>
+              <w:bottom w:val="single" w:color="auto" w:sz="4" w:space="0"/>
+              <w:right w:val="single" w:color="auto" w:sz="4" w:space="0"/>
+            </w:tcBorders>
+            <w:shd w:val="clear"/>
+            <w:noWrap/>
+            <w:vAlign w:val="center"/>
+          </w:tcPr>
+          <w:p>
+            <w:pPr>
+              <w:rPr>
+                <w:rFonts w:hint="eastAsia"/>
+              </w:rPr>
+            </w:pPr>
+            <w:r>
+              <w:rPr>
+                <w:rFonts w:hint="eastAsia"/>
+                <w:lang w:val="en-US" w:eastAsia="zh-CN"/>
+              </w:rPr>
+              <w:t>OV7251</w:t>
+            </w:r>
+          </w:p>
+        </w:tc>
+      </w:tr>
+      <w:tr>
+        <w:tblPrEx>
+          <w:tblBorders>
+            <w:top w:val="none" w:color="auto" w:sz="0" w:space="0"/>
+            <w:left w:val="none" w:color="auto" w:sz="0" w:space="0"/>
+            <w:bottom w:val="none" w:color="auto" w:sz="0" w:space="0"/>
+            <w:right w:val="none" w:color="auto" w:sz="0" w:space="0"/>
+            <w:insideH w:val="none" w:color="auto" w:sz="0" w:space="0"/>
+            <w:insideV w:val="none" w:color="auto" w:sz="0" w:space="0"/>
+          </w:tblBorders>
+          <w:tblCellMar>
+            <w:top w:w="0" w:type="dxa"/>
+            <w:left w:w="108" w:type="dxa"/>
+            <w:bottom w:w="0" w:type="dxa"/>
+            <w:right w:w="108" w:type="dxa"/>
+          </w:tblCellMar>
+        </w:tblPrEx>
+        <w:trPr>
+          <w:trHeight w:val="810" w:hRule="atLeast"/>
+        </w:trPr>
+        <w:tc>
+          <w:tcPr>
+            <w:tcW w:w="0" w:type="auto"/>
+            <w:tcBorders>
+              <w:top w:val="nil"/>
+              <w:left w:val="single" w:color="auto" w:sz="4" w:space="0"/>
+              <w:bottom w:val="single" w:color="auto" w:sz="4" w:space="0"/>
+              <w:right w:val="single" w:color="auto" w:sz="4" w:space="0"/>
+            </w:tcBorders>
+            <w:shd w:val="clear"/>
+            <w:noWrap/>
+            <w:vAlign w:val="center"/>
+          </w:tcPr>
+          <w:p>
+            <w:pPr>
+              <w:rPr>
+                <w:rFonts w:hint="eastAsia"/>
+                <w:b/>
+                <w:bCs/>
+              </w:rPr>
+            </w:pPr>
+            <w:r>
+              <w:rPr>
+                <w:rFonts w:hint="eastAsia"/>
+                <w:b/>
+                <w:bCs/>
+                <w:lang w:val="en-US" w:eastAsia="zh-CN"/>
+              </w:rPr>
+              <w:t>Resolution(Max)</w:t>
+            </w:r>
+          </w:p>
+        </w:tc>
+        <w:tc>
+          <w:tcPr>
+            <w:tcW w:w="0" w:type="auto"/>
+            <w:tcBorders>
+              <w:top w:val="nil"/>
+              <w:left w:val="nil"/>
+              <w:bottom w:val="single" w:color="auto" w:sz="4" w:space="0"/>
+              <w:right w:val="single" w:color="auto" w:sz="4" w:space="0"/>
+            </w:tcBorders>
+            <w:shd w:val="clear"/>
+            <w:noWrap/>
+            <w:vAlign w:val="center"/>
+          </w:tcPr>
+          <w:p>
+            <w:pPr>
+              <w:rPr>
+                <w:rFonts w:hint="eastAsia"/>
+              </w:rPr>
+            </w:pPr>
+            <w:r>
+              <w:rPr>
+                <w:rFonts w:hint="eastAsia"/>
+                <w:lang w:val="en-US" w:eastAsia="zh-CN"/>
+              </w:rPr>
+              <w:t>640*480,158fps</w:t>
+            </w:r>
+          </w:p>
+        </w:tc>
+      </w:tr>
+      <w:tr>
+        <w:tblPrEx>
+          <w:tblBorders>
+            <w:top w:val="none" w:color="auto" w:sz="0" w:space="0"/>
+            <w:left w:val="none" w:color="auto" w:sz="0" w:space="0"/>
+            <w:bottom w:val="none" w:color="auto" w:sz="0" w:space="0"/>
+            <w:right w:val="none" w:color="auto" w:sz="0" w:space="0"/>
+            <w:insideH w:val="none" w:color="auto" w:sz="0" w:space="0"/>
+            <w:insideV w:val="none" w:color="auto" w:sz="0" w:space="0"/>
+          </w:tblBorders>
+          <w:shd w:val="clear"/>
+          <w:tblCellMar>
+            <w:top w:w="0" w:type="dxa"/>
+            <w:left w:w="108" w:type="dxa"/>
+            <w:bottom w:w="0" w:type="dxa"/>
+            <w:right w:w="108" w:type="dxa"/>
+          </w:tblCellMar>
+        </w:tblPrEx>
+        <w:trPr>
+          <w:trHeight w:val="270" w:hRule="atLeast"/>
+        </w:trPr>
+        <w:tc>
+          <w:tcPr>
+            <w:tcW w:w="0" w:type="auto"/>
+            <w:tcBorders>
+              <w:top w:val="nil"/>
+              <w:left w:val="single" w:color="auto" w:sz="4" w:space="0"/>
+              <w:bottom w:val="single" w:color="auto" w:sz="4" w:space="0"/>
+              <w:right w:val="single" w:color="auto" w:sz="4" w:space="0"/>
+            </w:tcBorders>
+            <w:shd w:val="clear"/>
+            <w:noWrap/>
+            <w:vAlign w:val="center"/>
+          </w:tcPr>
+          <w:p>
+            <w:pPr>
+              <w:rPr>
+                <w:rFonts w:hint="eastAsia"/>
+                <w:b/>
+                <w:bCs/>
+              </w:rPr>
+            </w:pPr>
+            <w:r>
+              <w:rPr>
+                <w:rFonts w:hint="eastAsia"/>
+                <w:b/>
+                <w:bCs/>
+                <w:lang w:val="en-US" w:eastAsia="zh-CN"/>
+              </w:rPr>
+              <w:t>Optical Size</w:t>
+            </w:r>
+          </w:p>
+        </w:tc>
+        <w:tc>
+          <w:tcPr>
+            <w:tcW w:w="0" w:type="auto"/>
+            <w:tcBorders>
+              <w:top w:val="nil"/>
+              <w:left w:val="nil"/>
+              <w:bottom w:val="single" w:color="auto" w:sz="4" w:space="0"/>
+              <w:right w:val="single" w:color="auto" w:sz="4" w:space="0"/>
+            </w:tcBorders>
+            <w:shd w:val="clear"/>
+            <w:noWrap/>
+            <w:vAlign w:val="center"/>
+          </w:tcPr>
+          <w:p>
+            <w:pPr>
+              <w:rPr>
+                <w:rFonts w:hint="eastAsia"/>
+              </w:rPr>
+            </w:pPr>
+            <w:r>
+              <w:rPr>
+                <w:rFonts w:hint="eastAsia"/>
+                <w:lang w:val="en-US" w:eastAsia="zh-CN"/>
+              </w:rPr>
+              <w:t>1/7.5</w:t>
+            </w:r>
+          </w:p>
+        </w:tc>
+      </w:tr>
+      <w:tr>
+        <w:tblPrEx>
+          <w:tblBorders>
+            <w:top w:val="none" w:color="auto" w:sz="0" w:space="0"/>
+            <w:left w:val="none" w:color="auto" w:sz="0" w:space="0"/>
+            <w:bottom w:val="none" w:color="auto" w:sz="0" w:space="0"/>
+            <w:right w:val="none" w:color="auto" w:sz="0" w:space="0"/>
+            <w:insideH w:val="none" w:color="auto" w:sz="0" w:space="0"/>
+            <w:insideV w:val="none" w:color="auto" w:sz="0" w:space="0"/>
+          </w:tblBorders>
+          <w:shd w:val="clear"/>
+        </w:tblPrEx>
+        <w:trPr>
+          <w:trHeight w:val="270" w:hRule="atLeast"/>
+        </w:trPr>
+        <w:tc>
+          <w:tcPr>
+            <w:tcW w:w="0" w:type="auto"/>
+            <w:tcBorders>
+              <w:top w:val="nil"/>
+              <w:left w:val="single" w:color="auto" w:sz="4" w:space="0"/>
+              <w:bottom w:val="single" w:color="auto" w:sz="4" w:space="0"/>
+              <w:right w:val="single" w:color="auto" w:sz="4" w:space="0"/>
+            </w:tcBorders>
+            <w:shd w:val="clear"/>
+            <w:noWrap/>
+            <w:vAlign w:val="center"/>
+          </w:tcPr>
+          <w:p>
+            <w:pPr>
+              <w:rPr>
+                <w:rFonts w:hint="eastAsia"/>
+                <w:b/>
+                <w:bCs/>
+              </w:rPr>
+            </w:pPr>
+            <w:r>
+              <w:rPr>
+                <w:rFonts w:hint="eastAsia"/>
+                <w:b/>
+                <w:bCs/>
+                <w:lang w:val="en-US" w:eastAsia="zh-CN"/>
+              </w:rPr>
+              <w:t>Pixels</w:t>
+            </w:r>
+          </w:p>
+        </w:tc>
+        <w:tc>
+          <w:tcPr>
+            <w:tcW w:w="0" w:type="auto"/>
+            <w:tcBorders>
+              <w:top w:val="nil"/>
+              <w:left w:val="nil"/>
+              <w:bottom w:val="single" w:color="auto" w:sz="4" w:space="0"/>
+              <w:right w:val="single" w:color="auto" w:sz="4" w:space="0"/>
+            </w:tcBorders>
+            <w:shd w:val="clear"/>
+            <w:noWrap/>
+            <w:vAlign w:val="center"/>
+          </w:tcPr>
+          <w:p>
+            <w:pPr>
+              <w:rPr>
+                <w:rFonts w:hint="eastAsia"/>
+              </w:rPr>
+            </w:pPr>
+            <w:r>
+              <w:rPr>
+                <w:rFonts w:hint="eastAsia"/>
+                <w:lang w:val="en-US" w:eastAsia="zh-CN"/>
+              </w:rPr>
+              <w:t>0.3M</w:t>
+            </w:r>
+          </w:p>
+        </w:tc>
+      </w:tr>
+      <w:tr>
+        <w:tblPrEx>
+          <w:tblBorders>
+            <w:top w:val="none" w:color="auto" w:sz="0" w:space="0"/>
+            <w:left w:val="none" w:color="auto" w:sz="0" w:space="0"/>
+            <w:bottom w:val="none" w:color="auto" w:sz="0" w:space="0"/>
+            <w:right w:val="none" w:color="auto" w:sz="0" w:space="0"/>
+            <w:insideH w:val="none" w:color="auto" w:sz="0" w:space="0"/>
+            <w:insideV w:val="none" w:color="auto" w:sz="0" w:space="0"/>
+          </w:tblBorders>
+          <w:shd w:val="clear"/>
+        </w:tblPrEx>
+        <w:trPr>
+          <w:trHeight w:val="3780" w:hRule="atLeast"/>
+        </w:trPr>
+        <w:tc>
+          <w:tcPr>
+            <w:tcW w:w="0" w:type="auto"/>
+            <w:tcBorders>
+              <w:top w:val="nil"/>
+              <w:left w:val="single" w:color="auto" w:sz="4" w:space="0"/>
+              <w:bottom w:val="single" w:color="auto" w:sz="4" w:space="0"/>
+              <w:right w:val="single" w:color="auto" w:sz="4" w:space="0"/>
+            </w:tcBorders>
+            <w:shd w:val="clear"/>
+            <w:noWrap/>
+            <w:vAlign w:val="center"/>
+          </w:tcPr>
+          <w:p>
+            <w:pPr>
+              <w:rPr>
+                <w:rFonts w:hint="eastAsia"/>
+                <w:b/>
+                <w:bCs/>
+              </w:rPr>
+            </w:pPr>
+            <w:r>
+              <w:rPr>
+                <w:rFonts w:hint="eastAsia"/>
+                <w:b/>
+                <w:bCs/>
+                <w:lang w:val="en-US" w:eastAsia="zh-CN"/>
+              </w:rPr>
+              <w:t>Drvier Working Mode</w:t>
+            </w:r>
+          </w:p>
+        </w:tc>
+        <w:tc>
+          <w:tcPr>
+            <w:tcW w:w="3560" w:type="dxa"/>
+            <w:tcBorders>
+              <w:top w:val="nil"/>
+              <w:left w:val="nil"/>
+              <w:bottom w:val="single" w:color="auto" w:sz="4" w:space="0"/>
+              <w:right w:val="single" w:color="auto" w:sz="4" w:space="0"/>
+            </w:tcBorders>
+            <w:shd w:val="clear"/>
+            <w:vAlign w:val="center"/>
+          </w:tcPr>
+          <w:p>
+            <w:pPr>
+              <w:rPr>
+                <w:rFonts w:hint="eastAsia"/>
+              </w:rPr>
+            </w:pPr>
+            <w:r>
+              <w:rPr>
+                <w:rFonts w:hint="eastAsia"/>
+                <w:b/>
+                <w:bCs/>
+                <w:lang w:val="en-US" w:eastAsia="zh-CN"/>
+              </w:rPr>
+              <w:t>4 Working Mode</w:t>
+            </w:r>
+            <w:r>
+              <w:rPr>
+                <w:rFonts w:hint="eastAsia"/>
+                <w:lang w:val="en-US" w:eastAsia="zh-CN"/>
+              </w:rPr>
+              <w:br w:type="textWrapping"/>
+            </w:r>
+            <w:r>
+              <w:rPr>
+                <w:rFonts w:hint="eastAsia"/>
+                <w:lang w:val="en-US" w:eastAsia="zh-CN"/>
+              </w:rPr>
+              <w:t>0,8 bit stream mode</w:t>
+            </w:r>
+            <w:r>
+              <w:rPr>
+                <w:rFonts w:hint="eastAsia"/>
+                <w:lang w:val="en-US" w:eastAsia="zh-CN"/>
+              </w:rPr>
+              <w:br w:type="textWrapping"/>
+            </w:r>
+            <w:r>
+              <w:rPr>
+                <w:rFonts w:hint="eastAsia"/>
+                <w:lang w:val="en-US" w:eastAsia="zh-CN"/>
+              </w:rPr>
+              <w:t>1,10bit stream mode</w:t>
+            </w:r>
+            <w:r>
+              <w:rPr>
+                <w:rFonts w:hint="eastAsia"/>
+                <w:lang w:val="en-US" w:eastAsia="zh-CN"/>
+              </w:rPr>
+              <w:br w:type="textWrapping"/>
+            </w:r>
+            <w:r>
+              <w:rPr>
+                <w:rFonts w:hint="eastAsia"/>
+                <w:lang w:val="en-US" w:eastAsia="zh-CN"/>
+              </w:rPr>
+              <w:t>2,8bit external trigger mode</w:t>
+            </w:r>
+            <w:r>
+              <w:rPr>
+                <w:rFonts w:hint="eastAsia"/>
+                <w:lang w:val="en-US" w:eastAsia="zh-CN"/>
+              </w:rPr>
+              <w:br w:type="textWrapping"/>
+            </w:r>
+            <w:r>
+              <w:rPr>
+                <w:rFonts w:hint="eastAsia"/>
+                <w:lang w:val="en-US" w:eastAsia="zh-CN"/>
+              </w:rPr>
+              <w:t>3,10bit external trigger mode</w:t>
+            </w:r>
+          </w:p>
+        </w:tc>
+      </w:tr>
+      <w:tr>
+        <w:tblPrEx>
+          <w:tblBorders>
+            <w:top w:val="none" w:color="auto" w:sz="0" w:space="0"/>
+            <w:left w:val="none" w:color="auto" w:sz="0" w:space="0"/>
+            <w:bottom w:val="none" w:color="auto" w:sz="0" w:space="0"/>
+            <w:right w:val="none" w:color="auto" w:sz="0" w:space="0"/>
+            <w:insideH w:val="none" w:color="auto" w:sz="0" w:space="0"/>
+            <w:insideV w:val="none" w:color="auto" w:sz="0" w:space="0"/>
+          </w:tblBorders>
+          <w:tblCellMar>
+            <w:top w:w="0" w:type="dxa"/>
+            <w:left w:w="108" w:type="dxa"/>
+            <w:bottom w:w="0" w:type="dxa"/>
+            <w:right w:w="108" w:type="dxa"/>
+          </w:tblCellMar>
+        </w:tblPrEx>
+        <w:trPr>
+          <w:trHeight w:val="270" w:hRule="atLeast"/>
+        </w:trPr>
+        <w:tc>
+          <w:tcPr>
+            <w:tcW w:w="0" w:type="auto"/>
+            <w:tcBorders>
+              <w:top w:val="nil"/>
+              <w:left w:val="single" w:color="auto" w:sz="4" w:space="0"/>
+              <w:bottom w:val="single" w:color="auto" w:sz="4" w:space="0"/>
+              <w:right w:val="single" w:color="auto" w:sz="4" w:space="0"/>
+            </w:tcBorders>
+            <w:shd w:val="clear"/>
+            <w:noWrap/>
+            <w:vAlign w:val="center"/>
+          </w:tcPr>
+          <w:p>
+            <w:pPr>
+              <w:rPr>
+                <w:rFonts w:hint="eastAsia"/>
+                <w:b/>
+                <w:bCs/>
+              </w:rPr>
+            </w:pPr>
+            <w:r>
+              <w:rPr>
+                <w:rFonts w:hint="eastAsia"/>
+                <w:b/>
+                <w:bCs/>
+                <w:lang w:val="en-US" w:eastAsia="zh-CN"/>
+              </w:rPr>
+              <w:t>Software Trigger</w:t>
+            </w:r>
+          </w:p>
+        </w:tc>
+        <w:tc>
+          <w:tcPr>
+            <w:tcW w:w="0" w:type="auto"/>
+            <w:tcBorders>
+              <w:top w:val="nil"/>
+              <w:left w:val="nil"/>
+              <w:bottom w:val="single" w:color="auto" w:sz="4" w:space="0"/>
+              <w:right w:val="single" w:color="auto" w:sz="4" w:space="0"/>
+            </w:tcBorders>
+            <w:shd w:val="clear"/>
+            <w:noWrap/>
+            <w:vAlign w:val="center"/>
+          </w:tcPr>
+          <w:p>
+            <w:pPr>
+              <w:rPr>
+                <w:rFonts w:hint="eastAsia"/>
+              </w:rPr>
+            </w:pPr>
+            <w:r>
+              <w:rPr>
+                <w:rFonts w:hint="eastAsia"/>
+                <w:lang w:val="en-US" w:eastAsia="zh-CN"/>
+              </w:rPr>
+              <w:t>Yes</w:t>
+            </w:r>
+          </w:p>
+        </w:tc>
+      </w:tr>
+      <w:tr>
+        <w:tblPrEx>
+          <w:tblBorders>
+            <w:top w:val="none" w:color="auto" w:sz="0" w:space="0"/>
+            <w:left w:val="none" w:color="auto" w:sz="0" w:space="0"/>
+            <w:bottom w:val="none" w:color="auto" w:sz="0" w:space="0"/>
+            <w:right w:val="none" w:color="auto" w:sz="0" w:space="0"/>
+            <w:insideH w:val="none" w:color="auto" w:sz="0" w:space="0"/>
+            <w:insideV w:val="none" w:color="auto" w:sz="0" w:space="0"/>
+          </w:tblBorders>
+          <w:shd w:val="clear"/>
+        </w:tblPrEx>
+        <w:trPr>
+          <w:trHeight w:val="270" w:hRule="atLeast"/>
+        </w:trPr>
+        <w:tc>
+          <w:tcPr>
+            <w:tcW w:w="0" w:type="auto"/>
+            <w:tcBorders>
+              <w:top w:val="nil"/>
+              <w:left w:val="single" w:color="auto" w:sz="4" w:space="0"/>
+              <w:bottom w:val="single" w:color="auto" w:sz="4" w:space="0"/>
+              <w:right w:val="single" w:color="auto" w:sz="4" w:space="0"/>
+            </w:tcBorders>
+            <w:shd w:val="clear"/>
+            <w:noWrap/>
+            <w:vAlign w:val="center"/>
+          </w:tcPr>
+          <w:p>
+            <w:pPr>
+              <w:rPr>
+                <w:rFonts w:hint="eastAsia"/>
+                <w:b/>
+                <w:bCs/>
+              </w:rPr>
+            </w:pPr>
+            <w:r>
+              <w:rPr>
+                <w:rFonts w:hint="eastAsia"/>
+                <w:b/>
+                <w:bCs/>
+                <w:lang w:val="en-US" w:eastAsia="zh-CN"/>
+              </w:rPr>
+              <w:t>Hardware Trigger</w:t>
+            </w:r>
+          </w:p>
+        </w:tc>
+        <w:tc>
+          <w:tcPr>
+            <w:tcW w:w="0" w:type="auto"/>
+            <w:tcBorders>
+              <w:top w:val="nil"/>
+              <w:left w:val="nil"/>
+              <w:bottom w:val="single" w:color="auto" w:sz="4" w:space="0"/>
+              <w:right w:val="single" w:color="auto" w:sz="4" w:space="0"/>
+            </w:tcBorders>
+            <w:shd w:val="clear"/>
+            <w:noWrap/>
+            <w:vAlign w:val="center"/>
+          </w:tcPr>
+          <w:p>
+            <w:pPr>
+              <w:rPr>
+                <w:rFonts w:hint="eastAsia"/>
+              </w:rPr>
+            </w:pPr>
+            <w:r>
+              <w:rPr>
+                <w:rFonts w:hint="eastAsia"/>
+                <w:lang w:val="en-US" w:eastAsia="zh-CN"/>
+              </w:rPr>
+              <w:t>Yes</w:t>
+            </w:r>
+          </w:p>
+        </w:tc>
+      </w:tr>
+      <w:tr>
+        <w:tblPrEx>
+          <w:tblBorders>
+            <w:top w:val="none" w:color="auto" w:sz="0" w:space="0"/>
+            <w:left w:val="none" w:color="auto" w:sz="0" w:space="0"/>
+            <w:bottom w:val="none" w:color="auto" w:sz="0" w:space="0"/>
+            <w:right w:val="none" w:color="auto" w:sz="0" w:space="0"/>
+            <w:insideH w:val="none" w:color="auto" w:sz="0" w:space="0"/>
+            <w:insideV w:val="none" w:color="auto" w:sz="0" w:space="0"/>
+          </w:tblBorders>
+        </w:tblPrEx>
+        <w:trPr>
+          <w:trHeight w:val="270" w:hRule="atLeast"/>
+        </w:trPr>
+        <w:tc>
+          <w:tcPr>
+            <w:tcW w:w="0" w:type="auto"/>
+            <w:tcBorders>
+              <w:top w:val="nil"/>
+              <w:left w:val="single" w:color="auto" w:sz="4" w:space="0"/>
+              <w:bottom w:val="single" w:color="auto" w:sz="4" w:space="0"/>
+              <w:right w:val="single" w:color="auto" w:sz="4" w:space="0"/>
+            </w:tcBorders>
+            <w:shd w:val="clear"/>
+            <w:noWrap/>
+            <w:vAlign w:val="center"/>
+          </w:tcPr>
+          <w:p>
+            <w:pPr>
+              <w:rPr>
+                <w:rFonts w:hint="eastAsia"/>
+                <w:b/>
+                <w:bCs/>
+              </w:rPr>
+            </w:pPr>
+            <w:r>
+              <w:rPr>
+                <w:rFonts w:hint="eastAsia"/>
+                <w:b/>
+                <w:bCs/>
+                <w:lang w:val="en-US" w:eastAsia="zh-CN"/>
+              </w:rPr>
+              <w:t>Global Shutter</w:t>
+            </w:r>
+          </w:p>
+        </w:tc>
+        <w:tc>
+          <w:tcPr>
+            <w:tcW w:w="0" w:type="auto"/>
+            <w:tcBorders>
+              <w:top w:val="nil"/>
+              <w:left w:val="nil"/>
+              <w:bottom w:val="single" w:color="auto" w:sz="4" w:space="0"/>
+              <w:right w:val="single" w:color="auto" w:sz="4" w:space="0"/>
+            </w:tcBorders>
+            <w:shd w:val="clear"/>
+            <w:noWrap/>
+            <w:vAlign w:val="center"/>
+          </w:tcPr>
+          <w:p>
+            <w:pPr>
+              <w:rPr>
+                <w:rFonts w:hint="eastAsia"/>
+              </w:rPr>
+            </w:pPr>
+            <w:r>
+              <w:rPr>
+                <w:rFonts w:hint="eastAsia"/>
+                <w:lang w:val="en-US" w:eastAsia="zh-CN"/>
+              </w:rPr>
+              <w:t>Yes</w:t>
+            </w:r>
+          </w:p>
+        </w:tc>
+      </w:tr>
+      <w:tr>
+        <w:tblPrEx>
+          <w:tblBorders>
+            <w:top w:val="none" w:color="auto" w:sz="0" w:space="0"/>
+            <w:left w:val="none" w:color="auto" w:sz="0" w:space="0"/>
+            <w:bottom w:val="none" w:color="auto" w:sz="0" w:space="0"/>
+            <w:right w:val="none" w:color="auto" w:sz="0" w:space="0"/>
+            <w:insideH w:val="none" w:color="auto" w:sz="0" w:space="0"/>
+            <w:insideV w:val="none" w:color="auto" w:sz="0" w:space="0"/>
+          </w:tblBorders>
+          <w:shd w:val="clear"/>
+        </w:tblPrEx>
+        <w:trPr>
+          <w:trHeight w:val="270" w:hRule="atLeast"/>
+        </w:trPr>
+        <w:tc>
+          <w:tcPr>
+            <w:tcW w:w="0" w:type="auto"/>
+            <w:tcBorders>
+              <w:top w:val="nil"/>
+              <w:left w:val="single" w:color="auto" w:sz="4" w:space="0"/>
+              <w:bottom w:val="single" w:color="auto" w:sz="4" w:space="0"/>
+              <w:right w:val="single" w:color="auto" w:sz="4" w:space="0"/>
+            </w:tcBorders>
+            <w:shd w:val="clear"/>
+            <w:noWrap/>
+            <w:vAlign w:val="center"/>
+          </w:tcPr>
+          <w:p>
+            <w:pPr>
+              <w:rPr>
+                <w:rFonts w:hint="eastAsia"/>
+                <w:b/>
+                <w:bCs/>
+              </w:rPr>
+            </w:pPr>
+            <w:r>
+              <w:rPr>
+                <w:rFonts w:hint="eastAsia"/>
+                <w:b/>
+                <w:bCs/>
+                <w:lang w:val="en-US" w:eastAsia="zh-CN"/>
+              </w:rPr>
+              <w:t>Source Code</w:t>
+            </w:r>
+          </w:p>
+        </w:tc>
+        <w:tc>
+          <w:tcPr>
+            <w:tcW w:w="0" w:type="auto"/>
+            <w:tcBorders>
+              <w:top w:val="nil"/>
+              <w:left w:val="nil"/>
+              <w:bottom w:val="nil"/>
+              <w:right w:val="nil"/>
+            </w:tcBorders>
+            <w:shd w:val="clear"/>
+            <w:noWrap/>
+            <w:vAlign w:val="center"/>
+          </w:tcPr>
+          <w:p>
+            <w:pPr>
+              <w:rPr>
+                <w:rFonts w:hint="eastAsia"/>
+              </w:rPr>
+            </w:pPr>
+            <w:r>
+              <w:rPr>
+                <w:rFonts w:hint="eastAsia"/>
+                <w:lang w:val="en-US" w:eastAsia="zh-CN"/>
+              </w:rPr>
+              <w:fldChar w:fldCharType="begin"/>
+            </w:r>
+            <w:r>
+              <w:rPr>
+                <w:rFonts w:hint="eastAsia"/>
+                <w:lang w:val="en-US" w:eastAsia="zh-CN"/>
+              </w:rPr>
+              <w:instrText xml:space="preserve"> HYPERLINK "https://github.com/INNO-MAKER/cam-mipiov7251-trigger" </w:instrText>
+            </w:r>
+            <w:r>
+              <w:rPr>
+                <w:rFonts w:hint="eastAsia"/>
+                <w:lang w:val="en-US" w:eastAsia="zh-CN"/>
+              </w:rPr>
+              <w:fldChar w:fldCharType="separate"/>
+            </w:r>
+            <w:r>
+              <w:rPr>
+                <w:rFonts w:hint="eastAsia"/>
+              </w:rPr>
+              <w:t>vc_mipi_ov7251_driver_pi_lattice_linux5.15.tar.gz</w:t>
+            </w:r>
+            <w:r>
+              <w:rPr>
+                <w:rFonts w:hint="eastAsia"/>
+                <w:lang w:val="en-US" w:eastAsia="zh-CN"/>
+              </w:rPr>
+              <w:fldChar w:fldCharType="end"/>
+            </w:r>
+          </w:p>
+        </w:tc>
+      </w:tr>
+      <w:tr>
+        <w:tblPrEx>
+          <w:tblBorders>
+            <w:top w:val="none" w:color="auto" w:sz="0" w:space="0"/>
+            <w:left w:val="none" w:color="auto" w:sz="0" w:space="0"/>
+            <w:bottom w:val="none" w:color="auto" w:sz="0" w:space="0"/>
+            <w:right w:val="none" w:color="auto" w:sz="0" w:space="0"/>
+            <w:insideH w:val="none" w:color="auto" w:sz="0" w:space="0"/>
+            <w:insideV w:val="none" w:color="auto" w:sz="0" w:space="0"/>
+          </w:tblBorders>
+          <w:shd w:val="clear"/>
+          <w:tblCellMar>
+            <w:top w:w="0" w:type="dxa"/>
+            <w:left w:w="108" w:type="dxa"/>
+            <w:bottom w:w="0" w:type="dxa"/>
+            <w:right w:w="108" w:type="dxa"/>
+          </w:tblCellMar>
+        </w:tblPrEx>
+        <w:trPr>
+          <w:trHeight w:val="270" w:hRule="atLeast"/>
+        </w:trPr>
+        <w:tc>
+          <w:tcPr>
+            <w:tcW w:w="0" w:type="auto"/>
+            <w:tcBorders>
+              <w:top w:val="nil"/>
+              <w:left w:val="single" w:color="auto" w:sz="4" w:space="0"/>
+              <w:bottom w:val="single" w:color="auto" w:sz="4" w:space="0"/>
+              <w:right w:val="single" w:color="auto" w:sz="4" w:space="0"/>
+            </w:tcBorders>
+            <w:shd w:val="clear"/>
+            <w:noWrap/>
+            <w:vAlign w:val="center"/>
+          </w:tcPr>
+          <w:p>
+            <w:pPr>
+              <w:rPr>
+                <w:rFonts w:hint="eastAsia"/>
+                <w:b/>
+                <w:bCs/>
+              </w:rPr>
+            </w:pPr>
+            <w:r>
+              <w:rPr>
+                <w:rFonts w:hint="eastAsia"/>
+                <w:b/>
+                <w:bCs/>
+                <w:lang w:val="en-US" w:eastAsia="zh-CN"/>
+              </w:rPr>
+              <w:t>Output format</w:t>
+            </w:r>
+          </w:p>
+        </w:tc>
+        <w:tc>
+          <w:tcPr>
+            <w:tcW w:w="0" w:type="auto"/>
+            <w:tcBorders>
+              <w:top w:val="single" w:color="auto" w:sz="4" w:space="0"/>
+              <w:left w:val="nil"/>
+              <w:bottom w:val="single" w:color="auto" w:sz="4" w:space="0"/>
+              <w:right w:val="single" w:color="auto" w:sz="4" w:space="0"/>
+            </w:tcBorders>
+            <w:shd w:val="clear"/>
+            <w:noWrap/>
+            <w:vAlign w:val="center"/>
+          </w:tcPr>
+          <w:p>
+            <w:pPr>
+              <w:rPr>
+                <w:rFonts w:hint="eastAsia"/>
+              </w:rPr>
+            </w:pPr>
+            <w:r>
+              <w:rPr>
+                <w:rFonts w:hint="eastAsia"/>
+                <w:lang w:val="en-US" w:eastAsia="zh-CN"/>
+              </w:rPr>
+              <w:t>Y8/Y10</w:t>
+            </w:r>
+          </w:p>
+        </w:tc>
+      </w:tr>
+    </w:tbl>
+    <w:p/>
     <w:p>
       <w:pPr>
-        <w:pStyle w:val="2"/>
+        <w:pStyle w:val="3"/>
       </w:pPr>
       <w:r>
         <w:rPr>
@@ -494,11 +1554,8 @@
     </w:p>
     <w:p>
       <w:r>
-        <w:rPr>
-          <w:noProof/>
-        </w:rPr>
         <w:drawing>
-          <wp:inline distT="0" distB="0" distL="114300" distR="114300" wp14:anchorId="078F0881" wp14:editId="1545EA7F">
+          <wp:inline distT="0" distB="0" distL="114300" distR="114300">
             <wp:extent cx="5274310" cy="4044950"/>
             <wp:effectExtent l="0" t="0" r="2540" b="12700"/>
             <wp:docPr id="2" name="图片 1"/>
@@ -515,7 +1572,7 @@
                     </pic:cNvPicPr>
                   </pic:nvPicPr>
                   <pic:blipFill>
-                    <a:blip r:embed="rId9"/>
+                    <a:blip r:embed="rId7"/>
                     <a:stretch>
                       <a:fillRect/>
                     </a:stretch>
@@ -542,23 +1599,19 @@
     </w:p>
     <w:p>
       <w:pPr>
-        <w:pStyle w:val="2"/>
+        <w:pStyle w:val="3"/>
       </w:pPr>
       <w:r>
         <w:rPr>
           <w:rFonts w:hint="eastAsia"/>
         </w:rPr>
-        <w:lastRenderedPageBreak/>
         <w:t>Default Len</w:t>
       </w:r>
     </w:p>
     <w:p>
       <w:r>
-        <w:rPr>
-          <w:noProof/>
-        </w:rPr>
         <w:drawing>
-          <wp:inline distT="0" distB="0" distL="114300" distR="114300" wp14:anchorId="3641D55E" wp14:editId="16A338B7">
+          <wp:inline distT="0" distB="0" distL="114300" distR="114300">
             <wp:extent cx="4276725" cy="3467100"/>
             <wp:effectExtent l="0" t="0" r="9525" b="0"/>
             <wp:docPr id="6" name="图片 3"/>
@@ -575,7 +1628,7 @@
                     </pic:cNvPicPr>
                   </pic:nvPicPr>
                   <pic:blipFill>
-                    <a:blip r:embed="rId10"/>
+                    <a:blip r:embed="rId8"/>
                     <a:stretch>
                       <a:fillRect/>
                     </a:stretch>
@@ -720,60 +1773,46 @@
     </w:p>
     <w:p>
       <w:pPr>
+        <w:pStyle w:val="3"/>
+      </w:pPr>
+      <w:r>
+        <w:t>Signal/Power Connector J1</w:t>
+      </w:r>
+    </w:p>
+    <w:p>
+      <w:pPr>
         <w:widowControl/>
         <w:jc w:val="left"/>
         <w:rPr>
-          <w:rFonts w:ascii="Calibri" w:eastAsia="宋体" w:hAnsi="Calibri" w:cs="Calibri"/>
+          <w:rFonts w:ascii="Calibri" w:hAnsi="Calibri" w:eastAsia="宋体" w:cs="Calibri"/>
           <w:color w:val="242424"/>
           <w:kern w:val="0"/>
           <w:sz w:val="20"/>
           <w:szCs w:val="20"/>
           <w:lang w:bidi="ar"/>
         </w:rPr>
+        <w:sectPr>
+          <w:headerReference r:id="rId3" w:type="default"/>
+          <w:footerReference r:id="rId4" w:type="default"/>
+          <w:pgSz w:w="11906" w:h="16838"/>
+          <w:pgMar w:top="1440" w:right="1800" w:bottom="1440" w:left="1800" w:header="851" w:footer="992" w:gutter="0"/>
+          <w:cols w:space="425" w:num="1"/>
+          <w:docGrid w:type="lines" w:linePitch="312" w:charSpace="0"/>
+        </w:sectPr>
       </w:pPr>
-    </w:p>
-    <w:p>
-      <w:pPr>
-        <w:pStyle w:val="2"/>
-      </w:pPr>
-      <w:r>
-        <w:t>Signal/Power Connector J1</w:t>
-      </w:r>
     </w:p>
     <w:p>
       <w:pPr>
         <w:widowControl/>
         <w:jc w:val="left"/>
         <w:rPr>
-          <w:rFonts w:ascii="Calibri" w:eastAsia="宋体" w:hAnsi="Calibri" w:cs="Calibri"/>
+          <w:rFonts w:ascii="Calibri" w:hAnsi="Calibri" w:eastAsia="宋体" w:cs="Calibri"/>
           <w:color w:val="242424"/>
           <w:kern w:val="0"/>
           <w:sz w:val="20"/>
           <w:szCs w:val="20"/>
           <w:lang w:bidi="ar"/>
         </w:rPr>
-        <w:sectPr>
-          <w:headerReference w:type="default" r:id="rId11"/>
-          <w:footerReference w:type="default" r:id="rId12"/>
-          <w:pgSz w:w="11906" w:h="16838"/>
-          <w:pgMar w:top="1440" w:right="1800" w:bottom="1440" w:left="1800" w:header="851" w:footer="992" w:gutter="0"/>
-          <w:cols w:space="425"/>
-          <w:docGrid w:type="lines" w:linePitch="312"/>
-        </w:sectPr>
-      </w:pPr>
-    </w:p>
-    <w:p>
-      <w:pPr>
-        <w:widowControl/>
-        <w:jc w:val="left"/>
-        <w:rPr>
-          <w:rFonts w:ascii="Calibri" w:eastAsia="宋体" w:hAnsi="Calibri" w:cs="Calibri"/>
-          <w:color w:val="242424"/>
-          <w:kern w:val="0"/>
-          <w:sz w:val="20"/>
-          <w:szCs w:val="20"/>
-          <w:lang w:bidi="ar"/>
-        </w:rPr>
       </w:pPr>
     </w:p>
     <w:p>
@@ -782,20 +1821,16 @@
           <w:type w:val="continuous"/>
           <w:pgSz w:w="11906" w:h="16838"/>
           <w:pgMar w:top="1440" w:right="1800" w:bottom="1440" w:left="1800" w:header="851" w:footer="992" w:gutter="0"/>
-          <w:cols w:num="2" w:space="720" w:equalWidth="0">
+          <w:cols w:equalWidth="0" w:num="2">
             <w:col w:w="3940" w:space="425"/>
             <w:col w:w="3940"/>
           </w:cols>
-          <w:docGrid w:type="lines" w:linePitch="312"/>
+          <w:docGrid w:type="lines" w:linePitch="312" w:charSpace="0"/>
         </w:sectPr>
       </w:pPr>
       <w:r>
-        <w:rPr>
-          <w:noProof/>
-        </w:rPr>
-        <w:lastRenderedPageBreak/>
         <w:drawing>
-          <wp:inline distT="0" distB="0" distL="114300" distR="114300" wp14:anchorId="0EC3757D" wp14:editId="7B7EE7F1">
+          <wp:inline distT="0" distB="0" distL="114300" distR="114300">
             <wp:extent cx="2499995" cy="3275965"/>
             <wp:effectExtent l="0" t="0" r="14605" b="635"/>
             <wp:docPr id="7" name="图片 4"/>
@@ -812,7 +1847,7 @@
                     </pic:cNvPicPr>
                   </pic:nvPicPr>
                   <pic:blipFill>
-                    <a:blip r:embed="rId13"/>
+                    <a:blip r:embed="rId9"/>
                     <a:stretch>
                       <a:fillRect/>
                     </a:stretch>
@@ -837,11 +1872,8 @@
         </w:drawing>
       </w:r>
       <w:r>
-        <w:rPr>
-          <w:noProof/>
-        </w:rPr>
         <w:drawing>
-          <wp:inline distT="0" distB="0" distL="114300" distR="114300" wp14:anchorId="4E94F6D8" wp14:editId="43CEA4B2">
+          <wp:inline distT="0" distB="0" distL="114300" distR="114300">
             <wp:extent cx="2500630" cy="953135"/>
             <wp:effectExtent l="0" t="0" r="13970" b="18415"/>
             <wp:docPr id="8" name="图片 5"/>
@@ -858,7 +1890,7 @@
                     </pic:cNvPicPr>
                   </pic:nvPicPr>
                   <pic:blipFill>
-                    <a:blip r:embed="rId14"/>
+                    <a:blip r:embed="rId10"/>
                     <a:stretch>
                       <a:fillRect/>
                     </a:stretch>
@@ -885,12 +1917,25 @@
     </w:p>
     <w:p>
       <w:pPr>
-        <w:pStyle w:val="2"/>
+        <w:pStyle w:val="3"/>
       </w:pPr>
       <w:r>
         <w:t>STROB Connector J2</w:t>
       </w:r>
     </w:p>
+    <w:p>
+      <w:pPr>
+        <w:pStyle w:val="3"/>
+        <w:sectPr>
+          <w:type w:val="continuous"/>
+          <w:pgSz w:w="11906" w:h="16838"/>
+          <w:pgMar w:top="1440" w:right="1800" w:bottom="1440" w:left="1800" w:header="851" w:footer="992" w:gutter="0"/>
+          <w:cols w:space="425" w:num="1"/>
+          <w:docGrid w:type="lines" w:linePitch="312" w:charSpace="0"/>
+        </w:sectPr>
+      </w:pPr>
+    </w:p>
+    <w:p/>
     <w:p>
       <w:pPr>
         <w:pStyle w:val="2"/>
@@ -898,24 +1943,11 @@
           <w:type w:val="continuous"/>
           <w:pgSz w:w="11906" w:h="16838"/>
           <w:pgMar w:top="1440" w:right="1800" w:bottom="1440" w:left="1800" w:header="851" w:footer="992" w:gutter="0"/>
-          <w:cols w:space="425"/>
-          <w:docGrid w:type="lines" w:linePitch="312"/>
-        </w:sectPr>
-      </w:pPr>
-    </w:p>
-    <w:p/>
-    <w:p>
-      <w:pPr>
-        <w:pStyle w:val="1"/>
-        <w:sectPr>
-          <w:type w:val="continuous"/>
-          <w:pgSz w:w="11906" w:h="16838"/>
-          <w:pgMar w:top="1440" w:right="1800" w:bottom="1440" w:left="1800" w:header="851" w:footer="992" w:gutter="0"/>
-          <w:cols w:num="2" w:space="720" w:equalWidth="0">
+          <w:cols w:equalWidth="0" w:num="2">
             <w:col w:w="3940" w:space="425"/>
             <w:col w:w="3940"/>
           </w:cols>
-          <w:docGrid w:type="lines" w:linePitch="312"/>
+          <w:docGrid w:type="lines" w:linePitch="312" w:charSpace="0"/>
         </w:sectPr>
       </w:pPr>
     </w:p>
@@ -925,16 +1957,13 @@
           <w:type w:val="continuous"/>
           <w:pgSz w:w="11906" w:h="16838"/>
           <w:pgMar w:top="1440" w:right="1800" w:bottom="1440" w:left="1800" w:header="851" w:footer="992" w:gutter="0"/>
-          <w:cols w:space="425"/>
-          <w:docGrid w:type="lines" w:linePitch="312"/>
+          <w:cols w:space="425" w:num="1"/>
+          <w:docGrid w:type="lines" w:linePitch="312" w:charSpace="0"/>
         </w:sectPr>
       </w:pPr>
       <w:r>
-        <w:rPr>
-          <w:noProof/>
-        </w:rPr>
         <w:drawing>
-          <wp:inline distT="0" distB="0" distL="114300" distR="114300" wp14:anchorId="69910D8A" wp14:editId="7CC14EE8">
+          <wp:inline distT="0" distB="0" distL="114300" distR="114300">
             <wp:extent cx="2499995" cy="1669415"/>
             <wp:effectExtent l="0" t="0" r="14605" b="6985"/>
             <wp:docPr id="9" name="图片 6"/>
@@ -951,7 +1980,7 @@
                     </pic:cNvPicPr>
                   </pic:nvPicPr>
                   <pic:blipFill>
-                    <a:blip r:embed="rId15"/>
+                    <a:blip r:embed="rId11"/>
                     <a:stretch>
                       <a:fillRect/>
                     </a:stretch>
@@ -976,11 +2005,8 @@
         </w:drawing>
       </w:r>
       <w:r>
-        <w:rPr>
-          <w:noProof/>
-        </w:rPr>
         <w:drawing>
-          <wp:inline distT="0" distB="0" distL="114300" distR="114300" wp14:anchorId="1EFD0A14" wp14:editId="6C78550A">
+          <wp:inline distT="0" distB="0" distL="114300" distR="114300">
             <wp:extent cx="2497455" cy="899795"/>
             <wp:effectExtent l="0" t="0" r="17145" b="14605"/>
             <wp:docPr id="10" name="图片 7"/>
@@ -997,7 +2023,7 @@
                     </pic:cNvPicPr>
                   </pic:nvPicPr>
                   <pic:blipFill>
-                    <a:blip r:embed="rId16"/>
+                    <a:blip r:embed="rId12"/>
                     <a:stretch>
                       <a:fillRect/>
                     </a:stretch>
@@ -1028,11 +2054,8 @@
         <w:jc w:val="center"/>
       </w:pPr>
       <w:r>
-        <w:rPr>
-          <w:noProof/>
-        </w:rPr>
         <w:drawing>
-          <wp:inline distT="0" distB="0" distL="114300" distR="114300" wp14:anchorId="5F634E2D" wp14:editId="7FBB03C3">
+          <wp:inline distT="0" distB="0" distL="114300" distR="114300">
             <wp:extent cx="3532505" cy="1076325"/>
             <wp:effectExtent l="0" t="0" r="10795" b="9525"/>
             <wp:docPr id="17" name="图片 14"/>
@@ -1049,7 +2072,7 @@
                     </pic:cNvPicPr>
                   </pic:nvPicPr>
                   <pic:blipFill>
-                    <a:blip r:embed="rId17"/>
+                    <a:blip r:embed="rId13"/>
                     <a:stretch>
                       <a:fillRect/>
                     </a:stretch>
@@ -1082,10 +2105,9 @@
     </w:p>
     <w:p>
       <w:pPr>
-        <w:pStyle w:val="3"/>
+        <w:pStyle w:val="4"/>
       </w:pPr>
       <w:r>
-        <w:lastRenderedPageBreak/>
         <w:t>Reference Circuit</w:t>
       </w:r>
     </w:p>
@@ -1094,7 +2116,7 @@
         <w:widowControl/>
         <w:jc w:val="left"/>
         <w:rPr>
-          <w:rFonts w:ascii="Calibri" w:eastAsia="宋体" w:hAnsi="Calibri" w:cs="Calibri"/>
+          <w:rFonts w:ascii="Calibri" w:hAnsi="Calibri" w:eastAsia="宋体" w:cs="Calibri"/>
           <w:b/>
           <w:bCs/>
           <w:color w:val="000000"/>
@@ -1105,11 +2127,8 @@
         </w:rPr>
       </w:pPr>
       <w:r>
-        <w:rPr>
-          <w:noProof/>
-        </w:rPr>
         <w:drawing>
-          <wp:inline distT="0" distB="0" distL="114300" distR="114300" wp14:anchorId="448C53DD" wp14:editId="567A2139">
+          <wp:inline distT="0" distB="0" distL="114300" distR="114300">
             <wp:extent cx="2500630" cy="1691640"/>
             <wp:effectExtent l="0" t="0" r="13970" b="3810"/>
             <wp:docPr id="11" name="图片 8"/>
@@ -1126,7 +2145,7 @@
                     </pic:cNvPicPr>
                   </pic:nvPicPr>
                   <pic:blipFill>
-                    <a:blip r:embed="rId18"/>
+                    <a:blip r:embed="rId14"/>
                     <a:stretch>
                       <a:fillRect/>
                     </a:stretch>
@@ -1156,7 +2175,7 @@
         <w:widowControl/>
         <w:jc w:val="left"/>
         <w:rPr>
-          <w:rFonts w:ascii="Calibri" w:eastAsia="宋体" w:hAnsi="Calibri" w:cs="Calibri"/>
+          <w:rFonts w:ascii="Calibri" w:hAnsi="Calibri" w:eastAsia="宋体" w:cs="Calibri"/>
           <w:color w:val="000000"/>
           <w:kern w:val="0"/>
           <w:sz w:val="20"/>
@@ -1170,7 +2189,7 @@
         <w:widowControl/>
         <w:jc w:val="left"/>
         <w:rPr>
-          <w:rFonts w:ascii="Calibri" w:eastAsia="宋体" w:hAnsi="Calibri" w:cs="Calibri"/>
+          <w:rFonts w:ascii="Calibri" w:hAnsi="Calibri" w:eastAsia="宋体" w:cs="Calibri"/>
           <w:color w:val="000000"/>
           <w:kern w:val="0"/>
           <w:sz w:val="20"/>
@@ -1181,8 +2200,8 @@
           <w:type w:val="continuous"/>
           <w:pgSz w:w="11906" w:h="16838"/>
           <w:pgMar w:top="1440" w:right="1800" w:bottom="1440" w:left="1800" w:header="851" w:footer="992" w:gutter="0"/>
-          <w:cols w:space="425"/>
-          <w:docGrid w:type="lines" w:linePitch="312"/>
+          <w:cols w:space="425" w:num="1"/>
+          <w:docGrid w:type="lines" w:linePitch="312" w:charSpace="0"/>
         </w:sectPr>
       </w:pPr>
     </w:p>
@@ -1191,7 +2210,7 @@
         <w:widowControl/>
         <w:jc w:val="left"/>
         <w:rPr>
-          <w:rFonts w:ascii="Calibri" w:eastAsia="宋体" w:hAnsi="Calibri" w:cs="Calibri"/>
+          <w:rFonts w:ascii="Calibri" w:hAnsi="Calibri" w:eastAsia="宋体" w:cs="Calibri"/>
           <w:color w:val="000000"/>
           <w:kern w:val="0"/>
           <w:sz w:val="20"/>
@@ -1201,7 +2220,7 @@
       </w:pPr>
       <w:r>
         <w:rPr>
-          <w:rFonts w:ascii="Calibri" w:eastAsia="宋体" w:hAnsi="Calibri" w:cs="Calibri"/>
+          <w:rFonts w:ascii="Calibri" w:hAnsi="Calibri" w:eastAsia="宋体" w:cs="Calibri"/>
           <w:color w:val="000000"/>
           <w:kern w:val="0"/>
           <w:sz w:val="20"/>
@@ -1212,7 +2231,7 @@
       </w:r>
       <w:r>
         <w:rPr>
-          <w:rFonts w:ascii="Calibri" w:eastAsia="宋体" w:hAnsi="Calibri" w:cs="Calibri" w:hint="eastAsia"/>
+          <w:rFonts w:hint="eastAsia" w:ascii="Calibri" w:hAnsi="Calibri" w:eastAsia="宋体" w:cs="Calibri"/>
           <w:color w:val="000000"/>
           <w:kern w:val="0"/>
           <w:sz w:val="20"/>
@@ -1223,7 +2242,7 @@
       </w:r>
       <w:r>
         <w:rPr>
-          <w:rFonts w:ascii="Calibri" w:eastAsia="宋体" w:hAnsi="Calibri" w:cs="Calibri"/>
+          <w:rFonts w:ascii="Calibri" w:hAnsi="Calibri" w:eastAsia="宋体" w:cs="Calibri"/>
           <w:color w:val="000000"/>
           <w:kern w:val="0"/>
           <w:sz w:val="20"/>
@@ -1238,7 +2257,7 @@
         <w:widowControl/>
         <w:jc w:val="left"/>
         <w:rPr>
-          <w:rFonts w:ascii="Calibri" w:eastAsia="宋体" w:hAnsi="Calibri" w:cs="Calibri"/>
+          <w:rFonts w:ascii="Calibri" w:hAnsi="Calibri" w:eastAsia="宋体" w:cs="Calibri"/>
           <w:b/>
           <w:bCs/>
           <w:color w:val="000000"/>
@@ -1249,11 +2268,8 @@
         </w:rPr>
       </w:pPr>
       <w:r>
-        <w:rPr>
-          <w:noProof/>
-        </w:rPr>
         <w:drawing>
-          <wp:inline distT="0" distB="0" distL="114300" distR="114300" wp14:anchorId="26595CAD" wp14:editId="4D4531F0">
+          <wp:inline distT="0" distB="0" distL="114300" distR="114300">
             <wp:extent cx="4419600" cy="1314450"/>
             <wp:effectExtent l="0" t="0" r="0" b="0"/>
             <wp:docPr id="12" name="图片 9"/>
@@ -1270,7 +2286,7 @@
                     </pic:cNvPicPr>
                   </pic:nvPicPr>
                   <pic:blipFill>
-                    <a:blip r:embed="rId19"/>
+                    <a:blip r:embed="rId15"/>
                     <a:stretch>
                       <a:fillRect/>
                     </a:stretch>
@@ -1301,16 +2317,13 @@
           <w:type w:val="continuous"/>
           <w:pgSz w:w="11906" w:h="16838"/>
           <w:pgMar w:top="1440" w:right="1800" w:bottom="1440" w:left="1800" w:header="851" w:footer="992" w:gutter="0"/>
-          <w:cols w:space="425"/>
-          <w:docGrid w:type="lines" w:linePitch="312"/>
+          <w:cols w:space="425" w:num="1"/>
+          <w:docGrid w:type="lines" w:linePitch="312" w:charSpace="0"/>
         </w:sectPr>
       </w:pPr>
       <w:r>
-        <w:rPr>
-          <w:noProof/>
-        </w:rPr>
         <w:drawing>
-          <wp:inline distT="0" distB="0" distL="114300" distR="114300" wp14:anchorId="72999CE6" wp14:editId="0A252629">
+          <wp:inline distT="0" distB="0" distL="114300" distR="114300">
             <wp:extent cx="5266690" cy="366395"/>
             <wp:effectExtent l="0" t="0" r="10160" b="14605"/>
             <wp:docPr id="13" name="图片 10"/>
@@ -1327,7 +2340,7 @@
                     </pic:cNvPicPr>
                   </pic:nvPicPr>
                   <pic:blipFill>
-                    <a:blip r:embed="rId20"/>
+                    <a:blip r:embed="rId16"/>
                     <a:stretch>
                       <a:fillRect/>
                     </a:stretch>
@@ -1412,7 +2425,7 @@
     <w:p/>
     <w:p>
       <w:pPr>
-        <w:pStyle w:val="2"/>
+        <w:pStyle w:val="3"/>
       </w:pPr>
       <w:r>
         <w:t>EXT TRIG Connector J3</w:t>
@@ -1425,19 +2438,15 @@
           <w:type w:val="continuous"/>
           <w:pgSz w:w="11906" w:h="16838"/>
           <w:pgMar w:top="1440" w:right="1800" w:bottom="1440" w:left="1800" w:header="851" w:footer="992" w:gutter="0"/>
-          <w:cols w:space="425"/>
-          <w:docGrid w:type="lines" w:linePitch="312"/>
+          <w:cols w:space="425" w:num="1"/>
+          <w:docGrid w:type="lines" w:linePitch="312" w:charSpace="0"/>
         </w:sectPr>
       </w:pPr>
     </w:p>
     <w:p>
       <w:r>
-        <w:rPr>
-          <w:noProof/>
-        </w:rPr>
-        <w:lastRenderedPageBreak/>
         <w:drawing>
-          <wp:inline distT="0" distB="0" distL="114300" distR="114300" wp14:anchorId="4E359716" wp14:editId="78F1F690">
+          <wp:inline distT="0" distB="0" distL="114300" distR="114300">
             <wp:extent cx="2647950" cy="2055495"/>
             <wp:effectExtent l="0" t="0" r="0" b="1905"/>
             <wp:docPr id="14" name="图片 11"/>
@@ -1454,7 +2463,7 @@
                     </pic:cNvPicPr>
                   </pic:nvPicPr>
                   <pic:blipFill>
-                    <a:blip r:embed="rId21"/>
+                    <a:blip r:embed="rId17"/>
                     <a:stretch>
                       <a:fillRect/>
                     </a:stretch>
@@ -1479,11 +2488,8 @@
         </w:drawing>
       </w:r>
       <w:r>
-        <w:rPr>
-          <w:noProof/>
-        </w:rPr>
         <w:drawing>
-          <wp:inline distT="0" distB="0" distL="114300" distR="114300" wp14:anchorId="758CEEC4" wp14:editId="3AB0CA2B">
+          <wp:inline distT="0" distB="0" distL="114300" distR="114300">
             <wp:extent cx="2499995" cy="901700"/>
             <wp:effectExtent l="0" t="0" r="14605" b="12700"/>
             <wp:docPr id="15" name="图片 12"/>
@@ -1500,7 +2506,7 @@
                     </pic:cNvPicPr>
                   </pic:nvPicPr>
                   <pic:blipFill>
-                    <a:blip r:embed="rId22"/>
+                    <a:blip r:embed="rId18"/>
                     <a:stretch>
                       <a:fillRect/>
                     </a:stretch>
@@ -1531,11 +2537,8 @@
         <w:jc w:val="center"/>
       </w:pPr>
       <w:r>
-        <w:rPr>
-          <w:noProof/>
-        </w:rPr>
         <w:drawing>
-          <wp:inline distT="0" distB="0" distL="114300" distR="114300" wp14:anchorId="2B489BEE" wp14:editId="1B92B7CE">
+          <wp:inline distT="0" distB="0" distL="114300" distR="114300">
             <wp:extent cx="4619625" cy="714375"/>
             <wp:effectExtent l="0" t="0" r="9525" b="9525"/>
             <wp:docPr id="16" name="图片 13"/>
@@ -1552,7 +2555,7 @@
                     </pic:cNvPicPr>
                   </pic:nvPicPr>
                   <pic:blipFill>
-                    <a:blip r:embed="rId23"/>
+                    <a:blip r:embed="rId19"/>
                     <a:stretch>
                       <a:fillRect/>
                     </a:stretch>
@@ -1589,14 +2592,14 @@
           <w:type w:val="continuous"/>
           <w:pgSz w:w="11906" w:h="16838"/>
           <w:pgMar w:top="1440" w:right="1800" w:bottom="1440" w:left="1800" w:header="851" w:footer="992" w:gutter="0"/>
-          <w:cols w:space="425"/>
-          <w:docGrid w:type="lines" w:linePitch="312"/>
+          <w:cols w:space="425" w:num="1"/>
+          <w:docGrid w:type="lines" w:linePitch="312" w:charSpace="0"/>
         </w:sectPr>
       </w:pPr>
     </w:p>
     <w:p>
       <w:pPr>
-        <w:pStyle w:val="3"/>
+        <w:pStyle w:val="4"/>
       </w:pPr>
       <w:r>
         <w:t>Reference Circuit</w:t>
@@ -1604,11 +2607,8 @@
     </w:p>
     <w:p>
       <w:r>
-        <w:rPr>
-          <w:noProof/>
-        </w:rPr>
         <w:drawing>
-          <wp:inline distT="0" distB="0" distL="114300" distR="114300" wp14:anchorId="66A2121B" wp14:editId="729D7F74">
+          <wp:inline distT="0" distB="0" distL="114300" distR="114300">
             <wp:extent cx="4295775" cy="2905125"/>
             <wp:effectExtent l="0" t="0" r="9525" b="9525"/>
             <wp:docPr id="18" name="图片 15"/>
@@ -1625,7 +2625,7 @@
                     </pic:cNvPicPr>
                   </pic:nvPicPr>
                   <pic:blipFill>
-                    <a:blip r:embed="rId24"/>
+                    <a:blip r:embed="rId20"/>
                     <a:stretch>
                       <a:fillRect/>
                     </a:stretch>
@@ -1655,7 +2655,7 @@
         <w:widowControl/>
         <w:jc w:val="left"/>
         <w:rPr>
-          <w:rFonts w:ascii="Calibri" w:eastAsia="宋体" w:hAnsi="Calibri" w:cs="Calibri"/>
+          <w:rFonts w:ascii="Calibri" w:hAnsi="Calibri" w:eastAsia="宋体" w:cs="Calibri"/>
           <w:color w:val="000000"/>
           <w:kern w:val="0"/>
           <w:sz w:val="20"/>
@@ -1665,7 +2665,7 @@
       </w:pPr>
       <w:r>
         <w:rPr>
-          <w:rFonts w:ascii="Calibri" w:eastAsia="宋体" w:hAnsi="Calibri" w:cs="Calibri"/>
+          <w:rFonts w:ascii="Calibri" w:hAnsi="Calibri" w:eastAsia="宋体" w:cs="Calibri"/>
           <w:color w:val="000000"/>
           <w:kern w:val="0"/>
           <w:sz w:val="20"/>
@@ -1680,7 +2680,7 @@
         <w:widowControl/>
         <w:jc w:val="left"/>
         <w:rPr>
-          <w:rFonts w:ascii="Calibri" w:eastAsia="宋体" w:hAnsi="Calibri" w:cs="Calibri"/>
+          <w:rFonts w:ascii="Calibri" w:hAnsi="Calibri" w:eastAsia="宋体" w:cs="Calibri"/>
           <w:color w:val="000000"/>
           <w:kern w:val="0"/>
           <w:sz w:val="20"/>
@@ -1689,12 +2689,8 @@
         </w:rPr>
       </w:pPr>
       <w:r>
-        <w:rPr>
-          <w:noProof/>
-        </w:rPr>
-        <w:lastRenderedPageBreak/>
         <w:drawing>
-          <wp:inline distT="0" distB="0" distL="114300" distR="114300" wp14:anchorId="1F2F89B1" wp14:editId="7DC20B36">
+          <wp:inline distT="0" distB="0" distL="114300" distR="114300">
             <wp:extent cx="5274310" cy="1197610"/>
             <wp:effectExtent l="0" t="0" r="2540" b="2540"/>
             <wp:docPr id="19" name="图片 16"/>
@@ -1711,7 +2707,7 @@
                     </pic:cNvPicPr>
                   </pic:nvPicPr>
                   <pic:blipFill>
-                    <a:blip r:embed="rId25"/>
+                    <a:blip r:embed="rId21"/>
                     <a:stretch>
                       <a:fillRect/>
                     </a:stretch>
@@ -1743,7 +2739,7 @@
       </w:pPr>
       <w:r>
         <w:rPr>
-          <w:rFonts w:ascii="Calibri" w:eastAsia="宋体" w:hAnsi="Calibri" w:cs="Calibri"/>
+          <w:rFonts w:ascii="Calibri" w:hAnsi="Calibri" w:eastAsia="宋体" w:cs="Calibri"/>
           <w:color w:val="000000"/>
           <w:kern w:val="0"/>
           <w:sz w:val="20"/>
@@ -1754,7 +2750,7 @@
       </w:r>
       <w:r>
         <w:rPr>
-          <w:rFonts w:ascii="宋体" w:eastAsia="宋体" w:hAnsi="宋体" w:cs="宋体" w:hint="eastAsia"/>
+          <w:rFonts w:hint="eastAsia" w:ascii="宋体" w:hAnsi="宋体" w:eastAsia="宋体" w:cs="宋体"/>
           <w:color w:val="000000"/>
           <w:kern w:val="0"/>
           <w:sz w:val="20"/>
@@ -1765,7 +2761,7 @@
       </w:r>
       <w:r>
         <w:rPr>
-          <w:rFonts w:ascii="Calibri" w:eastAsia="宋体" w:hAnsi="Calibri" w:cs="Calibri"/>
+          <w:rFonts w:ascii="Calibri" w:hAnsi="Calibri" w:eastAsia="宋体" w:cs="Calibri"/>
           <w:color w:val="000000"/>
           <w:kern w:val="0"/>
           <w:sz w:val="20"/>
@@ -1776,7 +2772,7 @@
       </w:r>
       <w:r>
         <w:rPr>
-          <w:rFonts w:ascii="宋体" w:eastAsia="宋体" w:hAnsi="宋体" w:cs="宋体" w:hint="eastAsia"/>
+          <w:rFonts w:hint="eastAsia" w:ascii="宋体" w:hAnsi="宋体" w:eastAsia="宋体" w:cs="宋体"/>
           <w:color w:val="000000"/>
           <w:kern w:val="0"/>
           <w:sz w:val="20"/>
@@ -1789,35 +2785,35 @@
     <w:p/>
     <w:p>
       <w:pPr>
-        <w:pStyle w:val="1"/>
-      </w:pPr>
-      <w:r>
-        <w:rPr>
-          <w:rFonts w:hint="eastAsia"/>
-        </w:rPr>
-        <w:t>K</w:t>
-      </w:r>
-      <w:r>
-        <w:t xml:space="preserve">ey </w:t>
-      </w:r>
-      <w:r>
-        <w:rPr>
-          <w:rFonts w:hint="eastAsia"/>
-        </w:rPr>
-        <w:t>O</w:t>
-      </w:r>
-      <w:r>
-        <w:t>perations:</w:t>
-      </w:r>
-    </w:p>
-    <w:p>
-      <w:pPr>
         <w:pStyle w:val="2"/>
       </w:pPr>
       <w:r>
         <w:rPr>
           <w:rFonts w:hint="eastAsia"/>
         </w:rPr>
+        <w:t>K</w:t>
+      </w:r>
+      <w:r>
+        <w:t xml:space="preserve">ey </w:t>
+      </w:r>
+      <w:r>
+        <w:rPr>
+          <w:rFonts w:hint="eastAsia"/>
+        </w:rPr>
+        <w:t>O</w:t>
+      </w:r>
+      <w:r>
+        <w:t>perations:</w:t>
+      </w:r>
+    </w:p>
+    <w:p>
+      <w:pPr>
+        <w:pStyle w:val="3"/>
+      </w:pPr>
+      <w:r>
+        <w:rPr>
+          <w:rFonts w:hint="eastAsia"/>
+        </w:rPr>
         <w:t>C</w:t>
       </w:r>
       <w:r>
@@ -1882,18 +2878,49 @@
     </w:p>
     <w:tbl>
       <w:tblPr>
-        <w:tblStyle w:val="a5"/>
+        <w:tblStyle w:val="11"/>
         <w:tblW w:w="0" w:type="auto"/>
-        <w:tblLook w:val="04A0" w:firstRow="1" w:lastRow="0" w:firstColumn="1" w:lastColumn="0" w:noHBand="0" w:noVBand="1"/>
+        <w:tblInd w:w="0" w:type="dxa"/>
+        <w:tblBorders>
+          <w:top w:val="single" w:color="auto" w:sz="4" w:space="0"/>
+          <w:left w:val="single" w:color="auto" w:sz="4" w:space="0"/>
+          <w:bottom w:val="single" w:color="auto" w:sz="4" w:space="0"/>
+          <w:right w:val="single" w:color="auto" w:sz="4" w:space="0"/>
+          <w:insideH w:val="single" w:color="auto" w:sz="4" w:space="0"/>
+          <w:insideV w:val="single" w:color="auto" w:sz="4" w:space="0"/>
+        </w:tblBorders>
+        <w:tblLayout w:type="autofit"/>
+        <w:tblCellMar>
+          <w:top w:w="0" w:type="dxa"/>
+          <w:left w:w="108" w:type="dxa"/>
+          <w:bottom w:w="0" w:type="dxa"/>
+          <w:right w:w="108" w:type="dxa"/>
+        </w:tblCellMar>
       </w:tblPr>
       <w:tblGrid>
-        <w:gridCol w:w="8296"/>
+        <w:gridCol w:w="8522"/>
       </w:tblGrid>
       <w:tr>
+        <w:tblPrEx>
+          <w:tblBorders>
+            <w:top w:val="single" w:color="auto" w:sz="4" w:space="0"/>
+            <w:left w:val="single" w:color="auto" w:sz="4" w:space="0"/>
+            <w:bottom w:val="single" w:color="auto" w:sz="4" w:space="0"/>
+            <w:right w:val="single" w:color="auto" w:sz="4" w:space="0"/>
+            <w:insideH w:val="single" w:color="auto" w:sz="4" w:space="0"/>
+            <w:insideV w:val="single" w:color="auto" w:sz="4" w:space="0"/>
+          </w:tblBorders>
+          <w:tblCellMar>
+            <w:top w:w="0" w:type="dxa"/>
+            <w:left w:w="108" w:type="dxa"/>
+            <w:bottom w:w="0" w:type="dxa"/>
+            <w:right w:w="108" w:type="dxa"/>
+          </w:tblCellMar>
+        </w:tblPrEx>
         <w:tc>
           <w:tcPr>
             <w:tcW w:w="8522" w:type="dxa"/>
-            <w:shd w:val="clear" w:color="auto" w:fill="BFBFBF" w:themeFill="background1" w:themeFillShade="BF"/>
+            <w:shd w:val="clear" w:color="auto" w:fill="BEBEBE" w:themeFill="background1" w:themeFillShade="BF"/>
           </w:tcPr>
           <w:p>
             <w:r>
@@ -1931,18 +2958,49 @@
     </w:p>
     <w:tbl>
       <w:tblPr>
-        <w:tblStyle w:val="a5"/>
+        <w:tblStyle w:val="11"/>
         <w:tblW w:w="0" w:type="auto"/>
-        <w:tblLook w:val="04A0" w:firstRow="1" w:lastRow="0" w:firstColumn="1" w:lastColumn="0" w:noHBand="0" w:noVBand="1"/>
+        <w:tblInd w:w="0" w:type="dxa"/>
+        <w:tblBorders>
+          <w:top w:val="single" w:color="auto" w:sz="4" w:space="0"/>
+          <w:left w:val="single" w:color="auto" w:sz="4" w:space="0"/>
+          <w:bottom w:val="single" w:color="auto" w:sz="4" w:space="0"/>
+          <w:right w:val="single" w:color="auto" w:sz="4" w:space="0"/>
+          <w:insideH w:val="single" w:color="auto" w:sz="4" w:space="0"/>
+          <w:insideV w:val="single" w:color="auto" w:sz="4" w:space="0"/>
+        </w:tblBorders>
+        <w:tblLayout w:type="autofit"/>
+        <w:tblCellMar>
+          <w:top w:w="0" w:type="dxa"/>
+          <w:left w:w="108" w:type="dxa"/>
+          <w:bottom w:w="0" w:type="dxa"/>
+          <w:right w:w="108" w:type="dxa"/>
+        </w:tblCellMar>
       </w:tblPr>
       <w:tblGrid>
-        <w:gridCol w:w="8296"/>
+        <w:gridCol w:w="8522"/>
       </w:tblGrid>
       <w:tr>
+        <w:tblPrEx>
+          <w:tblBorders>
+            <w:top w:val="single" w:color="auto" w:sz="4" w:space="0"/>
+            <w:left w:val="single" w:color="auto" w:sz="4" w:space="0"/>
+            <w:bottom w:val="single" w:color="auto" w:sz="4" w:space="0"/>
+            <w:right w:val="single" w:color="auto" w:sz="4" w:space="0"/>
+            <w:insideH w:val="single" w:color="auto" w:sz="4" w:space="0"/>
+            <w:insideV w:val="single" w:color="auto" w:sz="4" w:space="0"/>
+          </w:tblBorders>
+          <w:tblCellMar>
+            <w:top w:w="0" w:type="dxa"/>
+            <w:left w:w="108" w:type="dxa"/>
+            <w:bottom w:w="0" w:type="dxa"/>
+            <w:right w:w="108" w:type="dxa"/>
+          </w:tblCellMar>
+        </w:tblPrEx>
         <w:tc>
           <w:tcPr>
             <w:tcW w:w="8522" w:type="dxa"/>
-            <w:shd w:val="clear" w:color="auto" w:fill="BFBFBF" w:themeFill="background1" w:themeFillShade="BF"/>
+            <w:shd w:val="clear" w:color="auto" w:fill="BEBEBE" w:themeFill="background1" w:themeFillShade="BF"/>
           </w:tcPr>
           <w:p>
             <w:pPr>
@@ -1957,7 +3015,7 @@
             </w:r>
             <w:r>
               <w:rPr>
-                <w:rFonts w:ascii="等线" w:eastAsia="等线" w:hAnsi="等线" w:cs="等线"/>
+                <w:rFonts w:ascii="等线" w:hAnsi="等线" w:eastAsia="等线" w:cs="等线"/>
                 <w:color w:val="000000"/>
                 <w:kern w:val="0"/>
                 <w:sz w:val="20"/>
@@ -1981,18 +3039,49 @@
     <w:p/>
     <w:tbl>
       <w:tblPr>
-        <w:tblStyle w:val="a5"/>
+        <w:tblStyle w:val="11"/>
         <w:tblW w:w="0" w:type="auto"/>
-        <w:tblLook w:val="04A0" w:firstRow="1" w:lastRow="0" w:firstColumn="1" w:lastColumn="0" w:noHBand="0" w:noVBand="1"/>
+        <w:tblInd w:w="0" w:type="dxa"/>
+        <w:tblBorders>
+          <w:top w:val="single" w:color="auto" w:sz="4" w:space="0"/>
+          <w:left w:val="single" w:color="auto" w:sz="4" w:space="0"/>
+          <w:bottom w:val="single" w:color="auto" w:sz="4" w:space="0"/>
+          <w:right w:val="single" w:color="auto" w:sz="4" w:space="0"/>
+          <w:insideH w:val="single" w:color="auto" w:sz="4" w:space="0"/>
+          <w:insideV w:val="single" w:color="auto" w:sz="4" w:space="0"/>
+        </w:tblBorders>
+        <w:tblLayout w:type="autofit"/>
+        <w:tblCellMar>
+          <w:top w:w="0" w:type="dxa"/>
+          <w:left w:w="108" w:type="dxa"/>
+          <w:bottom w:w="0" w:type="dxa"/>
+          <w:right w:w="108" w:type="dxa"/>
+        </w:tblCellMar>
       </w:tblPr>
       <w:tblGrid>
-        <w:gridCol w:w="8296"/>
+        <w:gridCol w:w="8522"/>
       </w:tblGrid>
       <w:tr>
+        <w:tblPrEx>
+          <w:tblBorders>
+            <w:top w:val="single" w:color="auto" w:sz="4" w:space="0"/>
+            <w:left w:val="single" w:color="auto" w:sz="4" w:space="0"/>
+            <w:bottom w:val="single" w:color="auto" w:sz="4" w:space="0"/>
+            <w:right w:val="single" w:color="auto" w:sz="4" w:space="0"/>
+            <w:insideH w:val="single" w:color="auto" w:sz="4" w:space="0"/>
+            <w:insideV w:val="single" w:color="auto" w:sz="4" w:space="0"/>
+          </w:tblBorders>
+          <w:tblCellMar>
+            <w:top w:w="0" w:type="dxa"/>
+            <w:left w:w="108" w:type="dxa"/>
+            <w:bottom w:w="0" w:type="dxa"/>
+            <w:right w:w="108" w:type="dxa"/>
+          </w:tblCellMar>
+        </w:tblPrEx>
         <w:tc>
           <w:tcPr>
             <w:tcW w:w="8522" w:type="dxa"/>
-            <w:shd w:val="clear" w:color="auto" w:fill="FFD966" w:themeFill="accent4" w:themeFillTint="99"/>
+            <w:shd w:val="clear" w:color="auto" w:fill="FFD965" w:themeFill="accent4" w:themeFillTint="99"/>
           </w:tcPr>
           <w:p>
             <w:r>
@@ -2017,7 +3106,7 @@
             </w:pPr>
             <w:r>
               <w:rPr>
-                <w:rFonts w:ascii="等线" w:eastAsia="等线" w:hAnsi="等线" w:cs="等线"/>
+                <w:rFonts w:ascii="等线" w:hAnsi="等线" w:eastAsia="等线" w:cs="等线"/>
                 <w:color w:val="0000FF"/>
                 <w:kern w:val="0"/>
                 <w:sz w:val="20"/>
@@ -2029,11 +3118,8 @@
           </w:p>
           <w:p>
             <w:r>
-              <w:rPr>
-                <w:noProof/>
-              </w:rPr>
               <w:drawing>
-                <wp:inline distT="0" distB="0" distL="114300" distR="114300" wp14:anchorId="18351480" wp14:editId="47602BF8">
+                <wp:inline distT="0" distB="0" distL="114300" distR="114300">
                   <wp:extent cx="5266690" cy="448310"/>
                   <wp:effectExtent l="0" t="0" r="10160" b="8890"/>
                   <wp:docPr id="4" name="图片 1"/>
@@ -2050,7 +3136,7 @@
                           </pic:cNvPicPr>
                         </pic:nvPicPr>
                         <pic:blipFill>
-                          <a:blip r:embed="rId26"/>
+                          <a:blip r:embed="rId22"/>
                           <a:stretch>
                             <a:fillRect/>
                           </a:stretch>
@@ -2077,25 +3163,56 @@
           </w:p>
           <w:tbl>
             <w:tblPr>
-              <w:tblStyle w:val="a5"/>
+              <w:tblStyle w:val="11"/>
               <w:tblW w:w="0" w:type="auto"/>
-              <w:tblLook w:val="04A0" w:firstRow="1" w:lastRow="0" w:firstColumn="1" w:lastColumn="0" w:noHBand="0" w:noVBand="1"/>
+              <w:tblInd w:w="0" w:type="dxa"/>
+              <w:tblBorders>
+                <w:top w:val="single" w:color="auto" w:sz="4" w:space="0"/>
+                <w:left w:val="single" w:color="auto" w:sz="4" w:space="0"/>
+                <w:bottom w:val="single" w:color="auto" w:sz="4" w:space="0"/>
+                <w:right w:val="single" w:color="auto" w:sz="4" w:space="0"/>
+                <w:insideH w:val="single" w:color="auto" w:sz="4" w:space="0"/>
+                <w:insideV w:val="single" w:color="auto" w:sz="4" w:space="0"/>
+              </w:tblBorders>
+              <w:tblLayout w:type="autofit"/>
+              <w:tblCellMar>
+                <w:top w:w="0" w:type="dxa"/>
+                <w:left w:w="108" w:type="dxa"/>
+                <w:bottom w:w="0" w:type="dxa"/>
+                <w:right w:w="108" w:type="dxa"/>
+              </w:tblCellMar>
             </w:tblPr>
             <w:tblGrid>
-              <w:gridCol w:w="8070"/>
+              <w:gridCol w:w="8296"/>
             </w:tblGrid>
             <w:tr>
+              <w:tblPrEx>
+                <w:tblBorders>
+                  <w:top w:val="single" w:color="auto" w:sz="4" w:space="0"/>
+                  <w:left w:val="single" w:color="auto" w:sz="4" w:space="0"/>
+                  <w:bottom w:val="single" w:color="auto" w:sz="4" w:space="0"/>
+                  <w:right w:val="single" w:color="auto" w:sz="4" w:space="0"/>
+                  <w:insideH w:val="single" w:color="auto" w:sz="4" w:space="0"/>
+                  <w:insideV w:val="single" w:color="auto" w:sz="4" w:space="0"/>
+                </w:tblBorders>
+                <w:tblCellMar>
+                  <w:top w:w="0" w:type="dxa"/>
+                  <w:left w:w="108" w:type="dxa"/>
+                  <w:bottom w:w="0" w:type="dxa"/>
+                  <w:right w:w="108" w:type="dxa"/>
+                </w:tblCellMar>
+              </w:tblPrEx>
               <w:tc>
                 <w:tcPr>
                   <w:tcW w:w="8070" w:type="dxa"/>
-                  <w:shd w:val="clear" w:color="auto" w:fill="A6A6A6" w:themeFill="background1" w:themeFillShade="A6"/>
+                  <w:shd w:val="clear" w:color="auto" w:fill="A5A5A5" w:themeFill="background1" w:themeFillShade="A6"/>
                 </w:tcPr>
                 <w:p>
                   <w:pPr>
                     <w:widowControl/>
                     <w:jc w:val="left"/>
                     <w:rPr>
-                      <w:rFonts w:ascii="等线" w:eastAsia="等线" w:hAnsi="等线" w:cs="等线"/>
+                      <w:rFonts w:ascii="等线" w:hAnsi="等线" w:eastAsia="等线" w:cs="等线"/>
                       <w:color w:val="000000"/>
                       <w:kern w:val="0"/>
                       <w:sz w:val="20"/>
@@ -2105,7 +3222,7 @@
                   </w:pPr>
                   <w:r>
                     <w:rPr>
-                      <w:rFonts w:ascii="等线" w:eastAsia="等线" w:hAnsi="等线" w:cs="等线"/>
+                      <w:rFonts w:ascii="等线" w:hAnsi="等线" w:eastAsia="等线" w:cs="等线"/>
                       <w:color w:val="000000"/>
                       <w:kern w:val="0"/>
                       <w:sz w:val="20"/>
@@ -2116,7 +3233,7 @@
                   </w:r>
                   <w:r>
                     <w:rPr>
-                      <w:rFonts w:ascii="等线" w:eastAsia="等线" w:hAnsi="等线" w:cs="等线" w:hint="eastAsia"/>
+                      <w:rFonts w:hint="eastAsia" w:ascii="等线" w:hAnsi="等线" w:eastAsia="等线" w:cs="等线"/>
                       <w:color w:val="000000"/>
                       <w:kern w:val="0"/>
                       <w:sz w:val="20"/>
@@ -2127,25 +3244,14 @@
                   </w:r>
                   <w:r>
                     <w:rPr>
-                      <w:rFonts w:ascii="等线" w:eastAsia="等线" w:hAnsi="等线" w:cs="等线"/>
+                      <w:rFonts w:ascii="等线" w:hAnsi="等线" w:eastAsia="等线" w:cs="等线"/>
                       <w:color w:val="000000"/>
                       <w:kern w:val="0"/>
                       <w:sz w:val="20"/>
                       <w:szCs w:val="20"/>
                       <w:lang w:bidi="ar"/>
                     </w:rPr>
-                    <w:t xml:space="preserve">get </w:t>
-                  </w:r>
-                  <w:r>
-                    <w:rPr>
-                      <w:rFonts w:ascii="等线" w:eastAsia="等线" w:hAnsi="等线" w:cs="等线"/>
-                      <w:color w:val="000000"/>
-                      <w:kern w:val="0"/>
-                      <w:sz w:val="20"/>
-                      <w:szCs w:val="20"/>
-                      <w:lang w:bidi="ar"/>
-                    </w:rPr>
-                    <w:t>https://archive.raspberrypi.org/debian/pool/main/r/raspberrypi-firmware/raspberrypi-kernel-headers_1.20220331-1_arm64.deb</w:t>
+                    <w:t>get https://archive.raspberrypi.org/debian/pool/main/r/raspberrypi-firmware/raspberrypi-kernel-headers_1.20220331-1_arm64.deb</w:t>
                   </w:r>
                 </w:p>
               </w:tc>
@@ -2161,25 +3267,56 @@
           </w:p>
           <w:tbl>
             <w:tblPr>
-              <w:tblStyle w:val="a5"/>
+              <w:tblStyle w:val="11"/>
               <w:tblW w:w="0" w:type="auto"/>
-              <w:tblLook w:val="04A0" w:firstRow="1" w:lastRow="0" w:firstColumn="1" w:lastColumn="0" w:noHBand="0" w:noVBand="1"/>
+              <w:tblInd w:w="0" w:type="dxa"/>
+              <w:tblBorders>
+                <w:top w:val="single" w:color="auto" w:sz="4" w:space="0"/>
+                <w:left w:val="single" w:color="auto" w:sz="4" w:space="0"/>
+                <w:bottom w:val="single" w:color="auto" w:sz="4" w:space="0"/>
+                <w:right w:val="single" w:color="auto" w:sz="4" w:space="0"/>
+                <w:insideH w:val="single" w:color="auto" w:sz="4" w:space="0"/>
+                <w:insideV w:val="single" w:color="auto" w:sz="4" w:space="0"/>
+              </w:tblBorders>
+              <w:tblLayout w:type="autofit"/>
+              <w:tblCellMar>
+                <w:top w:w="0" w:type="dxa"/>
+                <w:left w:w="108" w:type="dxa"/>
+                <w:bottom w:w="0" w:type="dxa"/>
+                <w:right w:w="108" w:type="dxa"/>
+              </w:tblCellMar>
             </w:tblPr>
             <w:tblGrid>
-              <w:gridCol w:w="8070"/>
+              <w:gridCol w:w="8296"/>
             </w:tblGrid>
             <w:tr>
+              <w:tblPrEx>
+                <w:tblBorders>
+                  <w:top w:val="single" w:color="auto" w:sz="4" w:space="0"/>
+                  <w:left w:val="single" w:color="auto" w:sz="4" w:space="0"/>
+                  <w:bottom w:val="single" w:color="auto" w:sz="4" w:space="0"/>
+                  <w:right w:val="single" w:color="auto" w:sz="4" w:space="0"/>
+                  <w:insideH w:val="single" w:color="auto" w:sz="4" w:space="0"/>
+                  <w:insideV w:val="single" w:color="auto" w:sz="4" w:space="0"/>
+                </w:tblBorders>
+                <w:tblCellMar>
+                  <w:top w:w="0" w:type="dxa"/>
+                  <w:left w:w="108" w:type="dxa"/>
+                  <w:bottom w:w="0" w:type="dxa"/>
+                  <w:right w:w="108" w:type="dxa"/>
+                </w:tblCellMar>
+              </w:tblPrEx>
               <w:tc>
                 <w:tcPr>
                   <w:tcW w:w="8522" w:type="dxa"/>
-                  <w:shd w:val="clear" w:color="auto" w:fill="A5A5A5" w:themeFill="background1" w:themeFillShade="A5"/>
+                  <w:shd w:val="clear" w:color="auto" w:fill="A4A4A4" w:themeFill="background1" w:themeFillShade="A5"/>
                 </w:tcPr>
                 <w:p>
                   <w:pPr>
                     <w:widowControl/>
                     <w:jc w:val="left"/>
                     <w:rPr>
-                      <w:rFonts w:ascii="等线" w:eastAsia="等线" w:hAnsi="等线" w:cs="等线"/>
+                      <w:rFonts w:ascii="等线" w:hAnsi="等线" w:eastAsia="等线" w:cs="等线"/>
                       <w:color w:val="000000"/>
                       <w:kern w:val="0"/>
                       <w:sz w:val="20"/>
@@ -2189,25 +3326,14 @@
                   </w:pPr>
                   <w:r>
                     <w:rPr>
-                      <w:rFonts w:ascii="等线" w:eastAsia="等线" w:hAnsi="等线" w:cs="等线"/>
+                      <w:rFonts w:ascii="等线" w:hAnsi="等线" w:eastAsia="等线" w:cs="等线"/>
                       <w:color w:val="000000"/>
                       <w:kern w:val="0"/>
                       <w:sz w:val="20"/>
                       <w:szCs w:val="20"/>
                       <w:lang w:bidi="ar"/>
                     </w:rPr>
-                    <w:t xml:space="preserve">$sudo dpkg -i </w:t>
-                  </w:r>
-                  <w:r>
-                    <w:rPr>
-                      <w:rFonts w:ascii="等线" w:eastAsia="等线" w:hAnsi="等线" w:cs="等线"/>
-                      <w:color w:val="000000"/>
-                      <w:kern w:val="0"/>
-                      <w:sz w:val="20"/>
-                      <w:szCs w:val="20"/>
-                      <w:lang w:bidi="ar"/>
-                    </w:rPr>
-                    <w:t>raspberrypi-kernel-headers_1.20220331-1_arm64.deb</w:t>
+                    <w:t>$sudo dpkg -i raspberrypi-kernel-headers_1.20220331-1_arm64.deb</w:t>
                   </w:r>
                 </w:p>
               </w:tc>
@@ -2239,18 +3365,49 @@
     </w:p>
     <w:tbl>
       <w:tblPr>
-        <w:tblStyle w:val="a5"/>
+        <w:tblStyle w:val="11"/>
         <w:tblW w:w="0" w:type="auto"/>
-        <w:tblLook w:val="04A0" w:firstRow="1" w:lastRow="0" w:firstColumn="1" w:lastColumn="0" w:noHBand="0" w:noVBand="1"/>
+        <w:tblInd w:w="0" w:type="dxa"/>
+        <w:tblBorders>
+          <w:top w:val="single" w:color="auto" w:sz="4" w:space="0"/>
+          <w:left w:val="single" w:color="auto" w:sz="4" w:space="0"/>
+          <w:bottom w:val="single" w:color="auto" w:sz="4" w:space="0"/>
+          <w:right w:val="single" w:color="auto" w:sz="4" w:space="0"/>
+          <w:insideH w:val="single" w:color="auto" w:sz="4" w:space="0"/>
+          <w:insideV w:val="single" w:color="auto" w:sz="4" w:space="0"/>
+        </w:tblBorders>
+        <w:tblLayout w:type="autofit"/>
+        <w:tblCellMar>
+          <w:top w:w="0" w:type="dxa"/>
+          <w:left w:w="108" w:type="dxa"/>
+          <w:bottom w:w="0" w:type="dxa"/>
+          <w:right w:w="108" w:type="dxa"/>
+        </w:tblCellMar>
       </w:tblPr>
       <w:tblGrid>
-        <w:gridCol w:w="8296"/>
+        <w:gridCol w:w="8522"/>
       </w:tblGrid>
       <w:tr>
+        <w:tblPrEx>
+          <w:tblBorders>
+            <w:top w:val="single" w:color="auto" w:sz="4" w:space="0"/>
+            <w:left w:val="single" w:color="auto" w:sz="4" w:space="0"/>
+            <w:bottom w:val="single" w:color="auto" w:sz="4" w:space="0"/>
+            <w:right w:val="single" w:color="auto" w:sz="4" w:space="0"/>
+            <w:insideH w:val="single" w:color="auto" w:sz="4" w:space="0"/>
+            <w:insideV w:val="single" w:color="auto" w:sz="4" w:space="0"/>
+          </w:tblBorders>
+          <w:tblCellMar>
+            <w:top w:w="0" w:type="dxa"/>
+            <w:left w:w="108" w:type="dxa"/>
+            <w:bottom w:w="0" w:type="dxa"/>
+            <w:right w:w="108" w:type="dxa"/>
+          </w:tblCellMar>
+        </w:tblPrEx>
         <w:tc>
           <w:tcPr>
             <w:tcW w:w="8522" w:type="dxa"/>
-            <w:shd w:val="clear" w:color="auto" w:fill="BFBFBF" w:themeFill="background1" w:themeFillShade="BF"/>
+            <w:shd w:val="clear" w:color="auto" w:fill="BEBEBE" w:themeFill="background1" w:themeFillShade="BF"/>
           </w:tcPr>
           <w:p>
             <w:r>
@@ -2315,25 +3472,55 @@
     </w:p>
     <w:tbl>
       <w:tblPr>
-        <w:tblStyle w:val="a5"/>
+        <w:tblStyle w:val="11"/>
         <w:tblW w:w="0" w:type="auto"/>
-        <w:tblLook w:val="04A0" w:firstRow="1" w:lastRow="0" w:firstColumn="1" w:lastColumn="0" w:noHBand="0" w:noVBand="1"/>
+        <w:tblInd w:w="0" w:type="dxa"/>
+        <w:tblBorders>
+          <w:top w:val="single" w:color="auto" w:sz="4" w:space="0"/>
+          <w:left w:val="single" w:color="auto" w:sz="4" w:space="0"/>
+          <w:bottom w:val="single" w:color="auto" w:sz="4" w:space="0"/>
+          <w:right w:val="single" w:color="auto" w:sz="4" w:space="0"/>
+          <w:insideH w:val="single" w:color="auto" w:sz="4" w:space="0"/>
+          <w:insideV w:val="single" w:color="auto" w:sz="4" w:space="0"/>
+        </w:tblBorders>
+        <w:tblLayout w:type="autofit"/>
+        <w:tblCellMar>
+          <w:top w:w="0" w:type="dxa"/>
+          <w:left w:w="108" w:type="dxa"/>
+          <w:bottom w:w="0" w:type="dxa"/>
+          <w:right w:w="108" w:type="dxa"/>
+        </w:tblCellMar>
       </w:tblPr>
       <w:tblGrid>
-        <w:gridCol w:w="8296"/>
+        <w:gridCol w:w="8522"/>
       </w:tblGrid>
       <w:tr>
+        <w:tblPrEx>
+          <w:tblBorders>
+            <w:top w:val="single" w:color="auto" w:sz="4" w:space="0"/>
+            <w:left w:val="single" w:color="auto" w:sz="4" w:space="0"/>
+            <w:bottom w:val="single" w:color="auto" w:sz="4" w:space="0"/>
+            <w:right w:val="single" w:color="auto" w:sz="4" w:space="0"/>
+            <w:insideH w:val="single" w:color="auto" w:sz="4" w:space="0"/>
+            <w:insideV w:val="single" w:color="auto" w:sz="4" w:space="0"/>
+          </w:tblBorders>
+          <w:tblCellMar>
+            <w:top w:w="0" w:type="dxa"/>
+            <w:left w:w="108" w:type="dxa"/>
+            <w:bottom w:w="0" w:type="dxa"/>
+            <w:right w:w="108" w:type="dxa"/>
+          </w:tblCellMar>
+        </w:tblPrEx>
         <w:tc>
           <w:tcPr>
             <w:tcW w:w="8522" w:type="dxa"/>
-            <w:shd w:val="clear" w:color="auto" w:fill="BFBFBF" w:themeFill="background1" w:themeFillShade="BF"/>
+            <w:shd w:val="clear" w:color="auto" w:fill="BEBEBE" w:themeFill="background1" w:themeFillShade="BF"/>
           </w:tcPr>
           <w:p>
             <w:r>
               <w:rPr>
                 <w:rFonts w:hint="eastAsia"/>
               </w:rPr>
-              <w:lastRenderedPageBreak/>
               <w:t>$</w:t>
             </w:r>
             <w:r>
@@ -2354,7 +3541,7 @@
     </w:tbl>
     <w:p>
       <w:pPr>
-        <w:pStyle w:val="2"/>
+        <w:pStyle w:val="3"/>
       </w:pPr>
       <w:r>
         <w:t xml:space="preserve">Enable </w:t>
@@ -2379,19 +3566,50 @@
     </w:p>
     <w:tbl>
       <w:tblPr>
-        <w:tblStyle w:val="a5"/>
+        <w:tblStyle w:val="11"/>
         <w:tblW w:w="0" w:type="auto"/>
-        <w:shd w:val="clear" w:color="auto" w:fill="D8D8D8" w:themeFill="background1" w:themeFillShade="D8"/>
-        <w:tblLook w:val="04A0" w:firstRow="1" w:lastRow="0" w:firstColumn="1" w:lastColumn="0" w:noHBand="0" w:noVBand="1"/>
+        <w:tblInd w:w="0" w:type="dxa"/>
+        <w:tblBorders>
+          <w:top w:val="single" w:color="auto" w:sz="4" w:space="0"/>
+          <w:left w:val="single" w:color="auto" w:sz="4" w:space="0"/>
+          <w:bottom w:val="single" w:color="auto" w:sz="4" w:space="0"/>
+          <w:right w:val="single" w:color="auto" w:sz="4" w:space="0"/>
+          <w:insideH w:val="single" w:color="auto" w:sz="4" w:space="0"/>
+          <w:insideV w:val="single" w:color="auto" w:sz="4" w:space="0"/>
+        </w:tblBorders>
+        <w:shd w:val="clear" w:color="auto" w:fill="D7D7D7" w:themeFill="background1" w:themeFillShade="D8"/>
+        <w:tblLayout w:type="autofit"/>
+        <w:tblCellMar>
+          <w:top w:w="0" w:type="dxa"/>
+          <w:left w:w="108" w:type="dxa"/>
+          <w:bottom w:w="0" w:type="dxa"/>
+          <w:right w:w="108" w:type="dxa"/>
+        </w:tblCellMar>
       </w:tblPr>
       <w:tblGrid>
-        <w:gridCol w:w="8296"/>
+        <w:gridCol w:w="8522"/>
       </w:tblGrid>
       <w:tr>
+        <w:tblPrEx>
+          <w:tblBorders>
+            <w:top w:val="single" w:color="auto" w:sz="4" w:space="0"/>
+            <w:left w:val="single" w:color="auto" w:sz="4" w:space="0"/>
+            <w:bottom w:val="single" w:color="auto" w:sz="4" w:space="0"/>
+            <w:right w:val="single" w:color="auto" w:sz="4" w:space="0"/>
+            <w:insideH w:val="single" w:color="auto" w:sz="4" w:space="0"/>
+            <w:insideV w:val="single" w:color="auto" w:sz="4" w:space="0"/>
+          </w:tblBorders>
+          <w:tblCellMar>
+            <w:top w:w="0" w:type="dxa"/>
+            <w:left w:w="108" w:type="dxa"/>
+            <w:bottom w:w="0" w:type="dxa"/>
+            <w:right w:w="108" w:type="dxa"/>
+          </w:tblCellMar>
+        </w:tblPrEx>
         <w:tc>
           <w:tcPr>
             <w:tcW w:w="8522" w:type="dxa"/>
-            <w:shd w:val="clear" w:color="auto" w:fill="BFBFBF" w:themeFill="background1" w:themeFillShade="BF"/>
+            <w:shd w:val="clear" w:color="auto" w:fill="BEBEBE" w:themeFill="background1" w:themeFillShade="BF"/>
           </w:tcPr>
           <w:p>
             <w:r>
@@ -2415,31 +3633,56 @@
     </w:p>
     <w:tbl>
       <w:tblPr>
-        <w:tblStyle w:val="a5"/>
+        <w:tblStyle w:val="11"/>
         <w:tblW w:w="0" w:type="auto"/>
-        <w:tblLook w:val="04A0" w:firstRow="1" w:lastRow="0" w:firstColumn="1" w:lastColumn="0" w:noHBand="0" w:noVBand="1"/>
+        <w:tblInd w:w="0" w:type="dxa"/>
+        <w:tblBorders>
+          <w:top w:val="single" w:color="auto" w:sz="4" w:space="0"/>
+          <w:left w:val="single" w:color="auto" w:sz="4" w:space="0"/>
+          <w:bottom w:val="single" w:color="auto" w:sz="4" w:space="0"/>
+          <w:right w:val="single" w:color="auto" w:sz="4" w:space="0"/>
+          <w:insideH w:val="single" w:color="auto" w:sz="4" w:space="0"/>
+          <w:insideV w:val="single" w:color="auto" w:sz="4" w:space="0"/>
+        </w:tblBorders>
+        <w:tblLayout w:type="autofit"/>
+        <w:tblCellMar>
+          <w:top w:w="0" w:type="dxa"/>
+          <w:left w:w="108" w:type="dxa"/>
+          <w:bottom w:w="0" w:type="dxa"/>
+          <w:right w:w="108" w:type="dxa"/>
+        </w:tblCellMar>
       </w:tblPr>
       <w:tblGrid>
-        <w:gridCol w:w="8296"/>
+        <w:gridCol w:w="8522"/>
       </w:tblGrid>
       <w:tr>
+        <w:tblPrEx>
+          <w:tblBorders>
+            <w:top w:val="single" w:color="auto" w:sz="4" w:space="0"/>
+            <w:left w:val="single" w:color="auto" w:sz="4" w:space="0"/>
+            <w:bottom w:val="single" w:color="auto" w:sz="4" w:space="0"/>
+            <w:right w:val="single" w:color="auto" w:sz="4" w:space="0"/>
+            <w:insideH w:val="single" w:color="auto" w:sz="4" w:space="0"/>
+            <w:insideV w:val="single" w:color="auto" w:sz="4" w:space="0"/>
+          </w:tblBorders>
+          <w:tblCellMar>
+            <w:top w:w="0" w:type="dxa"/>
+            <w:left w:w="108" w:type="dxa"/>
+            <w:bottom w:w="0" w:type="dxa"/>
+            <w:right w:w="108" w:type="dxa"/>
+          </w:tblCellMar>
+        </w:tblPrEx>
         <w:trPr>
-          <w:trHeight w:val="90"/>
+          <w:trHeight w:val="90" w:hRule="atLeast"/>
         </w:trPr>
         <w:tc>
           <w:tcPr>
             <w:tcW w:w="8522" w:type="dxa"/>
-            <w:shd w:val="clear" w:color="auto" w:fill="BFBFBF" w:themeFill="background1" w:themeFillShade="BF"/>
+            <w:shd w:val="clear" w:color="auto" w:fill="BEBEBE" w:themeFill="background1" w:themeFillShade="BF"/>
           </w:tcPr>
           <w:p>
             <w:r>
-              <w:t>dtoverlay=</w:t>
-            </w:r>
-            <w:r>
-              <w:t>inno</w:t>
-            </w:r>
-            <w:r>
-              <w:t>_mipi_ov7251</w:t>
+              <w:t>dtoverlay=inno_mipi_ov7251</w:t>
             </w:r>
           </w:p>
         </w:tc>
@@ -2448,18 +3691,43 @@
     <w:p/>
     <w:tbl>
       <w:tblPr>
-        <w:tblStyle w:val="a5"/>
+        <w:tblStyle w:val="11"/>
         <w:tblW w:w="0" w:type="auto"/>
-        <w:tblLook w:val="04A0" w:firstRow="1" w:lastRow="0" w:firstColumn="1" w:lastColumn="0" w:noHBand="0" w:noVBand="1"/>
+        <w:tblInd w:w="0" w:type="dxa"/>
+        <w:tblBorders>
+          <w:top w:val="single" w:color="auto" w:sz="4" w:space="0"/>
+          <w:left w:val="single" w:color="auto" w:sz="4" w:space="0"/>
+          <w:bottom w:val="single" w:color="auto" w:sz="4" w:space="0"/>
+          <w:right w:val="single" w:color="auto" w:sz="4" w:space="0"/>
+          <w:insideH w:val="single" w:color="auto" w:sz="4" w:space="0"/>
+          <w:insideV w:val="single" w:color="auto" w:sz="4" w:space="0"/>
+        </w:tblBorders>
+        <w:tblLayout w:type="autofit"/>
+        <w:tblCellMar>
+          <w:top w:w="0" w:type="dxa"/>
+          <w:left w:w="108" w:type="dxa"/>
+          <w:bottom w:w="0" w:type="dxa"/>
+          <w:right w:w="108" w:type="dxa"/>
+        </w:tblCellMar>
       </w:tblPr>
       <w:tblGrid>
-        <w:gridCol w:w="8296"/>
+        <w:gridCol w:w="8522"/>
       </w:tblGrid>
       <w:tr>
+        <w:tblPrEx>
+          <w:tblBorders>
+            <w:top w:val="single" w:color="auto" w:sz="4" w:space="0"/>
+            <w:left w:val="single" w:color="auto" w:sz="4" w:space="0"/>
+            <w:bottom w:val="single" w:color="auto" w:sz="4" w:space="0"/>
+            <w:right w:val="single" w:color="auto" w:sz="4" w:space="0"/>
+            <w:insideH w:val="single" w:color="auto" w:sz="4" w:space="0"/>
+            <w:insideV w:val="single" w:color="auto" w:sz="4" w:space="0"/>
+          </w:tblBorders>
+        </w:tblPrEx>
         <w:tc>
           <w:tcPr>
             <w:tcW w:w="8522" w:type="dxa"/>
-            <w:shd w:val="clear" w:color="auto" w:fill="BFBFBF" w:themeFill="background1" w:themeFillShade="BF"/>
+            <w:shd w:val="clear" w:color="auto" w:fill="BEBEBE" w:themeFill="background1" w:themeFillShade="BF"/>
           </w:tcPr>
           <w:p>
             <w:r>
@@ -2500,38 +3768,52 @@
     </w:p>
     <w:tbl>
       <w:tblPr>
-        <w:tblStyle w:val="a5"/>
+        <w:tblStyle w:val="11"/>
         <w:tblW w:w="0" w:type="auto"/>
-        <w:shd w:val="clear" w:color="auto" w:fill="D8D8D8" w:themeFill="background1" w:themeFillShade="D8"/>
-        <w:tblLook w:val="04A0" w:firstRow="1" w:lastRow="0" w:firstColumn="1" w:lastColumn="0" w:noHBand="0" w:noVBand="1"/>
+        <w:tblInd w:w="0" w:type="dxa"/>
+        <w:tblBorders>
+          <w:top w:val="single" w:color="auto" w:sz="4" w:space="0"/>
+          <w:left w:val="single" w:color="auto" w:sz="4" w:space="0"/>
+          <w:bottom w:val="single" w:color="auto" w:sz="4" w:space="0"/>
+          <w:right w:val="single" w:color="auto" w:sz="4" w:space="0"/>
+          <w:insideH w:val="single" w:color="auto" w:sz="4" w:space="0"/>
+          <w:insideV w:val="single" w:color="auto" w:sz="4" w:space="0"/>
+        </w:tblBorders>
+        <w:shd w:val="clear" w:color="auto" w:fill="D7D7D7" w:themeFill="background1" w:themeFillShade="D8"/>
+        <w:tblLayout w:type="autofit"/>
+        <w:tblCellMar>
+          <w:top w:w="0" w:type="dxa"/>
+          <w:left w:w="108" w:type="dxa"/>
+          <w:bottom w:w="0" w:type="dxa"/>
+          <w:right w:w="108" w:type="dxa"/>
+        </w:tblCellMar>
       </w:tblPr>
       <w:tblGrid>
-        <w:gridCol w:w="8296"/>
+        <w:gridCol w:w="8522"/>
       </w:tblGrid>
       <w:tr>
+        <w:tblPrEx>
+          <w:tblBorders>
+            <w:top w:val="single" w:color="auto" w:sz="4" w:space="0"/>
+            <w:left w:val="single" w:color="auto" w:sz="4" w:space="0"/>
+            <w:bottom w:val="single" w:color="auto" w:sz="4" w:space="0"/>
+            <w:right w:val="single" w:color="auto" w:sz="4" w:space="0"/>
+            <w:insideH w:val="single" w:color="auto" w:sz="4" w:space="0"/>
+            <w:insideV w:val="single" w:color="auto" w:sz="4" w:space="0"/>
+          </w:tblBorders>
+          <w:shd w:val="clear" w:color="auto" w:fill="D7D7D7" w:themeFill="background1" w:themeFillShade="D8"/>
+        </w:tblPrEx>
         <w:tc>
           <w:tcPr>
             <w:tcW w:w="8522" w:type="dxa"/>
-            <w:shd w:val="clear" w:color="auto" w:fill="BFBFBF" w:themeFill="background1" w:themeFillShade="BF"/>
+            <w:shd w:val="clear" w:color="auto" w:fill="BEBEBE" w:themeFill="background1" w:themeFillShade="BF"/>
           </w:tcPr>
           <w:p>
             <w:r>
               <w:rPr>
                 <w:rFonts w:hint="eastAsia"/>
               </w:rPr>
-              <w:t>dtoverlay=</w:t>
-            </w:r>
-            <w:r>
-              <w:rPr>
-                <w:rFonts w:hint="eastAsia"/>
-              </w:rPr>
-              <w:t>inno</w:t>
-            </w:r>
-            <w:r>
-              <w:rPr>
-                <w:rFonts w:hint="eastAsia"/>
-              </w:rPr>
-              <w:t>_mipi_ov7251,i2c_pins_28_29=1</w:t>
+              <w:t>dtoverlay=inno_mipi_ov7251,i2c_pins_28_29=1</w:t>
             </w:r>
           </w:p>
         </w:tc>
@@ -2583,19 +3865,45 @@
     </w:p>
     <w:tbl>
       <w:tblPr>
-        <w:tblStyle w:val="a5"/>
+        <w:tblStyle w:val="11"/>
         <w:tblW w:w="0" w:type="auto"/>
-        <w:shd w:val="clear" w:color="auto" w:fill="D8D8D8" w:themeFill="background1" w:themeFillShade="D8"/>
-        <w:tblLook w:val="04A0" w:firstRow="1" w:lastRow="0" w:firstColumn="1" w:lastColumn="0" w:noHBand="0" w:noVBand="1"/>
+        <w:tblInd w:w="0" w:type="dxa"/>
+        <w:tblBorders>
+          <w:top w:val="single" w:color="auto" w:sz="4" w:space="0"/>
+          <w:left w:val="single" w:color="auto" w:sz="4" w:space="0"/>
+          <w:bottom w:val="single" w:color="auto" w:sz="4" w:space="0"/>
+          <w:right w:val="single" w:color="auto" w:sz="4" w:space="0"/>
+          <w:insideH w:val="single" w:color="auto" w:sz="4" w:space="0"/>
+          <w:insideV w:val="single" w:color="auto" w:sz="4" w:space="0"/>
+        </w:tblBorders>
+        <w:shd w:val="clear" w:color="auto" w:fill="D7D7D7" w:themeFill="background1" w:themeFillShade="D8"/>
+        <w:tblLayout w:type="autofit"/>
+        <w:tblCellMar>
+          <w:top w:w="0" w:type="dxa"/>
+          <w:left w:w="108" w:type="dxa"/>
+          <w:bottom w:w="0" w:type="dxa"/>
+          <w:right w:w="108" w:type="dxa"/>
+        </w:tblCellMar>
       </w:tblPr>
       <w:tblGrid>
-        <w:gridCol w:w="8296"/>
+        <w:gridCol w:w="8522"/>
       </w:tblGrid>
       <w:tr>
+        <w:tblPrEx>
+          <w:tblBorders>
+            <w:top w:val="single" w:color="auto" w:sz="4" w:space="0"/>
+            <w:left w:val="single" w:color="auto" w:sz="4" w:space="0"/>
+            <w:bottom w:val="single" w:color="auto" w:sz="4" w:space="0"/>
+            <w:right w:val="single" w:color="auto" w:sz="4" w:space="0"/>
+            <w:insideH w:val="single" w:color="auto" w:sz="4" w:space="0"/>
+            <w:insideV w:val="single" w:color="auto" w:sz="4" w:space="0"/>
+          </w:tblBorders>
+          <w:shd w:val="clear" w:color="auto" w:fill="D7D7D7" w:themeFill="background1" w:themeFillShade="D8"/>
+        </w:tblPrEx>
         <w:tc>
           <w:tcPr>
             <w:tcW w:w="8522" w:type="dxa"/>
-            <w:shd w:val="clear" w:color="auto" w:fill="BFBFBF" w:themeFill="background1" w:themeFillShade="BF"/>
+            <w:shd w:val="clear" w:color="auto" w:fill="BEBEBE" w:themeFill="background1" w:themeFillShade="BF"/>
           </w:tcPr>
           <w:p>
             <w:r>
@@ -2620,31 +3928,61 @@
     </w:p>
     <w:p>
       <w:pPr>
-        <w:pStyle w:val="2"/>
+        <w:pStyle w:val="3"/>
       </w:pPr>
       <w:r>
         <w:rPr>
           <w:rFonts w:hint="eastAsia"/>
         </w:rPr>
-        <w:lastRenderedPageBreak/>
         <w:t>Working Mode Description:</w:t>
       </w:r>
     </w:p>
     <w:tbl>
       <w:tblPr>
-        <w:tblStyle w:val="a5"/>
+        <w:tblStyle w:val="11"/>
         <w:tblW w:w="0" w:type="auto"/>
-        <w:tblLook w:val="04A0" w:firstRow="1" w:lastRow="0" w:firstColumn="1" w:lastColumn="0" w:noHBand="0" w:noVBand="1"/>
+        <w:tblInd w:w="0" w:type="dxa"/>
+        <w:tblBorders>
+          <w:top w:val="single" w:color="auto" w:sz="4" w:space="0"/>
+          <w:left w:val="single" w:color="auto" w:sz="4" w:space="0"/>
+          <w:bottom w:val="single" w:color="auto" w:sz="4" w:space="0"/>
+          <w:right w:val="single" w:color="auto" w:sz="4" w:space="0"/>
+          <w:insideH w:val="single" w:color="auto" w:sz="4" w:space="0"/>
+          <w:insideV w:val="single" w:color="auto" w:sz="4" w:space="0"/>
+        </w:tblBorders>
+        <w:tblLayout w:type="autofit"/>
+        <w:tblCellMar>
+          <w:top w:w="0" w:type="dxa"/>
+          <w:left w:w="108" w:type="dxa"/>
+          <w:bottom w:w="0" w:type="dxa"/>
+          <w:right w:w="108" w:type="dxa"/>
+        </w:tblCellMar>
       </w:tblPr>
       <w:tblGrid>
-        <w:gridCol w:w="809"/>
-        <w:gridCol w:w="3346"/>
-        <w:gridCol w:w="2074"/>
-        <w:gridCol w:w="2067"/>
+        <w:gridCol w:w="811"/>
+        <w:gridCol w:w="3449"/>
+        <w:gridCol w:w="2130"/>
+        <w:gridCol w:w="2130"/>
       </w:tblGrid>
       <w:tr>
+        <w:tblPrEx>
+          <w:tblBorders>
+            <w:top w:val="single" w:color="auto" w:sz="4" w:space="0"/>
+            <w:left w:val="single" w:color="auto" w:sz="4" w:space="0"/>
+            <w:bottom w:val="single" w:color="auto" w:sz="4" w:space="0"/>
+            <w:right w:val="single" w:color="auto" w:sz="4" w:space="0"/>
+            <w:insideH w:val="single" w:color="auto" w:sz="4" w:space="0"/>
+            <w:insideV w:val="single" w:color="auto" w:sz="4" w:space="0"/>
+          </w:tblBorders>
+          <w:tblCellMar>
+            <w:top w:w="0" w:type="dxa"/>
+            <w:left w:w="108" w:type="dxa"/>
+            <w:bottom w:w="0" w:type="dxa"/>
+            <w:right w:w="108" w:type="dxa"/>
+          </w:tblCellMar>
+        </w:tblPrEx>
         <w:trPr>
-          <w:trHeight w:val="290"/>
+          <w:trHeight w:val="290" w:hRule="atLeast"/>
         </w:trPr>
         <w:tc>
           <w:tcPr>
@@ -2746,6 +4084,22 @@
         </w:tc>
       </w:tr>
       <w:tr>
+        <w:tblPrEx>
+          <w:tblBorders>
+            <w:top w:val="single" w:color="auto" w:sz="4" w:space="0"/>
+            <w:left w:val="single" w:color="auto" w:sz="4" w:space="0"/>
+            <w:bottom w:val="single" w:color="auto" w:sz="4" w:space="0"/>
+            <w:right w:val="single" w:color="auto" w:sz="4" w:space="0"/>
+            <w:insideH w:val="single" w:color="auto" w:sz="4" w:space="0"/>
+            <w:insideV w:val="single" w:color="auto" w:sz="4" w:space="0"/>
+          </w:tblBorders>
+          <w:tblCellMar>
+            <w:top w:w="0" w:type="dxa"/>
+            <w:left w:w="108" w:type="dxa"/>
+            <w:bottom w:w="0" w:type="dxa"/>
+            <w:right w:w="108" w:type="dxa"/>
+          </w:tblCellMar>
+        </w:tblPrEx>
         <w:tc>
           <w:tcPr>
             <w:tcW w:w="811" w:type="dxa"/>
@@ -2800,6 +4154,22 @@
         </w:tc>
       </w:tr>
       <w:tr>
+        <w:tblPrEx>
+          <w:tblBorders>
+            <w:top w:val="single" w:color="auto" w:sz="4" w:space="0"/>
+            <w:left w:val="single" w:color="auto" w:sz="4" w:space="0"/>
+            <w:bottom w:val="single" w:color="auto" w:sz="4" w:space="0"/>
+            <w:right w:val="single" w:color="auto" w:sz="4" w:space="0"/>
+            <w:insideH w:val="single" w:color="auto" w:sz="4" w:space="0"/>
+            <w:insideV w:val="single" w:color="auto" w:sz="4" w:space="0"/>
+          </w:tblBorders>
+          <w:tblCellMar>
+            <w:top w:w="0" w:type="dxa"/>
+            <w:left w:w="108" w:type="dxa"/>
+            <w:bottom w:w="0" w:type="dxa"/>
+            <w:right w:w="108" w:type="dxa"/>
+          </w:tblCellMar>
+        </w:tblPrEx>
         <w:tc>
           <w:tcPr>
             <w:tcW w:w="811" w:type="dxa"/>
@@ -2860,6 +4230,22 @@
         </w:tc>
       </w:tr>
       <w:tr>
+        <w:tblPrEx>
+          <w:tblBorders>
+            <w:top w:val="single" w:color="auto" w:sz="4" w:space="0"/>
+            <w:left w:val="single" w:color="auto" w:sz="4" w:space="0"/>
+            <w:bottom w:val="single" w:color="auto" w:sz="4" w:space="0"/>
+            <w:right w:val="single" w:color="auto" w:sz="4" w:space="0"/>
+            <w:insideH w:val="single" w:color="auto" w:sz="4" w:space="0"/>
+            <w:insideV w:val="single" w:color="auto" w:sz="4" w:space="0"/>
+          </w:tblBorders>
+          <w:tblCellMar>
+            <w:top w:w="0" w:type="dxa"/>
+            <w:left w:w="108" w:type="dxa"/>
+            <w:bottom w:w="0" w:type="dxa"/>
+            <w:right w:w="108" w:type="dxa"/>
+          </w:tblCellMar>
+        </w:tblPrEx>
         <w:tc>
           <w:tcPr>
             <w:tcW w:w="811" w:type="dxa"/>
@@ -2920,6 +4306,22 @@
         </w:tc>
       </w:tr>
       <w:tr>
+        <w:tblPrEx>
+          <w:tblBorders>
+            <w:top w:val="single" w:color="auto" w:sz="4" w:space="0"/>
+            <w:left w:val="single" w:color="auto" w:sz="4" w:space="0"/>
+            <w:bottom w:val="single" w:color="auto" w:sz="4" w:space="0"/>
+            <w:right w:val="single" w:color="auto" w:sz="4" w:space="0"/>
+            <w:insideH w:val="single" w:color="auto" w:sz="4" w:space="0"/>
+            <w:insideV w:val="single" w:color="auto" w:sz="4" w:space="0"/>
+          </w:tblBorders>
+          <w:tblCellMar>
+            <w:top w:w="0" w:type="dxa"/>
+            <w:left w:w="108" w:type="dxa"/>
+            <w:bottom w:w="0" w:type="dxa"/>
+            <w:right w:w="108" w:type="dxa"/>
+          </w:tblCellMar>
+        </w:tblPrEx>
         <w:tc>
           <w:tcPr>
             <w:tcW w:w="811" w:type="dxa"/>
@@ -3007,7 +4409,7 @@
     <w:p/>
     <w:p>
       <w:pPr>
-        <w:pStyle w:val="2"/>
+        <w:pStyle w:val="3"/>
       </w:pPr>
       <w:r>
         <w:rPr>
@@ -3027,21 +4429,52 @@
     </w:p>
     <w:tbl>
       <w:tblPr>
-        <w:tblStyle w:val="a5"/>
+        <w:tblStyle w:val="11"/>
         <w:tblW w:w="0" w:type="auto"/>
-        <w:tblLook w:val="04A0" w:firstRow="1" w:lastRow="0" w:firstColumn="1" w:lastColumn="0" w:noHBand="0" w:noVBand="1"/>
+        <w:tblInd w:w="0" w:type="dxa"/>
+        <w:tblBorders>
+          <w:top w:val="single" w:color="auto" w:sz="4" w:space="0"/>
+          <w:left w:val="single" w:color="auto" w:sz="4" w:space="0"/>
+          <w:bottom w:val="single" w:color="auto" w:sz="4" w:space="0"/>
+          <w:right w:val="single" w:color="auto" w:sz="4" w:space="0"/>
+          <w:insideH w:val="single" w:color="auto" w:sz="4" w:space="0"/>
+          <w:insideV w:val="single" w:color="auto" w:sz="4" w:space="0"/>
+        </w:tblBorders>
+        <w:tblLayout w:type="autofit"/>
+        <w:tblCellMar>
+          <w:top w:w="0" w:type="dxa"/>
+          <w:left w:w="108" w:type="dxa"/>
+          <w:bottom w:w="0" w:type="dxa"/>
+          <w:right w:w="108" w:type="dxa"/>
+        </w:tblCellMar>
       </w:tblPr>
       <w:tblGrid>
-        <w:gridCol w:w="8296"/>
+        <w:gridCol w:w="8522"/>
       </w:tblGrid>
       <w:tr>
+        <w:tblPrEx>
+          <w:tblBorders>
+            <w:top w:val="single" w:color="auto" w:sz="4" w:space="0"/>
+            <w:left w:val="single" w:color="auto" w:sz="4" w:space="0"/>
+            <w:bottom w:val="single" w:color="auto" w:sz="4" w:space="0"/>
+            <w:right w:val="single" w:color="auto" w:sz="4" w:space="0"/>
+            <w:insideH w:val="single" w:color="auto" w:sz="4" w:space="0"/>
+            <w:insideV w:val="single" w:color="auto" w:sz="4" w:space="0"/>
+          </w:tblBorders>
+          <w:tblCellMar>
+            <w:top w:w="0" w:type="dxa"/>
+            <w:left w:w="108" w:type="dxa"/>
+            <w:bottom w:w="0" w:type="dxa"/>
+            <w:right w:w="108" w:type="dxa"/>
+          </w:tblCellMar>
+        </w:tblPrEx>
         <w:trPr>
-          <w:trHeight w:val="735"/>
+          <w:trHeight w:val="735" w:hRule="atLeast"/>
         </w:trPr>
         <w:tc>
           <w:tcPr>
             <w:tcW w:w="8522" w:type="dxa"/>
-            <w:shd w:val="clear" w:color="auto" w:fill="BFBFBF" w:themeFill="background1" w:themeFillShade="BF"/>
+            <w:shd w:val="clear" w:color="auto" w:fill="BEBEBE" w:themeFill="background1" w:themeFillShade="BF"/>
           </w:tcPr>
           <w:p>
             <w:r>
@@ -3118,18 +4551,49 @@
     </w:p>
     <w:tbl>
       <w:tblPr>
-        <w:tblStyle w:val="a5"/>
+        <w:tblStyle w:val="11"/>
         <w:tblW w:w="0" w:type="auto"/>
-        <w:tblLook w:val="04A0" w:firstRow="1" w:lastRow="0" w:firstColumn="1" w:lastColumn="0" w:noHBand="0" w:noVBand="1"/>
+        <w:tblInd w:w="0" w:type="dxa"/>
+        <w:tblBorders>
+          <w:top w:val="single" w:color="auto" w:sz="4" w:space="0"/>
+          <w:left w:val="single" w:color="auto" w:sz="4" w:space="0"/>
+          <w:bottom w:val="single" w:color="auto" w:sz="4" w:space="0"/>
+          <w:right w:val="single" w:color="auto" w:sz="4" w:space="0"/>
+          <w:insideH w:val="single" w:color="auto" w:sz="4" w:space="0"/>
+          <w:insideV w:val="single" w:color="auto" w:sz="4" w:space="0"/>
+        </w:tblBorders>
+        <w:tblLayout w:type="autofit"/>
+        <w:tblCellMar>
+          <w:top w:w="0" w:type="dxa"/>
+          <w:left w:w="108" w:type="dxa"/>
+          <w:bottom w:w="0" w:type="dxa"/>
+          <w:right w:w="108" w:type="dxa"/>
+        </w:tblCellMar>
       </w:tblPr>
       <w:tblGrid>
-        <w:gridCol w:w="8296"/>
+        <w:gridCol w:w="8522"/>
       </w:tblGrid>
       <w:tr>
+        <w:tblPrEx>
+          <w:tblBorders>
+            <w:top w:val="single" w:color="auto" w:sz="4" w:space="0"/>
+            <w:left w:val="single" w:color="auto" w:sz="4" w:space="0"/>
+            <w:bottom w:val="single" w:color="auto" w:sz="4" w:space="0"/>
+            <w:right w:val="single" w:color="auto" w:sz="4" w:space="0"/>
+            <w:insideH w:val="single" w:color="auto" w:sz="4" w:space="0"/>
+            <w:insideV w:val="single" w:color="auto" w:sz="4" w:space="0"/>
+          </w:tblBorders>
+          <w:tblCellMar>
+            <w:top w:w="0" w:type="dxa"/>
+            <w:left w:w="108" w:type="dxa"/>
+            <w:bottom w:w="0" w:type="dxa"/>
+            <w:right w:w="108" w:type="dxa"/>
+          </w:tblCellMar>
+        </w:tblPrEx>
         <w:tc>
           <w:tcPr>
             <w:tcW w:w="8522" w:type="dxa"/>
-            <w:shd w:val="clear" w:color="auto" w:fill="BFBFBF" w:themeFill="background1" w:themeFillShade="BF"/>
+            <w:shd w:val="clear" w:color="auto" w:fill="BEBEBE" w:themeFill="background1" w:themeFillShade="BF"/>
           </w:tcPr>
           <w:p>
             <w:pPr>
@@ -3139,13 +4603,7 @@
               </w:rPr>
             </w:pPr>
             <w:r>
-              <w:t xml:space="preserve">$ modinfo </w:t>
-            </w:r>
-            <w:r>
-              <w:t>inno</w:t>
-            </w:r>
-            <w:r>
-              <w:t>_mipi_ov7251</w:t>
+              <w:t>$ modinfo inno_mipi_ov7251</w:t>
             </w:r>
           </w:p>
         </w:tc>
@@ -3161,7 +4619,7 @@
     </w:p>
     <w:p>
       <w:pPr>
-        <w:pStyle w:val="1"/>
+        <w:pStyle w:val="2"/>
       </w:pPr>
       <w:r>
         <w:rPr>
@@ -3194,18 +4652,49 @@
     </w:p>
     <w:tbl>
       <w:tblPr>
-        <w:tblStyle w:val="a5"/>
+        <w:tblStyle w:val="11"/>
         <w:tblW w:w="0" w:type="auto"/>
-        <w:tblLook w:val="04A0" w:firstRow="1" w:lastRow="0" w:firstColumn="1" w:lastColumn="0" w:noHBand="0" w:noVBand="1"/>
+        <w:tblInd w:w="0" w:type="dxa"/>
+        <w:tblBorders>
+          <w:top w:val="single" w:color="auto" w:sz="4" w:space="0"/>
+          <w:left w:val="single" w:color="auto" w:sz="4" w:space="0"/>
+          <w:bottom w:val="single" w:color="auto" w:sz="4" w:space="0"/>
+          <w:right w:val="single" w:color="auto" w:sz="4" w:space="0"/>
+          <w:insideH w:val="single" w:color="auto" w:sz="4" w:space="0"/>
+          <w:insideV w:val="single" w:color="auto" w:sz="4" w:space="0"/>
+        </w:tblBorders>
+        <w:tblLayout w:type="autofit"/>
+        <w:tblCellMar>
+          <w:top w:w="0" w:type="dxa"/>
+          <w:left w:w="108" w:type="dxa"/>
+          <w:bottom w:w="0" w:type="dxa"/>
+          <w:right w:w="108" w:type="dxa"/>
+        </w:tblCellMar>
       </w:tblPr>
       <w:tblGrid>
-        <w:gridCol w:w="8296"/>
+        <w:gridCol w:w="8522"/>
       </w:tblGrid>
       <w:tr>
+        <w:tblPrEx>
+          <w:tblBorders>
+            <w:top w:val="single" w:color="auto" w:sz="4" w:space="0"/>
+            <w:left w:val="single" w:color="auto" w:sz="4" w:space="0"/>
+            <w:bottom w:val="single" w:color="auto" w:sz="4" w:space="0"/>
+            <w:right w:val="single" w:color="auto" w:sz="4" w:space="0"/>
+            <w:insideH w:val="single" w:color="auto" w:sz="4" w:space="0"/>
+            <w:insideV w:val="single" w:color="auto" w:sz="4" w:space="0"/>
+          </w:tblBorders>
+          <w:tblCellMar>
+            <w:top w:w="0" w:type="dxa"/>
+            <w:left w:w="108" w:type="dxa"/>
+            <w:bottom w:w="0" w:type="dxa"/>
+            <w:right w:w="108" w:type="dxa"/>
+          </w:tblCellMar>
+        </w:tblPrEx>
         <w:tc>
           <w:tcPr>
             <w:tcW w:w="8522" w:type="dxa"/>
-            <w:shd w:val="clear" w:color="auto" w:fill="BFBFBF" w:themeFill="background1" w:themeFillShade="BF"/>
+            <w:shd w:val="clear" w:color="auto" w:fill="BEBEBE" w:themeFill="background1" w:themeFillShade="BF"/>
           </w:tcPr>
           <w:p>
             <w:r>
@@ -3248,18 +4737,49 @@
     </w:p>
     <w:tbl>
       <w:tblPr>
-        <w:tblStyle w:val="a5"/>
+        <w:tblStyle w:val="11"/>
         <w:tblW w:w="0" w:type="auto"/>
-        <w:tblLook w:val="04A0" w:firstRow="1" w:lastRow="0" w:firstColumn="1" w:lastColumn="0" w:noHBand="0" w:noVBand="1"/>
+        <w:tblInd w:w="0" w:type="dxa"/>
+        <w:tblBorders>
+          <w:top w:val="single" w:color="auto" w:sz="4" w:space="0"/>
+          <w:left w:val="single" w:color="auto" w:sz="4" w:space="0"/>
+          <w:bottom w:val="single" w:color="auto" w:sz="4" w:space="0"/>
+          <w:right w:val="single" w:color="auto" w:sz="4" w:space="0"/>
+          <w:insideH w:val="single" w:color="auto" w:sz="4" w:space="0"/>
+          <w:insideV w:val="single" w:color="auto" w:sz="4" w:space="0"/>
+        </w:tblBorders>
+        <w:tblLayout w:type="autofit"/>
+        <w:tblCellMar>
+          <w:top w:w="0" w:type="dxa"/>
+          <w:left w:w="108" w:type="dxa"/>
+          <w:bottom w:w="0" w:type="dxa"/>
+          <w:right w:w="108" w:type="dxa"/>
+        </w:tblCellMar>
       </w:tblPr>
       <w:tblGrid>
-        <w:gridCol w:w="8296"/>
+        <w:gridCol w:w="8522"/>
       </w:tblGrid>
       <w:tr>
+        <w:tblPrEx>
+          <w:tblBorders>
+            <w:top w:val="single" w:color="auto" w:sz="4" w:space="0"/>
+            <w:left w:val="single" w:color="auto" w:sz="4" w:space="0"/>
+            <w:bottom w:val="single" w:color="auto" w:sz="4" w:space="0"/>
+            <w:right w:val="single" w:color="auto" w:sz="4" w:space="0"/>
+            <w:insideH w:val="single" w:color="auto" w:sz="4" w:space="0"/>
+            <w:insideV w:val="single" w:color="auto" w:sz="4" w:space="0"/>
+          </w:tblBorders>
+          <w:tblCellMar>
+            <w:top w:w="0" w:type="dxa"/>
+            <w:left w:w="108" w:type="dxa"/>
+            <w:bottom w:w="0" w:type="dxa"/>
+            <w:right w:w="108" w:type="dxa"/>
+          </w:tblCellMar>
+        </w:tblPrEx>
         <w:tc>
           <w:tcPr>
             <w:tcW w:w="8522" w:type="dxa"/>
-            <w:shd w:val="clear" w:color="auto" w:fill="BFBFBF" w:themeFill="background1" w:themeFillShade="BF"/>
+            <w:shd w:val="clear" w:color="auto" w:fill="BEBEBE" w:themeFill="background1" w:themeFillShade="BF"/>
           </w:tcPr>
           <w:p>
             <w:r>
@@ -3293,18 +4813,43 @@
     </w:p>
     <w:tbl>
       <w:tblPr>
-        <w:tblStyle w:val="a5"/>
+        <w:tblStyle w:val="11"/>
         <w:tblW w:w="0" w:type="auto"/>
-        <w:tblLook w:val="04A0" w:firstRow="1" w:lastRow="0" w:firstColumn="1" w:lastColumn="0" w:noHBand="0" w:noVBand="1"/>
+        <w:tblInd w:w="0" w:type="dxa"/>
+        <w:tblBorders>
+          <w:top w:val="single" w:color="auto" w:sz="4" w:space="0"/>
+          <w:left w:val="single" w:color="auto" w:sz="4" w:space="0"/>
+          <w:bottom w:val="single" w:color="auto" w:sz="4" w:space="0"/>
+          <w:right w:val="single" w:color="auto" w:sz="4" w:space="0"/>
+          <w:insideH w:val="single" w:color="auto" w:sz="4" w:space="0"/>
+          <w:insideV w:val="single" w:color="auto" w:sz="4" w:space="0"/>
+        </w:tblBorders>
+        <w:tblLayout w:type="autofit"/>
+        <w:tblCellMar>
+          <w:top w:w="0" w:type="dxa"/>
+          <w:left w:w="108" w:type="dxa"/>
+          <w:bottom w:w="0" w:type="dxa"/>
+          <w:right w:w="108" w:type="dxa"/>
+        </w:tblCellMar>
       </w:tblPr>
       <w:tblGrid>
-        <w:gridCol w:w="8296"/>
+        <w:gridCol w:w="8522"/>
       </w:tblGrid>
       <w:tr>
+        <w:tblPrEx>
+          <w:tblBorders>
+            <w:top w:val="single" w:color="auto" w:sz="4" w:space="0"/>
+            <w:left w:val="single" w:color="auto" w:sz="4" w:space="0"/>
+            <w:bottom w:val="single" w:color="auto" w:sz="4" w:space="0"/>
+            <w:right w:val="single" w:color="auto" w:sz="4" w:space="0"/>
+            <w:insideH w:val="single" w:color="auto" w:sz="4" w:space="0"/>
+            <w:insideV w:val="single" w:color="auto" w:sz="4" w:space="0"/>
+          </w:tblBorders>
+        </w:tblPrEx>
         <w:tc>
           <w:tcPr>
             <w:tcW w:w="8522" w:type="dxa"/>
-            <w:shd w:val="clear" w:color="auto" w:fill="BFBFBF" w:themeFill="background1" w:themeFillShade="BF"/>
+            <w:shd w:val="clear" w:color="auto" w:fill="BEBEBE" w:themeFill="background1" w:themeFillShade="BF"/>
           </w:tcPr>
           <w:p>
             <w:r>
@@ -3323,7 +4868,7 @@
     <w:p/>
     <w:p>
       <w:pPr>
-        <w:pStyle w:val="1"/>
+        <w:pStyle w:val="2"/>
       </w:pPr>
       <w:r>
         <w:rPr>
@@ -3357,18 +4902,49 @@
     </w:p>
     <w:tbl>
       <w:tblPr>
-        <w:tblStyle w:val="a5"/>
+        <w:tblStyle w:val="11"/>
         <w:tblW w:w="0" w:type="auto"/>
-        <w:tblLook w:val="04A0" w:firstRow="1" w:lastRow="0" w:firstColumn="1" w:lastColumn="0" w:noHBand="0" w:noVBand="1"/>
+        <w:tblInd w:w="0" w:type="dxa"/>
+        <w:tblBorders>
+          <w:top w:val="single" w:color="auto" w:sz="4" w:space="0"/>
+          <w:left w:val="single" w:color="auto" w:sz="4" w:space="0"/>
+          <w:bottom w:val="single" w:color="auto" w:sz="4" w:space="0"/>
+          <w:right w:val="single" w:color="auto" w:sz="4" w:space="0"/>
+          <w:insideH w:val="single" w:color="auto" w:sz="4" w:space="0"/>
+          <w:insideV w:val="single" w:color="auto" w:sz="4" w:space="0"/>
+        </w:tblBorders>
+        <w:tblLayout w:type="autofit"/>
+        <w:tblCellMar>
+          <w:top w:w="0" w:type="dxa"/>
+          <w:left w:w="108" w:type="dxa"/>
+          <w:bottom w:w="0" w:type="dxa"/>
+          <w:right w:w="108" w:type="dxa"/>
+        </w:tblCellMar>
       </w:tblPr>
       <w:tblGrid>
-        <w:gridCol w:w="8296"/>
+        <w:gridCol w:w="8522"/>
       </w:tblGrid>
       <w:tr>
+        <w:tblPrEx>
+          <w:tblBorders>
+            <w:top w:val="single" w:color="auto" w:sz="4" w:space="0"/>
+            <w:left w:val="single" w:color="auto" w:sz="4" w:space="0"/>
+            <w:bottom w:val="single" w:color="auto" w:sz="4" w:space="0"/>
+            <w:right w:val="single" w:color="auto" w:sz="4" w:space="0"/>
+            <w:insideH w:val="single" w:color="auto" w:sz="4" w:space="0"/>
+            <w:insideV w:val="single" w:color="auto" w:sz="4" w:space="0"/>
+          </w:tblBorders>
+          <w:tblCellMar>
+            <w:top w:w="0" w:type="dxa"/>
+            <w:left w:w="108" w:type="dxa"/>
+            <w:bottom w:w="0" w:type="dxa"/>
+            <w:right w:w="108" w:type="dxa"/>
+          </w:tblCellMar>
+        </w:tblPrEx>
         <w:tc>
           <w:tcPr>
             <w:tcW w:w="8522" w:type="dxa"/>
-            <w:shd w:val="clear" w:color="auto" w:fill="BFBFBF" w:themeFill="background1" w:themeFillShade="BF"/>
+            <w:shd w:val="clear" w:color="auto" w:fill="BEBEBE" w:themeFill="background1" w:themeFillShade="BF"/>
           </w:tcPr>
           <w:p>
             <w:r>
@@ -3387,7 +4963,7 @@
     <w:p/>
     <w:p>
       <w:pPr>
-        <w:pStyle w:val="2"/>
+        <w:pStyle w:val="3"/>
       </w:pPr>
       <w:r>
         <w:rPr>
@@ -3403,7 +4979,7 @@
       </w:pPr>
       <w:r>
         <w:rPr>
-          <w:rFonts w:ascii="Calibri" w:eastAsia="宋体" w:hAnsi="Calibri" w:cs="Calibri"/>
+          <w:rFonts w:ascii="Calibri" w:hAnsi="Calibri" w:eastAsia="宋体" w:cs="Calibri"/>
           <w:color w:val="000000"/>
           <w:kern w:val="0"/>
           <w:sz w:val="20"/>
@@ -3418,7 +4994,7 @@
         <w:widowControl/>
         <w:jc w:val="left"/>
         <w:rPr>
-          <w:rFonts w:ascii="Calibri" w:eastAsia="宋体" w:hAnsi="Calibri" w:cs="Calibri"/>
+          <w:rFonts w:ascii="Calibri" w:hAnsi="Calibri" w:eastAsia="宋体" w:cs="Calibri"/>
           <w:color w:val="000000"/>
           <w:kern w:val="0"/>
           <w:sz w:val="20"/>
@@ -3428,7 +5004,7 @@
       </w:pPr>
       <w:r>
         <w:rPr>
-          <w:rFonts w:ascii="Calibri" w:eastAsia="宋体" w:hAnsi="Calibri" w:cs="Calibri"/>
+          <w:rFonts w:ascii="Calibri" w:hAnsi="Calibri" w:eastAsia="宋体" w:cs="Calibri"/>
           <w:color w:val="000000"/>
           <w:kern w:val="0"/>
           <w:sz w:val="20"/>
@@ -3443,7 +5019,7 @@
         <w:widowControl/>
         <w:jc w:val="left"/>
         <w:rPr>
-          <w:rFonts w:ascii="Calibri" w:eastAsia="宋体" w:hAnsi="Calibri" w:cs="Calibri"/>
+          <w:rFonts w:ascii="Calibri" w:hAnsi="Calibri" w:eastAsia="宋体" w:cs="Calibri"/>
           <w:color w:val="000000"/>
           <w:kern w:val="0"/>
           <w:sz w:val="20"/>
@@ -3452,11 +5028,8 @@
         </w:rPr>
       </w:pPr>
       <w:r>
-        <w:rPr>
-          <w:noProof/>
-        </w:rPr>
         <w:drawing>
-          <wp:inline distT="0" distB="0" distL="114300" distR="114300" wp14:anchorId="4F83AF25" wp14:editId="09E3076B">
+          <wp:inline distT="0" distB="0" distL="114300" distR="114300">
             <wp:extent cx="4798060" cy="4798060"/>
             <wp:effectExtent l="0" t="0" r="2540" b="2540"/>
             <wp:docPr id="20" name="图片 17"/>
@@ -3473,7 +5046,7 @@
                     </pic:cNvPicPr>
                   </pic:nvPicPr>
                   <pic:blipFill>
-                    <a:blip r:embed="rId27"/>
+                    <a:blip r:embed="rId23"/>
                     <a:stretch>
                       <a:fillRect/>
                     </a:stretch>
@@ -3498,11 +5071,8 @@
         </w:drawing>
       </w:r>
       <w:r>
-        <w:rPr>
-          <w:noProof/>
-        </w:rPr>
         <w:drawing>
-          <wp:inline distT="0" distB="0" distL="114300" distR="114300" wp14:anchorId="65A059B4" wp14:editId="539E3351">
+          <wp:inline distT="0" distB="0" distL="114300" distR="114300">
             <wp:extent cx="1790700" cy="781050"/>
             <wp:effectExtent l="0" t="0" r="0" b="0"/>
             <wp:docPr id="21" name="图片 18"/>
@@ -3519,7 +5089,7 @@
                     </pic:cNvPicPr>
                   </pic:nvPicPr>
                   <pic:blipFill>
-                    <a:blip r:embed="rId28"/>
+                    <a:blip r:embed="rId24"/>
                     <a:stretch>
                       <a:fillRect/>
                     </a:stretch>
@@ -3557,18 +5127,49 @@
     </w:p>
     <w:tbl>
       <w:tblPr>
-        <w:tblStyle w:val="a5"/>
+        <w:tblStyle w:val="11"/>
         <w:tblW w:w="0" w:type="auto"/>
-        <w:tblLook w:val="04A0" w:firstRow="1" w:lastRow="0" w:firstColumn="1" w:lastColumn="0" w:noHBand="0" w:noVBand="1"/>
+        <w:tblInd w:w="0" w:type="dxa"/>
+        <w:tblBorders>
+          <w:top w:val="single" w:color="auto" w:sz="4" w:space="0"/>
+          <w:left w:val="single" w:color="auto" w:sz="4" w:space="0"/>
+          <w:bottom w:val="single" w:color="auto" w:sz="4" w:space="0"/>
+          <w:right w:val="single" w:color="auto" w:sz="4" w:space="0"/>
+          <w:insideH w:val="single" w:color="auto" w:sz="4" w:space="0"/>
+          <w:insideV w:val="single" w:color="auto" w:sz="4" w:space="0"/>
+        </w:tblBorders>
+        <w:tblLayout w:type="autofit"/>
+        <w:tblCellMar>
+          <w:top w:w="0" w:type="dxa"/>
+          <w:left w:w="108" w:type="dxa"/>
+          <w:bottom w:w="0" w:type="dxa"/>
+          <w:right w:w="108" w:type="dxa"/>
+        </w:tblCellMar>
       </w:tblPr>
       <w:tblGrid>
-        <w:gridCol w:w="8296"/>
+        <w:gridCol w:w="8522"/>
       </w:tblGrid>
       <w:tr>
+        <w:tblPrEx>
+          <w:tblBorders>
+            <w:top w:val="single" w:color="auto" w:sz="4" w:space="0"/>
+            <w:left w:val="single" w:color="auto" w:sz="4" w:space="0"/>
+            <w:bottom w:val="single" w:color="auto" w:sz="4" w:space="0"/>
+            <w:right w:val="single" w:color="auto" w:sz="4" w:space="0"/>
+            <w:insideH w:val="single" w:color="auto" w:sz="4" w:space="0"/>
+            <w:insideV w:val="single" w:color="auto" w:sz="4" w:space="0"/>
+          </w:tblBorders>
+          <w:tblCellMar>
+            <w:top w:w="0" w:type="dxa"/>
+            <w:left w:w="108" w:type="dxa"/>
+            <w:bottom w:w="0" w:type="dxa"/>
+            <w:right w:w="108" w:type="dxa"/>
+          </w:tblCellMar>
+        </w:tblPrEx>
         <w:tc>
           <w:tcPr>
             <w:tcW w:w="8522" w:type="dxa"/>
-            <w:shd w:val="clear" w:color="auto" w:fill="BFBFBF" w:themeFill="background1" w:themeFillShade="BF"/>
+            <w:shd w:val="clear" w:color="auto" w:fill="BEBEBE" w:themeFill="background1" w:themeFillShade="BF"/>
           </w:tcPr>
           <w:p>
             <w:r>
@@ -3591,7 +5192,6 @@
     </w:p>
     <w:p>
       <w:r>
-        <w:lastRenderedPageBreak/>
         <w:t>Step2: Put external trigger signal through TRIG pin head.</w:t>
       </w:r>
     </w:p>
@@ -3602,18 +5202,49 @@
     </w:p>
     <w:tbl>
       <w:tblPr>
-        <w:tblStyle w:val="a5"/>
+        <w:tblStyle w:val="11"/>
         <w:tblW w:w="0" w:type="auto"/>
-        <w:tblLook w:val="04A0" w:firstRow="1" w:lastRow="0" w:firstColumn="1" w:lastColumn="0" w:noHBand="0" w:noVBand="1"/>
+        <w:tblInd w:w="0" w:type="dxa"/>
+        <w:tblBorders>
+          <w:top w:val="single" w:color="auto" w:sz="4" w:space="0"/>
+          <w:left w:val="single" w:color="auto" w:sz="4" w:space="0"/>
+          <w:bottom w:val="single" w:color="auto" w:sz="4" w:space="0"/>
+          <w:right w:val="single" w:color="auto" w:sz="4" w:space="0"/>
+          <w:insideH w:val="single" w:color="auto" w:sz="4" w:space="0"/>
+          <w:insideV w:val="single" w:color="auto" w:sz="4" w:space="0"/>
+        </w:tblBorders>
+        <w:tblLayout w:type="autofit"/>
+        <w:tblCellMar>
+          <w:top w:w="0" w:type="dxa"/>
+          <w:left w:w="108" w:type="dxa"/>
+          <w:bottom w:w="0" w:type="dxa"/>
+          <w:right w:w="108" w:type="dxa"/>
+        </w:tblCellMar>
       </w:tblPr>
       <w:tblGrid>
-        <w:gridCol w:w="8296"/>
+        <w:gridCol w:w="8522"/>
       </w:tblGrid>
       <w:tr>
+        <w:tblPrEx>
+          <w:tblBorders>
+            <w:top w:val="single" w:color="auto" w:sz="4" w:space="0"/>
+            <w:left w:val="single" w:color="auto" w:sz="4" w:space="0"/>
+            <w:bottom w:val="single" w:color="auto" w:sz="4" w:space="0"/>
+            <w:right w:val="single" w:color="auto" w:sz="4" w:space="0"/>
+            <w:insideH w:val="single" w:color="auto" w:sz="4" w:space="0"/>
+            <w:insideV w:val="single" w:color="auto" w:sz="4" w:space="0"/>
+          </w:tblBorders>
+          <w:tblCellMar>
+            <w:top w:w="0" w:type="dxa"/>
+            <w:left w:w="108" w:type="dxa"/>
+            <w:bottom w:w="0" w:type="dxa"/>
+            <w:right w:w="108" w:type="dxa"/>
+          </w:tblCellMar>
+        </w:tblPrEx>
         <w:tc>
           <w:tcPr>
             <w:tcW w:w="8522" w:type="dxa"/>
-            <w:shd w:val="clear" w:color="auto" w:fill="BFBFBF" w:themeFill="background1" w:themeFillShade="BF"/>
+            <w:shd w:val="clear" w:color="auto" w:fill="BEBEBE" w:themeFill="background1" w:themeFillShade="BF"/>
           </w:tcPr>
           <w:p>
             <w:r>
@@ -3644,34 +5275,15 @@
       <w:type w:val="continuous"/>
       <w:pgSz w:w="11906" w:h="16838"/>
       <w:pgMar w:top="1440" w:right="1800" w:bottom="1440" w:left="1800" w:header="851" w:footer="992" w:gutter="0"/>
-      <w:cols w:space="425"/>
-      <w:docGrid w:type="lines" w:linePitch="312"/>
+      <w:cols w:space="425" w:num="1"/>
+      <w:docGrid w:type="lines" w:linePitch="312" w:charSpace="0"/>
     </w:sectPr>
   </w:body>
 </w:document>
 </file>
 
-<file path=word/endnotes.xml><?xml version="1.0" encoding="utf-8"?>
-<w:endnotes xmlns:wpc="http://schemas.microsoft.com/office/word/2010/wordprocessingCanvas" xmlns:cx="http://schemas.microsoft.com/office/drawing/2014/chartex" xmlns:cx1="http://schemas.microsoft.com/office/drawing/2015/9/8/chartex" xmlns:cx2="http://schemas.microsoft.com/office/drawing/2015/10/21/chartex" xmlns:cx3="http://schemas.microsoft.com/office/drawing/2016/5/9/chartex" xmlns:cx4="http://schemas.microsoft.com/office/drawing/2016/5/10/chartex" xmlns:cx5="http://schemas.microsoft.com/office/drawing/2016/5/11/chartex" xmlns:cx6="http://schemas.microsoft.com/office/drawing/2016/5/12/chartex" xmlns:cx7="http://schemas.microsoft.com/office/drawing/2016/5/13/chartex" xmlns:cx8="http://schemas.microsoft.com/office/drawing/2016/5/14/chartex" xmlns:mc="http://schemas.openxmlformats.org/markup-compatibility/2006" xmlns:aink="http://schemas.microsoft.com/office/drawing/2016/ink" xmlns:am3d="http://schemas.microsoft.com/office/drawing/2017/model3d" xmlns:o="urn:schemas-microsoft-com:office:office" xmlns:oel="http://schemas.microsoft.com/office/2019/extlst" xmlns:r="http://schemas.openxmlformats.org/officeDocument/2006/relationships" xmlns:m="http://schemas.openxmlformats.org/officeDocument/2006/math" xmlns:v="urn:schemas-microsoft-com:vml" xmlns:wp14="http://schemas.microsoft.com/office/word/2010/wordprocessingDrawing" xmlns:wp="http://schemas.openxmlformats.org/drawingml/2006/wordprocessingDrawing" xmlns:w10="urn:schemas-microsoft-com:office:word" xmlns:w="http://schemas.openxmlformats.org/wordprocessingml/2006/main" xmlns:w14="http://schemas.microsoft.com/office/word/2010/wordml" xmlns:w15="http://schemas.microsoft.com/office/word/2012/wordml" xmlns:w16cex="http://schemas.microsoft.com/office/word/2018/wordml/cex" xmlns:w16cid="http://schemas.microsoft.com/office/word/2016/wordml/cid" xmlns:w16="http://schemas.microsoft.com/office/word/2018/wordml" xmlns:w16sdtdh="http://schemas.microsoft.com/office/word/2020/wordml/sdtdatahash" xmlns:w16se="http://schemas.microsoft.com/office/word/2015/wordml/symex" xmlns:wpg="http://schemas.microsoft.com/office/word/2010/wordprocessingGroup" xmlns:wpi="http://schemas.microsoft.com/office/word/2010/wordprocessingInk" xmlns:wne="http://schemas.microsoft.com/office/word/2006/wordml" xmlns:wps="http://schemas.microsoft.com/office/word/2010/wordprocessingShape" mc:Ignorable="w14 w15 w16se w16cid w16 w16cex w16sdtdh wp14">
-  <w:endnote w:type="separator" w:id="-1">
-    <w:p>
-      <w:r>
-        <w:separator/>
-      </w:r>
-    </w:p>
-  </w:endnote>
-  <w:endnote w:type="continuationSeparator" w:id="0">
-    <w:p>
-      <w:r>
-        <w:continuationSeparator/>
-      </w:r>
-    </w:p>
-  </w:endnote>
-</w:endnotes>
-</file>
-
 <file path=word/footer1.xml><?xml version="1.0" encoding="utf-8"?>
-<w:ftr xmlns:wpc="http://schemas.microsoft.com/office/word/2010/wordprocessingCanvas" xmlns:cx="http://schemas.microsoft.com/office/drawing/2014/chartex" xmlns:cx1="http://schemas.microsoft.com/office/drawing/2015/9/8/chartex" xmlns:cx2="http://schemas.microsoft.com/office/drawing/2015/10/21/chartex" xmlns:cx3="http://schemas.microsoft.com/office/drawing/2016/5/9/chartex" xmlns:cx4="http://schemas.microsoft.com/office/drawing/2016/5/10/chartex" xmlns:cx5="http://schemas.microsoft.com/office/drawing/2016/5/11/chartex" xmlns:cx6="http://schemas.microsoft.com/office/drawing/2016/5/12/chartex" xmlns:cx7="http://schemas.microsoft.com/office/drawing/2016/5/13/chartex" xmlns:cx8="http://schemas.microsoft.com/office/drawing/2016/5/14/chartex" xmlns:mc="http://schemas.openxmlformats.org/markup-compatibility/2006" xmlns:aink="http://schemas.microsoft.com/office/drawing/2016/ink" xmlns:am3d="http://schemas.microsoft.com/office/drawing/2017/model3d" xmlns:o="urn:schemas-microsoft-com:office:office" xmlns:oel="http://schemas.microsoft.com/office/2019/extlst" xmlns:r="http://schemas.openxmlformats.org/officeDocument/2006/relationships" xmlns:m="http://schemas.openxmlformats.org/officeDocument/2006/math" xmlns:v="urn:schemas-microsoft-com:vml" xmlns:wp14="http://schemas.microsoft.com/office/word/2010/wordprocessingDrawing" xmlns:wp="http://schemas.openxmlformats.org/drawingml/2006/wordprocessingDrawing" xmlns:w10="urn:schemas-microsoft-com:office:word" xmlns:w="http://schemas.openxmlformats.org/wordprocessingml/2006/main" xmlns:w14="http://schemas.microsoft.com/office/word/2010/wordml" xmlns:w15="http://schemas.microsoft.com/office/word/2012/wordml" xmlns:w16cex="http://schemas.microsoft.com/office/word/2018/wordml/cex" xmlns:w16cid="http://schemas.microsoft.com/office/word/2016/wordml/cid" xmlns:w16="http://schemas.microsoft.com/office/word/2018/wordml" xmlns:w16sdtdh="http://schemas.microsoft.com/office/word/2020/wordml/sdtdatahash" xmlns:w16se="http://schemas.microsoft.com/office/word/2015/wordml/symex" xmlns:wpg="http://schemas.microsoft.com/office/word/2010/wordprocessingGroup" xmlns:wpi="http://schemas.microsoft.com/office/word/2010/wordprocessingInk" xmlns:wne="http://schemas.microsoft.com/office/word/2006/wordml" xmlns:wps="http://schemas.microsoft.com/office/word/2010/wordprocessingShape" mc:Ignorable="w14 w15 w16se w16cid w16 w16cex w16sdtdh wp14">
+<w:ftr xmlns:wpc="http://schemas.microsoft.com/office/word/2010/wordprocessingCanvas" xmlns:mc="http://schemas.openxmlformats.org/markup-compatibility/2006" xmlns:o="urn:schemas-microsoft-com:office:office" xmlns:r="http://schemas.openxmlformats.org/officeDocument/2006/relationships" xmlns:m="http://schemas.openxmlformats.org/officeDocument/2006/math" xmlns:v="urn:schemas-microsoft-com:vml" xmlns:wp14="http://schemas.microsoft.com/office/word/2010/wordprocessingDrawing" xmlns:wp="http://schemas.openxmlformats.org/drawingml/2006/wordprocessingDrawing" xmlns:w10="urn:schemas-microsoft-com:office:word" xmlns:w="http://schemas.openxmlformats.org/wordprocessingml/2006/main" xmlns:w14="http://schemas.microsoft.com/office/word/2010/wordml" xmlns:w15="http://schemas.microsoft.com/office/word/2012/wordml" xmlns:wpg="http://schemas.microsoft.com/office/word/2010/wordprocessingGroup" xmlns:wpi="http://schemas.microsoft.com/office/word/2010/wordprocessingInk" xmlns:wne="http://schemas.microsoft.com/office/word/2006/wordml" xmlns:wps="http://schemas.microsoft.com/office/word/2010/wordprocessingShape" xmlns:wpsCustomData="http://www.wps.cn/officeDocument/2013/wpsCustomData" mc:Ignorable="w14 w15 wp14">
   <w:p>
     <w:pPr>
       <w:widowControl/>
@@ -3679,7 +5291,7 @@
     </w:pPr>
     <w:r>
       <w:rPr>
-        <w:rFonts w:ascii="Calibri" w:eastAsia="宋体" w:hAnsi="Calibri" w:cs="Calibri"/>
+        <w:rFonts w:ascii="Calibri" w:hAnsi="Calibri" w:eastAsia="宋体" w:cs="Calibri"/>
         <w:b/>
         <w:bCs/>
         <w:color w:val="000000"/>
@@ -3692,7 +5304,7 @@
     </w:r>
     <w:r>
       <w:rPr>
-        <w:rFonts w:ascii="Calibri" w:eastAsia="宋体" w:hAnsi="Calibri" w:cs="Calibri"/>
+        <w:rFonts w:ascii="Calibri" w:hAnsi="Calibri" w:eastAsia="宋体" w:cs="Calibri"/>
         <w:b/>
         <w:bCs/>
         <w:color w:val="0000FF"/>
@@ -3705,7 +5317,7 @@
     </w:r>
     <w:r>
       <w:rPr>
-        <w:rFonts w:ascii="Calibri" w:eastAsia="宋体" w:hAnsi="Calibri" w:cs="Calibri" w:hint="eastAsia"/>
+        <w:rFonts w:hint="eastAsia" w:ascii="Calibri" w:hAnsi="Calibri" w:eastAsia="宋体" w:cs="Calibri"/>
         <w:b/>
         <w:bCs/>
         <w:color w:val="0000FF"/>
@@ -3718,7 +5330,7 @@
     </w:r>
     <w:r>
       <w:rPr>
-        <w:rFonts w:ascii="Calibri" w:eastAsia="宋体" w:hAnsi="Calibri" w:cs="Calibri" w:hint="eastAsia"/>
+        <w:rFonts w:hint="eastAsia" w:ascii="Calibri" w:hAnsi="Calibri" w:eastAsia="宋体" w:cs="Calibri"/>
         <w:b/>
         <w:bCs/>
         <w:kern w:val="0"/>
@@ -3730,7 +5342,7 @@
     </w:r>
     <w:r>
       <w:rPr>
-        <w:rFonts w:ascii="Calibri" w:eastAsia="宋体" w:hAnsi="Calibri" w:cs="Calibri" w:hint="eastAsia"/>
+        <w:rFonts w:hint="eastAsia" w:ascii="Calibri" w:hAnsi="Calibri" w:eastAsia="宋体" w:cs="Calibri"/>
         <w:b/>
         <w:bCs/>
         <w:color w:val="0000FF"/>
@@ -3743,7 +5355,7 @@
     </w:r>
     <w:r>
       <w:rPr>
-        <w:rFonts w:ascii="Calibri" w:eastAsia="宋体" w:hAnsi="Calibri" w:cs="Calibri"/>
+        <w:rFonts w:ascii="Calibri" w:hAnsi="Calibri" w:eastAsia="宋体" w:cs="Calibri"/>
         <w:b/>
         <w:bCs/>
         <w:color w:val="0000FF"/>
@@ -3762,7 +5374,7 @@
     </w:pPr>
     <w:r>
       <w:rPr>
-        <w:rFonts w:ascii="Calibri" w:eastAsia="宋体" w:hAnsi="Calibri" w:cs="Calibri"/>
+        <w:rFonts w:ascii="Calibri" w:hAnsi="Calibri" w:eastAsia="宋体" w:cs="Calibri"/>
         <w:b/>
         <w:bCs/>
         <w:color w:val="000000"/>
@@ -3773,24 +5385,44 @@
       </w:rPr>
       <w:t xml:space="preserve">Bulk Price: </w:t>
     </w:r>
-    <w:hyperlink r:id="rId1" w:history="1">
-      <w:r>
-        <w:rPr>
-          <w:rStyle w:val="a6"/>
-          <w:rFonts w:ascii="Calibri" w:eastAsia="宋体" w:hAnsi="Calibri" w:cs="Calibri"/>
-          <w:b/>
-          <w:bCs/>
-          <w:kern w:val="0"/>
-          <w:sz w:val="18"/>
-          <w:szCs w:val="18"/>
-          <w:lang w:bidi="ar"/>
-        </w:rPr>
-        <w:t>sales@inno-maker.com</w:t>
-      </w:r>
-    </w:hyperlink>
+    <w:r>
+      <w:fldChar w:fldCharType="begin"/>
+    </w:r>
+    <w:r>
+      <w:instrText xml:space="preserve"> HYPERLINK "mailto:sales@inno-maker.com" </w:instrText>
+    </w:r>
+    <w:r>
+      <w:fldChar w:fldCharType="separate"/>
+    </w:r>
     <w:r>
       <w:rPr>
-        <w:rFonts w:ascii="Calibri" w:eastAsia="宋体" w:hAnsi="Calibri" w:cs="Calibri" w:hint="eastAsia"/>
+        <w:rStyle w:val="13"/>
+        <w:rFonts w:ascii="Calibri" w:hAnsi="Calibri" w:eastAsia="宋体" w:cs="Calibri"/>
+        <w:b/>
+        <w:bCs/>
+        <w:kern w:val="0"/>
+        <w:sz w:val="18"/>
+        <w:szCs w:val="18"/>
+        <w:lang w:bidi="ar"/>
+      </w:rPr>
+      <w:t>sales@inno-maker.com</w:t>
+    </w:r>
+    <w:r>
+      <w:rPr>
+        <w:rStyle w:val="13"/>
+        <w:rFonts w:ascii="Calibri" w:hAnsi="Calibri" w:eastAsia="宋体" w:cs="Calibri"/>
+        <w:b/>
+        <w:bCs/>
+        <w:kern w:val="0"/>
+        <w:sz w:val="18"/>
+        <w:szCs w:val="18"/>
+        <w:lang w:bidi="ar"/>
+      </w:rPr>
+      <w:fldChar w:fldCharType="end"/>
+    </w:r>
+    <w:r>
+      <w:rPr>
+        <w:rFonts w:hint="eastAsia" w:ascii="Calibri" w:hAnsi="Calibri" w:eastAsia="宋体" w:cs="Calibri"/>
         <w:b/>
         <w:bCs/>
         <w:color w:val="0000FF"/>
@@ -3803,7 +5435,7 @@
     </w:r>
     <w:r>
       <w:rPr>
-        <w:rFonts w:ascii="Calibri" w:eastAsia="宋体" w:hAnsi="Calibri" w:cs="Calibri" w:hint="eastAsia"/>
+        <w:rFonts w:hint="eastAsia" w:ascii="Calibri" w:hAnsi="Calibri" w:eastAsia="宋体" w:cs="Calibri"/>
         <w:b/>
         <w:bCs/>
         <w:kern w:val="0"/>
@@ -3815,7 +5447,7 @@
     </w:r>
     <w:r>
       <w:rPr>
-        <w:rFonts w:ascii="Calibri" w:eastAsia="宋体" w:hAnsi="Calibri" w:cs="Calibri" w:hint="eastAsia"/>
+        <w:rFonts w:hint="eastAsia" w:ascii="Calibri" w:hAnsi="Calibri" w:eastAsia="宋体" w:cs="Calibri"/>
         <w:b/>
         <w:bCs/>
         <w:color w:val="0000FF"/>
@@ -3830,37 +5462,15 @@
 </w:ftr>
 </file>
 
-<file path=word/footnotes.xml><?xml version="1.0" encoding="utf-8"?>
-<w:footnotes xmlns:wpc="http://schemas.microsoft.com/office/word/2010/wordprocessingCanvas" xmlns:cx="http://schemas.microsoft.com/office/drawing/2014/chartex" xmlns:cx1="http://schemas.microsoft.com/office/drawing/2015/9/8/chartex" xmlns:cx2="http://schemas.microsoft.com/office/drawing/2015/10/21/chartex" xmlns:cx3="http://schemas.microsoft.com/office/drawing/2016/5/9/chartex" xmlns:cx4="http://schemas.microsoft.com/office/drawing/2016/5/10/chartex" xmlns:cx5="http://schemas.microsoft.com/office/drawing/2016/5/11/chartex" xmlns:cx6="http://schemas.microsoft.com/office/drawing/2016/5/12/chartex" xmlns:cx7="http://schemas.microsoft.com/office/drawing/2016/5/13/chartex" xmlns:cx8="http://schemas.microsoft.com/office/drawing/2016/5/14/chartex" xmlns:mc="http://schemas.openxmlformats.org/markup-compatibility/2006" xmlns:aink="http://schemas.microsoft.com/office/drawing/2016/ink" xmlns:am3d="http://schemas.microsoft.com/office/drawing/2017/model3d" xmlns:o="urn:schemas-microsoft-com:office:office" xmlns:oel="http://schemas.microsoft.com/office/2019/extlst" xmlns:r="http://schemas.openxmlformats.org/officeDocument/2006/relationships" xmlns:m="http://schemas.openxmlformats.org/officeDocument/2006/math" xmlns:v="urn:schemas-microsoft-com:vml" xmlns:wp14="http://schemas.microsoft.com/office/word/2010/wordprocessingDrawing" xmlns:wp="http://schemas.openxmlformats.org/drawingml/2006/wordprocessingDrawing" xmlns:w10="urn:schemas-microsoft-com:office:word" xmlns:w="http://schemas.openxmlformats.org/wordprocessingml/2006/main" xmlns:w14="http://schemas.microsoft.com/office/word/2010/wordml" xmlns:w15="http://schemas.microsoft.com/office/word/2012/wordml" xmlns:w16cex="http://schemas.microsoft.com/office/word/2018/wordml/cex" xmlns:w16cid="http://schemas.microsoft.com/office/word/2016/wordml/cid" xmlns:w16="http://schemas.microsoft.com/office/word/2018/wordml" xmlns:w16sdtdh="http://schemas.microsoft.com/office/word/2020/wordml/sdtdatahash" xmlns:w16se="http://schemas.microsoft.com/office/word/2015/wordml/symex" xmlns:wpg="http://schemas.microsoft.com/office/word/2010/wordprocessingGroup" xmlns:wpi="http://schemas.microsoft.com/office/word/2010/wordprocessingInk" xmlns:wne="http://schemas.microsoft.com/office/word/2006/wordml" xmlns:wps="http://schemas.microsoft.com/office/word/2010/wordprocessingShape" mc:Ignorable="w14 w15 w16se w16cid w16 w16cex w16sdtdh wp14">
-  <w:footnote w:type="separator" w:id="-1">
-    <w:p>
-      <w:r>
-        <w:separator/>
-      </w:r>
-    </w:p>
-  </w:footnote>
-  <w:footnote w:type="continuationSeparator" w:id="0">
-    <w:p>
-      <w:r>
-        <w:continuationSeparator/>
-      </w:r>
-    </w:p>
-  </w:footnote>
-</w:footnotes>
-</file>
-
 <file path=word/header1.xml><?xml version="1.0" encoding="utf-8"?>
-<w:hdr xmlns:wpc="http://schemas.microsoft.com/office/word/2010/wordprocessingCanvas" xmlns:cx="http://schemas.microsoft.com/office/drawing/2014/chartex" xmlns:cx1="http://schemas.microsoft.com/office/drawing/2015/9/8/chartex" xmlns:cx2="http://schemas.microsoft.com/office/drawing/2015/10/21/chartex" xmlns:cx3="http://schemas.microsoft.com/office/drawing/2016/5/9/chartex" xmlns:cx4="http://schemas.microsoft.com/office/drawing/2016/5/10/chartex" xmlns:cx5="http://schemas.microsoft.com/office/drawing/2016/5/11/chartex" xmlns:cx6="http://schemas.microsoft.com/office/drawing/2016/5/12/chartex" xmlns:cx7="http://schemas.microsoft.com/office/drawing/2016/5/13/chartex" xmlns:cx8="http://schemas.microsoft.com/office/drawing/2016/5/14/chartex" xmlns:mc="http://schemas.openxmlformats.org/markup-compatibility/2006" xmlns:aink="http://schemas.microsoft.com/office/drawing/2016/ink" xmlns:am3d="http://schemas.microsoft.com/office/drawing/2017/model3d" xmlns:o="urn:schemas-microsoft-com:office:office" xmlns:oel="http://schemas.microsoft.com/office/2019/extlst" xmlns:r="http://schemas.openxmlformats.org/officeDocument/2006/relationships" xmlns:m="http://schemas.openxmlformats.org/officeDocument/2006/math" xmlns:v="urn:schemas-microsoft-com:vml" xmlns:wp14="http://schemas.microsoft.com/office/word/2010/wordprocessingDrawing" xmlns:wp="http://schemas.openxmlformats.org/drawingml/2006/wordprocessingDrawing" xmlns:w10="urn:schemas-microsoft-com:office:word" xmlns:w="http://schemas.openxmlformats.org/wordprocessingml/2006/main" xmlns:w14="http://schemas.microsoft.com/office/word/2010/wordml" xmlns:w15="http://schemas.microsoft.com/office/word/2012/wordml" xmlns:w16cex="http://schemas.microsoft.com/office/word/2018/wordml/cex" xmlns:w16cid="http://schemas.microsoft.com/office/word/2016/wordml/cid" xmlns:w16="http://schemas.microsoft.com/office/word/2018/wordml" xmlns:w16sdtdh="http://schemas.microsoft.com/office/word/2020/wordml/sdtdatahash" xmlns:w16se="http://schemas.microsoft.com/office/word/2015/wordml/symex" xmlns:wpg="http://schemas.microsoft.com/office/word/2010/wordprocessingGroup" xmlns:wpi="http://schemas.microsoft.com/office/word/2010/wordprocessingInk" xmlns:wne="http://schemas.microsoft.com/office/word/2006/wordml" xmlns:wps="http://schemas.microsoft.com/office/word/2010/wordprocessingShape" mc:Ignorable="w14 w15 w16se w16cid w16 w16cex w16sdtdh wp14">
+<w:hdr xmlns:wpc="http://schemas.microsoft.com/office/word/2010/wordprocessingCanvas" xmlns:mc="http://schemas.openxmlformats.org/markup-compatibility/2006" xmlns:o="urn:schemas-microsoft-com:office:office" xmlns:r="http://schemas.openxmlformats.org/officeDocument/2006/relationships" xmlns:m="http://schemas.openxmlformats.org/officeDocument/2006/math" xmlns:v="urn:schemas-microsoft-com:vml" xmlns:wp14="http://schemas.microsoft.com/office/word/2010/wordprocessingDrawing" xmlns:wp="http://schemas.openxmlformats.org/drawingml/2006/wordprocessingDrawing" xmlns:w10="urn:schemas-microsoft-com:office:word" xmlns:w="http://schemas.openxmlformats.org/wordprocessingml/2006/main" xmlns:w14="http://schemas.microsoft.com/office/word/2010/wordml" xmlns:w15="http://schemas.microsoft.com/office/word/2012/wordml" xmlns:wpg="http://schemas.microsoft.com/office/word/2010/wordprocessingGroup" xmlns:wpi="http://schemas.microsoft.com/office/word/2010/wordprocessingInk" xmlns:wne="http://schemas.microsoft.com/office/word/2006/wordml" xmlns:wps="http://schemas.microsoft.com/office/word/2010/wordprocessingShape" xmlns:wpsCustomData="http://www.wps.cn/officeDocument/2013/wpsCustomData" mc:Ignorable="w14 w15 wp14">
   <w:p>
     <w:pPr>
-      <w:pStyle w:val="a4"/>
+      <w:pStyle w:val="9"/>
     </w:pPr>
     <w:r>
-      <w:rPr>
-        <w:noProof/>
-      </w:rPr>
       <w:drawing>
-        <wp:inline distT="0" distB="0" distL="114300" distR="114300" wp14:anchorId="21610BA4" wp14:editId="230862C1">
+        <wp:inline distT="0" distB="0" distL="114300" distR="114300">
           <wp:extent cx="2457450" cy="904875"/>
           <wp:effectExtent l="0" t="0" r="0" b="9525"/>
           <wp:docPr id="1" name="图片 1"/>
@@ -3907,24 +5517,44 @@
       <w:widowControl/>
       <w:jc w:val="left"/>
     </w:pPr>
-    <w:hyperlink r:id="rId2" w:history="1">
-      <w:r>
-        <w:rPr>
-          <w:rStyle w:val="a6"/>
-          <w:rFonts w:ascii="Arial" w:eastAsia="宋体" w:hAnsi="Arial" w:cs="Arial"/>
-          <w:b/>
-          <w:bCs/>
-          <w:kern w:val="0"/>
-          <w:sz w:val="20"/>
-          <w:szCs w:val="20"/>
-          <w:lang w:bidi="ar"/>
-        </w:rPr>
-        <w:t>www.inno-maker.com</w:t>
-      </w:r>
-    </w:hyperlink>
+    <w:r>
+      <w:fldChar w:fldCharType="begin"/>
+    </w:r>
+    <w:r>
+      <w:instrText xml:space="preserve"> HYPERLINK "http://www.inno-maker.com" </w:instrText>
+    </w:r>
+    <w:r>
+      <w:fldChar w:fldCharType="separate"/>
+    </w:r>
     <w:r>
       <w:rPr>
-        <w:rFonts w:ascii="Arial" w:eastAsia="宋体" w:hAnsi="Arial" w:cs="Arial" w:hint="eastAsia"/>
+        <w:rStyle w:val="13"/>
+        <w:rFonts w:ascii="Arial" w:hAnsi="Arial" w:eastAsia="宋体" w:cs="Arial"/>
+        <w:b/>
+        <w:bCs/>
+        <w:kern w:val="0"/>
+        <w:sz w:val="20"/>
+        <w:szCs w:val="20"/>
+        <w:lang w:bidi="ar"/>
+      </w:rPr>
+      <w:t>www.inno-maker.com</w:t>
+    </w:r>
+    <w:r>
+      <w:rPr>
+        <w:rStyle w:val="13"/>
+        <w:rFonts w:ascii="Arial" w:hAnsi="Arial" w:eastAsia="宋体" w:cs="Arial"/>
+        <w:b/>
+        <w:bCs/>
+        <w:kern w:val="0"/>
+        <w:sz w:val="20"/>
+        <w:szCs w:val="20"/>
+        <w:lang w:bidi="ar"/>
+      </w:rPr>
+      <w:fldChar w:fldCharType="end"/>
+    </w:r>
+    <w:r>
+      <w:rPr>
+        <w:rFonts w:hint="eastAsia" w:ascii="Arial" w:hAnsi="Arial" w:eastAsia="宋体" w:cs="Arial"/>
         <w:b/>
         <w:bCs/>
         <w:color w:val="002060"/>
@@ -3937,7 +5567,7 @@
     </w:r>
     <w:r>
       <w:rPr>
-        <w:rFonts w:ascii="Arial" w:eastAsia="宋体" w:hAnsi="Arial" w:cs="Arial"/>
+        <w:rFonts w:ascii="Arial" w:hAnsi="Arial" w:eastAsia="宋体" w:cs="Arial"/>
         <w:b/>
         <w:bCs/>
         <w:color w:val="002060"/>
@@ -3953,12 +5583,12 @@
 </file>
 
 <file path=word/numbering.xml><?xml version="1.0" encoding="utf-8"?>
-<w:numbering xmlns:wpc="http://schemas.microsoft.com/office/word/2010/wordprocessingCanvas" xmlns:cx="http://schemas.microsoft.com/office/drawing/2014/chartex" xmlns:cx1="http://schemas.microsoft.com/office/drawing/2015/9/8/chartex" xmlns:cx2="http://schemas.microsoft.com/office/drawing/2015/10/21/chartex" xmlns:cx3="http://schemas.microsoft.com/office/drawing/2016/5/9/chartex" xmlns:cx4="http://schemas.microsoft.com/office/drawing/2016/5/10/chartex" xmlns:cx5="http://schemas.microsoft.com/office/drawing/2016/5/11/chartex" xmlns:cx6="http://schemas.microsoft.com/office/drawing/2016/5/12/chartex" xmlns:cx7="http://schemas.microsoft.com/office/drawing/2016/5/13/chartex" xmlns:cx8="http://schemas.microsoft.com/office/drawing/2016/5/14/chartex" xmlns:mc="http://schemas.openxmlformats.org/markup-compatibility/2006" xmlns:aink="http://schemas.microsoft.com/office/drawing/2016/ink" xmlns:am3d="http://schemas.microsoft.com/office/drawing/2017/model3d" xmlns:o="urn:schemas-microsoft-com:office:office" xmlns:oel="http://schemas.microsoft.com/office/2019/extlst" xmlns:r="http://schemas.openxmlformats.org/officeDocument/2006/relationships" xmlns:m="http://schemas.openxmlformats.org/officeDocument/2006/math" xmlns:v="urn:schemas-microsoft-com:vml" xmlns:wp14="http://schemas.microsoft.com/office/word/2010/wordprocessingDrawing" xmlns:wp="http://schemas.openxmlformats.org/drawingml/2006/wordprocessingDrawing" xmlns:w10="urn:schemas-microsoft-com:office:word" xmlns:w="http://schemas.openxmlformats.org/wordprocessingml/2006/main" xmlns:w14="http://schemas.microsoft.com/office/word/2010/wordml" xmlns:w15="http://schemas.microsoft.com/office/word/2012/wordml" xmlns:w16cex="http://schemas.microsoft.com/office/word/2018/wordml/cex" xmlns:w16cid="http://schemas.microsoft.com/office/word/2016/wordml/cid" xmlns:w16="http://schemas.microsoft.com/office/word/2018/wordml" xmlns:w16sdtdh="http://schemas.microsoft.com/office/word/2020/wordml/sdtdatahash" xmlns:w16se="http://schemas.microsoft.com/office/word/2015/wordml/symex" xmlns:wpg="http://schemas.microsoft.com/office/word/2010/wordprocessingGroup" xmlns:wpi="http://schemas.microsoft.com/office/word/2010/wordprocessingInk" xmlns:wne="http://schemas.microsoft.com/office/word/2006/wordml" xmlns:wps="http://schemas.microsoft.com/office/word/2010/wordprocessingShape" mc:Ignorable="w14 w15 w16se w16cid w16 w16cex w16sdtdh wp14">
-  <w:abstractNum w:abstractNumId="0" w15:restartNumberingAfterBreak="0">
+<w:numbering xmlns:wpc="http://schemas.microsoft.com/office/word/2010/wordprocessingCanvas" xmlns:mc="http://schemas.openxmlformats.org/markup-compatibility/2006" xmlns:o="urn:schemas-microsoft-com:office:office" xmlns:r="http://schemas.openxmlformats.org/officeDocument/2006/relationships" xmlns:m="http://schemas.openxmlformats.org/officeDocument/2006/math" xmlns:v="urn:schemas-microsoft-com:vml" xmlns:wp14="http://schemas.microsoft.com/office/word/2010/wordprocessingDrawing" xmlns:wp="http://schemas.openxmlformats.org/drawingml/2006/wordprocessingDrawing" xmlns:w10="urn:schemas-microsoft-com:office:word" xmlns:w="http://schemas.openxmlformats.org/wordprocessingml/2006/main" xmlns:w14="http://schemas.microsoft.com/office/word/2010/wordml" xmlns:wpg="http://schemas.microsoft.com/office/word/2010/wordprocessingGroup" xmlns:wpi="http://schemas.microsoft.com/office/word/2010/wordprocessingInk" xmlns:wne="http://schemas.microsoft.com/office/word/2006/wordml" xmlns:wps="http://schemas.microsoft.com/office/word/2010/wordprocessingShape" xmlns:wpsCustomData="http://www.wps.cn/officeDocument/2013/wpsCustomData" mc:Ignorable="w14 wp14">
+  <w:abstractNum w:abstractNumId="0">
     <w:nsid w:val="0E4C7B06"/>
     <w:multiLevelType w:val="singleLevel"/>
     <w:tmpl w:val="0E4C7B06"/>
-    <w:lvl w:ilvl="0">
+    <w:lvl w:ilvl="0" w:tentative="0">
       <w:start w:val="1"/>
       <w:numFmt w:val="bullet"/>
       <w:lvlText w:val=""/>
@@ -3967,421 +5597,298 @@
         <w:ind w:left="420" w:hanging="420"/>
       </w:pPr>
       <w:rPr>
-        <w:rFonts w:ascii="Wingdings" w:hAnsi="Wingdings" w:hint="default"/>
+        <w:rFonts w:hint="default" w:ascii="Wingdings" w:hAnsi="Wingdings"/>
       </w:rPr>
     </w:lvl>
   </w:abstractNum>
-  <w:num w:numId="1" w16cid:durableId="1252354561">
+  <w:num w:numId="1">
     <w:abstractNumId w:val="0"/>
   </w:num>
 </w:numbering>
 </file>
 
 <file path=word/styles.xml><?xml version="1.0" encoding="utf-8"?>
-<w:styles xmlns:mc="http://schemas.openxmlformats.org/markup-compatibility/2006" xmlns:r="http://schemas.openxmlformats.org/officeDocument/2006/relationships" xmlns:w="http://schemas.openxmlformats.org/wordprocessingml/2006/main" xmlns:w14="http://schemas.microsoft.com/office/word/2010/wordml" xmlns:w15="http://schemas.microsoft.com/office/word/2012/wordml" xmlns:w16cex="http://schemas.microsoft.com/office/word/2018/wordml/cex" xmlns:w16cid="http://schemas.microsoft.com/office/word/2016/wordml/cid" xmlns:w16="http://schemas.microsoft.com/office/word/2018/wordml" xmlns:w16sdtdh="http://schemas.microsoft.com/office/word/2020/wordml/sdtdatahash" xmlns:w16se="http://schemas.microsoft.com/office/word/2015/wordml/symex" mc:Ignorable="w14 w15 w16se w16cid w16 w16cex w16sdtdh">
+<w:styles xmlns:mc="http://schemas.openxmlformats.org/markup-compatibility/2006" xmlns:o="urn:schemas-microsoft-com:office:office" xmlns:r="http://schemas.openxmlformats.org/officeDocument/2006/relationships" xmlns:m="http://schemas.openxmlformats.org/officeDocument/2006/math" xmlns:v="urn:schemas-microsoft-com:vml" xmlns:w="http://schemas.openxmlformats.org/wordprocessingml/2006/main" xmlns:w14="http://schemas.microsoft.com/office/word/2010/wordml" xmlns:w10="urn:schemas-microsoft-com:office:word" xmlns:sl="http://schemas.openxmlformats.org/schemaLibrary/2006/main" xmlns:wpsCustomData="http://www.wps.cn/officeDocument/2013/wpsCustomData" mc:Ignorable="w14">
   <w:docDefaults>
     <w:rPrDefault>
       <w:rPr>
-        <w:rFonts w:ascii="Times New Roman" w:eastAsia="宋体" w:hAnsi="Times New Roman" w:cs="Times New Roman"/>
-        <w:lang w:val="en-US" w:eastAsia="zh-CN" w:bidi="ar-SA"/>
+        <w:rFonts w:ascii="Times New Roman" w:hAnsi="Times New Roman" w:eastAsia="宋体" w:cs="Times New Roman"/>
       </w:rPr>
     </w:rPrDefault>
     <w:pPrDefault/>
   </w:docDefaults>
-  <w:latentStyles w:defLockedState="0" w:defUIPriority="99" w:defSemiHidden="0" w:defUnhideWhenUsed="0" w:defQFormat="0" w:count="376">
-    <w:lsdException w:name="Normal" w:uiPriority="0" w:qFormat="1"/>
-    <w:lsdException w:name="heading 1" w:uiPriority="9" w:qFormat="1"/>
-    <w:lsdException w:name="heading 2" w:uiPriority="9" w:unhideWhenUsed="1" w:qFormat="1"/>
-    <w:lsdException w:name="heading 3" w:uiPriority="9" w:unhideWhenUsed="1" w:qFormat="1"/>
-    <w:lsdException w:name="heading 4" w:semiHidden="1" w:uiPriority="9" w:unhideWhenUsed="1" w:qFormat="1"/>
-    <w:lsdException w:name="heading 5" w:semiHidden="1" w:uiPriority="9" w:unhideWhenUsed="1" w:qFormat="1"/>
-    <w:lsdException w:name="heading 6" w:semiHidden="1" w:uiPriority="9" w:unhideWhenUsed="1" w:qFormat="1"/>
-    <w:lsdException w:name="heading 7" w:semiHidden="1" w:uiPriority="9" w:unhideWhenUsed="1" w:qFormat="1"/>
-    <w:lsdException w:name="heading 8" w:semiHidden="1" w:uiPriority="9" w:unhideWhenUsed="1" w:qFormat="1"/>
-    <w:lsdException w:name="heading 9" w:semiHidden="1" w:uiPriority="9" w:unhideWhenUsed="1" w:qFormat="1"/>
-    <w:lsdException w:name="index 1" w:semiHidden="1" w:unhideWhenUsed="1"/>
-    <w:lsdException w:name="index 2" w:semiHidden="1" w:unhideWhenUsed="1"/>
-    <w:lsdException w:name="index 3" w:semiHidden="1" w:unhideWhenUsed="1"/>
-    <w:lsdException w:name="index 4" w:semiHidden="1" w:unhideWhenUsed="1"/>
-    <w:lsdException w:name="index 5" w:semiHidden="1" w:unhideWhenUsed="1"/>
-    <w:lsdException w:name="index 6" w:semiHidden="1" w:unhideWhenUsed="1"/>
-    <w:lsdException w:name="index 7" w:semiHidden="1" w:unhideWhenUsed="1"/>
-    <w:lsdException w:name="index 8" w:semiHidden="1" w:unhideWhenUsed="1"/>
-    <w:lsdException w:name="index 9" w:semiHidden="1" w:unhideWhenUsed="1"/>
-    <w:lsdException w:name="toc 1" w:semiHidden="1" w:uiPriority="39" w:unhideWhenUsed="1"/>
-    <w:lsdException w:name="toc 2" w:semiHidden="1" w:uiPriority="39" w:unhideWhenUsed="1"/>
-    <w:lsdException w:name="toc 3" w:semiHidden="1" w:uiPriority="39" w:unhideWhenUsed="1"/>
-    <w:lsdException w:name="toc 4" w:semiHidden="1" w:uiPriority="39" w:unhideWhenUsed="1"/>
-    <w:lsdException w:name="toc 5" w:semiHidden="1" w:uiPriority="39" w:unhideWhenUsed="1"/>
-    <w:lsdException w:name="toc 6" w:semiHidden="1" w:uiPriority="39" w:unhideWhenUsed="1"/>
-    <w:lsdException w:name="toc 7" w:semiHidden="1" w:uiPriority="39" w:unhideWhenUsed="1"/>
-    <w:lsdException w:name="toc 8" w:semiHidden="1" w:uiPriority="39" w:unhideWhenUsed="1"/>
-    <w:lsdException w:name="toc 9" w:semiHidden="1" w:uiPriority="39" w:unhideWhenUsed="1"/>
-    <w:lsdException w:name="Normal Indent" w:semiHidden="1" w:unhideWhenUsed="1"/>
-    <w:lsdException w:name="footnote text" w:semiHidden="1" w:unhideWhenUsed="1"/>
-    <w:lsdException w:name="annotation text" w:semiHidden="1" w:unhideWhenUsed="1"/>
-    <w:lsdException w:name="header" w:semiHidden="1" w:unhideWhenUsed="1" w:qFormat="1"/>
-    <w:lsdException w:name="footer" w:semiHidden="1" w:unhideWhenUsed="1" w:qFormat="1"/>
-    <w:lsdException w:name="index heading" w:semiHidden="1" w:unhideWhenUsed="1"/>
-    <w:lsdException w:name="caption" w:semiHidden="1" w:uiPriority="35" w:unhideWhenUsed="1" w:qFormat="1"/>
-    <w:lsdException w:name="table of figures" w:semiHidden="1" w:unhideWhenUsed="1"/>
-    <w:lsdException w:name="envelope address" w:semiHidden="1" w:unhideWhenUsed="1"/>
-    <w:lsdException w:name="envelope return" w:semiHidden="1" w:unhideWhenUsed="1"/>
-    <w:lsdException w:name="footnote reference" w:semiHidden="1" w:unhideWhenUsed="1"/>
-    <w:lsdException w:name="annotation reference" w:semiHidden="1" w:unhideWhenUsed="1"/>
-    <w:lsdException w:name="line number" w:semiHidden="1" w:unhideWhenUsed="1"/>
-    <w:lsdException w:name="page number" w:semiHidden="1" w:unhideWhenUsed="1"/>
-    <w:lsdException w:name="endnote reference" w:semiHidden="1" w:unhideWhenUsed="1"/>
-    <w:lsdException w:name="endnote text" w:semiHidden="1" w:unhideWhenUsed="1"/>
-    <w:lsdException w:name="table of authorities" w:semiHidden="1" w:unhideWhenUsed="1"/>
-    <w:lsdException w:name="macro" w:semiHidden="1" w:unhideWhenUsed="1"/>
-    <w:lsdException w:name="toa heading" w:semiHidden="1" w:unhideWhenUsed="1"/>
-    <w:lsdException w:name="List" w:semiHidden="1" w:unhideWhenUsed="1"/>
-    <w:lsdException w:name="List Bullet" w:semiHidden="1" w:unhideWhenUsed="1"/>
-    <w:lsdException w:name="List Number" w:semiHidden="1" w:unhideWhenUsed="1"/>
-    <w:lsdException w:name="List 2" w:semiHidden="1" w:unhideWhenUsed="1"/>
-    <w:lsdException w:name="List 3" w:semiHidden="1" w:unhideWhenUsed="1"/>
-    <w:lsdException w:name="List 4" w:semiHidden="1" w:unhideWhenUsed="1"/>
-    <w:lsdException w:name="List 5" w:semiHidden="1" w:unhideWhenUsed="1"/>
-    <w:lsdException w:name="List Bullet 2" w:semiHidden="1" w:unhideWhenUsed="1"/>
-    <w:lsdException w:name="List Bullet 3" w:semiHidden="1" w:unhideWhenUsed="1"/>
-    <w:lsdException w:name="List Bullet 4" w:semiHidden="1" w:unhideWhenUsed="1"/>
-    <w:lsdException w:name="List Bullet 5" w:semiHidden="1" w:unhideWhenUsed="1"/>
-    <w:lsdException w:name="List Number 2" w:semiHidden="1" w:unhideWhenUsed="1"/>
-    <w:lsdException w:name="List Number 3" w:semiHidden="1" w:unhideWhenUsed="1"/>
-    <w:lsdException w:name="List Number 4" w:semiHidden="1" w:unhideWhenUsed="1"/>
-    <w:lsdException w:name="List Number 5" w:semiHidden="1" w:unhideWhenUsed="1"/>
-    <w:lsdException w:name="Title" w:uiPriority="10" w:qFormat="1"/>
-    <w:lsdException w:name="Closing" w:semiHidden="1" w:unhideWhenUsed="1"/>
-    <w:lsdException w:name="Signature" w:semiHidden="1" w:unhideWhenUsed="1"/>
-    <w:lsdException w:name="Default Paragraph Font" w:semiHidden="1" w:uiPriority="1" w:unhideWhenUsed="1" w:qFormat="1"/>
-    <w:lsdException w:name="Body Text" w:semiHidden="1" w:unhideWhenUsed="1"/>
-    <w:lsdException w:name="Body Text Indent" w:semiHidden="1" w:unhideWhenUsed="1"/>
-    <w:lsdException w:name="List Continue" w:semiHidden="1" w:unhideWhenUsed="1"/>
-    <w:lsdException w:name="List Continue 2" w:semiHidden="1" w:unhideWhenUsed="1"/>
-    <w:lsdException w:name="List Continue 3" w:semiHidden="1" w:unhideWhenUsed="1"/>
-    <w:lsdException w:name="List Continue 4" w:semiHidden="1" w:unhideWhenUsed="1"/>
-    <w:lsdException w:name="List Continue 5" w:semiHidden="1" w:unhideWhenUsed="1"/>
-    <w:lsdException w:name="Message Header" w:semiHidden="1" w:unhideWhenUsed="1"/>
-    <w:lsdException w:name="Subtitle" w:uiPriority="11" w:qFormat="1"/>
-    <w:lsdException w:name="Salutation" w:semiHidden="1" w:unhideWhenUsed="1"/>
-    <w:lsdException w:name="Date" w:semiHidden="1" w:unhideWhenUsed="1"/>
-    <w:lsdException w:name="Body Text First Indent" w:semiHidden="1" w:unhideWhenUsed="1"/>
-    <w:lsdException w:name="Body Text First Indent 2" w:semiHidden="1" w:unhideWhenUsed="1"/>
-    <w:lsdException w:name="Note Heading" w:semiHidden="1" w:unhideWhenUsed="1"/>
-    <w:lsdException w:name="Body Text 2" w:semiHidden="1" w:unhideWhenUsed="1"/>
-    <w:lsdException w:name="Body Text 3" w:semiHidden="1" w:unhideWhenUsed="1"/>
-    <w:lsdException w:name="Body Text Indent 2" w:semiHidden="1" w:unhideWhenUsed="1"/>
-    <w:lsdException w:name="Body Text Indent 3" w:semiHidden="1" w:unhideWhenUsed="1"/>
-    <w:lsdException w:name="Block Text" w:semiHidden="1" w:unhideWhenUsed="1"/>
-    <w:lsdException w:name="Hyperlink" w:semiHidden="1" w:unhideWhenUsed="1" w:qFormat="1"/>
-    <w:lsdException w:name="FollowedHyperlink" w:semiHidden="1" w:unhideWhenUsed="1"/>
-    <w:lsdException w:name="Strong" w:uiPriority="22" w:qFormat="1"/>
-    <w:lsdException w:name="Emphasis" w:uiPriority="20" w:qFormat="1"/>
-    <w:lsdException w:name="Document Map" w:semiHidden="1" w:unhideWhenUsed="1"/>
-    <w:lsdException w:name="Plain Text" w:semiHidden="1" w:unhideWhenUsed="1"/>
-    <w:lsdException w:name="E-mail Signature" w:semiHidden="1" w:unhideWhenUsed="1"/>
-    <w:lsdException w:name="HTML Top of Form" w:semiHidden="1" w:unhideWhenUsed="1"/>
-    <w:lsdException w:name="HTML Bottom of Form" w:semiHidden="1" w:unhideWhenUsed="1"/>
-    <w:lsdException w:name="Normal (Web)" w:semiHidden="1" w:unhideWhenUsed="1"/>
-    <w:lsdException w:name="HTML Acronym" w:semiHidden="1" w:unhideWhenUsed="1"/>
-    <w:lsdException w:name="HTML Address" w:semiHidden="1" w:unhideWhenUsed="1"/>
-    <w:lsdException w:name="HTML Cite" w:semiHidden="1" w:unhideWhenUsed="1"/>
-    <w:lsdException w:name="HTML Code" w:semiHidden="1" w:unhideWhenUsed="1"/>
-    <w:lsdException w:name="HTML Definition" w:semiHidden="1" w:unhideWhenUsed="1"/>
-    <w:lsdException w:name="HTML Keyboard" w:semiHidden="1" w:unhideWhenUsed="1"/>
-    <w:lsdException w:name="HTML Preformatted" w:semiHidden="1" w:unhideWhenUsed="1"/>
-    <w:lsdException w:name="HTML Sample" w:semiHidden="1" w:unhideWhenUsed="1"/>
-    <w:lsdException w:name="HTML Typewriter" w:semiHidden="1" w:unhideWhenUsed="1"/>
-    <w:lsdException w:name="HTML Variable" w:semiHidden="1" w:unhideWhenUsed="1"/>
-    <w:lsdException w:name="Normal Table" w:semiHidden="1" w:unhideWhenUsed="1" w:qFormat="1"/>
-    <w:lsdException w:name="annotation subject" w:semiHidden="1" w:unhideWhenUsed="1"/>
-    <w:lsdException w:name="No List" w:semiHidden="1" w:unhideWhenUsed="1"/>
-    <w:lsdException w:name="Outline List 1" w:semiHidden="1" w:unhideWhenUsed="1"/>
-    <w:lsdException w:name="Outline List 2" w:semiHidden="1" w:unhideWhenUsed="1"/>
-    <w:lsdException w:name="Outline List 3" w:semiHidden="1" w:unhideWhenUsed="1"/>
-    <w:lsdException w:name="Table Simple 1" w:semiHidden="1" w:unhideWhenUsed="1"/>
-    <w:lsdException w:name="Table Simple 2" w:semiHidden="1" w:unhideWhenUsed="1"/>
-    <w:lsdException w:name="Table Simple 3" w:semiHidden="1" w:unhideWhenUsed="1"/>
-    <w:lsdException w:name="Table Classic 1" w:semiHidden="1" w:unhideWhenUsed="1"/>
-    <w:lsdException w:name="Table Classic 2" w:semiHidden="1" w:unhideWhenUsed="1"/>
-    <w:lsdException w:name="Table Classic 3" w:semiHidden="1" w:unhideWhenUsed="1"/>
-    <w:lsdException w:name="Table Classic 4" w:semiHidden="1" w:unhideWhenUsed="1"/>
-    <w:lsdException w:name="Table Colorful 1" w:semiHidden="1" w:unhideWhenUsed="1"/>
-    <w:lsdException w:name="Table Colorful 2" w:semiHidden="1" w:unhideWhenUsed="1"/>
-    <w:lsdException w:name="Table Colorful 3" w:semiHidden="1" w:unhideWhenUsed="1"/>
-    <w:lsdException w:name="Table Columns 1" w:semiHidden="1" w:unhideWhenUsed="1"/>
-    <w:lsdException w:name="Table Columns 2" w:semiHidden="1" w:unhideWhenUsed="1"/>
-    <w:lsdException w:name="Table Columns 3" w:semiHidden="1" w:unhideWhenUsed="1"/>
-    <w:lsdException w:name="Table Columns 4" w:semiHidden="1" w:unhideWhenUsed="1"/>
-    <w:lsdException w:name="Table Columns 5" w:semiHidden="1" w:unhideWhenUsed="1"/>
-    <w:lsdException w:name="Table Grid 1" w:semiHidden="1" w:unhideWhenUsed="1"/>
-    <w:lsdException w:name="Table Grid 2" w:semiHidden="1" w:unhideWhenUsed="1"/>
-    <w:lsdException w:name="Table Grid 3" w:semiHidden="1" w:unhideWhenUsed="1"/>
-    <w:lsdException w:name="Table Grid 4" w:semiHidden="1" w:unhideWhenUsed="1"/>
-    <w:lsdException w:name="Table Grid 5" w:semiHidden="1" w:unhideWhenUsed="1"/>
-    <w:lsdException w:name="Table Grid 6" w:semiHidden="1" w:unhideWhenUsed="1"/>
-    <w:lsdException w:name="Table Grid 7" w:semiHidden="1" w:unhideWhenUsed="1"/>
-    <w:lsdException w:name="Table Grid 8" w:semiHidden="1" w:unhideWhenUsed="1"/>
-    <w:lsdException w:name="Table List 1" w:semiHidden="1" w:unhideWhenUsed="1"/>
-    <w:lsdException w:name="Table List 2" w:semiHidden="1" w:unhideWhenUsed="1"/>
-    <w:lsdException w:name="Table List 3" w:semiHidden="1" w:unhideWhenUsed="1"/>
-    <w:lsdException w:name="Table List 4" w:semiHidden="1" w:unhideWhenUsed="1"/>
-    <w:lsdException w:name="Table List 5" w:semiHidden="1" w:unhideWhenUsed="1"/>
-    <w:lsdException w:name="Table List 6" w:semiHidden="1" w:unhideWhenUsed="1"/>
-    <w:lsdException w:name="Table List 7" w:semiHidden="1" w:unhideWhenUsed="1"/>
-    <w:lsdException w:name="Table List 8" w:semiHidden="1" w:unhideWhenUsed="1"/>
-    <w:lsdException w:name="Table 3D effects 1" w:semiHidden="1" w:unhideWhenUsed="1"/>
-    <w:lsdException w:name="Table 3D effects 2" w:semiHidden="1" w:unhideWhenUsed="1"/>
-    <w:lsdException w:name="Table 3D effects 3" w:semiHidden="1" w:unhideWhenUsed="1"/>
-    <w:lsdException w:name="Table Contemporary" w:semiHidden="1" w:unhideWhenUsed="1"/>
-    <w:lsdException w:name="Table Elegant" w:semiHidden="1" w:unhideWhenUsed="1"/>
-    <w:lsdException w:name="Table Professional" w:semiHidden="1" w:unhideWhenUsed="1"/>
-    <w:lsdException w:name="Table Subtle 1" w:semiHidden="1" w:unhideWhenUsed="1"/>
-    <w:lsdException w:name="Table Subtle 2" w:semiHidden="1" w:unhideWhenUsed="1"/>
-    <w:lsdException w:name="Table Web 1" w:semiHidden="1" w:unhideWhenUsed="1"/>
-    <w:lsdException w:name="Table Web 2" w:semiHidden="1" w:unhideWhenUsed="1"/>
-    <w:lsdException w:name="Table Web 3" w:semiHidden="1" w:unhideWhenUsed="1"/>
-    <w:lsdException w:name="Balloon Text" w:semiHidden="1" w:unhideWhenUsed="1"/>
-    <w:lsdException w:name="Table Grid" w:uiPriority="39" w:qFormat="1"/>
-    <w:lsdException w:name="Table Theme" w:semiHidden="1" w:unhideWhenUsed="1"/>
-    <w:lsdException w:name="Placeholder Text" w:semiHidden="1"/>
-    <w:lsdException w:name="Light Shading" w:uiPriority="60"/>
-    <w:lsdException w:name="Light List" w:uiPriority="61"/>
-    <w:lsdException w:name="Light Grid" w:uiPriority="62"/>
-    <w:lsdException w:name="Medium Shading 1" w:uiPriority="63"/>
-    <w:lsdException w:name="Medium Shading 2" w:uiPriority="64"/>
-    <w:lsdException w:name="Medium List 1" w:uiPriority="65"/>
-    <w:lsdException w:name="Medium List 2" w:uiPriority="66"/>
-    <w:lsdException w:name="Medium Grid 1" w:uiPriority="67"/>
-    <w:lsdException w:name="Medium Grid 2" w:uiPriority="68"/>
-    <w:lsdException w:name="Medium Grid 3" w:uiPriority="69"/>
-    <w:lsdException w:name="Dark List" w:uiPriority="70"/>
-    <w:lsdException w:name="Colorful Shading" w:uiPriority="71"/>
-    <w:lsdException w:name="Colorful List" w:uiPriority="72"/>
-    <w:lsdException w:name="Colorful Grid" w:uiPriority="73"/>
-    <w:lsdException w:name="Light Shading Accent 1" w:uiPriority="60"/>
-    <w:lsdException w:name="Light List Accent 1" w:uiPriority="61"/>
-    <w:lsdException w:name="Light Grid Accent 1" w:uiPriority="62"/>
-    <w:lsdException w:name="Medium Shading 1 Accent 1" w:uiPriority="63"/>
-    <w:lsdException w:name="Medium Shading 2 Accent 1" w:uiPriority="64"/>
-    <w:lsdException w:name="Medium List 1 Accent 1" w:uiPriority="65"/>
-    <w:lsdException w:name="Revision" w:semiHidden="1"/>
-    <w:lsdException w:name="Medium List 2 Accent 1" w:uiPriority="66"/>
-    <w:lsdException w:name="Medium Grid 1 Accent 1" w:uiPriority="67"/>
-    <w:lsdException w:name="Medium Grid 2 Accent 1" w:uiPriority="68"/>
-    <w:lsdException w:name="Medium Grid 3 Accent 1" w:uiPriority="69"/>
-    <w:lsdException w:name="Dark List Accent 1" w:uiPriority="70"/>
-    <w:lsdException w:name="Colorful Shading Accent 1" w:uiPriority="71"/>
-    <w:lsdException w:name="Colorful List Accent 1" w:uiPriority="72"/>
-    <w:lsdException w:name="Colorful Grid Accent 1" w:uiPriority="73"/>
-    <w:lsdException w:name="Light Shading Accent 2" w:uiPriority="60"/>
-    <w:lsdException w:name="Light List Accent 2" w:uiPriority="61"/>
-    <w:lsdException w:name="Light Grid Accent 2" w:uiPriority="62"/>
-    <w:lsdException w:name="Medium Shading 1 Accent 2" w:uiPriority="63"/>
-    <w:lsdException w:name="Medium Shading 2 Accent 2" w:uiPriority="64"/>
-    <w:lsdException w:name="Medium List 1 Accent 2" w:uiPriority="65"/>
-    <w:lsdException w:name="Medium List 2 Accent 2" w:uiPriority="66"/>
-    <w:lsdException w:name="Medium Grid 1 Accent 2" w:uiPriority="67"/>
-    <w:lsdException w:name="Medium Grid 2 Accent 2" w:uiPriority="68"/>
-    <w:lsdException w:name="Medium Grid 3 Accent 2" w:uiPriority="69"/>
-    <w:lsdException w:name="Dark List Accent 2" w:uiPriority="70"/>
-    <w:lsdException w:name="Colorful Shading Accent 2" w:uiPriority="71"/>
-    <w:lsdException w:name="Colorful List Accent 2" w:uiPriority="72"/>
-    <w:lsdException w:name="Colorful Grid Accent 2" w:uiPriority="73"/>
-    <w:lsdException w:name="Light Shading Accent 3" w:uiPriority="60"/>
-    <w:lsdException w:name="Light List Accent 3" w:uiPriority="61"/>
-    <w:lsdException w:name="Light Grid Accent 3" w:uiPriority="62"/>
-    <w:lsdException w:name="Medium Shading 1 Accent 3" w:uiPriority="63"/>
-    <w:lsdException w:name="Medium Shading 2 Accent 3" w:uiPriority="64"/>
-    <w:lsdException w:name="Medium List 1 Accent 3" w:uiPriority="65"/>
-    <w:lsdException w:name="Medium List 2 Accent 3" w:uiPriority="66"/>
-    <w:lsdException w:name="Medium Grid 1 Accent 3" w:uiPriority="67"/>
-    <w:lsdException w:name="Medium Grid 2 Accent 3" w:uiPriority="68"/>
-    <w:lsdException w:name="Medium Grid 3 Accent 3" w:uiPriority="69"/>
-    <w:lsdException w:name="Dark List Accent 3" w:uiPriority="70"/>
-    <w:lsdException w:name="Colorful Shading Accent 3" w:uiPriority="71"/>
-    <w:lsdException w:name="Colorful List Accent 3" w:uiPriority="72"/>
-    <w:lsdException w:name="Colorful Grid Accent 3" w:uiPriority="73"/>
-    <w:lsdException w:name="Light Shading Accent 4" w:uiPriority="60"/>
-    <w:lsdException w:name="Light List Accent 4" w:uiPriority="61"/>
-    <w:lsdException w:name="Light Grid Accent 4" w:uiPriority="62"/>
-    <w:lsdException w:name="Medium Shading 1 Accent 4" w:uiPriority="63"/>
-    <w:lsdException w:name="Medium Shading 2 Accent 4" w:uiPriority="64"/>
-    <w:lsdException w:name="Medium List 1 Accent 4" w:uiPriority="65"/>
-    <w:lsdException w:name="Medium List 2 Accent 4" w:uiPriority="66"/>
-    <w:lsdException w:name="Medium Grid 1 Accent 4" w:uiPriority="67"/>
-    <w:lsdException w:name="Medium Grid 2 Accent 4" w:uiPriority="68"/>
-    <w:lsdException w:name="Medium Grid 3 Accent 4" w:uiPriority="69"/>
-    <w:lsdException w:name="Dark List Accent 4" w:uiPriority="70"/>
-    <w:lsdException w:name="Colorful Shading Accent 4" w:uiPriority="71"/>
-    <w:lsdException w:name="Colorful List Accent 4" w:uiPriority="72"/>
-    <w:lsdException w:name="Colorful Grid Accent 4" w:uiPriority="73"/>
-    <w:lsdException w:name="Light Shading Accent 5" w:uiPriority="60"/>
-    <w:lsdException w:name="Light List Accent 5" w:uiPriority="61"/>
-    <w:lsdException w:name="Light Grid Accent 5" w:uiPriority="62"/>
-    <w:lsdException w:name="Medium Shading 1 Accent 5" w:uiPriority="63"/>
-    <w:lsdException w:name="Medium Shading 2 Accent 5" w:uiPriority="64"/>
-    <w:lsdException w:name="Medium List 1 Accent 5" w:uiPriority="65"/>
-    <w:lsdException w:name="Medium List 2 Accent 5" w:uiPriority="66"/>
-    <w:lsdException w:name="Medium Grid 1 Accent 5" w:uiPriority="67"/>
-    <w:lsdException w:name="Medium Grid 2 Accent 5" w:uiPriority="68"/>
-    <w:lsdException w:name="Medium Grid 3 Accent 5" w:uiPriority="69"/>
-    <w:lsdException w:name="Dark List Accent 5" w:uiPriority="70"/>
-    <w:lsdException w:name="Colorful Shading Accent 5" w:uiPriority="71"/>
-    <w:lsdException w:name="Colorful List Accent 5" w:uiPriority="72"/>
-    <w:lsdException w:name="Colorful Grid Accent 5" w:uiPriority="73"/>
-    <w:lsdException w:name="Light Shading Accent 6" w:uiPriority="60"/>
-    <w:lsdException w:name="Light List Accent 6" w:uiPriority="61"/>
-    <w:lsdException w:name="Light Grid Accent 6" w:uiPriority="62"/>
-    <w:lsdException w:name="Medium Shading 1 Accent 6" w:uiPriority="63"/>
-    <w:lsdException w:name="Medium Shading 2 Accent 6" w:uiPriority="64"/>
-    <w:lsdException w:name="Medium List 1 Accent 6" w:uiPriority="65"/>
-    <w:lsdException w:name="Medium List 2 Accent 6" w:uiPriority="66"/>
-    <w:lsdException w:name="Medium Grid 1 Accent 6" w:uiPriority="67"/>
-    <w:lsdException w:name="Medium Grid 2 Accent 6" w:uiPriority="68"/>
-    <w:lsdException w:name="Medium Grid 3 Accent 6" w:uiPriority="69"/>
-    <w:lsdException w:name="Dark List Accent 6" w:uiPriority="70"/>
-    <w:lsdException w:name="Colorful Shading Accent 6" w:uiPriority="71"/>
-    <w:lsdException w:name="Colorful List Accent 6" w:uiPriority="72"/>
-    <w:lsdException w:name="Colorful Grid Accent 6" w:uiPriority="73"/>
-    <w:lsdException w:name="Subtle Emphasis" w:uiPriority="19" w:qFormat="1"/>
-    <w:lsdException w:name="Intense Emphasis" w:uiPriority="21" w:qFormat="1"/>
-    <w:lsdException w:name="Subtle Reference" w:uiPriority="31" w:qFormat="1"/>
-    <w:lsdException w:name="Intense Reference" w:uiPriority="32" w:qFormat="1"/>
-    <w:lsdException w:name="Book Title" w:uiPriority="33" w:qFormat="1"/>
-    <w:lsdException w:name="Bibliography" w:semiHidden="1" w:uiPriority="37" w:unhideWhenUsed="1"/>
-    <w:lsdException w:name="TOC Heading" w:semiHidden="1" w:uiPriority="39" w:unhideWhenUsed="1" w:qFormat="1"/>
-    <w:lsdException w:name="Plain Table 1" w:uiPriority="41"/>
-    <w:lsdException w:name="Plain Table 2" w:uiPriority="42"/>
-    <w:lsdException w:name="Plain Table 3" w:uiPriority="43"/>
-    <w:lsdException w:name="Plain Table 4" w:uiPriority="44"/>
-    <w:lsdException w:name="Plain Table 5" w:uiPriority="45"/>
-    <w:lsdException w:name="Grid Table Light" w:uiPriority="40"/>
-    <w:lsdException w:name="Grid Table 1 Light" w:uiPriority="46"/>
-    <w:lsdException w:name="Grid Table 2" w:uiPriority="47"/>
-    <w:lsdException w:name="Grid Table 3" w:uiPriority="48"/>
-    <w:lsdException w:name="Grid Table 4" w:uiPriority="49"/>
-    <w:lsdException w:name="Grid Table 5 Dark" w:uiPriority="50"/>
-    <w:lsdException w:name="Grid Table 6 Colorful" w:uiPriority="51"/>
-    <w:lsdException w:name="Grid Table 7 Colorful" w:uiPriority="52"/>
-    <w:lsdException w:name="Grid Table 1 Light Accent 1" w:uiPriority="46"/>
-    <w:lsdException w:name="Grid Table 2 Accent 1" w:uiPriority="47"/>
-    <w:lsdException w:name="Grid Table 3 Accent 1" w:uiPriority="48"/>
-    <w:lsdException w:name="Grid Table 4 Accent 1" w:uiPriority="49"/>
-    <w:lsdException w:name="Grid Table 5 Dark Accent 1" w:uiPriority="50"/>
-    <w:lsdException w:name="Grid Table 6 Colorful Accent 1" w:uiPriority="51"/>
-    <w:lsdException w:name="Grid Table 7 Colorful Accent 1" w:uiPriority="52"/>
-    <w:lsdException w:name="Grid Table 1 Light Accent 2" w:uiPriority="46"/>
-    <w:lsdException w:name="Grid Table 2 Accent 2" w:uiPriority="47"/>
-    <w:lsdException w:name="Grid Table 3 Accent 2" w:uiPriority="48"/>
-    <w:lsdException w:name="Grid Table 4 Accent 2" w:uiPriority="49"/>
-    <w:lsdException w:name="Grid Table 5 Dark Accent 2" w:uiPriority="50"/>
-    <w:lsdException w:name="Grid Table 6 Colorful Accent 2" w:uiPriority="51"/>
-    <w:lsdException w:name="Grid Table 7 Colorful Accent 2" w:uiPriority="52"/>
-    <w:lsdException w:name="Grid Table 1 Light Accent 3" w:uiPriority="46"/>
-    <w:lsdException w:name="Grid Table 2 Accent 3" w:uiPriority="47"/>
-    <w:lsdException w:name="Grid Table 3 Accent 3" w:uiPriority="48"/>
-    <w:lsdException w:name="Grid Table 4 Accent 3" w:uiPriority="49"/>
-    <w:lsdException w:name="Grid Table 5 Dark Accent 3" w:uiPriority="50"/>
-    <w:lsdException w:name="Grid Table 6 Colorful Accent 3" w:uiPriority="51"/>
-    <w:lsdException w:name="Grid Table 7 Colorful Accent 3" w:uiPriority="52"/>
-    <w:lsdException w:name="Grid Table 1 Light Accent 4" w:uiPriority="46"/>
-    <w:lsdException w:name="Grid Table 2 Accent 4" w:uiPriority="47"/>
-    <w:lsdException w:name="Grid Table 3 Accent 4" w:uiPriority="48"/>
-    <w:lsdException w:name="Grid Table 4 Accent 4" w:uiPriority="49"/>
-    <w:lsdException w:name="Grid Table 5 Dark Accent 4" w:uiPriority="50"/>
-    <w:lsdException w:name="Grid Table 6 Colorful Accent 4" w:uiPriority="51"/>
-    <w:lsdException w:name="Grid Table 7 Colorful Accent 4" w:uiPriority="52"/>
-    <w:lsdException w:name="Grid Table 1 Light Accent 5" w:uiPriority="46"/>
-    <w:lsdException w:name="Grid Table 2 Accent 5" w:uiPriority="47"/>
-    <w:lsdException w:name="Grid Table 3 Accent 5" w:uiPriority="48"/>
-    <w:lsdException w:name="Grid Table 4 Accent 5" w:uiPriority="49"/>
-    <w:lsdException w:name="Grid Table 5 Dark Accent 5" w:uiPriority="50"/>
-    <w:lsdException w:name="Grid Table 6 Colorful Accent 5" w:uiPriority="51"/>
-    <w:lsdException w:name="Grid Table 7 Colorful Accent 5" w:uiPriority="52"/>
-    <w:lsdException w:name="Grid Table 1 Light Accent 6" w:uiPriority="46"/>
-    <w:lsdException w:name="Grid Table 2 Accent 6" w:uiPriority="47"/>
-    <w:lsdException w:name="Grid Table 3 Accent 6" w:uiPriority="48"/>
-    <w:lsdException w:name="Grid Table 4 Accent 6" w:uiPriority="49"/>
-    <w:lsdException w:name="Grid Table 5 Dark Accent 6" w:uiPriority="50"/>
-    <w:lsdException w:name="Grid Table 6 Colorful Accent 6" w:uiPriority="51"/>
-    <w:lsdException w:name="Grid Table 7 Colorful Accent 6" w:uiPriority="52"/>
-    <w:lsdException w:name="List Table 1 Light" w:uiPriority="46"/>
-    <w:lsdException w:name="List Table 2" w:uiPriority="47"/>
-    <w:lsdException w:name="List Table 3" w:uiPriority="48"/>
-    <w:lsdException w:name="List Table 4" w:uiPriority="49"/>
-    <w:lsdException w:name="List Table 5 Dark" w:uiPriority="50"/>
-    <w:lsdException w:name="List Table 6 Colorful" w:uiPriority="51"/>
-    <w:lsdException w:name="List Table 7 Colorful" w:uiPriority="52"/>
-    <w:lsdException w:name="List Table 1 Light Accent 1" w:uiPriority="46"/>
-    <w:lsdException w:name="List Table 2 Accent 1" w:uiPriority="47"/>
-    <w:lsdException w:name="List Table 3 Accent 1" w:uiPriority="48"/>
-    <w:lsdException w:name="List Table 4 Accent 1" w:uiPriority="49"/>
-    <w:lsdException w:name="List Table 5 Dark Accent 1" w:uiPriority="50"/>
-    <w:lsdException w:name="List Table 6 Colorful Accent 1" w:uiPriority="51"/>
-    <w:lsdException w:name="List Table 7 Colorful Accent 1" w:uiPriority="52"/>
-    <w:lsdException w:name="List Table 1 Light Accent 2" w:uiPriority="46"/>
-    <w:lsdException w:name="List Table 2 Accent 2" w:uiPriority="47"/>
-    <w:lsdException w:name="List Table 3 Accent 2" w:uiPriority="48"/>
-    <w:lsdException w:name="List Table 4 Accent 2" w:uiPriority="49"/>
-    <w:lsdException w:name="List Table 5 Dark Accent 2" w:uiPriority="50"/>
-    <w:lsdException w:name="List Table 6 Colorful Accent 2" w:uiPriority="51"/>
-    <w:lsdException w:name="List Table 7 Colorful Accent 2" w:uiPriority="52"/>
-    <w:lsdException w:name="List Table 1 Light Accent 3" w:uiPriority="46"/>
-    <w:lsdException w:name="List Table 2 Accent 3" w:uiPriority="47"/>
-    <w:lsdException w:name="List Table 3 Accent 3" w:uiPriority="48"/>
-    <w:lsdException w:name="List Table 4 Accent 3" w:uiPriority="49"/>
-    <w:lsdException w:name="List Table 5 Dark Accent 3" w:uiPriority="50"/>
-    <w:lsdException w:name="List Table 6 Colorful Accent 3" w:uiPriority="51"/>
-    <w:lsdException w:name="List Table 7 Colorful Accent 3" w:uiPriority="52"/>
-    <w:lsdException w:name="List Table 1 Light Accent 4" w:uiPriority="46"/>
-    <w:lsdException w:name="List Table 2 Accent 4" w:uiPriority="47"/>
-    <w:lsdException w:name="List Table 3 Accent 4" w:uiPriority="48"/>
-    <w:lsdException w:name="List Table 4 Accent 4" w:uiPriority="49"/>
-    <w:lsdException w:name="List Table 5 Dark Accent 4" w:uiPriority="50"/>
-    <w:lsdException w:name="List Table 6 Colorful Accent 4" w:uiPriority="51"/>
-    <w:lsdException w:name="List Table 7 Colorful Accent 4" w:uiPriority="52"/>
-    <w:lsdException w:name="List Table 1 Light Accent 5" w:uiPriority="46"/>
-    <w:lsdException w:name="List Table 2 Accent 5" w:uiPriority="47"/>
-    <w:lsdException w:name="List Table 3 Accent 5" w:uiPriority="48"/>
-    <w:lsdException w:name="List Table 4 Accent 5" w:uiPriority="49"/>
-    <w:lsdException w:name="List Table 5 Dark Accent 5" w:uiPriority="50"/>
-    <w:lsdException w:name="List Table 6 Colorful Accent 5" w:uiPriority="51"/>
-    <w:lsdException w:name="List Table 7 Colorful Accent 5" w:uiPriority="52"/>
-    <w:lsdException w:name="List Table 1 Light Accent 6" w:uiPriority="46"/>
-    <w:lsdException w:name="List Table 2 Accent 6" w:uiPriority="47"/>
-    <w:lsdException w:name="List Table 3 Accent 6" w:uiPriority="48"/>
-    <w:lsdException w:name="List Table 4 Accent 6" w:uiPriority="49"/>
-    <w:lsdException w:name="List Table 5 Dark Accent 6" w:uiPriority="50"/>
-    <w:lsdException w:name="List Table 6 Colorful Accent 6" w:uiPriority="51"/>
-    <w:lsdException w:name="List Table 7 Colorful Accent 6" w:uiPriority="52"/>
-    <w:lsdException w:name="Mention" w:semiHidden="1" w:unhideWhenUsed="1"/>
-    <w:lsdException w:name="Smart Hyperlink" w:semiHidden="1" w:unhideWhenUsed="1"/>
-    <w:lsdException w:name="Hashtag" w:semiHidden="1" w:unhideWhenUsed="1"/>
-    <w:lsdException w:name="Unresolved Mention" w:semiHidden="1" w:unhideWhenUsed="1"/>
-    <w:lsdException w:name="Smart Link" w:semiHidden="1" w:unhideWhenUsed="1"/>
+  <w:latentStyles w:count="260" w:defQFormat="0" w:defUnhideWhenUsed="1" w:defSemiHidden="1" w:defUIPriority="99" w:defLockedState="0">
+    <w:lsdException w:qFormat="1" w:unhideWhenUsed="0" w:uiPriority="0" w:semiHidden="0" w:name="Normal"/>
+    <w:lsdException w:qFormat="1" w:unhideWhenUsed="0" w:uiPriority="9" w:semiHidden="0" w:name="heading 1"/>
+    <w:lsdException w:qFormat="1" w:uiPriority="9" w:semiHidden="0" w:name="heading 2"/>
+    <w:lsdException w:qFormat="1" w:uiPriority="9" w:semiHidden="0" w:name="heading 3"/>
+    <w:lsdException w:qFormat="1" w:uiPriority="9" w:semiHidden="0" w:name="heading 4"/>
+    <w:lsdException w:qFormat="1" w:uiPriority="9" w:semiHidden="0" w:name="heading 5"/>
+    <w:lsdException w:qFormat="1" w:uiPriority="9" w:semiHidden="0" w:name="heading 6"/>
+    <w:lsdException w:qFormat="1" w:uiPriority="9" w:name="heading 7"/>
+    <w:lsdException w:qFormat="1" w:uiPriority="9" w:name="heading 8"/>
+    <w:lsdException w:qFormat="1" w:uiPriority="9" w:name="heading 9"/>
+    <w:lsdException w:uiPriority="99" w:name="index 1"/>
+    <w:lsdException w:uiPriority="99" w:name="index 2"/>
+    <w:lsdException w:uiPriority="99" w:name="index 3"/>
+    <w:lsdException w:uiPriority="99" w:name="index 4"/>
+    <w:lsdException w:uiPriority="99" w:name="index 5"/>
+    <w:lsdException w:uiPriority="99" w:name="index 6"/>
+    <w:lsdException w:uiPriority="99" w:name="index 7"/>
+    <w:lsdException w:uiPriority="99" w:name="index 8"/>
+    <w:lsdException w:uiPriority="99" w:name="index 9"/>
+    <w:lsdException w:uiPriority="39" w:name="toc 1"/>
+    <w:lsdException w:uiPriority="39" w:name="toc 2"/>
+    <w:lsdException w:uiPriority="39" w:name="toc 3"/>
+    <w:lsdException w:uiPriority="39" w:name="toc 4"/>
+    <w:lsdException w:uiPriority="39" w:name="toc 5"/>
+    <w:lsdException w:uiPriority="39" w:name="toc 6"/>
+    <w:lsdException w:uiPriority="39" w:name="toc 7"/>
+    <w:lsdException w:uiPriority="39" w:name="toc 8"/>
+    <w:lsdException w:uiPriority="39" w:name="toc 9"/>
+    <w:lsdException w:uiPriority="99" w:name="Normal Indent"/>
+    <w:lsdException w:uiPriority="99" w:name="footnote text"/>
+    <w:lsdException w:uiPriority="99" w:name="annotation text"/>
+    <w:lsdException w:qFormat="1" w:uiPriority="99" w:name="header"/>
+    <w:lsdException w:qFormat="1" w:uiPriority="99" w:name="footer"/>
+    <w:lsdException w:uiPriority="99" w:name="index heading"/>
+    <w:lsdException w:qFormat="1" w:uiPriority="35" w:name="caption"/>
+    <w:lsdException w:uiPriority="99" w:name="table of figures"/>
+    <w:lsdException w:uiPriority="99" w:name="envelope address"/>
+    <w:lsdException w:uiPriority="99" w:name="envelope return"/>
+    <w:lsdException w:uiPriority="99" w:name="footnote reference"/>
+    <w:lsdException w:uiPriority="99" w:name="annotation reference"/>
+    <w:lsdException w:uiPriority="99" w:name="line number"/>
+    <w:lsdException w:uiPriority="99" w:name="page number"/>
+    <w:lsdException w:uiPriority="99" w:name="endnote reference"/>
+    <w:lsdException w:uiPriority="99" w:name="endnote text"/>
+    <w:lsdException w:uiPriority="99" w:name="table of authorities"/>
+    <w:lsdException w:uiPriority="99" w:name="macro"/>
+    <w:lsdException w:uiPriority="99" w:name="toa heading"/>
+    <w:lsdException w:uiPriority="99" w:name="List"/>
+    <w:lsdException w:uiPriority="99" w:name="List Bullet"/>
+    <w:lsdException w:uiPriority="99" w:name="List Number"/>
+    <w:lsdException w:uiPriority="99" w:name="List 2"/>
+    <w:lsdException w:uiPriority="99" w:name="List 3"/>
+    <w:lsdException w:uiPriority="99" w:name="List 4"/>
+    <w:lsdException w:uiPriority="99" w:name="List 5"/>
+    <w:lsdException w:uiPriority="99" w:name="List Bullet 2"/>
+    <w:lsdException w:uiPriority="99" w:name="List Bullet 3"/>
+    <w:lsdException w:uiPriority="99" w:name="List Bullet 4"/>
+    <w:lsdException w:uiPriority="99" w:name="List Bullet 5"/>
+    <w:lsdException w:uiPriority="99" w:name="List Number 2"/>
+    <w:lsdException w:uiPriority="99" w:name="List Number 3"/>
+    <w:lsdException w:uiPriority="99" w:name="List Number 4"/>
+    <w:lsdException w:uiPriority="99" w:name="List Number 5"/>
+    <w:lsdException w:qFormat="1" w:unhideWhenUsed="0" w:uiPriority="10" w:semiHidden="0" w:name="Title"/>
+    <w:lsdException w:uiPriority="99" w:name="Closing"/>
+    <w:lsdException w:uiPriority="99" w:name="Signature"/>
+    <w:lsdException w:qFormat="1" w:uiPriority="1" w:name="Default Paragraph Font"/>
+    <w:lsdException w:uiPriority="99" w:name="Body Text"/>
+    <w:lsdException w:uiPriority="99" w:name="Body Text Indent"/>
+    <w:lsdException w:uiPriority="99" w:name="List Continue"/>
+    <w:lsdException w:uiPriority="99" w:name="List Continue 2"/>
+    <w:lsdException w:uiPriority="99" w:name="List Continue 3"/>
+    <w:lsdException w:uiPriority="99" w:name="List Continue 4"/>
+    <w:lsdException w:uiPriority="99" w:name="List Continue 5"/>
+    <w:lsdException w:uiPriority="99" w:name="Message Header"/>
+    <w:lsdException w:qFormat="1" w:unhideWhenUsed="0" w:uiPriority="11" w:semiHidden="0" w:name="Subtitle"/>
+    <w:lsdException w:uiPriority="99" w:name="Salutation"/>
+    <w:lsdException w:uiPriority="99" w:name="Date"/>
+    <w:lsdException w:uiPriority="99" w:name="Body Text First Indent"/>
+    <w:lsdException w:uiPriority="99" w:name="Body Text First Indent 2"/>
+    <w:lsdException w:uiPriority="99" w:name="Note Heading"/>
+    <w:lsdException w:uiPriority="99" w:name="Body Text 2"/>
+    <w:lsdException w:uiPriority="99" w:name="Body Text 3"/>
+    <w:lsdException w:uiPriority="99" w:name="Body Text Indent 2"/>
+    <w:lsdException w:uiPriority="99" w:name="Body Text Indent 3"/>
+    <w:lsdException w:uiPriority="99" w:name="Block Text"/>
+    <w:lsdException w:qFormat="1" w:uiPriority="99" w:name="Hyperlink"/>
+    <w:lsdException w:uiPriority="99" w:name="FollowedHyperlink"/>
+    <w:lsdException w:qFormat="1" w:unhideWhenUsed="0" w:uiPriority="22" w:semiHidden="0" w:name="Strong"/>
+    <w:lsdException w:qFormat="1" w:unhideWhenUsed="0" w:uiPriority="20" w:semiHidden="0" w:name="Emphasis"/>
+    <w:lsdException w:uiPriority="99" w:name="Document Map"/>
+    <w:lsdException w:uiPriority="99" w:name="Plain Text"/>
+    <w:lsdException w:uiPriority="99" w:name="E-mail Signature"/>
+    <w:lsdException w:uiPriority="99" w:name="Normal (Web)"/>
+    <w:lsdException w:uiPriority="99" w:name="HTML Acronym"/>
+    <w:lsdException w:uiPriority="99" w:name="HTML Address"/>
+    <w:lsdException w:uiPriority="99" w:name="HTML Cite"/>
+    <w:lsdException w:uiPriority="99" w:name="HTML Code"/>
+    <w:lsdException w:uiPriority="99" w:name="HTML Definition"/>
+    <w:lsdException w:uiPriority="99" w:name="HTML Keyboard"/>
+    <w:lsdException w:uiPriority="99" w:name="HTML Preformatted"/>
+    <w:lsdException w:uiPriority="99" w:name="HTML Sample"/>
+    <w:lsdException w:uiPriority="99" w:name="HTML Typewriter"/>
+    <w:lsdException w:uiPriority="99" w:name="HTML Variable"/>
+    <w:lsdException w:qFormat="1" w:uiPriority="99" w:name="Normal Table"/>
+    <w:lsdException w:uiPriority="99" w:name="annotation subject"/>
+    <w:lsdException w:uiPriority="99" w:name="Table Simple 1"/>
+    <w:lsdException w:uiPriority="99" w:name="Table Simple 2"/>
+    <w:lsdException w:uiPriority="99" w:name="Table Simple 3"/>
+    <w:lsdException w:uiPriority="99" w:name="Table Classic 1"/>
+    <w:lsdException w:uiPriority="99" w:name="Table Classic 2"/>
+    <w:lsdException w:uiPriority="99" w:name="Table Classic 3"/>
+    <w:lsdException w:uiPriority="99" w:name="Table Classic 4"/>
+    <w:lsdException w:uiPriority="99" w:name="Table Colorful 1"/>
+    <w:lsdException w:uiPriority="99" w:name="Table Colorful 2"/>
+    <w:lsdException w:uiPriority="99" w:name="Table Colorful 3"/>
+    <w:lsdException w:uiPriority="99" w:name="Table Columns 1"/>
+    <w:lsdException w:uiPriority="99" w:name="Table Columns 2"/>
+    <w:lsdException w:uiPriority="99" w:name="Table Columns 3"/>
+    <w:lsdException w:uiPriority="99" w:name="Table Columns 4"/>
+    <w:lsdException w:uiPriority="99" w:name="Table Columns 5"/>
+    <w:lsdException w:uiPriority="99" w:name="Table Grid 1"/>
+    <w:lsdException w:uiPriority="99" w:name="Table Grid 2"/>
+    <w:lsdException w:uiPriority="99" w:name="Table Grid 3"/>
+    <w:lsdException w:uiPriority="99" w:name="Table Grid 4"/>
+    <w:lsdException w:uiPriority="99" w:name="Table Grid 5"/>
+    <w:lsdException w:uiPriority="99" w:name="Table Grid 6"/>
+    <w:lsdException w:uiPriority="99" w:name="Table Grid 7"/>
+    <w:lsdException w:uiPriority="99" w:name="Table Grid 8"/>
+    <w:lsdException w:uiPriority="99" w:name="Table List 1"/>
+    <w:lsdException w:uiPriority="99" w:name="Table List 2"/>
+    <w:lsdException w:uiPriority="99" w:name="Table List 3"/>
+    <w:lsdException w:uiPriority="99" w:name="Table List 4"/>
+    <w:lsdException w:uiPriority="99" w:name="Table List 5"/>
+    <w:lsdException w:uiPriority="99" w:name="Table List 6"/>
+    <w:lsdException w:uiPriority="99" w:name="Table List 7"/>
+    <w:lsdException w:uiPriority="99" w:name="Table List 8"/>
+    <w:lsdException w:uiPriority="99" w:name="Table 3D effects 1"/>
+    <w:lsdException w:uiPriority="99" w:name="Table 3D effects 2"/>
+    <w:lsdException w:uiPriority="99" w:name="Table 3D effects 3"/>
+    <w:lsdException w:uiPriority="99" w:name="Table Contemporary"/>
+    <w:lsdException w:uiPriority="99" w:name="Table Elegant"/>
+    <w:lsdException w:uiPriority="99" w:name="Table Professional"/>
+    <w:lsdException w:uiPriority="99" w:name="Table Subtle 1"/>
+    <w:lsdException w:uiPriority="99" w:name="Table Subtle 2"/>
+    <w:lsdException w:uiPriority="99" w:name="Table Web 1"/>
+    <w:lsdException w:uiPriority="99" w:name="Table Web 2"/>
+    <w:lsdException w:uiPriority="99" w:name="Table Web 3"/>
+    <w:lsdException w:uiPriority="99" w:name="Balloon Text"/>
+    <w:lsdException w:qFormat="1" w:unhideWhenUsed="0" w:uiPriority="39" w:semiHidden="0" w:name="Table Grid"/>
+    <w:lsdException w:uiPriority="99" w:name="Table Theme"/>
+    <w:lsdException w:unhideWhenUsed="0" w:uiPriority="60" w:semiHidden="0" w:name="Light Shading"/>
+    <w:lsdException w:unhideWhenUsed="0" w:uiPriority="61" w:semiHidden="0" w:name="Light List"/>
+    <w:lsdException w:unhideWhenUsed="0" w:uiPriority="62" w:semiHidden="0" w:name="Light Grid"/>
+    <w:lsdException w:unhideWhenUsed="0" w:uiPriority="63" w:semiHidden="0" w:name="Medium Shading 1"/>
+    <w:lsdException w:unhideWhenUsed="0" w:uiPriority="64" w:semiHidden="0" w:name="Medium Shading 2"/>
+    <w:lsdException w:unhideWhenUsed="0" w:uiPriority="65" w:semiHidden="0" w:name="Medium List 1"/>
+    <w:lsdException w:unhideWhenUsed="0" w:uiPriority="66" w:semiHidden="0" w:name="Medium List 2"/>
+    <w:lsdException w:unhideWhenUsed="0" w:uiPriority="67" w:semiHidden="0" w:name="Medium Grid 1"/>
+    <w:lsdException w:unhideWhenUsed="0" w:uiPriority="68" w:semiHidden="0" w:name="Medium Grid 2"/>
+    <w:lsdException w:unhideWhenUsed="0" w:uiPriority="69" w:semiHidden="0" w:name="Medium Grid 3"/>
+    <w:lsdException w:unhideWhenUsed="0" w:uiPriority="70" w:semiHidden="0" w:name="Dark List"/>
+    <w:lsdException w:unhideWhenUsed="0" w:uiPriority="71" w:semiHidden="0" w:name="Colorful Shading"/>
+    <w:lsdException w:unhideWhenUsed="0" w:uiPriority="72" w:semiHidden="0" w:name="Colorful List"/>
+    <w:lsdException w:unhideWhenUsed="0" w:uiPriority="73" w:semiHidden="0" w:name="Colorful Grid"/>
+    <w:lsdException w:unhideWhenUsed="0" w:uiPriority="60" w:semiHidden="0" w:name="Light Shading Accent 1"/>
+    <w:lsdException w:unhideWhenUsed="0" w:uiPriority="61" w:semiHidden="0" w:name="Light List Accent 1"/>
+    <w:lsdException w:unhideWhenUsed="0" w:uiPriority="62" w:semiHidden="0" w:name="Light Grid Accent 1"/>
+    <w:lsdException w:unhideWhenUsed="0" w:uiPriority="63" w:semiHidden="0" w:name="Medium Shading 1 Accent 1"/>
+    <w:lsdException w:unhideWhenUsed="0" w:uiPriority="64" w:semiHidden="0" w:name="Medium Shading 2 Accent 1"/>
+    <w:lsdException w:unhideWhenUsed="0" w:uiPriority="65" w:semiHidden="0" w:name="Medium List 1 Accent 1"/>
+    <w:lsdException w:unhideWhenUsed="0" w:uiPriority="66" w:semiHidden="0" w:name="Medium List 2 Accent 1"/>
+    <w:lsdException w:unhideWhenUsed="0" w:uiPriority="67" w:semiHidden="0" w:name="Medium Grid 1 Accent 1"/>
+    <w:lsdException w:unhideWhenUsed="0" w:uiPriority="68" w:semiHidden="0" w:name="Medium Grid 2 Accent 1"/>
+    <w:lsdException w:unhideWhenUsed="0" w:uiPriority="69" w:semiHidden="0" w:name="Medium Grid 3 Accent 1"/>
+    <w:lsdException w:unhideWhenUsed="0" w:uiPriority="70" w:semiHidden="0" w:name="Dark List Accent 1"/>
+    <w:lsdException w:unhideWhenUsed="0" w:uiPriority="71" w:semiHidden="0" w:name="Colorful Shading Accent 1"/>
+    <w:lsdException w:unhideWhenUsed="0" w:uiPriority="72" w:semiHidden="0" w:name="Colorful List Accent 1"/>
+    <w:lsdException w:unhideWhenUsed="0" w:uiPriority="73" w:semiHidden="0" w:name="Colorful Grid Accent 1"/>
+    <w:lsdException w:unhideWhenUsed="0" w:uiPriority="60" w:semiHidden="0" w:name="Light Shading Accent 2"/>
+    <w:lsdException w:unhideWhenUsed="0" w:uiPriority="61" w:semiHidden="0" w:name="Light List Accent 2"/>
+    <w:lsdException w:unhideWhenUsed="0" w:uiPriority="62" w:semiHidden="0" w:name="Light Grid Accent 2"/>
+    <w:lsdException w:unhideWhenUsed="0" w:uiPriority="63" w:semiHidden="0" w:name="Medium Shading 1 Accent 2"/>
+    <w:lsdException w:unhideWhenUsed="0" w:uiPriority="64" w:semiHidden="0" w:name="Medium Shading 2 Accent 2"/>
+    <w:lsdException w:unhideWhenUsed="0" w:uiPriority="65" w:semiHidden="0" w:name="Medium List 1 Accent 2"/>
+    <w:lsdException w:unhideWhenUsed="0" w:uiPriority="66" w:semiHidden="0" w:name="Medium List 2 Accent 2"/>
+    <w:lsdException w:unhideWhenUsed="0" w:uiPriority="67" w:semiHidden="0" w:name="Medium Grid 1 Accent 2"/>
+    <w:lsdException w:unhideWhenUsed="0" w:uiPriority="68" w:semiHidden="0" w:name="Medium Grid 2 Accent 2"/>
+    <w:lsdException w:unhideWhenUsed="0" w:uiPriority="69" w:semiHidden="0" w:name="Medium Grid 3 Accent 2"/>
+    <w:lsdException w:unhideWhenUsed="0" w:uiPriority="70" w:semiHidden="0" w:name="Dark List Accent 2"/>
+    <w:lsdException w:unhideWhenUsed="0" w:uiPriority="71" w:semiHidden="0" w:name="Colorful Shading Accent 2"/>
+    <w:lsdException w:unhideWhenUsed="0" w:uiPriority="72" w:semiHidden="0" w:name="Colorful List Accent 2"/>
+    <w:lsdException w:unhideWhenUsed="0" w:uiPriority="73" w:semiHidden="0" w:name="Colorful Grid Accent 2"/>
+    <w:lsdException w:unhideWhenUsed="0" w:uiPriority="60" w:semiHidden="0" w:name="Light Shading Accent 3"/>
+    <w:lsdException w:unhideWhenUsed="0" w:uiPriority="61" w:semiHidden="0" w:name="Light List Accent 3"/>
+    <w:lsdException w:unhideWhenUsed="0" w:uiPriority="62" w:semiHidden="0" w:name="Light Grid Accent 3"/>
+    <w:lsdException w:unhideWhenUsed="0" w:uiPriority="63" w:semiHidden="0" w:name="Medium Shading 1 Accent 3"/>
+    <w:lsdException w:unhideWhenUsed="0" w:uiPriority="64" w:semiHidden="0" w:name="Medium Shading 2 Accent 3"/>
+    <w:lsdException w:unhideWhenUsed="0" w:uiPriority="65" w:semiHidden="0" w:name="Medium List 1 Accent 3"/>
+    <w:lsdException w:unhideWhenUsed="0" w:uiPriority="66" w:semiHidden="0" w:name="Medium List 2 Accent 3"/>
+    <w:lsdException w:unhideWhenUsed="0" w:uiPriority="67" w:semiHidden="0" w:name="Medium Grid 1 Accent 3"/>
+    <w:lsdException w:unhideWhenUsed="0" w:uiPriority="68" w:semiHidden="0" w:name="Medium Grid 2 Accent 3"/>
+    <w:lsdException w:unhideWhenUsed="0" w:uiPriority="69" w:semiHidden="0" w:name="Medium Grid 3 Accent 3"/>
+    <w:lsdException w:unhideWhenUsed="0" w:uiPriority="70" w:semiHidden="0" w:name="Dark List Accent 3"/>
+    <w:lsdException w:unhideWhenUsed="0" w:uiPriority="71" w:semiHidden="0" w:name="Colorful Shading Accent 3"/>
+    <w:lsdException w:unhideWhenUsed="0" w:uiPriority="72" w:semiHidden="0" w:name="Colorful List Accent 3"/>
+    <w:lsdException w:unhideWhenUsed="0" w:uiPriority="73" w:semiHidden="0" w:name="Colorful Grid Accent 3"/>
+    <w:lsdException w:unhideWhenUsed="0" w:uiPriority="60" w:semiHidden="0" w:name="Light Shading Accent 4"/>
+    <w:lsdException w:unhideWhenUsed="0" w:uiPriority="61" w:semiHidden="0" w:name="Light List Accent 4"/>
+    <w:lsdException w:unhideWhenUsed="0" w:uiPriority="62" w:semiHidden="0" w:name="Light Grid Accent 4"/>
+    <w:lsdException w:unhideWhenUsed="0" w:uiPriority="63" w:semiHidden="0" w:name="Medium Shading 1 Accent 4"/>
+    <w:lsdException w:unhideWhenUsed="0" w:uiPriority="64" w:semiHidden="0" w:name="Medium Shading 2 Accent 4"/>
+    <w:lsdException w:unhideWhenUsed="0" w:uiPriority="65" w:semiHidden="0" w:name="Medium List 1 Accent 4"/>
+    <w:lsdException w:unhideWhenUsed="0" w:uiPriority="66" w:semiHidden="0" w:name="Medium List 2 Accent 4"/>
+    <w:lsdException w:unhideWhenUsed="0" w:uiPriority="67" w:semiHidden="0" w:name="Medium Grid 1 Accent 4"/>
+    <w:lsdException w:unhideWhenUsed="0" w:uiPriority="68" w:semiHidden="0" w:name="Medium Grid 2 Accent 4"/>
+    <w:lsdException w:unhideWhenUsed="0" w:uiPriority="69" w:semiHidden="0" w:name="Medium Grid 3 Accent 4"/>
+    <w:lsdException w:unhideWhenUsed="0" w:uiPriority="70" w:semiHidden="0" w:name="Dark List Accent 4"/>
+    <w:lsdException w:unhideWhenUsed="0" w:uiPriority="71" w:semiHidden="0" w:name="Colorful Shading Accent 4"/>
+    <w:lsdException w:unhideWhenUsed="0" w:uiPriority="72" w:semiHidden="0" w:name="Colorful List Accent 4"/>
+    <w:lsdException w:unhideWhenUsed="0" w:uiPriority="73" w:semiHidden="0" w:name="Colorful Grid Accent 4"/>
+    <w:lsdException w:unhideWhenUsed="0" w:uiPriority="60" w:semiHidden="0" w:name="Light Shading Accent 5"/>
+    <w:lsdException w:unhideWhenUsed="0" w:uiPriority="61" w:semiHidden="0" w:name="Light List Accent 5"/>
+    <w:lsdException w:unhideWhenUsed="0" w:uiPriority="62" w:semiHidden="0" w:name="Light Grid Accent 5"/>
+    <w:lsdException w:unhideWhenUsed="0" w:uiPriority="63" w:semiHidden="0" w:name="Medium Shading 1 Accent 5"/>
+    <w:lsdException w:unhideWhenUsed="0" w:uiPriority="64" w:semiHidden="0" w:name="Medium Shading 2 Accent 5"/>
+    <w:lsdException w:unhideWhenUsed="0" w:uiPriority="65" w:semiHidden="0" w:name="Medium List 1 Accent 5"/>
+    <w:lsdException w:unhideWhenUsed="0" w:uiPriority="66" w:semiHidden="0" w:name="Medium List 2 Accent 5"/>
+    <w:lsdException w:unhideWhenUsed="0" w:uiPriority="67" w:semiHidden="0" w:name="Medium Grid 1 Accent 5"/>
+    <w:lsdException w:unhideWhenUsed="0" w:uiPriority="68" w:semiHidden="0" w:name="Medium Grid 2 Accent 5"/>
+    <w:lsdException w:unhideWhenUsed="0" w:uiPriority="69" w:semiHidden="0" w:name="Medium Grid 3 Accent 5"/>
+    <w:lsdException w:unhideWhenUsed="0" w:uiPriority="70" w:semiHidden="0" w:name="Dark List Accent 5"/>
+    <w:lsdException w:unhideWhenUsed="0" w:uiPriority="71" w:semiHidden="0" w:name="Colorful Shading Accent 5"/>
+    <w:lsdException w:unhideWhenUsed="0" w:uiPriority="72" w:semiHidden="0" w:name="Colorful List Accent 5"/>
+    <w:lsdException w:unhideWhenUsed="0" w:uiPriority="73" w:semiHidden="0" w:name="Colorful Grid Accent 5"/>
+    <w:lsdException w:unhideWhenUsed="0" w:uiPriority="60" w:semiHidden="0" w:name="Light Shading Accent 6"/>
+    <w:lsdException w:unhideWhenUsed="0" w:uiPriority="61" w:semiHidden="0" w:name="Light List Accent 6"/>
+    <w:lsdException w:unhideWhenUsed="0" w:uiPriority="62" w:semiHidden="0" w:name="Light Grid Accent 6"/>
+    <w:lsdException w:unhideWhenUsed="0" w:uiPriority="63" w:semiHidden="0" w:name="Medium Shading 1 Accent 6"/>
+    <w:lsdException w:unhideWhenUsed="0" w:uiPriority="64" w:semiHidden="0" w:name="Medium Shading 2 Accent 6"/>
+    <w:lsdException w:unhideWhenUsed="0" w:uiPriority="65" w:semiHidden="0" w:name="Medium List 1 Accent 6"/>
+    <w:lsdException w:unhideWhenUsed="0" w:uiPriority="66" w:semiHidden="0" w:name="Medium List 2 Accent 6"/>
+    <w:lsdException w:unhideWhenUsed="0" w:uiPriority="67" w:semiHidden="0" w:name="Medium Grid 1 Accent 6"/>
+    <w:lsdException w:unhideWhenUsed="0" w:uiPriority="68" w:semiHidden="0" w:name="Medium Grid 2 Accent 6"/>
+    <w:lsdException w:unhideWhenUsed="0" w:uiPriority="69" w:semiHidden="0" w:name="Medium Grid 3 Accent 6"/>
+    <w:lsdException w:unhideWhenUsed="0" w:uiPriority="70" w:semiHidden="0" w:name="Dark List Accent 6"/>
+    <w:lsdException w:unhideWhenUsed="0" w:uiPriority="71" w:semiHidden="0" w:name="Colorful Shading Accent 6"/>
+    <w:lsdException w:unhideWhenUsed="0" w:uiPriority="72" w:semiHidden="0" w:name="Colorful List Accent 6"/>
+    <w:lsdException w:unhideWhenUsed="0" w:uiPriority="73" w:semiHidden="0" w:name="Colorful Grid Accent 6"/>
   </w:latentStyles>
-  <w:style w:type="paragraph" w:default="1" w:styleId="a">
+  <w:style w:type="paragraph" w:default="1" w:styleId="1">
     <w:name w:val="Normal"/>
     <w:qFormat/>
+    <w:uiPriority w:val="0"/>
     <w:pPr>
       <w:widowControl w:val="0"/>
       <w:jc w:val="both"/>
     </w:pPr>
     <w:rPr>
-      <w:rFonts w:asciiTheme="minorHAnsi" w:eastAsiaTheme="minorEastAsia" w:hAnsiTheme="minorHAnsi" w:cstheme="minorBidi"/>
+      <w:rFonts w:asciiTheme="minorHAnsi" w:hAnsiTheme="minorHAnsi" w:eastAsiaTheme="minorEastAsia" w:cstheme="minorBidi"/>
       <w:kern w:val="2"/>
       <w:sz w:val="21"/>
       <w:szCs w:val="22"/>
+      <w:lang w:val="en-US" w:eastAsia="zh-CN" w:bidi="ar-SA"/>
     </w:rPr>
   </w:style>
-  <w:style w:type="paragraph" w:styleId="1">
+  <w:style w:type="paragraph" w:styleId="2">
     <w:name w:val="heading 1"/>
-    <w:basedOn w:val="a"/>
-    <w:next w:val="a"/>
+    <w:basedOn w:val="1"/>
+    <w:next w:val="1"/>
+    <w:qFormat/>
     <w:uiPriority w:val="9"/>
-    <w:qFormat/>
     <w:pPr>
       <w:keepNext/>
       <w:keepLines/>
@@ -4394,13 +5901,13 @@
       <w:sz w:val="44"/>
     </w:rPr>
   </w:style>
-  <w:style w:type="paragraph" w:styleId="2">
+  <w:style w:type="paragraph" w:styleId="3">
     <w:name w:val="heading 2"/>
-    <w:basedOn w:val="a"/>
-    <w:next w:val="a"/>
-    <w:uiPriority w:val="9"/>
+    <w:basedOn w:val="1"/>
+    <w:next w:val="1"/>
     <w:unhideWhenUsed/>
     <w:qFormat/>
+    <w:uiPriority w:val="9"/>
     <w:pPr>
       <w:keepNext/>
       <w:keepLines/>
@@ -4408,18 +5915,18 @@
       <w:outlineLvl w:val="1"/>
     </w:pPr>
     <w:rPr>
-      <w:rFonts w:ascii="Arial" w:eastAsia="黑体" w:hAnsi="Arial"/>
+      <w:rFonts w:ascii="Arial" w:hAnsi="Arial" w:eastAsia="黑体"/>
       <w:b/>
       <w:sz w:val="32"/>
     </w:rPr>
   </w:style>
-  <w:style w:type="paragraph" w:styleId="3">
+  <w:style w:type="paragraph" w:styleId="4">
     <w:name w:val="heading 3"/>
-    <w:basedOn w:val="a"/>
-    <w:next w:val="a"/>
-    <w:uiPriority w:val="9"/>
+    <w:basedOn w:val="1"/>
+    <w:next w:val="1"/>
     <w:unhideWhenUsed/>
     <w:qFormat/>
+    <w:uiPriority w:val="9"/>
     <w:pPr>
       <w:keepNext/>
       <w:keepLines/>
@@ -4431,15 +5938,14 @@
       <w:sz w:val="32"/>
     </w:rPr>
   </w:style>
-  <w:style w:type="paragraph" w:styleId="4">
+  <w:style w:type="paragraph" w:styleId="5">
     <w:name w:val="heading 4"/>
-    <w:basedOn w:val="a"/>
-    <w:next w:val="a"/>
-    <w:link w:val="40"/>
-    <w:uiPriority w:val="9"/>
+    <w:basedOn w:val="1"/>
+    <w:next w:val="1"/>
+    <w:link w:val="14"/>
     <w:unhideWhenUsed/>
     <w:qFormat/>
-    <w:rsid w:val="007060D4"/>
+    <w:uiPriority w:val="9"/>
     <w:pPr>
       <w:keepNext/>
       <w:keepLines/>
@@ -4447,22 +5953,21 @@
       <w:outlineLvl w:val="3"/>
     </w:pPr>
     <w:rPr>
-      <w:rFonts w:asciiTheme="majorHAnsi" w:eastAsiaTheme="majorEastAsia" w:hAnsiTheme="majorHAnsi" w:cstheme="majorBidi"/>
+      <w:rFonts w:asciiTheme="majorHAnsi" w:hAnsiTheme="majorHAnsi" w:eastAsiaTheme="majorEastAsia" w:cstheme="majorBidi"/>
       <w:b/>
       <w:bCs/>
       <w:sz w:val="28"/>
       <w:szCs w:val="28"/>
     </w:rPr>
   </w:style>
-  <w:style w:type="paragraph" w:styleId="5">
+  <w:style w:type="paragraph" w:styleId="6">
     <w:name w:val="heading 5"/>
-    <w:basedOn w:val="a"/>
-    <w:next w:val="a"/>
-    <w:link w:val="50"/>
-    <w:uiPriority w:val="9"/>
+    <w:basedOn w:val="1"/>
+    <w:next w:val="1"/>
+    <w:link w:val="15"/>
     <w:unhideWhenUsed/>
     <w:qFormat/>
-    <w:rsid w:val="007060D4"/>
+    <w:uiPriority w:val="9"/>
     <w:pPr>
       <w:keepNext/>
       <w:keepLines/>
@@ -4476,15 +5981,14 @@
       <w:szCs w:val="28"/>
     </w:rPr>
   </w:style>
-  <w:style w:type="paragraph" w:styleId="6">
+  <w:style w:type="paragraph" w:styleId="7">
     <w:name w:val="heading 6"/>
-    <w:basedOn w:val="a"/>
-    <w:next w:val="a"/>
-    <w:link w:val="60"/>
-    <w:uiPriority w:val="9"/>
+    <w:basedOn w:val="1"/>
+    <w:next w:val="1"/>
+    <w:link w:val="16"/>
     <w:unhideWhenUsed/>
     <w:qFormat/>
-    <w:rsid w:val="007060D4"/>
+    <w:uiPriority w:val="9"/>
     <w:pPr>
       <w:keepNext/>
       <w:keepLines/>
@@ -4492,26 +5996,27 @@
       <w:outlineLvl w:val="5"/>
     </w:pPr>
     <w:rPr>
-      <w:rFonts w:asciiTheme="majorHAnsi" w:eastAsiaTheme="majorEastAsia" w:hAnsiTheme="majorHAnsi" w:cstheme="majorBidi"/>
+      <w:rFonts w:asciiTheme="majorHAnsi" w:hAnsiTheme="majorHAnsi" w:eastAsiaTheme="majorEastAsia" w:cstheme="majorBidi"/>
       <w:b/>
       <w:bCs/>
       <w:sz w:val="24"/>
       <w:szCs w:val="24"/>
     </w:rPr>
   </w:style>
-  <w:style w:type="character" w:default="1" w:styleId="a0">
+  <w:style w:type="character" w:default="1" w:styleId="12">
     <w:name w:val="Default Paragraph Font"/>
-    <w:uiPriority w:val="1"/>
     <w:semiHidden/>
     <w:unhideWhenUsed/>
+    <w:qFormat/>
+    <w:uiPriority w:val="1"/>
   </w:style>
-  <w:style w:type="table" w:default="1" w:styleId="a1">
+  <w:style w:type="table" w:default="1" w:styleId="10">
     <w:name w:val="Normal Table"/>
-    <w:uiPriority w:val="99"/>
     <w:semiHidden/>
     <w:unhideWhenUsed/>
+    <w:qFormat/>
+    <w:uiPriority w:val="99"/>
     <w:tblPr>
-      <w:tblInd w:w="0" w:type="dxa"/>
       <w:tblCellMar>
         <w:top w:w="0" w:type="dxa"/>
         <w:left w:w="108" w:type="dxa"/>
@@ -4520,19 +6025,13 @@
       </w:tblCellMar>
     </w:tblPr>
   </w:style>
-  <w:style w:type="numbering" w:default="1" w:styleId="a2">
-    <w:name w:val="No List"/>
-    <w:uiPriority w:val="99"/>
-    <w:semiHidden/>
-    <w:unhideWhenUsed/>
-  </w:style>
-  <w:style w:type="paragraph" w:styleId="a3">
+  <w:style w:type="paragraph" w:styleId="8">
     <w:name w:val="footer"/>
-    <w:basedOn w:val="a"/>
-    <w:uiPriority w:val="99"/>
+    <w:basedOn w:val="1"/>
     <w:semiHidden/>
     <w:unhideWhenUsed/>
     <w:qFormat/>
+    <w:uiPriority w:val="99"/>
     <w:pPr>
       <w:tabs>
         <w:tab w:val="center" w:pos="4153"/>
@@ -4545,19 +6044,19 @@
       <w:sz w:val="18"/>
     </w:rPr>
   </w:style>
-  <w:style w:type="paragraph" w:styleId="a4">
+  <w:style w:type="paragraph" w:styleId="9">
     <w:name w:val="header"/>
-    <w:basedOn w:val="a"/>
-    <w:uiPriority w:val="99"/>
+    <w:basedOn w:val="1"/>
     <w:semiHidden/>
     <w:unhideWhenUsed/>
     <w:qFormat/>
+    <w:uiPriority w:val="99"/>
     <w:pPr>
       <w:pBdr>
-        <w:top w:val="none" w:sz="0" w:space="1" w:color="auto"/>
-        <w:left w:val="none" w:sz="0" w:space="4" w:color="auto"/>
-        <w:bottom w:val="none" w:sz="0" w:space="1" w:color="auto"/>
-        <w:right w:val="none" w:sz="0" w:space="4" w:color="auto"/>
+        <w:top w:val="none" w:color="auto" w:sz="0" w:space="1"/>
+        <w:left w:val="none" w:color="auto" w:sz="0" w:space="4"/>
+        <w:bottom w:val="none" w:color="auto" w:sz="0" w:space="1"/>
+        <w:right w:val="none" w:color="auto" w:sz="0" w:space="4"/>
       </w:pBdr>
       <w:tabs>
         <w:tab w:val="center" w:pos="4153"/>
@@ -4569,46 +6068,45 @@
       <w:sz w:val="18"/>
     </w:rPr>
   </w:style>
-  <w:style w:type="table" w:styleId="a5">
+  <w:style w:type="table" w:styleId="11">
     <w:name w:val="Table Grid"/>
-    <w:basedOn w:val="a1"/>
+    <w:basedOn w:val="10"/>
+    <w:qFormat/>
     <w:uiPriority w:val="39"/>
-    <w:qFormat/>
     <w:pPr>
       <w:widowControl w:val="0"/>
       <w:jc w:val="both"/>
     </w:pPr>
     <w:tblPr>
       <w:tblBorders>
-        <w:top w:val="single" w:sz="4" w:space="0" w:color="auto"/>
-        <w:left w:val="single" w:sz="4" w:space="0" w:color="auto"/>
-        <w:bottom w:val="single" w:sz="4" w:space="0" w:color="auto"/>
-        <w:right w:val="single" w:sz="4" w:space="0" w:color="auto"/>
-        <w:insideH w:val="single" w:sz="4" w:space="0" w:color="auto"/>
-        <w:insideV w:val="single" w:sz="4" w:space="0" w:color="auto"/>
+        <w:top w:val="single" w:color="auto" w:sz="4" w:space="0"/>
+        <w:left w:val="single" w:color="auto" w:sz="4" w:space="0"/>
+        <w:bottom w:val="single" w:color="auto" w:sz="4" w:space="0"/>
+        <w:right w:val="single" w:color="auto" w:sz="4" w:space="0"/>
+        <w:insideH w:val="single" w:color="auto" w:sz="4" w:space="0"/>
+        <w:insideV w:val="single" w:color="auto" w:sz="4" w:space="0"/>
       </w:tblBorders>
     </w:tblPr>
   </w:style>
-  <w:style w:type="character" w:styleId="a6">
+  <w:style w:type="character" w:styleId="13">
     <w:name w:val="Hyperlink"/>
-    <w:basedOn w:val="a0"/>
-    <w:uiPriority w:val="99"/>
+    <w:basedOn w:val="12"/>
     <w:semiHidden/>
     <w:unhideWhenUsed/>
     <w:qFormat/>
+    <w:uiPriority w:val="99"/>
     <w:rPr>
       <w:color w:val="0000FF"/>
       <w:u w:val="single"/>
     </w:rPr>
   </w:style>
-  <w:style w:type="character" w:customStyle="1" w:styleId="40">
+  <w:style w:type="character" w:customStyle="1" w:styleId="14">
     <w:name w:val="标题 4 字符"/>
-    <w:basedOn w:val="a0"/>
-    <w:link w:val="4"/>
+    <w:basedOn w:val="12"/>
+    <w:link w:val="5"/>
     <w:uiPriority w:val="9"/>
-    <w:rsid w:val="007060D4"/>
     <w:rPr>
-      <w:rFonts w:asciiTheme="majorHAnsi" w:eastAsiaTheme="majorEastAsia" w:hAnsiTheme="majorHAnsi" w:cstheme="majorBidi"/>
+      <w:rFonts w:asciiTheme="majorHAnsi" w:hAnsiTheme="majorHAnsi" w:eastAsiaTheme="majorEastAsia" w:cstheme="majorBidi"/>
       <w:b/>
       <w:bCs/>
       <w:kern w:val="2"/>
@@ -4616,14 +6114,13 @@
       <w:szCs w:val="28"/>
     </w:rPr>
   </w:style>
-  <w:style w:type="character" w:customStyle="1" w:styleId="50">
+  <w:style w:type="character" w:customStyle="1" w:styleId="15">
     <w:name w:val="标题 5 字符"/>
-    <w:basedOn w:val="a0"/>
-    <w:link w:val="5"/>
+    <w:basedOn w:val="12"/>
+    <w:link w:val="6"/>
     <w:uiPriority w:val="9"/>
-    <w:rsid w:val="007060D4"/>
     <w:rPr>
-      <w:rFonts w:asciiTheme="minorHAnsi" w:eastAsiaTheme="minorEastAsia" w:hAnsiTheme="minorHAnsi" w:cstheme="minorBidi"/>
+      <w:rFonts w:asciiTheme="minorHAnsi" w:hAnsiTheme="minorHAnsi" w:eastAsiaTheme="minorEastAsia" w:cstheme="minorBidi"/>
       <w:b/>
       <w:bCs/>
       <w:kern w:val="2"/>
@@ -4631,19 +6128,45 @@
       <w:szCs w:val="28"/>
     </w:rPr>
   </w:style>
-  <w:style w:type="character" w:customStyle="1" w:styleId="60">
+  <w:style w:type="character" w:customStyle="1" w:styleId="16">
     <w:name w:val="标题 6 字符"/>
-    <w:basedOn w:val="a0"/>
-    <w:link w:val="6"/>
+    <w:basedOn w:val="12"/>
+    <w:link w:val="7"/>
+    <w:qFormat/>
     <w:uiPriority w:val="9"/>
-    <w:rsid w:val="007060D4"/>
     <w:rPr>
-      <w:rFonts w:asciiTheme="majorHAnsi" w:eastAsiaTheme="majorEastAsia" w:hAnsiTheme="majorHAnsi" w:cstheme="majorBidi"/>
+      <w:rFonts w:asciiTheme="majorHAnsi" w:hAnsiTheme="majorHAnsi" w:eastAsiaTheme="majorEastAsia" w:cstheme="majorBidi"/>
       <w:b/>
       <w:bCs/>
       <w:kern w:val="2"/>
       <w:sz w:val="24"/>
       <w:szCs w:val="24"/>
+    </w:rPr>
+  </w:style>
+  <w:style w:type="character" w:customStyle="1" w:styleId="17">
+    <w:name w:val="font51"/>
+    <w:basedOn w:val="12"/>
+    <w:uiPriority w:val="0"/>
+    <w:rPr>
+      <w:rFonts w:hint="eastAsia" w:ascii="宋体" w:hAnsi="宋体" w:eastAsia="宋体" w:cs="宋体"/>
+      <w:b/>
+      <w:bCs/>
+      <w:color w:val="000000"/>
+      <w:sz w:val="22"/>
+      <w:szCs w:val="22"/>
+      <w:u w:val="none"/>
+    </w:rPr>
+  </w:style>
+  <w:style w:type="character" w:customStyle="1" w:styleId="18">
+    <w:name w:val="font01"/>
+    <w:basedOn w:val="12"/>
+    <w:uiPriority w:val="0"/>
+    <w:rPr>
+      <w:rFonts w:hint="eastAsia" w:ascii="宋体" w:hAnsi="宋体" w:eastAsia="宋体" w:cs="宋体"/>
+      <w:color w:val="000000"/>
+      <w:sz w:val="22"/>
+      <w:szCs w:val="22"/>
+      <w:u w:val="none"/>
     </w:rPr>
   </w:style>
 </w:styles>
@@ -4901,7 +6424,6 @@
     </a:fmtScheme>
   </a:themeElements>
   <a:objectDefaults/>
-  <a:extraClrSchemeLst/>
 </a:theme>
 </file>
 
@@ -4911,8 +6433,6 @@
 
 <file path=customXml/itemProps1.xml><?xml version="1.0" encoding="utf-8"?>
 <ds:datastoreItem xmlns:ds="http://schemas.openxmlformats.org/officeDocument/2006/customXml" ds:itemID="{5F69FCE0-4FB3-42F3-B62C-5DF8C23622D6}">
-  <ds:schemaRefs>
-    <ds:schemaRef ds:uri="http://schemas.openxmlformats.org/officeDocument/2006/bibliography"/>
-  </ds:schemaRefs>
+  <ds:schemaRefs/>
 </ds:datastoreItem>
 </file>
--- a/OV7251 Manual-bref.docx
+++ b/OV7251 Manual-bref.docx
@@ -303,8 +303,6 @@
       <w:pPr>
         <w:bidi w:val="0"/>
       </w:pPr>
-      <w:bookmarkStart w:id="0" w:name="_GoBack"/>
-      <w:bookmarkEnd w:id="0"/>
       <w:r>
         <w:rPr>
           <w:rFonts w:hint="eastAsia"/>
@@ -645,6 +643,7 @@
     </w:p>
     <w:tbl>
       <w:tblPr>
+        <w:tblStyle w:val="10"/>
         <w:tblW w:w="6140" w:type="dxa"/>
         <w:tblInd w:w="93" w:type="dxa"/>
         <w:tblBorders>
@@ -655,7 +654,7 @@
           <w:insideH w:val="none" w:color="auto" w:sz="0" w:space="0"/>
           <w:insideV w:val="none" w:color="auto" w:sz="0" w:space="0"/>
         </w:tblBorders>
-        <w:shd w:val="clear"/>
+        <w:shd w:val="clear" w:color="auto" w:fill="auto"/>
         <w:tblLayout w:type="autofit"/>
         <w:tblCellMar>
           <w:top w:w="0" w:type="dxa"/>
@@ -678,7 +677,7 @@
             <w:insideH w:val="none" w:color="auto" w:sz="0" w:space="0"/>
             <w:insideV w:val="none" w:color="auto" w:sz="0" w:space="0"/>
           </w:tblBorders>
-          <w:shd w:val="clear"/>
+          <w:shd w:val="clear" w:color="auto" w:fill="auto"/>
           <w:tblCellMar>
             <w:top w:w="0" w:type="dxa"/>
             <w:left w:w="108" w:type="dxa"/>
@@ -698,7 +697,7 @@
               <w:bottom w:val="single" w:color="auto" w:sz="4" w:space="0"/>
               <w:right w:val="single" w:color="auto" w:sz="4" w:space="0"/>
             </w:tcBorders>
-            <w:shd w:val="clear"/>
+            <w:shd w:val="clear" w:color="auto" w:fill="auto"/>
             <w:noWrap/>
             <w:vAlign w:val="center"/>
           </w:tcPr>
@@ -730,7 +729,7 @@
               <w:bottom w:val="single" w:color="auto" w:sz="4" w:space="0"/>
               <w:right w:val="single" w:color="auto" w:sz="4" w:space="0"/>
             </w:tcBorders>
-            <w:shd w:val="clear"/>
+            <w:shd w:val="clear" w:color="auto" w:fill="auto"/>
             <w:noWrap/>
             <w:vAlign w:val="center"/>
           </w:tcPr>
@@ -760,6 +759,7 @@
             <w:insideH w:val="none" w:color="auto" w:sz="0" w:space="0"/>
             <w:insideV w:val="none" w:color="auto" w:sz="0" w:space="0"/>
           </w:tblBorders>
+          <w:shd w:val="clear" w:color="auto" w:fill="auto"/>
           <w:tblCellMar>
             <w:top w:w="0" w:type="dxa"/>
             <w:left w:w="108" w:type="dxa"/>
@@ -779,7 +779,7 @@
               <w:bottom w:val="single" w:color="auto" w:sz="4" w:space="0"/>
               <w:right w:val="single" w:color="auto" w:sz="4" w:space="0"/>
             </w:tcBorders>
-            <w:shd w:val="clear"/>
+            <w:shd w:val="clear" w:color="auto" w:fill="auto"/>
             <w:noWrap/>
             <w:vAlign w:val="center"/>
           </w:tcPr>
@@ -811,7 +811,7 @@
               <w:bottom w:val="single" w:color="auto" w:sz="4" w:space="0"/>
               <w:right w:val="single" w:color="auto" w:sz="4" w:space="0"/>
             </w:tcBorders>
-            <w:shd w:val="clear"/>
+            <w:shd w:val="clear" w:color="auto" w:fill="auto"/>
             <w:noWrap/>
             <w:vAlign w:val="center"/>
           </w:tcPr>
@@ -841,7 +841,7 @@
             <w:insideH w:val="none" w:color="auto" w:sz="0" w:space="0"/>
             <w:insideV w:val="none" w:color="auto" w:sz="0" w:space="0"/>
           </w:tblBorders>
-          <w:shd w:val="clear"/>
+          <w:shd w:val="clear" w:color="auto" w:fill="auto"/>
           <w:tblCellMar>
             <w:top w:w="0" w:type="dxa"/>
             <w:left w:w="108" w:type="dxa"/>
@@ -861,7 +861,7 @@
               <w:bottom w:val="single" w:color="auto" w:sz="4" w:space="0"/>
               <w:right w:val="single" w:color="auto" w:sz="4" w:space="0"/>
             </w:tcBorders>
-            <w:shd w:val="clear"/>
+            <w:shd w:val="clear" w:color="auto" w:fill="auto"/>
             <w:noWrap/>
             <w:vAlign w:val="center"/>
           </w:tcPr>
@@ -893,7 +893,7 @@
               <w:bottom w:val="single" w:color="auto" w:sz="4" w:space="0"/>
               <w:right w:val="single" w:color="auto" w:sz="4" w:space="0"/>
             </w:tcBorders>
-            <w:shd w:val="clear"/>
+            <w:shd w:val="clear" w:color="auto" w:fill="auto"/>
             <w:noWrap/>
             <w:vAlign w:val="center"/>
           </w:tcPr>
@@ -923,215 +923,7 @@
             <w:insideH w:val="none" w:color="auto" w:sz="0" w:space="0"/>
             <w:insideV w:val="none" w:color="auto" w:sz="0" w:space="0"/>
           </w:tblBorders>
-          <w:shd w:val="clear"/>
-        </w:tblPrEx>
-        <w:trPr>
-          <w:trHeight w:val="270" w:hRule="atLeast"/>
-        </w:trPr>
-        <w:tc>
-          <w:tcPr>
-            <w:tcW w:w="0" w:type="auto"/>
-            <w:tcBorders>
-              <w:top w:val="nil"/>
-              <w:left w:val="single" w:color="auto" w:sz="4" w:space="0"/>
-              <w:bottom w:val="single" w:color="auto" w:sz="4" w:space="0"/>
-              <w:right w:val="single" w:color="auto" w:sz="4" w:space="0"/>
-            </w:tcBorders>
-            <w:shd w:val="clear"/>
-            <w:noWrap/>
-            <w:vAlign w:val="center"/>
-          </w:tcPr>
-          <w:p>
-            <w:pPr>
-              <w:rPr>
-                <w:rFonts w:hint="eastAsia"/>
-                <w:b/>
-                <w:bCs/>
-              </w:rPr>
-            </w:pPr>
-            <w:r>
-              <w:rPr>
-                <w:rFonts w:hint="eastAsia"/>
-                <w:b/>
-                <w:bCs/>
-                <w:lang w:val="en-US" w:eastAsia="zh-CN"/>
-              </w:rPr>
-              <w:t>Pixels</w:t>
-            </w:r>
-          </w:p>
-        </w:tc>
-        <w:tc>
-          <w:tcPr>
-            <w:tcW w:w="0" w:type="auto"/>
-            <w:tcBorders>
-              <w:top w:val="nil"/>
-              <w:left w:val="nil"/>
-              <w:bottom w:val="single" w:color="auto" w:sz="4" w:space="0"/>
-              <w:right w:val="single" w:color="auto" w:sz="4" w:space="0"/>
-            </w:tcBorders>
-            <w:shd w:val="clear"/>
-            <w:noWrap/>
-            <w:vAlign w:val="center"/>
-          </w:tcPr>
-          <w:p>
-            <w:pPr>
-              <w:rPr>
-                <w:rFonts w:hint="eastAsia"/>
-              </w:rPr>
-            </w:pPr>
-            <w:r>
-              <w:rPr>
-                <w:rFonts w:hint="eastAsia"/>
-                <w:lang w:val="en-US" w:eastAsia="zh-CN"/>
-              </w:rPr>
-              <w:t>0.3M</w:t>
-            </w:r>
-          </w:p>
-        </w:tc>
-      </w:tr>
-      <w:tr>
-        <w:tblPrEx>
-          <w:tblBorders>
-            <w:top w:val="none" w:color="auto" w:sz="0" w:space="0"/>
-            <w:left w:val="none" w:color="auto" w:sz="0" w:space="0"/>
-            <w:bottom w:val="none" w:color="auto" w:sz="0" w:space="0"/>
-            <w:right w:val="none" w:color="auto" w:sz="0" w:space="0"/>
-            <w:insideH w:val="none" w:color="auto" w:sz="0" w:space="0"/>
-            <w:insideV w:val="none" w:color="auto" w:sz="0" w:space="0"/>
-          </w:tblBorders>
-          <w:shd w:val="clear"/>
-        </w:tblPrEx>
-        <w:trPr>
-          <w:trHeight w:val="3780" w:hRule="atLeast"/>
-        </w:trPr>
-        <w:tc>
-          <w:tcPr>
-            <w:tcW w:w="0" w:type="auto"/>
-            <w:tcBorders>
-              <w:top w:val="nil"/>
-              <w:left w:val="single" w:color="auto" w:sz="4" w:space="0"/>
-              <w:bottom w:val="single" w:color="auto" w:sz="4" w:space="0"/>
-              <w:right w:val="single" w:color="auto" w:sz="4" w:space="0"/>
-            </w:tcBorders>
-            <w:shd w:val="clear"/>
-            <w:noWrap/>
-            <w:vAlign w:val="center"/>
-          </w:tcPr>
-          <w:p>
-            <w:pPr>
-              <w:rPr>
-                <w:rFonts w:hint="eastAsia"/>
-                <w:b/>
-                <w:bCs/>
-              </w:rPr>
-            </w:pPr>
-            <w:r>
-              <w:rPr>
-                <w:rFonts w:hint="eastAsia"/>
-                <w:b/>
-                <w:bCs/>
-                <w:lang w:val="en-US" w:eastAsia="zh-CN"/>
-              </w:rPr>
-              <w:t>Drvier Working Mode</w:t>
-            </w:r>
-          </w:p>
-        </w:tc>
-        <w:tc>
-          <w:tcPr>
-            <w:tcW w:w="3560" w:type="dxa"/>
-            <w:tcBorders>
-              <w:top w:val="nil"/>
-              <w:left w:val="nil"/>
-              <w:bottom w:val="single" w:color="auto" w:sz="4" w:space="0"/>
-              <w:right w:val="single" w:color="auto" w:sz="4" w:space="0"/>
-            </w:tcBorders>
-            <w:shd w:val="clear"/>
-            <w:vAlign w:val="center"/>
-          </w:tcPr>
-          <w:p>
-            <w:pPr>
-              <w:rPr>
-                <w:rFonts w:hint="eastAsia"/>
-              </w:rPr>
-            </w:pPr>
-            <w:r>
-              <w:rPr>
-                <w:rFonts w:hint="eastAsia"/>
-                <w:b/>
-                <w:bCs/>
-                <w:lang w:val="en-US" w:eastAsia="zh-CN"/>
-              </w:rPr>
-              <w:t>4 Working Mode</w:t>
-            </w:r>
-            <w:r>
-              <w:rPr>
-                <w:rFonts w:hint="eastAsia"/>
-                <w:lang w:val="en-US" w:eastAsia="zh-CN"/>
-              </w:rPr>
-              <w:br w:type="textWrapping"/>
-            </w:r>
-            <w:r>
-              <w:rPr>
-                <w:rFonts w:hint="eastAsia"/>
-                <w:lang w:val="en-US" w:eastAsia="zh-CN"/>
-              </w:rPr>
-              <w:t>0,8 bit stream mode</w:t>
-            </w:r>
-            <w:r>
-              <w:rPr>
-                <w:rFonts w:hint="eastAsia"/>
-                <w:lang w:val="en-US" w:eastAsia="zh-CN"/>
-              </w:rPr>
-              <w:br w:type="textWrapping"/>
-            </w:r>
-            <w:r>
-              <w:rPr>
-                <w:rFonts w:hint="eastAsia"/>
-                <w:lang w:val="en-US" w:eastAsia="zh-CN"/>
-              </w:rPr>
-              <w:t>1,10bit stream mode</w:t>
-            </w:r>
-            <w:r>
-              <w:rPr>
-                <w:rFonts w:hint="eastAsia"/>
-                <w:lang w:val="en-US" w:eastAsia="zh-CN"/>
-              </w:rPr>
-              <w:br w:type="textWrapping"/>
-            </w:r>
-            <w:r>
-              <w:rPr>
-                <w:rFonts w:hint="eastAsia"/>
-                <w:lang w:val="en-US" w:eastAsia="zh-CN"/>
-              </w:rPr>
-              <w:t>2,8bit external trigger mode</w:t>
-            </w:r>
-            <w:r>
-              <w:rPr>
-                <w:rFonts w:hint="eastAsia"/>
-                <w:lang w:val="en-US" w:eastAsia="zh-CN"/>
-              </w:rPr>
-              <w:br w:type="textWrapping"/>
-            </w:r>
-            <w:r>
-              <w:rPr>
-                <w:rFonts w:hint="eastAsia"/>
-                <w:lang w:val="en-US" w:eastAsia="zh-CN"/>
-              </w:rPr>
-              <w:t>3,10bit external trigger mode</w:t>
-            </w:r>
-          </w:p>
-        </w:tc>
-      </w:tr>
-      <w:tr>
-        <w:tblPrEx>
-          <w:tblBorders>
-            <w:top w:val="none" w:color="auto" w:sz="0" w:space="0"/>
-            <w:left w:val="none" w:color="auto" w:sz="0" w:space="0"/>
-            <w:bottom w:val="none" w:color="auto" w:sz="0" w:space="0"/>
-            <w:right w:val="none" w:color="auto" w:sz="0" w:space="0"/>
-            <w:insideH w:val="none" w:color="auto" w:sz="0" w:space="0"/>
-            <w:insideV w:val="none" w:color="auto" w:sz="0" w:space="0"/>
-          </w:tblBorders>
+          <w:shd w:val="clear" w:color="auto" w:fill="auto"/>
           <w:tblCellMar>
             <w:top w:w="0" w:type="dxa"/>
             <w:left w:w="108" w:type="dxa"/>
@@ -1151,7 +943,7 @@
               <w:bottom w:val="single" w:color="auto" w:sz="4" w:space="0"/>
               <w:right w:val="single" w:color="auto" w:sz="4" w:space="0"/>
             </w:tcBorders>
-            <w:shd w:val="clear"/>
+            <w:shd w:val="clear" w:color="auto" w:fill="auto"/>
             <w:noWrap/>
             <w:vAlign w:val="center"/>
           </w:tcPr>
@@ -1170,7 +962,7 @@
                 <w:bCs/>
                 <w:lang w:val="en-US" w:eastAsia="zh-CN"/>
               </w:rPr>
-              <w:t>Software Trigger</w:t>
+              <w:t>Pixels</w:t>
             </w:r>
           </w:p>
         </w:tc>
@@ -1183,7 +975,7 @@
               <w:bottom w:val="single" w:color="auto" w:sz="4" w:space="0"/>
               <w:right w:val="single" w:color="auto" w:sz="4" w:space="0"/>
             </w:tcBorders>
-            <w:shd w:val="clear"/>
+            <w:shd w:val="clear" w:color="auto" w:fill="auto"/>
             <w:noWrap/>
             <w:vAlign w:val="center"/>
           </w:tcPr>
@@ -1198,7 +990,7 @@
                 <w:rFonts w:hint="eastAsia"/>
                 <w:lang w:val="en-US" w:eastAsia="zh-CN"/>
               </w:rPr>
-              <w:t>Yes</w:t>
+              <w:t>0.3M</w:t>
             </w:r>
           </w:p>
         </w:tc>
@@ -1213,10 +1005,16 @@
             <w:insideH w:val="none" w:color="auto" w:sz="0" w:space="0"/>
             <w:insideV w:val="none" w:color="auto" w:sz="0" w:space="0"/>
           </w:tblBorders>
-          <w:shd w:val="clear"/>
+          <w:shd w:val="clear" w:color="auto" w:fill="auto"/>
+          <w:tblCellMar>
+            <w:top w:w="0" w:type="dxa"/>
+            <w:left w:w="108" w:type="dxa"/>
+            <w:bottom w:w="0" w:type="dxa"/>
+            <w:right w:w="108" w:type="dxa"/>
+          </w:tblCellMar>
         </w:tblPrEx>
         <w:trPr>
-          <w:trHeight w:val="270" w:hRule="atLeast"/>
+          <w:trHeight w:val="3780" w:hRule="atLeast"/>
         </w:trPr>
         <w:tc>
           <w:tcPr>
@@ -1227,7 +1025,7 @@
               <w:bottom w:val="single" w:color="auto" w:sz="4" w:space="0"/>
               <w:right w:val="single" w:color="auto" w:sz="4" w:space="0"/>
             </w:tcBorders>
-            <w:shd w:val="clear"/>
+            <w:shd w:val="clear" w:color="auto" w:fill="auto"/>
             <w:noWrap/>
             <w:vAlign w:val="center"/>
           </w:tcPr>
@@ -1246,21 +1044,20 @@
                 <w:bCs/>
                 <w:lang w:val="en-US" w:eastAsia="zh-CN"/>
               </w:rPr>
-              <w:t>Hardware Trigger</w:t>
+              <w:t>Drvier Working Mode</w:t>
             </w:r>
           </w:p>
         </w:tc>
         <w:tc>
           <w:tcPr>
-            <w:tcW w:w="0" w:type="auto"/>
+            <w:tcW w:w="3560" w:type="dxa"/>
             <w:tcBorders>
               <w:top w:val="nil"/>
               <w:left w:val="nil"/>
               <w:bottom w:val="single" w:color="auto" w:sz="4" w:space="0"/>
               <w:right w:val="single" w:color="auto" w:sz="4" w:space="0"/>
             </w:tcBorders>
-            <w:shd w:val="clear"/>
-            <w:noWrap/>
+            <w:shd w:val="clear" w:color="auto" w:fill="auto"/>
             <w:vAlign w:val="center"/>
           </w:tcPr>
           <w:p>
@@ -1272,9 +1069,67 @@
             <w:r>
               <w:rPr>
                 <w:rFonts w:hint="eastAsia"/>
+                <w:b/>
+                <w:bCs/>
                 <w:lang w:val="en-US" w:eastAsia="zh-CN"/>
               </w:rPr>
-              <w:t>Yes</w:t>
+              <w:t>4 Working Mode</w:t>
+            </w:r>
+            <w:r>
+              <w:rPr>
+                <w:rFonts w:hint="eastAsia"/>
+                <w:lang w:val="en-US" w:eastAsia="zh-CN"/>
+              </w:rPr>
+              <w:br w:type="textWrapping"/>
+            </w:r>
+            <w:r>
+              <w:rPr>
+                <w:rFonts w:hint="eastAsia"/>
+                <w:lang w:val="en-US" w:eastAsia="zh-CN"/>
+              </w:rPr>
+              <w:t>0,8 bit stream mode</w:t>
+            </w:r>
+            <w:r>
+              <w:rPr>
+                <w:rFonts w:hint="eastAsia"/>
+                <w:lang w:val="en-US" w:eastAsia="zh-CN"/>
+              </w:rPr>
+              <w:br w:type="textWrapping"/>
+            </w:r>
+            <w:r>
+              <w:rPr>
+                <w:rFonts w:hint="eastAsia"/>
+                <w:lang w:val="en-US" w:eastAsia="zh-CN"/>
+              </w:rPr>
+              <w:t>1,10bit stream mode</w:t>
+            </w:r>
+            <w:r>
+              <w:rPr>
+                <w:rFonts w:hint="eastAsia"/>
+                <w:lang w:val="en-US" w:eastAsia="zh-CN"/>
+              </w:rPr>
+              <w:br w:type="textWrapping"/>
+            </w:r>
+            <w:r>
+              <w:rPr>
+                <w:rFonts w:hint="eastAsia"/>
+                <w:lang w:val="en-US" w:eastAsia="zh-CN"/>
+              </w:rPr>
+              <w:t>2,8bit external trigger mode</w:t>
+            </w:r>
+            <w:r>
+              <w:rPr>
+                <w:rFonts w:hint="eastAsia"/>
+                <w:lang w:val="en-US" w:eastAsia="zh-CN"/>
+              </w:rPr>
+              <w:br w:type="textWrapping"/>
+            </w:r>
+            <w:r>
+              <w:rPr>
+                <w:rFonts w:hint="eastAsia"/>
+                <w:lang w:val="en-US" w:eastAsia="zh-CN"/>
+              </w:rPr>
+              <w:t>3,10bit external trigger mode</w:t>
             </w:r>
           </w:p>
         </w:tc>
@@ -1289,185 +1144,7 @@
             <w:insideH w:val="none" w:color="auto" w:sz="0" w:space="0"/>
             <w:insideV w:val="none" w:color="auto" w:sz="0" w:space="0"/>
           </w:tblBorders>
-        </w:tblPrEx>
-        <w:trPr>
-          <w:trHeight w:val="270" w:hRule="atLeast"/>
-        </w:trPr>
-        <w:tc>
-          <w:tcPr>
-            <w:tcW w:w="0" w:type="auto"/>
-            <w:tcBorders>
-              <w:top w:val="nil"/>
-              <w:left w:val="single" w:color="auto" w:sz="4" w:space="0"/>
-              <w:bottom w:val="single" w:color="auto" w:sz="4" w:space="0"/>
-              <w:right w:val="single" w:color="auto" w:sz="4" w:space="0"/>
-            </w:tcBorders>
-            <w:shd w:val="clear"/>
-            <w:noWrap/>
-            <w:vAlign w:val="center"/>
-          </w:tcPr>
-          <w:p>
-            <w:pPr>
-              <w:rPr>
-                <w:rFonts w:hint="eastAsia"/>
-                <w:b/>
-                <w:bCs/>
-              </w:rPr>
-            </w:pPr>
-            <w:r>
-              <w:rPr>
-                <w:rFonts w:hint="eastAsia"/>
-                <w:b/>
-                <w:bCs/>
-                <w:lang w:val="en-US" w:eastAsia="zh-CN"/>
-              </w:rPr>
-              <w:t>Global Shutter</w:t>
-            </w:r>
-          </w:p>
-        </w:tc>
-        <w:tc>
-          <w:tcPr>
-            <w:tcW w:w="0" w:type="auto"/>
-            <w:tcBorders>
-              <w:top w:val="nil"/>
-              <w:left w:val="nil"/>
-              <w:bottom w:val="single" w:color="auto" w:sz="4" w:space="0"/>
-              <w:right w:val="single" w:color="auto" w:sz="4" w:space="0"/>
-            </w:tcBorders>
-            <w:shd w:val="clear"/>
-            <w:noWrap/>
-            <w:vAlign w:val="center"/>
-          </w:tcPr>
-          <w:p>
-            <w:pPr>
-              <w:rPr>
-                <w:rFonts w:hint="eastAsia"/>
-              </w:rPr>
-            </w:pPr>
-            <w:r>
-              <w:rPr>
-                <w:rFonts w:hint="eastAsia"/>
-                <w:lang w:val="en-US" w:eastAsia="zh-CN"/>
-              </w:rPr>
-              <w:t>Yes</w:t>
-            </w:r>
-          </w:p>
-        </w:tc>
-      </w:tr>
-      <w:tr>
-        <w:tblPrEx>
-          <w:tblBorders>
-            <w:top w:val="none" w:color="auto" w:sz="0" w:space="0"/>
-            <w:left w:val="none" w:color="auto" w:sz="0" w:space="0"/>
-            <w:bottom w:val="none" w:color="auto" w:sz="0" w:space="0"/>
-            <w:right w:val="none" w:color="auto" w:sz="0" w:space="0"/>
-            <w:insideH w:val="none" w:color="auto" w:sz="0" w:space="0"/>
-            <w:insideV w:val="none" w:color="auto" w:sz="0" w:space="0"/>
-          </w:tblBorders>
-          <w:shd w:val="clear"/>
-        </w:tblPrEx>
-        <w:trPr>
-          <w:trHeight w:val="270" w:hRule="atLeast"/>
-        </w:trPr>
-        <w:tc>
-          <w:tcPr>
-            <w:tcW w:w="0" w:type="auto"/>
-            <w:tcBorders>
-              <w:top w:val="nil"/>
-              <w:left w:val="single" w:color="auto" w:sz="4" w:space="0"/>
-              <w:bottom w:val="single" w:color="auto" w:sz="4" w:space="0"/>
-              <w:right w:val="single" w:color="auto" w:sz="4" w:space="0"/>
-            </w:tcBorders>
-            <w:shd w:val="clear"/>
-            <w:noWrap/>
-            <w:vAlign w:val="center"/>
-          </w:tcPr>
-          <w:p>
-            <w:pPr>
-              <w:rPr>
-                <w:rFonts w:hint="eastAsia"/>
-                <w:b/>
-                <w:bCs/>
-              </w:rPr>
-            </w:pPr>
-            <w:r>
-              <w:rPr>
-                <w:rFonts w:hint="eastAsia"/>
-                <w:b/>
-                <w:bCs/>
-                <w:lang w:val="en-US" w:eastAsia="zh-CN"/>
-              </w:rPr>
-              <w:t>Source Code</w:t>
-            </w:r>
-          </w:p>
-        </w:tc>
-        <w:tc>
-          <w:tcPr>
-            <w:tcW w:w="0" w:type="auto"/>
-            <w:tcBorders>
-              <w:top w:val="nil"/>
-              <w:left w:val="nil"/>
-              <w:bottom w:val="nil"/>
-              <w:right w:val="nil"/>
-            </w:tcBorders>
-            <w:shd w:val="clear"/>
-            <w:noWrap/>
-            <w:vAlign w:val="center"/>
-          </w:tcPr>
-          <w:p>
-            <w:pPr>
-              <w:rPr>
-                <w:rFonts w:hint="eastAsia"/>
-              </w:rPr>
-            </w:pPr>
-            <w:r>
-              <w:rPr>
-                <w:rFonts w:hint="eastAsia"/>
-                <w:lang w:val="en-US" w:eastAsia="zh-CN"/>
-              </w:rPr>
-              <w:fldChar w:fldCharType="begin"/>
-            </w:r>
-            <w:r>
-              <w:rPr>
-                <w:rFonts w:hint="eastAsia"/>
-                <w:lang w:val="en-US" w:eastAsia="zh-CN"/>
-              </w:rPr>
-              <w:instrText xml:space="preserve"> HYPERLINK "https://github.com/INNO-MAKER/cam-mipiov7251-trigger" </w:instrText>
-            </w:r>
-            <w:r>
-              <w:rPr>
-                <w:rFonts w:hint="eastAsia"/>
-                <w:lang w:val="en-US" w:eastAsia="zh-CN"/>
-              </w:rPr>
-              <w:fldChar w:fldCharType="separate"/>
-            </w:r>
-            <w:r>
-              <w:rPr>
-                <w:rFonts w:hint="eastAsia"/>
-              </w:rPr>
-              <w:t>vc_mipi_ov7251_driver_pi_lattice_linux5.15.tar.gz</w:t>
-            </w:r>
-            <w:r>
-              <w:rPr>
-                <w:rFonts w:hint="eastAsia"/>
-                <w:lang w:val="en-US" w:eastAsia="zh-CN"/>
-              </w:rPr>
-              <w:fldChar w:fldCharType="end"/>
-            </w:r>
-          </w:p>
-        </w:tc>
-      </w:tr>
-      <w:tr>
-        <w:tblPrEx>
-          <w:tblBorders>
-            <w:top w:val="none" w:color="auto" w:sz="0" w:space="0"/>
-            <w:left w:val="none" w:color="auto" w:sz="0" w:space="0"/>
-            <w:bottom w:val="none" w:color="auto" w:sz="0" w:space="0"/>
-            <w:right w:val="none" w:color="auto" w:sz="0" w:space="0"/>
-            <w:insideH w:val="none" w:color="auto" w:sz="0" w:space="0"/>
-            <w:insideV w:val="none" w:color="auto" w:sz="0" w:space="0"/>
-          </w:tblBorders>
-          <w:shd w:val="clear"/>
+          <w:shd w:val="clear" w:color="auto" w:fill="auto"/>
           <w:tblCellMar>
             <w:top w:w="0" w:type="dxa"/>
             <w:left w:w="108" w:type="dxa"/>
@@ -1487,7 +1164,362 @@
               <w:bottom w:val="single" w:color="auto" w:sz="4" w:space="0"/>
               <w:right w:val="single" w:color="auto" w:sz="4" w:space="0"/>
             </w:tcBorders>
-            <w:shd w:val="clear"/>
+            <w:shd w:val="clear" w:color="auto" w:fill="auto"/>
+            <w:noWrap/>
+            <w:vAlign w:val="center"/>
+          </w:tcPr>
+          <w:p>
+            <w:pPr>
+              <w:rPr>
+                <w:rFonts w:hint="eastAsia"/>
+                <w:b/>
+                <w:bCs/>
+              </w:rPr>
+            </w:pPr>
+            <w:r>
+              <w:rPr>
+                <w:rFonts w:hint="eastAsia"/>
+                <w:b/>
+                <w:bCs/>
+                <w:lang w:val="en-US" w:eastAsia="zh-CN"/>
+              </w:rPr>
+              <w:t>Software Trigger</w:t>
+            </w:r>
+          </w:p>
+        </w:tc>
+        <w:tc>
+          <w:tcPr>
+            <w:tcW w:w="0" w:type="auto"/>
+            <w:tcBorders>
+              <w:top w:val="nil"/>
+              <w:left w:val="nil"/>
+              <w:bottom w:val="single" w:color="auto" w:sz="4" w:space="0"/>
+              <w:right w:val="single" w:color="auto" w:sz="4" w:space="0"/>
+            </w:tcBorders>
+            <w:shd w:val="clear" w:color="auto" w:fill="auto"/>
+            <w:noWrap/>
+            <w:vAlign w:val="center"/>
+          </w:tcPr>
+          <w:p>
+            <w:pPr>
+              <w:rPr>
+                <w:rFonts w:hint="eastAsia"/>
+              </w:rPr>
+            </w:pPr>
+            <w:r>
+              <w:rPr>
+                <w:rFonts w:hint="eastAsia"/>
+                <w:lang w:val="en-US" w:eastAsia="zh-CN"/>
+              </w:rPr>
+              <w:t>Yes</w:t>
+            </w:r>
+          </w:p>
+        </w:tc>
+      </w:tr>
+      <w:tr>
+        <w:tblPrEx>
+          <w:tblBorders>
+            <w:top w:val="none" w:color="auto" w:sz="0" w:space="0"/>
+            <w:left w:val="none" w:color="auto" w:sz="0" w:space="0"/>
+            <w:bottom w:val="none" w:color="auto" w:sz="0" w:space="0"/>
+            <w:right w:val="none" w:color="auto" w:sz="0" w:space="0"/>
+            <w:insideH w:val="none" w:color="auto" w:sz="0" w:space="0"/>
+            <w:insideV w:val="none" w:color="auto" w:sz="0" w:space="0"/>
+          </w:tblBorders>
+          <w:shd w:val="clear" w:color="auto" w:fill="auto"/>
+          <w:tblCellMar>
+            <w:top w:w="0" w:type="dxa"/>
+            <w:left w:w="108" w:type="dxa"/>
+            <w:bottom w:w="0" w:type="dxa"/>
+            <w:right w:w="108" w:type="dxa"/>
+          </w:tblCellMar>
+        </w:tblPrEx>
+        <w:trPr>
+          <w:trHeight w:val="270" w:hRule="atLeast"/>
+        </w:trPr>
+        <w:tc>
+          <w:tcPr>
+            <w:tcW w:w="0" w:type="auto"/>
+            <w:tcBorders>
+              <w:top w:val="nil"/>
+              <w:left w:val="single" w:color="auto" w:sz="4" w:space="0"/>
+              <w:bottom w:val="single" w:color="auto" w:sz="4" w:space="0"/>
+              <w:right w:val="single" w:color="auto" w:sz="4" w:space="0"/>
+            </w:tcBorders>
+            <w:shd w:val="clear" w:color="auto" w:fill="auto"/>
+            <w:noWrap/>
+            <w:vAlign w:val="center"/>
+          </w:tcPr>
+          <w:p>
+            <w:pPr>
+              <w:rPr>
+                <w:rFonts w:hint="eastAsia"/>
+                <w:b/>
+                <w:bCs/>
+              </w:rPr>
+            </w:pPr>
+            <w:r>
+              <w:rPr>
+                <w:rFonts w:hint="eastAsia"/>
+                <w:b/>
+                <w:bCs/>
+                <w:lang w:val="en-US" w:eastAsia="zh-CN"/>
+              </w:rPr>
+              <w:t>Hardware Trigger</w:t>
+            </w:r>
+          </w:p>
+        </w:tc>
+        <w:tc>
+          <w:tcPr>
+            <w:tcW w:w="0" w:type="auto"/>
+            <w:tcBorders>
+              <w:top w:val="nil"/>
+              <w:left w:val="nil"/>
+              <w:bottom w:val="single" w:color="auto" w:sz="4" w:space="0"/>
+              <w:right w:val="single" w:color="auto" w:sz="4" w:space="0"/>
+            </w:tcBorders>
+            <w:shd w:val="clear" w:color="auto" w:fill="auto"/>
+            <w:noWrap/>
+            <w:vAlign w:val="center"/>
+          </w:tcPr>
+          <w:p>
+            <w:pPr>
+              <w:rPr>
+                <w:rFonts w:hint="eastAsia"/>
+              </w:rPr>
+            </w:pPr>
+            <w:r>
+              <w:rPr>
+                <w:rFonts w:hint="eastAsia"/>
+                <w:lang w:val="en-US" w:eastAsia="zh-CN"/>
+              </w:rPr>
+              <w:t>Yes</w:t>
+            </w:r>
+          </w:p>
+        </w:tc>
+      </w:tr>
+      <w:tr>
+        <w:tblPrEx>
+          <w:tblBorders>
+            <w:top w:val="none" w:color="auto" w:sz="0" w:space="0"/>
+            <w:left w:val="none" w:color="auto" w:sz="0" w:space="0"/>
+            <w:bottom w:val="none" w:color="auto" w:sz="0" w:space="0"/>
+            <w:right w:val="none" w:color="auto" w:sz="0" w:space="0"/>
+            <w:insideH w:val="none" w:color="auto" w:sz="0" w:space="0"/>
+            <w:insideV w:val="none" w:color="auto" w:sz="0" w:space="0"/>
+          </w:tblBorders>
+          <w:shd w:val="clear" w:color="auto" w:fill="auto"/>
+          <w:tblCellMar>
+            <w:top w:w="0" w:type="dxa"/>
+            <w:left w:w="108" w:type="dxa"/>
+            <w:bottom w:w="0" w:type="dxa"/>
+            <w:right w:w="108" w:type="dxa"/>
+          </w:tblCellMar>
+        </w:tblPrEx>
+        <w:trPr>
+          <w:trHeight w:val="270" w:hRule="atLeast"/>
+        </w:trPr>
+        <w:tc>
+          <w:tcPr>
+            <w:tcW w:w="0" w:type="auto"/>
+            <w:tcBorders>
+              <w:top w:val="nil"/>
+              <w:left w:val="single" w:color="auto" w:sz="4" w:space="0"/>
+              <w:bottom w:val="single" w:color="auto" w:sz="4" w:space="0"/>
+              <w:right w:val="single" w:color="auto" w:sz="4" w:space="0"/>
+            </w:tcBorders>
+            <w:shd w:val="clear" w:color="auto" w:fill="auto"/>
+            <w:noWrap/>
+            <w:vAlign w:val="center"/>
+          </w:tcPr>
+          <w:p>
+            <w:pPr>
+              <w:rPr>
+                <w:rFonts w:hint="eastAsia"/>
+                <w:b/>
+                <w:bCs/>
+              </w:rPr>
+            </w:pPr>
+            <w:r>
+              <w:rPr>
+                <w:rFonts w:hint="eastAsia"/>
+                <w:b/>
+                <w:bCs/>
+                <w:lang w:val="en-US" w:eastAsia="zh-CN"/>
+              </w:rPr>
+              <w:t>Global Shutter</w:t>
+            </w:r>
+          </w:p>
+        </w:tc>
+        <w:tc>
+          <w:tcPr>
+            <w:tcW w:w="0" w:type="auto"/>
+            <w:tcBorders>
+              <w:top w:val="nil"/>
+              <w:left w:val="nil"/>
+              <w:bottom w:val="single" w:color="auto" w:sz="4" w:space="0"/>
+              <w:right w:val="single" w:color="auto" w:sz="4" w:space="0"/>
+            </w:tcBorders>
+            <w:shd w:val="clear" w:color="auto" w:fill="auto"/>
+            <w:noWrap/>
+            <w:vAlign w:val="center"/>
+          </w:tcPr>
+          <w:p>
+            <w:pPr>
+              <w:rPr>
+                <w:rFonts w:hint="eastAsia"/>
+              </w:rPr>
+            </w:pPr>
+            <w:r>
+              <w:rPr>
+                <w:rFonts w:hint="eastAsia"/>
+                <w:lang w:val="en-US" w:eastAsia="zh-CN"/>
+              </w:rPr>
+              <w:t>Yes</w:t>
+            </w:r>
+          </w:p>
+        </w:tc>
+      </w:tr>
+      <w:tr>
+        <w:tblPrEx>
+          <w:tblBorders>
+            <w:top w:val="none" w:color="auto" w:sz="0" w:space="0"/>
+            <w:left w:val="none" w:color="auto" w:sz="0" w:space="0"/>
+            <w:bottom w:val="none" w:color="auto" w:sz="0" w:space="0"/>
+            <w:right w:val="none" w:color="auto" w:sz="0" w:space="0"/>
+            <w:insideH w:val="none" w:color="auto" w:sz="0" w:space="0"/>
+            <w:insideV w:val="none" w:color="auto" w:sz="0" w:space="0"/>
+          </w:tblBorders>
+          <w:shd w:val="clear" w:color="auto" w:fill="auto"/>
+          <w:tblCellMar>
+            <w:top w:w="0" w:type="dxa"/>
+            <w:left w:w="108" w:type="dxa"/>
+            <w:bottom w:w="0" w:type="dxa"/>
+            <w:right w:w="108" w:type="dxa"/>
+          </w:tblCellMar>
+        </w:tblPrEx>
+        <w:trPr>
+          <w:trHeight w:val="270" w:hRule="atLeast"/>
+        </w:trPr>
+        <w:tc>
+          <w:tcPr>
+            <w:tcW w:w="0" w:type="auto"/>
+            <w:tcBorders>
+              <w:top w:val="nil"/>
+              <w:left w:val="single" w:color="auto" w:sz="4" w:space="0"/>
+              <w:bottom w:val="single" w:color="auto" w:sz="4" w:space="0"/>
+              <w:right w:val="single" w:color="auto" w:sz="4" w:space="0"/>
+            </w:tcBorders>
+            <w:shd w:val="clear" w:color="auto" w:fill="auto"/>
+            <w:noWrap/>
+            <w:vAlign w:val="center"/>
+          </w:tcPr>
+          <w:p>
+            <w:pPr>
+              <w:rPr>
+                <w:rFonts w:hint="eastAsia"/>
+                <w:b/>
+                <w:bCs/>
+              </w:rPr>
+            </w:pPr>
+            <w:r>
+              <w:rPr>
+                <w:rFonts w:hint="eastAsia"/>
+                <w:b/>
+                <w:bCs/>
+                <w:lang w:val="en-US" w:eastAsia="zh-CN"/>
+              </w:rPr>
+              <w:t>Source Code</w:t>
+            </w:r>
+          </w:p>
+        </w:tc>
+        <w:tc>
+          <w:tcPr>
+            <w:tcW w:w="0" w:type="auto"/>
+            <w:tcBorders>
+              <w:top w:val="nil"/>
+              <w:left w:val="nil"/>
+              <w:bottom w:val="nil"/>
+              <w:right w:val="nil"/>
+            </w:tcBorders>
+            <w:shd w:val="clear" w:color="auto" w:fill="auto"/>
+            <w:noWrap/>
+            <w:vAlign w:val="center"/>
+          </w:tcPr>
+          <w:p>
+            <w:pPr>
+              <w:rPr>
+                <w:rFonts w:hint="eastAsia"/>
+              </w:rPr>
+            </w:pPr>
+            <w:r>
+              <w:rPr>
+                <w:rFonts w:hint="eastAsia"/>
+                <w:lang w:val="en-US" w:eastAsia="zh-CN"/>
+              </w:rPr>
+              <w:fldChar w:fldCharType="begin"/>
+            </w:r>
+            <w:r>
+              <w:rPr>
+                <w:rFonts w:hint="eastAsia"/>
+                <w:lang w:val="en-US" w:eastAsia="zh-CN"/>
+              </w:rPr>
+              <w:instrText xml:space="preserve"> HYPERLINK "https://github.com/INNO-MAKER/cam-mipiov7251-trigger" </w:instrText>
+            </w:r>
+            <w:r>
+              <w:rPr>
+                <w:rFonts w:hint="eastAsia"/>
+                <w:lang w:val="en-US" w:eastAsia="zh-CN"/>
+              </w:rPr>
+              <w:fldChar w:fldCharType="separate"/>
+            </w:r>
+            <w:r>
+              <w:rPr>
+                <w:rFonts w:hint="eastAsia"/>
+              </w:rPr>
+              <w:t>vc_mipi_ov7251_driver_pi_lattice_linux5.15.tar.gz</w:t>
+            </w:r>
+            <w:r>
+              <w:rPr>
+                <w:rFonts w:hint="eastAsia"/>
+                <w:lang w:val="en-US" w:eastAsia="zh-CN"/>
+              </w:rPr>
+              <w:fldChar w:fldCharType="end"/>
+            </w:r>
+          </w:p>
+        </w:tc>
+      </w:tr>
+      <w:tr>
+        <w:tblPrEx>
+          <w:tblBorders>
+            <w:top w:val="none" w:color="auto" w:sz="0" w:space="0"/>
+            <w:left w:val="none" w:color="auto" w:sz="0" w:space="0"/>
+            <w:bottom w:val="none" w:color="auto" w:sz="0" w:space="0"/>
+            <w:right w:val="none" w:color="auto" w:sz="0" w:space="0"/>
+            <w:insideH w:val="none" w:color="auto" w:sz="0" w:space="0"/>
+            <w:insideV w:val="none" w:color="auto" w:sz="0" w:space="0"/>
+          </w:tblBorders>
+          <w:shd w:val="clear" w:color="auto" w:fill="auto"/>
+          <w:tblCellMar>
+            <w:top w:w="0" w:type="dxa"/>
+            <w:left w:w="108" w:type="dxa"/>
+            <w:bottom w:w="0" w:type="dxa"/>
+            <w:right w:w="108" w:type="dxa"/>
+          </w:tblCellMar>
+        </w:tblPrEx>
+        <w:trPr>
+          <w:trHeight w:val="270" w:hRule="atLeast"/>
+        </w:trPr>
+        <w:tc>
+          <w:tcPr>
+            <w:tcW w:w="0" w:type="auto"/>
+            <w:tcBorders>
+              <w:top w:val="nil"/>
+              <w:left w:val="single" w:color="auto" w:sz="4" w:space="0"/>
+              <w:bottom w:val="single" w:color="auto" w:sz="4" w:space="0"/>
+              <w:right w:val="single" w:color="auto" w:sz="4" w:space="0"/>
+            </w:tcBorders>
+            <w:shd w:val="clear" w:color="auto" w:fill="auto"/>
             <w:noWrap/>
             <w:vAlign w:val="center"/>
           </w:tcPr>
@@ -1519,7 +1551,7 @@
               <w:bottom w:val="single" w:color="auto" w:sz="4" w:space="0"/>
               <w:right w:val="single" w:color="auto" w:sz="4" w:space="0"/>
             </w:tcBorders>
-            <w:shd w:val="clear"/>
+            <w:shd w:val="clear" w:color="auto" w:fill="auto"/>
             <w:noWrap/>
             <w:vAlign w:val="center"/>
           </w:tcPr>
@@ -2874,6 +2906,80 @@
       </w:r>
       <w:r>
         <w:t>:</w:t>
+      </w:r>
+    </w:p>
+    <w:tbl>
+      <w:tblPr>
+        <w:tblStyle w:val="11"/>
+        <w:tblW w:w="0" w:type="auto"/>
+        <w:tblInd w:w="0" w:type="dxa"/>
+        <w:tblBorders>
+          <w:top w:val="single" w:color="auto" w:sz="4" w:space="0"/>
+          <w:left w:val="single" w:color="auto" w:sz="4" w:space="0"/>
+          <w:bottom w:val="single" w:color="auto" w:sz="4" w:space="0"/>
+          <w:right w:val="single" w:color="auto" w:sz="4" w:space="0"/>
+          <w:insideH w:val="single" w:color="auto" w:sz="4" w:space="0"/>
+          <w:insideV w:val="single" w:color="auto" w:sz="4" w:space="0"/>
+        </w:tblBorders>
+        <w:tblLayout w:type="autofit"/>
+        <w:tblCellMar>
+          <w:top w:w="0" w:type="dxa"/>
+          <w:left w:w="108" w:type="dxa"/>
+          <w:bottom w:w="0" w:type="dxa"/>
+          <w:right w:w="108" w:type="dxa"/>
+        </w:tblCellMar>
+      </w:tblPr>
+      <w:tblGrid>
+        <w:gridCol w:w="8522"/>
+      </w:tblGrid>
+      <w:tr>
+        <w:tblPrEx>
+          <w:tblBorders>
+            <w:top w:val="single" w:color="auto" w:sz="4" w:space="0"/>
+            <w:left w:val="single" w:color="auto" w:sz="4" w:space="0"/>
+            <w:bottom w:val="single" w:color="auto" w:sz="4" w:space="0"/>
+            <w:right w:val="single" w:color="auto" w:sz="4" w:space="0"/>
+            <w:insideH w:val="single" w:color="auto" w:sz="4" w:space="0"/>
+            <w:insideV w:val="single" w:color="auto" w:sz="4" w:space="0"/>
+          </w:tblBorders>
+        </w:tblPrEx>
+        <w:tc>
+          <w:tcPr>
+            <w:tcW w:w="8522" w:type="dxa"/>
+            <w:shd w:val="clear" w:color="auto" w:fill="80C588" w:themeFill="background1" w:themeFillShade="BF"/>
+          </w:tcPr>
+          <w:p>
+            <w:r>
+              <w:rPr>
+                <w:rFonts w:hint="eastAsia"/>
+              </w:rPr>
+              <w:t>$sudo git clone https://github.com/INNO-MAKER/cam-mipiov7251-trigger.git</w:t>
+            </w:r>
+          </w:p>
+        </w:tc>
+      </w:tr>
+    </w:tbl>
+    <w:p>
+      <w:r>
+        <w:t>Step</w:t>
+      </w:r>
+      <w:r>
+        <w:rPr>
+          <w:rFonts w:hint="eastAsia"/>
+        </w:rPr>
+        <w:t>2</w:t>
+      </w:r>
+      <w:r>
+        <w:t xml:space="preserve"> </w:t>
+      </w:r>
+      <w:r>
+        <w:rPr>
+          <w:rFonts w:hint="eastAsia"/>
+        </w:rPr>
+        <w:t>,</w:t>
+      </w:r>
+      <w:r>
+        <w:t>Install the linux kernel header by:</w:t>
       </w:r>
     </w:p>
     <w:tbl>
@@ -2920,87 +3026,7 @@
         <w:tc>
           <w:tcPr>
             <w:tcW w:w="8522" w:type="dxa"/>
-            <w:shd w:val="clear" w:color="auto" w:fill="BEBEBE" w:themeFill="background1" w:themeFillShade="BF"/>
-          </w:tcPr>
-          <w:p>
-            <w:r>
-              <w:rPr>
-                <w:rFonts w:hint="eastAsia"/>
-              </w:rPr>
-              <w:t>$sudo git clone https://github.com/INNO-MAKER/cam-mipiov7251-trigger.git</w:t>
-            </w:r>
-          </w:p>
-        </w:tc>
-      </w:tr>
-    </w:tbl>
-    <w:p>
-      <w:r>
-        <w:t>Step</w:t>
-      </w:r>
-      <w:r>
-        <w:rPr>
-          <w:rFonts w:hint="eastAsia"/>
-        </w:rPr>
-        <w:t>2</w:t>
-      </w:r>
-      <w:r>
-        <w:t xml:space="preserve"> </w:t>
-      </w:r>
-      <w:r>
-        <w:rPr>
-          <w:rFonts w:hint="eastAsia"/>
-        </w:rPr>
-        <w:t>,</w:t>
-      </w:r>
-      <w:r>
-        <w:t>Install the linux kernel header by:</w:t>
-      </w:r>
-    </w:p>
-    <w:tbl>
-      <w:tblPr>
-        <w:tblStyle w:val="11"/>
-        <w:tblW w:w="0" w:type="auto"/>
-        <w:tblInd w:w="0" w:type="dxa"/>
-        <w:tblBorders>
-          <w:top w:val="single" w:color="auto" w:sz="4" w:space="0"/>
-          <w:left w:val="single" w:color="auto" w:sz="4" w:space="0"/>
-          <w:bottom w:val="single" w:color="auto" w:sz="4" w:space="0"/>
-          <w:right w:val="single" w:color="auto" w:sz="4" w:space="0"/>
-          <w:insideH w:val="single" w:color="auto" w:sz="4" w:space="0"/>
-          <w:insideV w:val="single" w:color="auto" w:sz="4" w:space="0"/>
-        </w:tblBorders>
-        <w:tblLayout w:type="autofit"/>
-        <w:tblCellMar>
-          <w:top w:w="0" w:type="dxa"/>
-          <w:left w:w="108" w:type="dxa"/>
-          <w:bottom w:w="0" w:type="dxa"/>
-          <w:right w:w="108" w:type="dxa"/>
-        </w:tblCellMar>
-      </w:tblPr>
-      <w:tblGrid>
-        <w:gridCol w:w="8522"/>
-      </w:tblGrid>
-      <w:tr>
-        <w:tblPrEx>
-          <w:tblBorders>
-            <w:top w:val="single" w:color="auto" w:sz="4" w:space="0"/>
-            <w:left w:val="single" w:color="auto" w:sz="4" w:space="0"/>
-            <w:bottom w:val="single" w:color="auto" w:sz="4" w:space="0"/>
-            <w:right w:val="single" w:color="auto" w:sz="4" w:space="0"/>
-            <w:insideH w:val="single" w:color="auto" w:sz="4" w:space="0"/>
-            <w:insideV w:val="single" w:color="auto" w:sz="4" w:space="0"/>
-          </w:tblBorders>
-          <w:tblCellMar>
-            <w:top w:w="0" w:type="dxa"/>
-            <w:left w:w="108" w:type="dxa"/>
-            <w:bottom w:w="0" w:type="dxa"/>
-            <w:right w:w="108" w:type="dxa"/>
-          </w:tblCellMar>
-        </w:tblPrEx>
-        <w:tc>
-          <w:tcPr>
-            <w:tcW w:w="8522" w:type="dxa"/>
-            <w:shd w:val="clear" w:color="auto" w:fill="BEBEBE" w:themeFill="background1" w:themeFillShade="BF"/>
+            <w:shd w:val="clear" w:color="auto" w:fill="80C588" w:themeFill="background1" w:themeFillShade="BF"/>
           </w:tcPr>
           <w:p>
             <w:pPr>
@@ -3205,7 +3231,7 @@
               <w:tc>
                 <w:tcPr>
                   <w:tcW w:w="8070" w:type="dxa"/>
-                  <w:shd w:val="clear" w:color="auto" w:fill="A5A5A5" w:themeFill="background1" w:themeFillShade="A6"/>
+                  <w:shd w:val="clear" w:color="auto" w:fill="63B86C" w:themeFill="background1" w:themeFillShade="A6"/>
                 </w:tcPr>
                 <w:p>
                   <w:pPr>
@@ -3309,7 +3335,7 @@
               <w:tc>
                 <w:tcPr>
                   <w:tcW w:w="8522" w:type="dxa"/>
-                  <w:shd w:val="clear" w:color="auto" w:fill="A4A4A4" w:themeFill="background1" w:themeFillShade="A5"/>
+                  <w:shd w:val="clear" w:color="auto" w:fill="61B86B" w:themeFill="background1" w:themeFillShade="A5"/>
                 </w:tcPr>
                 <w:p>
                   <w:pPr>
@@ -3407,7 +3433,7 @@
         <w:tc>
           <w:tcPr>
             <w:tcW w:w="8522" w:type="dxa"/>
-            <w:shd w:val="clear" w:color="auto" w:fill="BEBEBE" w:themeFill="background1" w:themeFillShade="BF"/>
+            <w:shd w:val="clear" w:color="auto" w:fill="80C588" w:themeFill="background1" w:themeFillShade="BF"/>
           </w:tcPr>
           <w:p>
             <w:r>
@@ -3514,7 +3540,7 @@
         <w:tc>
           <w:tcPr>
             <w:tcW w:w="8522" w:type="dxa"/>
-            <w:shd w:val="clear" w:color="auto" w:fill="BEBEBE" w:themeFill="background1" w:themeFillShade="BF"/>
+            <w:shd w:val="clear" w:color="auto" w:fill="80C588" w:themeFill="background1" w:themeFillShade="BF"/>
           </w:tcPr>
           <w:p>
             <w:r>
@@ -3577,7 +3603,7 @@
           <w:insideH w:val="single" w:color="auto" w:sz="4" w:space="0"/>
           <w:insideV w:val="single" w:color="auto" w:sz="4" w:space="0"/>
         </w:tblBorders>
-        <w:shd w:val="clear" w:color="auto" w:fill="D7D7D7" w:themeFill="background1" w:themeFillShade="D8"/>
+        <w:shd w:val="clear" w:color="auto" w:fill="9ED3A3" w:themeFill="background1" w:themeFillShade="D8"/>
         <w:tblLayout w:type="autofit"/>
         <w:tblCellMar>
           <w:top w:w="0" w:type="dxa"/>
@@ -3599,6 +3625,7 @@
             <w:insideH w:val="single" w:color="auto" w:sz="4" w:space="0"/>
             <w:insideV w:val="single" w:color="auto" w:sz="4" w:space="0"/>
           </w:tblBorders>
+          <w:shd w:val="clear" w:color="auto" w:fill="9ED3A3" w:themeFill="background1" w:themeFillShade="D8"/>
           <w:tblCellMar>
             <w:top w:w="0" w:type="dxa"/>
             <w:left w:w="108" w:type="dxa"/>
@@ -3609,7 +3636,7 @@
         <w:tc>
           <w:tcPr>
             <w:tcW w:w="8522" w:type="dxa"/>
-            <w:shd w:val="clear" w:color="auto" w:fill="BEBEBE" w:themeFill="background1" w:themeFillShade="BF"/>
+            <w:shd w:val="clear" w:color="auto" w:fill="80C588" w:themeFill="background1" w:themeFillShade="BF"/>
           </w:tcPr>
           <w:p>
             <w:r>
@@ -3678,7 +3705,7 @@
         <w:tc>
           <w:tcPr>
             <w:tcW w:w="8522" w:type="dxa"/>
-            <w:shd w:val="clear" w:color="auto" w:fill="BEBEBE" w:themeFill="background1" w:themeFillShade="BF"/>
+            <w:shd w:val="clear" w:color="auto" w:fill="80C588" w:themeFill="background1" w:themeFillShade="BF"/>
           </w:tcPr>
           <w:p>
             <w:r>
@@ -3723,11 +3750,17 @@
             <w:insideH w:val="single" w:color="auto" w:sz="4" w:space="0"/>
             <w:insideV w:val="single" w:color="auto" w:sz="4" w:space="0"/>
           </w:tblBorders>
+          <w:tblCellMar>
+            <w:top w:w="0" w:type="dxa"/>
+            <w:left w:w="108" w:type="dxa"/>
+            <w:bottom w:w="0" w:type="dxa"/>
+            <w:right w:w="108" w:type="dxa"/>
+          </w:tblCellMar>
         </w:tblPrEx>
         <w:tc>
           <w:tcPr>
             <w:tcW w:w="8522" w:type="dxa"/>
-            <w:shd w:val="clear" w:color="auto" w:fill="BEBEBE" w:themeFill="background1" w:themeFillShade="BF"/>
+            <w:shd w:val="clear" w:color="auto" w:fill="80C588" w:themeFill="background1" w:themeFillShade="BF"/>
           </w:tcPr>
           <w:p>
             <w:r>
@@ -3753,6 +3786,7 @@
     <w:p>
       <w:pPr>
         <w:rPr>
+          <w:rFonts w:hint="eastAsia"/>
           <w:b/>
           <w:bCs/>
         </w:rPr>
@@ -3763,7 +3797,23 @@
           <w:b/>
           <w:bCs/>
         </w:rPr>
-        <w:t>*** Remark If USE pi zero(bcm2835)</w:t>
+        <w:t xml:space="preserve">*** Remark </w:t>
+      </w:r>
+    </w:p>
+    <w:p>
+      <w:pPr>
+        <w:rPr>
+          <w:b/>
+          <w:bCs/>
+        </w:rPr>
+      </w:pPr>
+      <w:r>
+        <w:rPr>
+          <w:rFonts w:hint="eastAsia"/>
+          <w:b/>
+          <w:bCs/>
+        </w:rPr>
+        <w:t>If USE pi zero(bcm2835)</w:t>
       </w:r>
     </w:p>
     <w:tbl>
@@ -3779,7 +3829,7 @@
           <w:insideH w:val="single" w:color="auto" w:sz="4" w:space="0"/>
           <w:insideV w:val="single" w:color="auto" w:sz="4" w:space="0"/>
         </w:tblBorders>
-        <w:shd w:val="clear" w:color="auto" w:fill="D7D7D7" w:themeFill="background1" w:themeFillShade="D8"/>
+        <w:shd w:val="clear" w:color="auto" w:fill="9ED3A3" w:themeFill="background1" w:themeFillShade="D8"/>
         <w:tblLayout w:type="autofit"/>
         <w:tblCellMar>
           <w:top w:w="0" w:type="dxa"/>
@@ -3801,12 +3851,12 @@
             <w:insideH w:val="single" w:color="auto" w:sz="4" w:space="0"/>
             <w:insideV w:val="single" w:color="auto" w:sz="4" w:space="0"/>
           </w:tblBorders>
-          <w:shd w:val="clear" w:color="auto" w:fill="D7D7D7" w:themeFill="background1" w:themeFillShade="D8"/>
+          <w:shd w:val="clear" w:color="auto" w:fill="9ED3A3" w:themeFill="background1" w:themeFillShade="D8"/>
         </w:tblPrEx>
         <w:tc>
           <w:tcPr>
             <w:tcW w:w="8522" w:type="dxa"/>
-            <w:shd w:val="clear" w:color="auto" w:fill="BEBEBE" w:themeFill="background1" w:themeFillShade="BF"/>
+            <w:shd w:val="clear" w:color="auto" w:fill="80C588" w:themeFill="background1" w:themeFillShade="BF"/>
           </w:tcPr>
           <w:p>
             <w:r>
@@ -3840,7 +3890,24 @@
           <w:b/>
           <w:bCs/>
         </w:rPr>
-        <w:t xml:space="preserve">*** If you wish to usd raspberry pi </w:t>
+        <w:t>If you wish to us</w:t>
+      </w:r>
+      <w:r>
+        <w:rPr>
+          <w:rFonts w:hint="eastAsia"/>
+          <w:b/>
+          <w:bCs/>
+          <w:lang w:val="en-US" w:eastAsia="zh-CN"/>
+        </w:rPr>
+        <w:t>e</w:t>
+      </w:r>
+      <w:r>
+        <w:rPr>
+          <w:rFonts w:hint="eastAsia"/>
+          <w:b/>
+          <w:bCs/>
+        </w:rPr>
+        <w:t xml:space="preserve"> raspberry pi </w:t>
       </w:r>
       <w:r>
         <w:rPr>
@@ -3876,7 +3943,7 @@
           <w:insideH w:val="single" w:color="auto" w:sz="4" w:space="0"/>
           <w:insideV w:val="single" w:color="auto" w:sz="4" w:space="0"/>
         </w:tblBorders>
-        <w:shd w:val="clear" w:color="auto" w:fill="D7D7D7" w:themeFill="background1" w:themeFillShade="D8"/>
+        <w:shd w:val="clear" w:color="auto" w:fill="9ED3A3" w:themeFill="background1" w:themeFillShade="D8"/>
         <w:tblLayout w:type="autofit"/>
         <w:tblCellMar>
           <w:top w:w="0" w:type="dxa"/>
@@ -3898,12 +3965,12 @@
             <w:insideH w:val="single" w:color="auto" w:sz="4" w:space="0"/>
             <w:insideV w:val="single" w:color="auto" w:sz="4" w:space="0"/>
           </w:tblBorders>
-          <w:shd w:val="clear" w:color="auto" w:fill="D7D7D7" w:themeFill="background1" w:themeFillShade="D8"/>
+          <w:shd w:val="clear" w:color="auto" w:fill="9ED3A3" w:themeFill="background1" w:themeFillShade="D8"/>
         </w:tblPrEx>
         <w:tc>
           <w:tcPr>
             <w:tcW w:w="8522" w:type="dxa"/>
-            <w:shd w:val="clear" w:color="auto" w:fill="BEBEBE" w:themeFill="background1" w:themeFillShade="BF"/>
+            <w:shd w:val="clear" w:color="auto" w:fill="80C588" w:themeFill="background1" w:themeFillShade="BF"/>
           </w:tcPr>
           <w:p>
             <w:r>
@@ -3918,6 +3985,179 @@
         <w:t>.</w:t>
       </w:r>
     </w:p>
+    <w:p>
+      <w:pPr>
+        <w:rPr>
+          <w:rFonts w:hint="default" w:eastAsiaTheme="minorEastAsia"/>
+          <w:b/>
+          <w:bCs/>
+          <w:lang w:val="en-US" w:eastAsia="zh-CN"/>
+        </w:rPr>
+      </w:pPr>
+      <w:r>
+        <w:rPr>
+          <w:rFonts w:hint="eastAsia"/>
+          <w:b/>
+          <w:bCs/>
+        </w:rPr>
+        <w:t>If you wish to us</w:t>
+      </w:r>
+      <w:r>
+        <w:rPr>
+          <w:rFonts w:hint="eastAsia"/>
+          <w:b/>
+          <w:bCs/>
+          <w:lang w:val="en-US" w:eastAsia="zh-CN"/>
+        </w:rPr>
+        <w:t>e</w:t>
+      </w:r>
+      <w:r>
+        <w:rPr>
+          <w:rFonts w:hint="eastAsia"/>
+          <w:b/>
+          <w:bCs/>
+        </w:rPr>
+        <w:t xml:space="preserve"> </w:t>
+      </w:r>
+      <w:r>
+        <w:rPr>
+          <w:rFonts w:hint="eastAsia"/>
+          <w:b/>
+          <w:bCs/>
+          <w:lang w:val="en-US" w:eastAsia="zh-CN"/>
+        </w:rPr>
+        <w:t>dual camera for cm4</w:t>
+      </w:r>
+    </w:p>
+    <w:p>
+      <w:pPr>
+        <w:rPr/>
+      </w:pPr>
+      <w:r>
+        <w:rPr>
+          <w:rFonts w:hint="eastAsia"/>
+          <w:lang w:val="en-US" w:eastAsia="zh-CN"/>
+        </w:rPr>
+        <w:t>step1,</w:t>
+      </w:r>
+    </w:p>
+    <w:p>
+      <w:pPr>
+        <w:rPr>
+          <w:rFonts w:hint="eastAsia"/>
+        </w:rPr>
+      </w:pPr>
+      <w:r>
+        <w:rPr>
+          <w:rFonts w:hint="eastAsia"/>
+          <w:lang w:val="en-US" w:eastAsia="zh-CN"/>
+        </w:rPr>
+        <w:t xml:space="preserve">Copy </w:t>
+      </w:r>
+      <w:r>
+        <w:rPr>
+          <w:rFonts w:hint="eastAsia"/>
+          <w:b/>
+          <w:bCs/>
+          <w:lang w:val="en-US" w:eastAsia="zh-CN"/>
+        </w:rPr>
+        <w:t>inno_mipi_ov9281_cm4_dual.dtbo</w:t>
+      </w:r>
+      <w:r>
+        <w:rPr>
+          <w:rFonts w:hint="eastAsia"/>
+          <w:lang w:val="en-US" w:eastAsia="zh-CN"/>
+        </w:rPr>
+        <w:t xml:space="preserve"> to /boot/overlays</w:t>
+      </w:r>
+    </w:p>
+    <w:p>
+      <w:pPr>
+        <w:rPr>
+          <w:rFonts w:hint="eastAsia"/>
+        </w:rPr>
+      </w:pPr>
+      <w:r>
+        <w:rPr>
+          <w:rFonts w:hint="eastAsia"/>
+          <w:lang w:val="en-US" w:eastAsia="zh-CN"/>
+        </w:rPr>
+        <w:t>step2</w:t>
+      </w:r>
+    </w:p>
+    <w:p>
+      <w:pPr>
+        <w:rPr>
+          <w:rFonts w:hint="default"/>
+          <w:lang w:val="en-US"/>
+        </w:rPr>
+      </w:pPr>
+      <w:r>
+        <w:rPr>
+          <w:rFonts w:hint="eastAsia"/>
+          <w:lang w:val="en-US" w:eastAsia="zh-CN"/>
+        </w:rPr>
+        <w:t>Add below content to config.txt then reboot</w:t>
+      </w:r>
+      <w:bookmarkStart w:id="0" w:name="_GoBack"/>
+      <w:bookmarkEnd w:id="0"/>
+    </w:p>
+    <w:tbl>
+      <w:tblPr>
+        <w:tblStyle w:val="11"/>
+        <w:tblW w:w="0" w:type="auto"/>
+        <w:tblInd w:w="0" w:type="dxa"/>
+        <w:tblBorders>
+          <w:top w:val="single" w:color="auto" w:sz="4" w:space="0"/>
+          <w:left w:val="single" w:color="auto" w:sz="4" w:space="0"/>
+          <w:bottom w:val="single" w:color="auto" w:sz="4" w:space="0"/>
+          <w:right w:val="single" w:color="auto" w:sz="4" w:space="0"/>
+          <w:insideH w:val="single" w:color="auto" w:sz="4" w:space="0"/>
+          <w:insideV w:val="single" w:color="auto" w:sz="4" w:space="0"/>
+        </w:tblBorders>
+        <w:shd w:val="clear" w:color="auto" w:fill="9ED3A3" w:themeFill="background1" w:themeFillShade="D8"/>
+        <w:tblLayout w:type="autofit"/>
+        <w:tblCellMar>
+          <w:top w:w="0" w:type="dxa"/>
+          <w:left w:w="108" w:type="dxa"/>
+          <w:bottom w:w="0" w:type="dxa"/>
+          <w:right w:w="108" w:type="dxa"/>
+        </w:tblCellMar>
+      </w:tblPr>
+      <w:tblGrid>
+        <w:gridCol w:w="8522"/>
+      </w:tblGrid>
+      <w:tr>
+        <w:tblPrEx>
+          <w:tblBorders>
+            <w:top w:val="single" w:color="auto" w:sz="4" w:space="0"/>
+            <w:left w:val="single" w:color="auto" w:sz="4" w:space="0"/>
+            <w:bottom w:val="single" w:color="auto" w:sz="4" w:space="0"/>
+            <w:right w:val="single" w:color="auto" w:sz="4" w:space="0"/>
+            <w:insideH w:val="single" w:color="auto" w:sz="4" w:space="0"/>
+            <w:insideV w:val="single" w:color="auto" w:sz="4" w:space="0"/>
+          </w:tblBorders>
+          <w:shd w:val="clear" w:color="auto" w:fill="9ED3A3" w:themeFill="background1" w:themeFillShade="D8"/>
+        </w:tblPrEx>
+        <w:tc>
+          <w:tcPr>
+            <w:tcW w:w="8522" w:type="dxa"/>
+            <w:shd w:val="clear" w:color="auto" w:fill="80C588" w:themeFill="background1" w:themeFillShade="BF"/>
+          </w:tcPr>
+          <w:p>
+            <w:r>
+              <w:t>dtoverlay=</w:t>
+            </w:r>
+            <w:r>
+              <w:rPr>
+                <w:rFonts w:hint="eastAsia"/>
+              </w:rPr>
+              <w:t>inno_mipi_ov7251_cm4_dual</w:t>
+            </w:r>
+          </w:p>
+        </w:tc>
+      </w:tr>
+    </w:tbl>
     <w:p>
       <w:r>
         <w:rPr>
@@ -4474,7 +4714,7 @@
         <w:tc>
           <w:tcPr>
             <w:tcW w:w="8522" w:type="dxa"/>
-            <w:shd w:val="clear" w:color="auto" w:fill="BEBEBE" w:themeFill="background1" w:themeFillShade="BF"/>
+            <w:shd w:val="clear" w:color="auto" w:fill="80C588" w:themeFill="background1" w:themeFillShade="BF"/>
           </w:tcPr>
           <w:p>
             <w:r>
@@ -4547,6 +4787,101 @@
           <w:bCs/>
         </w:rPr>
         <w:t>Get camera module work mode information:</w:t>
+      </w:r>
+    </w:p>
+    <w:tbl>
+      <w:tblPr>
+        <w:tblStyle w:val="11"/>
+        <w:tblW w:w="0" w:type="auto"/>
+        <w:tblInd w:w="0" w:type="dxa"/>
+        <w:tblBorders>
+          <w:top w:val="single" w:color="auto" w:sz="4" w:space="0"/>
+          <w:left w:val="single" w:color="auto" w:sz="4" w:space="0"/>
+          <w:bottom w:val="single" w:color="auto" w:sz="4" w:space="0"/>
+          <w:right w:val="single" w:color="auto" w:sz="4" w:space="0"/>
+          <w:insideH w:val="single" w:color="auto" w:sz="4" w:space="0"/>
+          <w:insideV w:val="single" w:color="auto" w:sz="4" w:space="0"/>
+        </w:tblBorders>
+        <w:tblLayout w:type="autofit"/>
+        <w:tblCellMar>
+          <w:top w:w="0" w:type="dxa"/>
+          <w:left w:w="108" w:type="dxa"/>
+          <w:bottom w:w="0" w:type="dxa"/>
+          <w:right w:w="108" w:type="dxa"/>
+        </w:tblCellMar>
+      </w:tblPr>
+      <w:tblGrid>
+        <w:gridCol w:w="8522"/>
+      </w:tblGrid>
+      <w:tr>
+        <w:tblPrEx>
+          <w:tblBorders>
+            <w:top w:val="single" w:color="auto" w:sz="4" w:space="0"/>
+            <w:left w:val="single" w:color="auto" w:sz="4" w:space="0"/>
+            <w:bottom w:val="single" w:color="auto" w:sz="4" w:space="0"/>
+            <w:right w:val="single" w:color="auto" w:sz="4" w:space="0"/>
+            <w:insideH w:val="single" w:color="auto" w:sz="4" w:space="0"/>
+            <w:insideV w:val="single" w:color="auto" w:sz="4" w:space="0"/>
+          </w:tblBorders>
+        </w:tblPrEx>
+        <w:tc>
+          <w:tcPr>
+            <w:tcW w:w="8522" w:type="dxa"/>
+            <w:shd w:val="clear" w:color="auto" w:fill="80C588" w:themeFill="background1" w:themeFillShade="BF"/>
+          </w:tcPr>
+          <w:p>
+            <w:pPr>
+              <w:rPr>
+                <w:b/>
+                <w:bCs/>
+              </w:rPr>
+            </w:pPr>
+            <w:r>
+              <w:t>$ modinfo inno_mipi_ov7251</w:t>
+            </w:r>
+          </w:p>
+        </w:tc>
+      </w:tr>
+    </w:tbl>
+    <w:p>
+      <w:pPr>
+        <w:rPr>
+          <w:b/>
+          <w:bCs/>
+        </w:rPr>
+      </w:pPr>
+    </w:p>
+    <w:p>
+      <w:pPr>
+        <w:pStyle w:val="2"/>
+      </w:pPr>
+      <w:r>
+        <w:rPr>
+          <w:rFonts w:hint="eastAsia"/>
+        </w:rPr>
+        <w:t>S</w:t>
+      </w:r>
+      <w:r>
+        <w:t xml:space="preserve">oftware </w:t>
+      </w:r>
+      <w:r>
+        <w:rPr>
+          <w:rFonts w:hint="eastAsia"/>
+        </w:rPr>
+        <w:t>T</w:t>
+      </w:r>
+      <w:r>
+        <w:t>rigger:</w:t>
+      </w:r>
+    </w:p>
+    <w:p>
+      <w:r>
+        <w:t>Step1 : set camera work in external trigger mode.</w:t>
+      </w:r>
+    </w:p>
+    <w:p>
+      <w:r>
+        <w:t>For example set the module work in mode3</w:t>
       </w:r>
     </w:p>
     <w:tbl>
@@ -4593,42 +4928,36 @@
         <w:tc>
           <w:tcPr>
             <w:tcW w:w="8522" w:type="dxa"/>
-            <w:shd w:val="clear" w:color="auto" w:fill="BEBEBE" w:themeFill="background1" w:themeFillShade="BF"/>
+            <w:shd w:val="clear" w:color="auto" w:fill="80C588" w:themeFill="background1" w:themeFillShade="BF"/>
           </w:tcPr>
           <w:p>
-            <w:pPr>
-              <w:rPr>
-                <w:b/>
-                <w:bCs/>
-              </w:rPr>
-            </w:pPr>
-            <w:r>
-              <w:t>$ modinfo inno_mipi_ov7251</w:t>
+            <w:r>
+              <w:rPr>
+                <w:rFonts w:hint="eastAsia"/>
+              </w:rPr>
+              <w:t>$</w:t>
+            </w:r>
+            <w:r>
+              <w:t xml:space="preserve"> sudo make setmode</w:t>
+            </w:r>
+            <w:r>
+              <w:rPr>
+                <w:rFonts w:hint="eastAsia"/>
+              </w:rPr>
+              <w:t>3</w:t>
             </w:r>
           </w:p>
         </w:tc>
       </w:tr>
     </w:tbl>
     <w:p>
-      <w:pPr>
-        <w:rPr>
-          <w:b/>
-          <w:bCs/>
-        </w:rPr>
-      </w:pPr>
-    </w:p>
-    <w:p>
-      <w:pPr>
-        <w:pStyle w:val="2"/>
-      </w:pPr>
-      <w:r>
-        <w:rPr>
-          <w:rFonts w:hint="eastAsia"/>
-        </w:rPr>
-        <w:t>S</w:t>
-      </w:r>
-      <w:r>
-        <w:t xml:space="preserve">oftware </w:t>
+      <w:r>
+        <w:t xml:space="preserve">Open /dev/video0 device in VLC </w:t>
+      </w:r>
+    </w:p>
+    <w:p>
+      <w:r>
+        <w:t xml:space="preserve">Step2: </w:t>
       </w:r>
       <w:r>
         <w:rPr>
@@ -4637,17 +4966,77 @@
         <w:t>T</w:t>
       </w:r>
       <w:r>
-        <w:t>rigger:</w:t>
-      </w:r>
-    </w:p>
-    <w:p>
-      <w:r>
-        <w:t>Step1 : set camera work in external trigger mode.</w:t>
-      </w:r>
-    </w:p>
-    <w:p>
-      <w:r>
-        <w:t>For example set the module work in mode3</w:t>
+        <w:t>ransfer software trigger command through i2c bus</w:t>
+      </w:r>
+    </w:p>
+    <w:tbl>
+      <w:tblPr>
+        <w:tblStyle w:val="11"/>
+        <w:tblW w:w="0" w:type="auto"/>
+        <w:tblInd w:w="0" w:type="dxa"/>
+        <w:tblBorders>
+          <w:top w:val="single" w:color="auto" w:sz="4" w:space="0"/>
+          <w:left w:val="single" w:color="auto" w:sz="4" w:space="0"/>
+          <w:bottom w:val="single" w:color="auto" w:sz="4" w:space="0"/>
+          <w:right w:val="single" w:color="auto" w:sz="4" w:space="0"/>
+          <w:insideH w:val="single" w:color="auto" w:sz="4" w:space="0"/>
+          <w:insideV w:val="single" w:color="auto" w:sz="4" w:space="0"/>
+        </w:tblBorders>
+        <w:tblLayout w:type="autofit"/>
+        <w:tblCellMar>
+          <w:top w:w="0" w:type="dxa"/>
+          <w:left w:w="108" w:type="dxa"/>
+          <w:bottom w:w="0" w:type="dxa"/>
+          <w:right w:w="108" w:type="dxa"/>
+        </w:tblCellMar>
+      </w:tblPr>
+      <w:tblGrid>
+        <w:gridCol w:w="8522"/>
+      </w:tblGrid>
+      <w:tr>
+        <w:tblPrEx>
+          <w:tblBorders>
+            <w:top w:val="single" w:color="auto" w:sz="4" w:space="0"/>
+            <w:left w:val="single" w:color="auto" w:sz="4" w:space="0"/>
+            <w:bottom w:val="single" w:color="auto" w:sz="4" w:space="0"/>
+            <w:right w:val="single" w:color="auto" w:sz="4" w:space="0"/>
+            <w:insideH w:val="single" w:color="auto" w:sz="4" w:space="0"/>
+            <w:insideV w:val="single" w:color="auto" w:sz="4" w:space="0"/>
+          </w:tblBorders>
+        </w:tblPrEx>
+        <w:tc>
+          <w:tcPr>
+            <w:tcW w:w="8522" w:type="dxa"/>
+            <w:shd w:val="clear" w:color="auto" w:fill="80C588" w:themeFill="background1" w:themeFillShade="BF"/>
+          </w:tcPr>
+          <w:p>
+            <w:r>
+              <w:rPr>
+                <w:rFonts w:hint="eastAsia"/>
+              </w:rPr>
+              <w:t>$</w:t>
+            </w:r>
+            <w:r>
+              <w:t xml:space="preserve"> i2cset -f -y 10 0x10 204 1 </w:t>
+            </w:r>
+          </w:p>
+        </w:tc>
+      </w:tr>
+    </w:tbl>
+    <w:p>
+      <w:r>
+        <w:t>Remark:</w:t>
+      </w:r>
+    </w:p>
+    <w:p>
+      <w:r>
+        <w:rPr>
+          <w:rFonts w:hint="eastAsia"/>
+        </w:rPr>
+        <w:t xml:space="preserve">*** </w:t>
+      </w:r>
+      <w:r>
+        <w:t>Set the sensor module back to external hardware trigger mode by:</w:t>
       </w:r>
     </w:p>
     <w:tbl>
@@ -4694,7 +5083,7 @@
         <w:tc>
           <w:tcPr>
             <w:tcW w:w="8522" w:type="dxa"/>
-            <w:shd w:val="clear" w:color="auto" w:fill="BEBEBE" w:themeFill="background1" w:themeFillShade="BF"/>
+            <w:shd w:val="clear" w:color="auto" w:fill="80C588" w:themeFill="background1" w:themeFillShade="BF"/>
           </w:tcPr>
           <w:p>
             <w:r>
@@ -4704,26 +5093,25 @@
               <w:t>$</w:t>
             </w:r>
             <w:r>
-              <w:t xml:space="preserve"> sudo make setmode</w:t>
-            </w:r>
-            <w:r>
-              <w:rPr>
-                <w:rFonts w:hint="eastAsia"/>
-              </w:rPr>
-              <w:t>3</w:t>
+              <w:t xml:space="preserve"> i2cset -f -y 10 0x10 204 0</w:t>
             </w:r>
           </w:p>
         </w:tc>
       </w:tr>
     </w:tbl>
-    <w:p>
-      <w:r>
-        <w:t xml:space="preserve">Open /dev/video0 device in VLC </w:t>
-      </w:r>
-    </w:p>
-    <w:p>
-      <w:r>
-        <w:t xml:space="preserve">Step2: </w:t>
+    <w:p/>
+    <w:p>
+      <w:pPr>
+        <w:pStyle w:val="2"/>
+      </w:pPr>
+      <w:r>
+        <w:rPr>
+          <w:rFonts w:hint="eastAsia"/>
+        </w:rPr>
+        <w:t>H</w:t>
+      </w:r>
+      <w:r>
+        <w:t xml:space="preserve">ardware </w:t>
       </w:r>
       <w:r>
         <w:rPr>
@@ -4732,7 +5120,18 @@
         <w:t>T</w:t>
       </w:r>
       <w:r>
-        <w:t>ransfer software trigger command through i2c bus</w:t>
+        <w:t>rigger :</w:t>
+      </w:r>
+    </w:p>
+    <w:p>
+      <w:r>
+        <w:rPr>
+          <w:rFonts w:hint="eastAsia"/>
+        </w:rPr>
+        <w:t xml:space="preserve">*** </w:t>
+      </w:r>
+      <w:r>
+        <w:t>Set the sensor module back to external hardware trigger mode by:</w:t>
       </w:r>
     </w:p>
     <w:tbl>
@@ -4779,77 +5178,7 @@
         <w:tc>
           <w:tcPr>
             <w:tcW w:w="8522" w:type="dxa"/>
-            <w:shd w:val="clear" w:color="auto" w:fill="BEBEBE" w:themeFill="background1" w:themeFillShade="BF"/>
-          </w:tcPr>
-          <w:p>
-            <w:r>
-              <w:rPr>
-                <w:rFonts w:hint="eastAsia"/>
-              </w:rPr>
-              <w:t>$</w:t>
-            </w:r>
-            <w:r>
-              <w:t xml:space="preserve"> i2cset -f -y 10 0x10 204 1 </w:t>
-            </w:r>
-          </w:p>
-        </w:tc>
-      </w:tr>
-    </w:tbl>
-    <w:p>
-      <w:r>
-        <w:t>Remark:</w:t>
-      </w:r>
-    </w:p>
-    <w:p>
-      <w:r>
-        <w:rPr>
-          <w:rFonts w:hint="eastAsia"/>
-        </w:rPr>
-        <w:t xml:space="preserve">*** </w:t>
-      </w:r>
-      <w:r>
-        <w:t>Set the sensor module back to external hardware trigger mode by:</w:t>
-      </w:r>
-    </w:p>
-    <w:tbl>
-      <w:tblPr>
-        <w:tblStyle w:val="11"/>
-        <w:tblW w:w="0" w:type="auto"/>
-        <w:tblInd w:w="0" w:type="dxa"/>
-        <w:tblBorders>
-          <w:top w:val="single" w:color="auto" w:sz="4" w:space="0"/>
-          <w:left w:val="single" w:color="auto" w:sz="4" w:space="0"/>
-          <w:bottom w:val="single" w:color="auto" w:sz="4" w:space="0"/>
-          <w:right w:val="single" w:color="auto" w:sz="4" w:space="0"/>
-          <w:insideH w:val="single" w:color="auto" w:sz="4" w:space="0"/>
-          <w:insideV w:val="single" w:color="auto" w:sz="4" w:space="0"/>
-        </w:tblBorders>
-        <w:tblLayout w:type="autofit"/>
-        <w:tblCellMar>
-          <w:top w:w="0" w:type="dxa"/>
-          <w:left w:w="108" w:type="dxa"/>
-          <w:bottom w:w="0" w:type="dxa"/>
-          <w:right w:w="108" w:type="dxa"/>
-        </w:tblCellMar>
-      </w:tblPr>
-      <w:tblGrid>
-        <w:gridCol w:w="8522"/>
-      </w:tblGrid>
-      <w:tr>
-        <w:tblPrEx>
-          <w:tblBorders>
-            <w:top w:val="single" w:color="auto" w:sz="4" w:space="0"/>
-            <w:left w:val="single" w:color="auto" w:sz="4" w:space="0"/>
-            <w:bottom w:val="single" w:color="auto" w:sz="4" w:space="0"/>
-            <w:right w:val="single" w:color="auto" w:sz="4" w:space="0"/>
-            <w:insideH w:val="single" w:color="auto" w:sz="4" w:space="0"/>
-            <w:insideV w:val="single" w:color="auto" w:sz="4" w:space="0"/>
-          </w:tblBorders>
-        </w:tblPrEx>
-        <w:tc>
-          <w:tcPr>
-            <w:tcW w:w="8522" w:type="dxa"/>
-            <w:shd w:val="clear" w:color="auto" w:fill="BEBEBE" w:themeFill="background1" w:themeFillShade="BF"/>
+            <w:shd w:val="clear" w:color="auto" w:fill="80C588" w:themeFill="background1" w:themeFillShade="BF"/>
           </w:tcPr>
           <w:p>
             <w:r>
@@ -4868,36 +5197,166 @@
     <w:p/>
     <w:p>
       <w:pPr>
-        <w:pStyle w:val="2"/>
+        <w:pStyle w:val="3"/>
       </w:pPr>
       <w:r>
         <w:rPr>
           <w:rFonts w:hint="eastAsia"/>
         </w:rPr>
-        <w:t>H</w:t>
-      </w:r>
-      <w:r>
-        <w:t xml:space="preserve">ardware </w:t>
-      </w:r>
-      <w:r>
-        <w:rPr>
-          <w:rFonts w:hint="eastAsia"/>
-        </w:rPr>
-        <w:t>T</w:t>
-      </w:r>
-      <w:r>
-        <w:t>rigger :</w:t>
-      </w:r>
-    </w:p>
-    <w:p>
-      <w:r>
-        <w:rPr>
-          <w:rFonts w:hint="eastAsia"/>
-        </w:rPr>
-        <w:t xml:space="preserve">*** </w:t>
-      </w:r>
-      <w:r>
-        <w:t>Set the sensor module back to external hardware trigger mode by:</w:t>
+        <w:t>Wire connection</w:t>
+      </w:r>
+    </w:p>
+    <w:p>
+      <w:pPr>
+        <w:widowControl/>
+        <w:jc w:val="left"/>
+      </w:pPr>
+      <w:r>
+        <w:rPr>
+          <w:rFonts w:ascii="Calibri" w:hAnsi="Calibri" w:eastAsia="宋体" w:cs="Calibri"/>
+          <w:color w:val="000000"/>
+          <w:kern w:val="0"/>
+          <w:sz w:val="20"/>
+          <w:szCs w:val="20"/>
+          <w:lang w:bidi="ar"/>
+        </w:rPr>
+        <w:t>You can connect the TRIG- to the GND Pin and connect the TRIG+ to 3.3V Pin of Raspberry Pi to</w:t>
+      </w:r>
+    </w:p>
+    <w:p>
+      <w:pPr>
+        <w:widowControl/>
+        <w:jc w:val="left"/>
+        <w:rPr>
+          <w:rFonts w:ascii="Calibri" w:hAnsi="Calibri" w:eastAsia="宋体" w:cs="Calibri"/>
+          <w:color w:val="000000"/>
+          <w:kern w:val="0"/>
+          <w:sz w:val="20"/>
+          <w:szCs w:val="20"/>
+          <w:lang w:bidi="ar"/>
+        </w:rPr>
+      </w:pPr>
+      <w:r>
+        <w:rPr>
+          <w:rFonts w:ascii="Calibri" w:hAnsi="Calibri" w:eastAsia="宋体" w:cs="Calibri"/>
+          <w:color w:val="000000"/>
+          <w:kern w:val="0"/>
+          <w:sz w:val="20"/>
+          <w:szCs w:val="20"/>
+          <w:lang w:bidi="ar"/>
+        </w:rPr>
+        <w:t>simulate a trigger signal. This test function will comes with repeated trigger signal sometime.</w:t>
+      </w:r>
+    </w:p>
+    <w:p>
+      <w:pPr>
+        <w:widowControl/>
+        <w:jc w:val="left"/>
+        <w:rPr>
+          <w:rFonts w:ascii="Calibri" w:hAnsi="Calibri" w:eastAsia="宋体" w:cs="Calibri"/>
+          <w:color w:val="000000"/>
+          <w:kern w:val="0"/>
+          <w:sz w:val="20"/>
+          <w:szCs w:val="20"/>
+          <w:lang w:bidi="ar"/>
+        </w:rPr>
+      </w:pPr>
+      <w:r>
+        <w:drawing>
+          <wp:inline distT="0" distB="0" distL="114300" distR="114300">
+            <wp:extent cx="4798060" cy="4798060"/>
+            <wp:effectExtent l="0" t="0" r="2540" b="2540"/>
+            <wp:docPr id="20" name="图片 17"/>
+            <wp:cNvGraphicFramePr>
+              <a:graphicFrameLocks xmlns:a="http://schemas.openxmlformats.org/drawingml/2006/main" noChangeAspect="1"/>
+            </wp:cNvGraphicFramePr>
+            <a:graphic xmlns:a="http://schemas.openxmlformats.org/drawingml/2006/main">
+              <a:graphicData uri="http://schemas.openxmlformats.org/drawingml/2006/picture">
+                <pic:pic xmlns:pic="http://schemas.openxmlformats.org/drawingml/2006/picture">
+                  <pic:nvPicPr>
+                    <pic:cNvPr id="20" name="图片 17"/>
+                    <pic:cNvPicPr>
+                      <a:picLocks noChangeAspect="1"/>
+                    </pic:cNvPicPr>
+                  </pic:nvPicPr>
+                  <pic:blipFill>
+                    <a:blip r:embed="rId23"/>
+                    <a:stretch>
+                      <a:fillRect/>
+                    </a:stretch>
+                  </pic:blipFill>
+                  <pic:spPr>
+                    <a:xfrm>
+                      <a:off x="0" y="0"/>
+                      <a:ext cx="4798060" cy="4798060"/>
+                    </a:xfrm>
+                    <a:prstGeom prst="rect">
+                      <a:avLst/>
+                    </a:prstGeom>
+                    <a:noFill/>
+                    <a:ln>
+                      <a:noFill/>
+                    </a:ln>
+                  </pic:spPr>
+                </pic:pic>
+              </a:graphicData>
+            </a:graphic>
+          </wp:inline>
+        </w:drawing>
+      </w:r>
+      <w:r>
+        <w:drawing>
+          <wp:inline distT="0" distB="0" distL="114300" distR="114300">
+            <wp:extent cx="1790700" cy="781050"/>
+            <wp:effectExtent l="0" t="0" r="0" b="0"/>
+            <wp:docPr id="21" name="图片 18"/>
+            <wp:cNvGraphicFramePr>
+              <a:graphicFrameLocks xmlns:a="http://schemas.openxmlformats.org/drawingml/2006/main" noChangeAspect="1"/>
+            </wp:cNvGraphicFramePr>
+            <a:graphic xmlns:a="http://schemas.openxmlformats.org/drawingml/2006/main">
+              <a:graphicData uri="http://schemas.openxmlformats.org/drawingml/2006/picture">
+                <pic:pic xmlns:pic="http://schemas.openxmlformats.org/drawingml/2006/picture">
+                  <pic:nvPicPr>
+                    <pic:cNvPr id="21" name="图片 18"/>
+                    <pic:cNvPicPr>
+                      <a:picLocks noChangeAspect="1"/>
+                    </pic:cNvPicPr>
+                  </pic:nvPicPr>
+                  <pic:blipFill>
+                    <a:blip r:embed="rId24"/>
+                    <a:stretch>
+                      <a:fillRect/>
+                    </a:stretch>
+                  </pic:blipFill>
+                  <pic:spPr>
+                    <a:xfrm>
+                      <a:off x="0" y="0"/>
+                      <a:ext cx="1790700" cy="781050"/>
+                    </a:xfrm>
+                    <a:prstGeom prst="rect">
+                      <a:avLst/>
+                    </a:prstGeom>
+                    <a:noFill/>
+                    <a:ln>
+                      <a:noFill/>
+                    </a:ln>
+                  </pic:spPr>
+                </pic:pic>
+              </a:graphicData>
+            </a:graphic>
+          </wp:inline>
+        </w:drawing>
+      </w:r>
+    </w:p>
+    <w:p/>
+    <w:p>
+      <w:r>
+        <w:t>Step1 : set camera work in external trigger mode.</w:t>
+      </w:r>
+    </w:p>
+    <w:p>
+      <w:r>
+        <w:t>For example set the module work in mode3</w:t>
       </w:r>
     </w:p>
     <w:tbl>
@@ -4944,7 +5403,7 @@
         <w:tc>
           <w:tcPr>
             <w:tcW w:w="8522" w:type="dxa"/>
-            <w:shd w:val="clear" w:color="auto" w:fill="BEBEBE" w:themeFill="background1" w:themeFillShade="BF"/>
+            <w:shd w:val="clear" w:color="auto" w:fill="80C588" w:themeFill="background1" w:themeFillShade="BF"/>
           </w:tcPr>
           <w:p>
             <w:r>
@@ -4954,175 +5413,25 @@
               <w:t>$</w:t>
             </w:r>
             <w:r>
-              <w:t xml:space="preserve"> i2cset -f -y 10 0x10 204 0</w:t>
+              <w:t xml:space="preserve"> sudo make setmode3</w:t>
             </w:r>
           </w:p>
         </w:tc>
       </w:tr>
     </w:tbl>
-    <w:p/>
-    <w:p>
-      <w:pPr>
-        <w:pStyle w:val="3"/>
-      </w:pPr>
-      <w:r>
-        <w:rPr>
-          <w:rFonts w:hint="eastAsia"/>
-        </w:rPr>
-        <w:t>Wire connection</w:t>
-      </w:r>
-    </w:p>
-    <w:p>
-      <w:pPr>
-        <w:widowControl/>
-        <w:jc w:val="left"/>
-      </w:pPr>
-      <w:r>
-        <w:rPr>
-          <w:rFonts w:ascii="Calibri" w:hAnsi="Calibri" w:eastAsia="宋体" w:cs="Calibri"/>
-          <w:color w:val="000000"/>
-          <w:kern w:val="0"/>
-          <w:sz w:val="20"/>
-          <w:szCs w:val="20"/>
-          <w:lang w:bidi="ar"/>
-        </w:rPr>
-        <w:t>You can connect the TRIG- to the GND Pin and connect the TRIG+ to 3.3V Pin of Raspberry Pi to</w:t>
-      </w:r>
-    </w:p>
-    <w:p>
-      <w:pPr>
-        <w:widowControl/>
-        <w:jc w:val="left"/>
-        <w:rPr>
-          <w:rFonts w:ascii="Calibri" w:hAnsi="Calibri" w:eastAsia="宋体" w:cs="Calibri"/>
-          <w:color w:val="000000"/>
-          <w:kern w:val="0"/>
-          <w:sz w:val="20"/>
-          <w:szCs w:val="20"/>
-          <w:lang w:bidi="ar"/>
-        </w:rPr>
-      </w:pPr>
-      <w:r>
-        <w:rPr>
-          <w:rFonts w:ascii="Calibri" w:hAnsi="Calibri" w:eastAsia="宋体" w:cs="Calibri"/>
-          <w:color w:val="000000"/>
-          <w:kern w:val="0"/>
-          <w:sz w:val="20"/>
-          <w:szCs w:val="20"/>
-          <w:lang w:bidi="ar"/>
-        </w:rPr>
-        <w:t>simulate a trigger signal. This test function will comes with repeated trigger signal sometime.</w:t>
-      </w:r>
-    </w:p>
-    <w:p>
-      <w:pPr>
-        <w:widowControl/>
-        <w:jc w:val="left"/>
-        <w:rPr>
-          <w:rFonts w:ascii="Calibri" w:hAnsi="Calibri" w:eastAsia="宋体" w:cs="Calibri"/>
-          <w:color w:val="000000"/>
-          <w:kern w:val="0"/>
-          <w:sz w:val="20"/>
-          <w:szCs w:val="20"/>
-          <w:lang w:bidi="ar"/>
-        </w:rPr>
-      </w:pPr>
-      <w:r>
-        <w:drawing>
-          <wp:inline distT="0" distB="0" distL="114300" distR="114300">
-            <wp:extent cx="4798060" cy="4798060"/>
-            <wp:effectExtent l="0" t="0" r="2540" b="2540"/>
-            <wp:docPr id="20" name="图片 17"/>
-            <wp:cNvGraphicFramePr>
-              <a:graphicFrameLocks xmlns:a="http://schemas.openxmlformats.org/drawingml/2006/main" noChangeAspect="1"/>
-            </wp:cNvGraphicFramePr>
-            <a:graphic xmlns:a="http://schemas.openxmlformats.org/drawingml/2006/main">
-              <a:graphicData uri="http://schemas.openxmlformats.org/drawingml/2006/picture">
-                <pic:pic xmlns:pic="http://schemas.openxmlformats.org/drawingml/2006/picture">
-                  <pic:nvPicPr>
-                    <pic:cNvPr id="20" name="图片 17"/>
-                    <pic:cNvPicPr>
-                      <a:picLocks noChangeAspect="1"/>
-                    </pic:cNvPicPr>
-                  </pic:nvPicPr>
-                  <pic:blipFill>
-                    <a:blip r:embed="rId23"/>
-                    <a:stretch>
-                      <a:fillRect/>
-                    </a:stretch>
-                  </pic:blipFill>
-                  <pic:spPr>
-                    <a:xfrm>
-                      <a:off x="0" y="0"/>
-                      <a:ext cx="4798060" cy="4798060"/>
-                    </a:xfrm>
-                    <a:prstGeom prst="rect">
-                      <a:avLst/>
-                    </a:prstGeom>
-                    <a:noFill/>
-                    <a:ln>
-                      <a:noFill/>
-                    </a:ln>
-                  </pic:spPr>
-                </pic:pic>
-              </a:graphicData>
-            </a:graphic>
-          </wp:inline>
-        </w:drawing>
-      </w:r>
-      <w:r>
-        <w:drawing>
-          <wp:inline distT="0" distB="0" distL="114300" distR="114300">
-            <wp:extent cx="1790700" cy="781050"/>
-            <wp:effectExtent l="0" t="0" r="0" b="0"/>
-            <wp:docPr id="21" name="图片 18"/>
-            <wp:cNvGraphicFramePr>
-              <a:graphicFrameLocks xmlns:a="http://schemas.openxmlformats.org/drawingml/2006/main" noChangeAspect="1"/>
-            </wp:cNvGraphicFramePr>
-            <a:graphic xmlns:a="http://schemas.openxmlformats.org/drawingml/2006/main">
-              <a:graphicData uri="http://schemas.openxmlformats.org/drawingml/2006/picture">
-                <pic:pic xmlns:pic="http://schemas.openxmlformats.org/drawingml/2006/picture">
-                  <pic:nvPicPr>
-                    <pic:cNvPr id="21" name="图片 18"/>
-                    <pic:cNvPicPr>
-                      <a:picLocks noChangeAspect="1"/>
-                    </pic:cNvPicPr>
-                  </pic:nvPicPr>
-                  <pic:blipFill>
-                    <a:blip r:embed="rId24"/>
-                    <a:stretch>
-                      <a:fillRect/>
-                    </a:stretch>
-                  </pic:blipFill>
-                  <pic:spPr>
-                    <a:xfrm>
-                      <a:off x="0" y="0"/>
-                      <a:ext cx="1790700" cy="781050"/>
-                    </a:xfrm>
-                    <a:prstGeom prst="rect">
-                      <a:avLst/>
-                    </a:prstGeom>
-                    <a:noFill/>
-                    <a:ln>
-                      <a:noFill/>
-                    </a:ln>
-                  </pic:spPr>
-                </pic:pic>
-              </a:graphicData>
-            </a:graphic>
-          </wp:inline>
-        </w:drawing>
-      </w:r>
-    </w:p>
-    <w:p/>
-    <w:p>
-      <w:r>
-        <w:t>Step1 : set camera work in external trigger mode.</w:t>
-      </w:r>
-    </w:p>
-    <w:p>
-      <w:r>
-        <w:t>For example set the module work in mode3</w:t>
+    <w:p>
+      <w:r>
+        <w:t xml:space="preserve">Open /dev/video0 device in VLC </w:t>
+      </w:r>
+    </w:p>
+    <w:p>
+      <w:r>
+        <w:t>Step2: Put external trigger signal through TRIG pin head.</w:t>
+      </w:r>
+    </w:p>
+    <w:p>
+      <w:r>
+        <w:t>For example a 3.3v gpio rising edge signal will trigger the frame output.</w:t>
       </w:r>
     </w:p>
     <w:tbl>
@@ -5169,82 +5478,7 @@
         <w:tc>
           <w:tcPr>
             <w:tcW w:w="8522" w:type="dxa"/>
-            <w:shd w:val="clear" w:color="auto" w:fill="BEBEBE" w:themeFill="background1" w:themeFillShade="BF"/>
-          </w:tcPr>
-          <w:p>
-            <w:r>
-              <w:rPr>
-                <w:rFonts w:hint="eastAsia"/>
-              </w:rPr>
-              <w:t>$</w:t>
-            </w:r>
-            <w:r>
-              <w:t xml:space="preserve"> sudo make setmode3</w:t>
-            </w:r>
-          </w:p>
-        </w:tc>
-      </w:tr>
-    </w:tbl>
-    <w:p>
-      <w:r>
-        <w:t xml:space="preserve">Open /dev/video0 device in VLC </w:t>
-      </w:r>
-    </w:p>
-    <w:p>
-      <w:r>
-        <w:t>Step2: Put external trigger signal through TRIG pin head.</w:t>
-      </w:r>
-    </w:p>
-    <w:p>
-      <w:r>
-        <w:t>For example a 3.3v gpio rising edge signal will trigger the frame output.</w:t>
-      </w:r>
-    </w:p>
-    <w:tbl>
-      <w:tblPr>
-        <w:tblStyle w:val="11"/>
-        <w:tblW w:w="0" w:type="auto"/>
-        <w:tblInd w:w="0" w:type="dxa"/>
-        <w:tblBorders>
-          <w:top w:val="single" w:color="auto" w:sz="4" w:space="0"/>
-          <w:left w:val="single" w:color="auto" w:sz="4" w:space="0"/>
-          <w:bottom w:val="single" w:color="auto" w:sz="4" w:space="0"/>
-          <w:right w:val="single" w:color="auto" w:sz="4" w:space="0"/>
-          <w:insideH w:val="single" w:color="auto" w:sz="4" w:space="0"/>
-          <w:insideV w:val="single" w:color="auto" w:sz="4" w:space="0"/>
-        </w:tblBorders>
-        <w:tblLayout w:type="autofit"/>
-        <w:tblCellMar>
-          <w:top w:w="0" w:type="dxa"/>
-          <w:left w:w="108" w:type="dxa"/>
-          <w:bottom w:w="0" w:type="dxa"/>
-          <w:right w:w="108" w:type="dxa"/>
-        </w:tblCellMar>
-      </w:tblPr>
-      <w:tblGrid>
-        <w:gridCol w:w="8522"/>
-      </w:tblGrid>
-      <w:tr>
-        <w:tblPrEx>
-          <w:tblBorders>
-            <w:top w:val="single" w:color="auto" w:sz="4" w:space="0"/>
-            <w:left w:val="single" w:color="auto" w:sz="4" w:space="0"/>
-            <w:bottom w:val="single" w:color="auto" w:sz="4" w:space="0"/>
-            <w:right w:val="single" w:color="auto" w:sz="4" w:space="0"/>
-            <w:insideH w:val="single" w:color="auto" w:sz="4" w:space="0"/>
-            <w:insideV w:val="single" w:color="auto" w:sz="4" w:space="0"/>
-          </w:tblBorders>
-          <w:tblCellMar>
-            <w:top w:w="0" w:type="dxa"/>
-            <w:left w:w="108" w:type="dxa"/>
-            <w:bottom w:w="0" w:type="dxa"/>
-            <w:right w:w="108" w:type="dxa"/>
-          </w:tblCellMar>
-        </w:tblPrEx>
-        <w:tc>
-          <w:tcPr>
-            <w:tcW w:w="8522" w:type="dxa"/>
-            <w:shd w:val="clear" w:color="auto" w:fill="BEBEBE" w:themeFill="background1" w:themeFillShade="BF"/>
+            <w:shd w:val="clear" w:color="auto" w:fill="80C588" w:themeFill="background1" w:themeFillShade="BF"/>
           </w:tcPr>
           <w:p>
             <w:r>
@@ -6104,6 +6338,7 @@
     <w:name w:val="标题 4 字符"/>
     <w:basedOn w:val="12"/>
     <w:link w:val="5"/>
+    <w:qFormat/>
     <w:uiPriority w:val="9"/>
     <w:rPr>
       <w:rFonts w:asciiTheme="majorHAnsi" w:hAnsiTheme="majorHAnsi" w:eastAsiaTheme="majorEastAsia" w:cstheme="majorBidi"/>
@@ -6118,6 +6353,7 @@
     <w:name w:val="标题 5 字符"/>
     <w:basedOn w:val="12"/>
     <w:link w:val="6"/>
+    <w:qFormat/>
     <w:uiPriority w:val="9"/>
     <w:rPr>
       <w:rFonts w:asciiTheme="minorHAnsi" w:hAnsiTheme="minorHAnsi" w:eastAsiaTheme="minorEastAsia" w:cstheme="minorBidi"/>
@@ -6146,6 +6382,7 @@
   <w:style w:type="character" w:customStyle="1" w:styleId="17">
     <w:name w:val="font51"/>
     <w:basedOn w:val="12"/>
+    <w:qFormat/>
     <w:uiPriority w:val="0"/>
     <w:rPr>
       <w:rFonts w:hint="eastAsia" w:ascii="宋体" w:hAnsi="宋体" w:eastAsia="宋体" w:cs="宋体"/>
@@ -6180,7 +6417,7 @@
         <a:sysClr val="windowText" lastClr="000000"/>
       </a:dk1>
       <a:lt1>
-        <a:sysClr val="window" lastClr="FFFFFF"/>
+        <a:sysClr val="window" lastClr="CCE8CF"/>
       </a:lt1>
       <a:dk2>
         <a:srgbClr val="44546A"/>
